--- a/fuentes/CF02_12150026.docx
+++ b/fuentes/CF02_12150026.docx
@@ -1,6 +1,6 @@
 
 <file path=word/document.xml><?xml version="1.0" encoding="utf-8"?>
-<w:document xmlns:wpc="http://schemas.microsoft.com/office/word/2010/wordprocessingCanvas" xmlns:cx="http://schemas.microsoft.com/office/drawing/2014/chartex" xmlns:cx1="http://schemas.microsoft.com/office/drawing/2015/9/8/chartex" xmlns:cx2="http://schemas.microsoft.com/office/drawing/2015/10/21/chartex" xmlns:cx3="http://schemas.microsoft.com/office/drawing/2016/5/9/chartex" xmlns:cx4="http://schemas.microsoft.com/office/drawing/2016/5/10/chartex" xmlns:cx5="http://schemas.microsoft.com/office/drawing/2016/5/11/chartex" xmlns:cx6="http://schemas.microsoft.com/office/drawing/2016/5/12/chartex" xmlns:cx7="http://schemas.microsoft.com/office/drawing/2016/5/13/chartex" xmlns:cx8="http://schemas.microsoft.com/office/drawing/2016/5/14/chartex" xmlns:mc="http://schemas.openxmlformats.org/markup-compatibility/2006" xmlns:aink="http://schemas.microsoft.com/office/drawing/2016/ink" xmlns:am3d="http://schemas.microsoft.com/office/drawing/2017/model3d" xmlns:o="urn:schemas-microsoft-com:office:office" xmlns:r="http://schemas.openxmlformats.org/officeDocument/2006/relationships" xmlns:m="http://schemas.openxmlformats.org/officeDocument/2006/math" xmlns:v="urn:schemas-microsoft-com:vml" xmlns:wp14="http://schemas.microsoft.com/office/word/2010/wordprocessingDrawing" xmlns:wp="http://schemas.openxmlformats.org/drawingml/2006/wordprocessingDrawing" xmlns:w10="urn:schemas-microsoft-com:office:word" xmlns:w="http://schemas.openxmlformats.org/wordprocessingml/2006/main" xmlns:w14="http://schemas.microsoft.com/office/word/2010/wordml" xmlns:w15="http://schemas.microsoft.com/office/word/2012/wordml" xmlns:w16cid="http://schemas.microsoft.com/office/word/2016/wordml/cid" xmlns:w16se="http://schemas.microsoft.com/office/word/2015/wordml/symex" xmlns:wpg="http://schemas.microsoft.com/office/word/2010/wordprocessingGroup" xmlns:wpi="http://schemas.microsoft.com/office/word/2010/wordprocessingInk" xmlns:wne="http://schemas.microsoft.com/office/word/2006/wordml" xmlns:wps="http://schemas.microsoft.com/office/word/2010/wordprocessingShape" xmlns:a="http://schemas.openxmlformats.org/drawingml/2006/main" xmlns:pic="http://schemas.openxmlformats.org/drawingml/2006/picture" xmlns:a14="http://schemas.microsoft.com/office/drawing/2010/main" mc:Ignorable="w14 w15 w16se w16cid wp14">
+<w:document xmlns:wpc="http://schemas.microsoft.com/office/word/2010/wordprocessingCanvas" xmlns:cx="http://schemas.microsoft.com/office/drawing/2014/chartex" xmlns:cx1="http://schemas.microsoft.com/office/drawing/2015/9/8/chartex" xmlns:cx2="http://schemas.microsoft.com/office/drawing/2015/10/21/chartex" xmlns:cx3="http://schemas.microsoft.com/office/drawing/2016/5/9/chartex" xmlns:cx4="http://schemas.microsoft.com/office/drawing/2016/5/10/chartex" xmlns:cx5="http://schemas.microsoft.com/office/drawing/2016/5/11/chartex" xmlns:cx6="http://schemas.microsoft.com/office/drawing/2016/5/12/chartex" xmlns:cx7="http://schemas.microsoft.com/office/drawing/2016/5/13/chartex" xmlns:cx8="http://schemas.microsoft.com/office/drawing/2016/5/14/chartex" xmlns:mc="http://schemas.openxmlformats.org/markup-compatibility/2006" xmlns:aink="http://schemas.microsoft.com/office/drawing/2016/ink" xmlns:am3d="http://schemas.microsoft.com/office/drawing/2017/model3d" xmlns:o="urn:schemas-microsoft-com:office:office" xmlns:oel="http://schemas.microsoft.com/office/2019/extlst" xmlns:r="http://schemas.openxmlformats.org/officeDocument/2006/relationships" xmlns:m="http://schemas.openxmlformats.org/officeDocument/2006/math" xmlns:v="urn:schemas-microsoft-com:vml" xmlns:wp14="http://schemas.microsoft.com/office/word/2010/wordprocessingDrawing" xmlns:wp="http://schemas.openxmlformats.org/drawingml/2006/wordprocessingDrawing" xmlns:w10="urn:schemas-microsoft-com:office:word" xmlns:w="http://schemas.openxmlformats.org/wordprocessingml/2006/main" xmlns:w14="http://schemas.microsoft.com/office/word/2010/wordml" xmlns:w15="http://schemas.microsoft.com/office/word/2012/wordml" xmlns:w16cex="http://schemas.microsoft.com/office/word/2018/wordml/cex" xmlns:w16cid="http://schemas.microsoft.com/office/word/2016/wordml/cid" xmlns:w16="http://schemas.microsoft.com/office/word/2018/wordml" xmlns:w16du="http://schemas.microsoft.com/office/word/2023/wordml/word16du" xmlns:w16sdtdh="http://schemas.microsoft.com/office/word/2020/wordml/sdtdatahash" xmlns:w16sdtfl="http://schemas.microsoft.com/office/word/2024/wordml/sdtformatlock" xmlns:w16se="http://schemas.microsoft.com/office/word/2015/wordml/symex" xmlns:wpg="http://schemas.microsoft.com/office/word/2010/wordprocessingGroup" xmlns:wpi="http://schemas.microsoft.com/office/word/2010/wordprocessingInk" xmlns:wne="http://schemas.microsoft.com/office/word/2006/wordml" xmlns:wps="http://schemas.microsoft.com/office/word/2010/wordprocessingShape" mc:Ignorable="w14 w15 w16se w16cid w16 w16cex w16sdtdh w16sdtfl w16du wp14">
   <w:body>
     <w:p>
       <w:pPr>
@@ -76,12 +76,12 @@
         <w:tblW w:w="9962" w:type="dxa"/>
         <w:tblInd w:w="0" w:type="dxa"/>
         <w:tblBorders>
-          <w:top w:val="single" w:color="000000" w:sz="4" w:space="0"/>
-          <w:left w:val="single" w:color="000000" w:sz="4" w:space="0"/>
-          <w:bottom w:val="single" w:color="000000" w:sz="4" w:space="0"/>
-          <w:right w:val="single" w:color="000000" w:sz="4" w:space="0"/>
-          <w:insideH w:val="single" w:color="000000" w:sz="4" w:space="0"/>
-          <w:insideV w:val="single" w:color="000000" w:sz="4" w:space="0"/>
+          <w:top w:val="single" w:sz="4" w:space="0" w:color="000000"/>
+          <w:left w:val="single" w:sz="4" w:space="0" w:color="000000"/>
+          <w:bottom w:val="single" w:sz="4" w:space="0" w:color="000000"/>
+          <w:right w:val="single" w:sz="4" w:space="0" w:color="000000"/>
+          <w:insideH w:val="single" w:sz="4" w:space="0" w:color="000000"/>
+          <w:insideV w:val="single" w:sz="4" w:space="0" w:color="000000"/>
         </w:tblBorders>
         <w:tblLayout w:type="fixed"/>
         <w:tblLook w:val="0400" w:firstRow="0" w:lastRow="0" w:firstColumn="0" w:lastColumn="0" w:noHBand="0" w:noVBand="1"/>
@@ -187,12 +187,12 @@
         <w:tblW w:w="9962" w:type="dxa"/>
         <w:tblInd w:w="0" w:type="dxa"/>
         <w:tblBorders>
-          <w:top w:val="single" w:color="000000" w:sz="4" w:space="0"/>
-          <w:left w:val="single" w:color="000000" w:sz="4" w:space="0"/>
-          <w:bottom w:val="single" w:color="000000" w:sz="4" w:space="0"/>
-          <w:right w:val="single" w:color="000000" w:sz="4" w:space="0"/>
-          <w:insideH w:val="single" w:color="000000" w:sz="4" w:space="0"/>
-          <w:insideV w:val="single" w:color="000000" w:sz="4" w:space="0"/>
+          <w:top w:val="single" w:sz="4" w:space="0" w:color="000000"/>
+          <w:left w:val="single" w:sz="4" w:space="0" w:color="000000"/>
+          <w:bottom w:val="single" w:sz="4" w:space="0" w:color="000000"/>
+          <w:right w:val="single" w:sz="4" w:space="0" w:color="000000"/>
+          <w:insideH w:val="single" w:sz="4" w:space="0" w:color="000000"/>
+          <w:insideV w:val="single" w:sz="4" w:space="0" w:color="000000"/>
         </w:tblBorders>
         <w:tblLayout w:type="fixed"/>
         <w:tblLook w:val="0400" w:firstRow="0" w:lastRow="0" w:firstColumn="0" w:lastColumn="0" w:noHBand="0" w:noVBand="1"/>
@@ -259,18 +259,7 @@
                 <w:sz w:val="20"/>
                 <w:szCs w:val="20"/>
               </w:rPr>
-              <w:t xml:space="preserve">Evaluar planes de operación según </w:t>
-            </w:r>
-            <w:bookmarkStart w:name="_GoBack" w:id="0"/>
-            <w:bookmarkEnd w:id="0"/>
-            <w:r>
-              <w:rPr>
-                <w:b w:val="0"/>
-                <w:bCs/>
-                <w:sz w:val="20"/>
-                <w:szCs w:val="20"/>
-              </w:rPr>
-              <w:t>metodologías y modelo de</w:t>
+              <w:t>Evaluar planes de operación según metodologías y modelo de</w:t>
             </w:r>
           </w:p>
           <w:p>
@@ -363,12 +352,12 @@
         <w:tblW w:w="9962" w:type="dxa"/>
         <w:tblInd w:w="0" w:type="dxa"/>
         <w:tblBorders>
-          <w:top w:val="single" w:color="000000" w:sz="4" w:space="0"/>
-          <w:left w:val="single" w:color="000000" w:sz="4" w:space="0"/>
-          <w:bottom w:val="single" w:color="000000" w:sz="4" w:space="0"/>
-          <w:right w:val="single" w:color="000000" w:sz="4" w:space="0"/>
-          <w:insideH w:val="single" w:color="000000" w:sz="4" w:space="0"/>
-          <w:insideV w:val="single" w:color="000000" w:sz="4" w:space="0"/>
+          <w:top w:val="single" w:sz="4" w:space="0" w:color="000000"/>
+          <w:left w:val="single" w:sz="4" w:space="0" w:color="000000"/>
+          <w:bottom w:val="single" w:sz="4" w:space="0" w:color="000000"/>
+          <w:right w:val="single" w:sz="4" w:space="0" w:color="000000"/>
+          <w:insideH w:val="single" w:sz="4" w:space="0" w:color="000000"/>
+          <w:insideV w:val="single" w:sz="4" w:space="0" w:color="000000"/>
         </w:tblBorders>
         <w:tblLayout w:type="fixed"/>
         <w:tblLook w:val="0400" w:firstRow="0" w:lastRow="0" w:firstColumn="0" w:lastColumn="0" w:noHBand="0" w:noVBand="1"/>
@@ -385,7 +374,6 @@
           <w:tcPr>
             <w:tcW w:w="3397" w:type="dxa"/>
             <w:shd w:val="clear" w:color="auto" w:fill="auto"/>
-            <w:tcMar/>
             <w:vAlign w:val="center"/>
           </w:tcPr>
           <w:p>
@@ -409,7 +397,6 @@
           <w:tcPr>
             <w:tcW w:w="6565" w:type="dxa"/>
             <w:shd w:val="clear" w:color="auto" w:fill="auto"/>
-            <w:tcMar/>
             <w:vAlign w:val="center"/>
           </w:tcPr>
           <w:p>
@@ -442,7 +429,6 @@
           <w:tcPr>
             <w:tcW w:w="3397" w:type="dxa"/>
             <w:shd w:val="clear" w:color="auto" w:fill="auto"/>
-            <w:tcMar/>
             <w:vAlign w:val="center"/>
           </w:tcPr>
           <w:p>
@@ -466,7 +452,6 @@
           <w:tcPr>
             <w:tcW w:w="6565" w:type="dxa"/>
             <w:shd w:val="clear" w:color="auto" w:fill="auto"/>
-            <w:tcMar/>
             <w:vAlign w:val="center"/>
           </w:tcPr>
           <w:p>
@@ -474,17 +459,15 @@
               <w:spacing w:line="276" w:lineRule="auto"/>
               <w:rPr>
                 <w:b w:val="0"/>
-                <w:bCs w:val="0"/>
-                <w:sz w:val="20"/>
-                <w:szCs w:val="20"/>
-              </w:rPr>
-            </w:pPr>
-            <w:bookmarkStart w:name="_Hlk209767762" w:id="1"/>
-            <w:bookmarkStart w:name="_Hlk210319490" w:id="2"/>
+                <w:sz w:val="20"/>
+                <w:szCs w:val="20"/>
+              </w:rPr>
+            </w:pPr>
+            <w:bookmarkStart w:id="0" w:name="_Hlk209767762"/>
+            <w:bookmarkStart w:id="1" w:name="_Hlk210319490"/>
             <w:r>
               <w:rPr>
                 <w:b w:val="0"/>
-                <w:bCs w:val="0"/>
                 <w:sz w:val="20"/>
                 <w:szCs w:val="20"/>
               </w:rPr>
@@ -493,7 +476,6 @@
             <w:r>
               <w:rPr>
                 <w:b w:val="0"/>
-                <w:bCs w:val="0"/>
                 <w:sz w:val="20"/>
                 <w:szCs w:val="20"/>
               </w:rPr>
@@ -502,23 +484,21 @@
             <w:r>
               <w:rPr>
                 <w:b w:val="0"/>
-                <w:bCs w:val="0"/>
                 <w:sz w:val="20"/>
                 <w:szCs w:val="20"/>
               </w:rPr>
               <w:t xml:space="preserve"> plan diagnóstico de procesos operativos de transporte</w:t>
             </w:r>
+            <w:bookmarkEnd w:id="0"/>
+            <w:r>
+              <w:rPr>
+                <w:b w:val="0"/>
+                <w:sz w:val="20"/>
+                <w:szCs w:val="20"/>
+              </w:rPr>
+              <w:t>.</w:t>
+            </w:r>
             <w:bookmarkEnd w:id="1"/>
-            <w:r>
-              <w:rPr>
-                <w:b w:val="0"/>
-                <w:bCs w:val="0"/>
-                <w:sz w:val="20"/>
-                <w:szCs w:val="20"/>
-              </w:rPr>
-              <w:t>.</w:t>
-            </w:r>
-            <w:bookmarkEnd w:id="2"/>
           </w:p>
         </w:tc>
       </w:tr>
@@ -530,7 +510,6 @@
           <w:tcPr>
             <w:tcW w:w="3397" w:type="dxa"/>
             <w:shd w:val="clear" w:color="auto" w:fill="auto"/>
-            <w:tcMar/>
             <w:vAlign w:val="center"/>
           </w:tcPr>
           <w:p>
@@ -554,7 +533,6 @@
           <w:tcPr>
             <w:tcW w:w="6565" w:type="dxa"/>
             <w:shd w:val="clear" w:color="auto" w:fill="auto"/>
-            <w:tcMar/>
             <w:vAlign w:val="center"/>
           </w:tcPr>
           <w:p>
@@ -587,7 +565,6 @@
           <w:tcPr>
             <w:tcW w:w="3397" w:type="dxa"/>
             <w:shd w:val="clear" w:color="auto" w:fill="auto"/>
-            <w:tcMar/>
             <w:vAlign w:val="center"/>
           </w:tcPr>
           <w:p>
@@ -611,7 +588,6 @@
           <w:tcPr>
             <w:tcW w:w="6565" w:type="dxa"/>
             <w:shd w:val="clear" w:color="auto" w:fill="auto"/>
-            <w:tcMar/>
             <w:vAlign w:val="center"/>
           </w:tcPr>
           <w:p>
@@ -661,12 +637,12 @@
         <w:tblW w:w="9962" w:type="dxa"/>
         <w:tblInd w:w="0" w:type="dxa"/>
         <w:tblBorders>
-          <w:top w:val="single" w:color="000000" w:sz="4" w:space="0"/>
-          <w:left w:val="single" w:color="000000" w:sz="4" w:space="0"/>
-          <w:bottom w:val="single" w:color="000000" w:sz="4" w:space="0"/>
-          <w:right w:val="single" w:color="000000" w:sz="4" w:space="0"/>
-          <w:insideH w:val="single" w:color="000000" w:sz="4" w:space="0"/>
-          <w:insideV w:val="single" w:color="000000" w:sz="4" w:space="0"/>
+          <w:top w:val="single" w:sz="4" w:space="0" w:color="000000"/>
+          <w:left w:val="single" w:sz="4" w:space="0" w:color="000000"/>
+          <w:bottom w:val="single" w:sz="4" w:space="0" w:color="000000"/>
+          <w:right w:val="single" w:sz="4" w:space="0" w:color="000000"/>
+          <w:insideH w:val="single" w:sz="4" w:space="0" w:color="000000"/>
+          <w:insideV w:val="single" w:sz="4" w:space="0" w:color="000000"/>
         </w:tblBorders>
         <w:tblLayout w:type="fixed"/>
         <w:tblLook w:val="0400" w:firstRow="0" w:lastRow="0" w:firstColumn="0" w:lastColumn="0" w:noHBand="0" w:noVBand="1"/>
@@ -866,7 +842,7 @@
           <w:szCs w:val="20"/>
         </w:rPr>
       </w:pPr>
-      <w:bookmarkStart w:name="_Hlk210319563" w:id="3"/>
+      <w:bookmarkStart w:id="2" w:name="_Hlk210319563"/>
       <w:r>
         <w:rPr>
           <w:b/>
@@ -905,7 +881,7 @@
           <w:szCs w:val="20"/>
         </w:rPr>
       </w:pPr>
-      <w:bookmarkStart w:name="_Hlk209768093" w:id="4"/>
+      <w:bookmarkStart w:id="3" w:name="_Hlk209768093"/>
       <w:r>
         <w:rPr>
           <w:b/>
@@ -1847,7 +1823,7 @@
         <w:t xml:space="preserve">Presentación de resultados </w:t>
       </w:r>
     </w:p>
-    <w:bookmarkEnd w:id="4"/>
+    <w:bookmarkEnd w:id="3"/>
     <w:p>
       <w:pPr>
         <w:pBdr>
@@ -1887,7 +1863,7 @@
         <w:t>INTRODUCCIÓN</w:t>
       </w:r>
     </w:p>
-    <w:bookmarkEnd w:id="3"/>
+    <w:bookmarkEnd w:id="2"/>
     <w:p>
       <w:pPr>
         <w:pBdr>
@@ -1918,7 +1894,7 @@
           <w:sz w:val="20"/>
           <w:szCs w:val="20"/>
         </w:rPr>
-        <w:t>El componente formativo “Ejecución de</w:t>
+        <w:t>El componente formativo Ejecución de</w:t>
       </w:r>
       <w:r>
         <w:rPr>
@@ -1932,7 +1908,7 @@
           <w:sz w:val="20"/>
           <w:szCs w:val="20"/>
         </w:rPr>
-        <w:t xml:space="preserve"> plan diagnóstico de procesos operativos de transporte” ofrece al aprendiz herramientas técnicas y prácticas para abordar la planificación, evaluación y optimización de procesos operativos en transporte. A partir del conocimiento de los procesos, normatividad, sistemas de gestión de calidad y métodos de diagnóstico, se fortalecen competencias analíticas y estratégicas para tomar decisiones que aseguren eficiencia, seguridad y mejora continua en la operación.</w:t>
+        <w:t xml:space="preserve"> plan diagnóstico de procesos operativos de transporte ofrece al aprendiz herramientas técnicas y prácticas para abordar la planificación, evaluación y optimización de procesos operativos en transporte. A partir del conocimiento de los procesos, normatividad, sistemas de gestión de calidad y métodos de diagnóstico, se fortalecen competencias analíticas y estratégicas para tomar decisiones que aseguren eficiencia, seguridad y mejora continua en la operación.</w:t>
       </w:r>
     </w:p>
     <w:p>
@@ -2038,10 +2014,10 @@
                                 <w:szCs w:val="20"/>
                               </w:rPr>
                             </w:pPr>
-                            <w:bookmarkStart w:name="_Hlk175729805" w:id="5"/>
-                            <w:bookmarkStart w:name="_Hlk175729806" w:id="6"/>
-                            <w:bookmarkStart w:name="_Hlk175729808" w:id="7"/>
-                            <w:bookmarkStart w:name="_Hlk175729809" w:id="8"/>
+                            <w:bookmarkStart w:id="4" w:name="_Hlk175729805"/>
+                            <w:bookmarkStart w:id="5" w:name="_Hlk175729806"/>
+                            <w:bookmarkStart w:id="6" w:name="_Hlk175729808"/>
+                            <w:bookmarkStart w:id="7" w:name="_Hlk175729809"/>
                             <w:r>
                               <w:rPr>
                                 <w:b/>
@@ -2065,10 +2041,10 @@
                               </w:rPr>
                               <w:t>Guion_Introduccion_del_Video_CF0</w:t>
                             </w:r>
+                            <w:bookmarkEnd w:id="4"/>
                             <w:bookmarkEnd w:id="5"/>
                             <w:bookmarkEnd w:id="6"/>
                             <w:bookmarkEnd w:id="7"/>
-                            <w:bookmarkEnd w:id="8"/>
                             <w:r>
                               <w:rPr>
                                 <w:b/>
@@ -2116,7 +2092,7 @@
               </wp:anchor>
             </w:drawing>
           </mc:Choice>
-          <mc:Fallback>
+          <mc:Fallback xmlns:a="http://schemas.openxmlformats.org/drawingml/2006/main" xmlns:pic="http://schemas.openxmlformats.org/drawingml/2006/picture" xmlns:a14="http://schemas.microsoft.com/office/drawing/2010/main">
             <w:pict>
               <v:shapetype id="_x0000_t202" coordsize="21600,21600" o:spt="202" path="m,l,21600r21600,l21600,xe" w14:anchorId="20896566">
                 <v:stroke joinstyle="miter"/>
@@ -2429,7 +2405,7 @@
           <w:szCs w:val="20"/>
         </w:rPr>
       </w:pPr>
-      <w:commentRangeStart w:id="13"/>
+      <w:commentRangeStart w:id="8"/>
       <w:r>
         <w:rPr>
           <w:noProof/>
@@ -2470,12 +2446,12 @@
           </wp:inline>
         </w:drawing>
       </w:r>
-      <w:commentRangeEnd w:id="13"/>
+      <w:commentRangeEnd w:id="8"/>
       <w:r>
         <w:rPr>
           <w:rStyle w:val="Refdecomentario"/>
         </w:rPr>
-        <w:commentReference w:id="13"/>
+        <w:commentReference w:id="8"/>
       </w:r>
     </w:p>
     <w:p>
@@ -2608,7 +2584,7 @@
                 <w:lang w:val="es-ES" w:eastAsia="es-ES"/>
               </w:rPr>
             </w:pPr>
-            <w:commentRangeStart w:id="14"/>
+            <w:commentRangeStart w:id="9"/>
             <w:r>
               <w:rPr>
                 <w:rFonts w:eastAsia="Times New Roman"/>
@@ -2620,12 +2596,12 @@
               </w:rPr>
               <w:t>Transporte</w:t>
             </w:r>
-            <w:commentRangeEnd w:id="14"/>
+            <w:commentRangeEnd w:id="9"/>
             <w:r>
               <w:rPr>
                 <w:rStyle w:val="Refdecomentario"/>
               </w:rPr>
-              <w:commentReference w:id="14"/>
+              <w:commentReference w:id="9"/>
             </w:r>
             <w:r>
               <w:rPr>
@@ -2696,7 +2672,7 @@
                 <w:lang w:val="es-ES" w:eastAsia="es-ES"/>
               </w:rPr>
             </w:pPr>
-            <w:commentRangeStart w:id="15"/>
+            <w:commentRangeStart w:id="10"/>
             <w:r>
               <w:rPr>
                 <w:noProof/>
@@ -2737,12 +2713,12 @@
                 </wp:inline>
               </w:drawing>
             </w:r>
-            <w:commentRangeEnd w:id="15"/>
+            <w:commentRangeEnd w:id="10"/>
             <w:r>
               <w:rPr>
                 <w:rStyle w:val="Refdecomentario"/>
               </w:rPr>
-              <w:commentReference w:id="15"/>
+              <w:commentReference w:id="10"/>
             </w:r>
           </w:p>
         </w:tc>
@@ -2834,7 +2810,7 @@
                 <w:lang w:val="es-ES" w:eastAsia="es-ES"/>
               </w:rPr>
             </w:pPr>
-            <w:commentRangeStart w:id="16"/>
+            <w:commentRangeStart w:id="11"/>
             <w:r>
               <w:rPr>
                 <w:noProof/>
@@ -2875,12 +2851,12 @@
                 </wp:inline>
               </w:drawing>
             </w:r>
-            <w:commentRangeEnd w:id="16"/>
+            <w:commentRangeEnd w:id="11"/>
             <w:r>
               <w:rPr>
                 <w:rStyle w:val="Refdecomentario"/>
               </w:rPr>
-              <w:commentReference w:id="16"/>
+              <w:commentReference w:id="11"/>
             </w:r>
           </w:p>
         </w:tc>
@@ -2973,7 +2949,7 @@
                 <w:lang w:val="es-ES" w:eastAsia="es-ES"/>
               </w:rPr>
             </w:pPr>
-            <w:commentRangeStart w:id="17"/>
+            <w:commentRangeStart w:id="12"/>
             <w:r>
               <w:rPr>
                 <w:noProof/>
@@ -3014,12 +2990,12 @@
                 </wp:inline>
               </w:drawing>
             </w:r>
-            <w:commentRangeEnd w:id="17"/>
+            <w:commentRangeEnd w:id="12"/>
             <w:r>
               <w:rPr>
                 <w:rStyle w:val="Refdecomentario"/>
               </w:rPr>
-              <w:commentReference w:id="17"/>
+              <w:commentReference w:id="12"/>
             </w:r>
           </w:p>
         </w:tc>
@@ -3111,7 +3087,7 @@
                 <w:lang w:val="es-ES" w:eastAsia="es-ES"/>
               </w:rPr>
             </w:pPr>
-            <w:commentRangeStart w:id="18"/>
+            <w:commentRangeStart w:id="13"/>
             <w:r>
               <w:rPr>
                 <w:noProof/>
@@ -3152,12 +3128,12 @@
                 </wp:inline>
               </w:drawing>
             </w:r>
-            <w:commentRangeEnd w:id="18"/>
+            <w:commentRangeEnd w:id="13"/>
             <w:r>
               <w:rPr>
                 <w:rStyle w:val="Refdecomentario"/>
               </w:rPr>
-              <w:commentReference w:id="18"/>
+              <w:commentReference w:id="13"/>
             </w:r>
           </w:p>
         </w:tc>
@@ -3249,7 +3225,7 @@
                 <w:lang w:val="es-ES" w:eastAsia="es-ES"/>
               </w:rPr>
             </w:pPr>
-            <w:commentRangeStart w:id="19"/>
+            <w:commentRangeStart w:id="14"/>
             <w:r>
               <w:rPr>
                 <w:noProof/>
@@ -3290,12 +3266,12 @@
                 </wp:inline>
               </w:drawing>
             </w:r>
-            <w:commentRangeEnd w:id="19"/>
+            <w:commentRangeEnd w:id="14"/>
             <w:r>
               <w:rPr>
                 <w:rStyle w:val="Refdecomentario"/>
               </w:rPr>
-              <w:commentReference w:id="19"/>
+              <w:commentReference w:id="14"/>
             </w:r>
           </w:p>
         </w:tc>
@@ -3427,13 +3403,13 @@
                 </wp:inline>
               </w:drawing>
             </w:r>
-            <w:commentRangeStart w:id="20"/>
-            <w:commentRangeEnd w:id="20"/>
+            <w:commentRangeStart w:id="15"/>
+            <w:commentRangeEnd w:id="15"/>
             <w:r>
               <w:rPr>
                 <w:rStyle w:val="Refdecomentario"/>
               </w:rPr>
-              <w:commentReference w:id="20"/>
+              <w:commentReference w:id="15"/>
             </w:r>
           </w:p>
         </w:tc>
@@ -3565,15 +3541,14 @@
         <w:tblLook w:val="04A0" w:firstRow="1" w:lastRow="0" w:firstColumn="1" w:lastColumn="0" w:noHBand="0" w:noVBand="1"/>
       </w:tblPr>
       <w:tblGrid>
-        <w:gridCol w:w="1661"/>
+        <w:gridCol w:w="2130"/>
         <w:gridCol w:w="1338"/>
-        <w:gridCol w:w="6542"/>
+        <w:gridCol w:w="6073"/>
       </w:tblGrid>
       <w:tr>
         <w:tc>
           <w:tcPr>
             <w:tcW w:w="1678" w:type="dxa"/>
-            <w:tcMar/>
             <w:hideMark/>
           </w:tcPr>
           <w:p>
@@ -3586,7 +3561,7 @@
                 <w:szCs w:val="20"/>
               </w:rPr>
             </w:pPr>
-            <w:commentRangeStart w:id="21"/>
+            <w:commentRangeStart w:id="16"/>
             <w:r>
               <w:rPr>
                 <w:b/>
@@ -3596,12 +3571,12 @@
               </w:rPr>
               <w:t>Optimización</w:t>
             </w:r>
-            <w:commentRangeEnd w:id="21"/>
+            <w:commentRangeEnd w:id="16"/>
             <w:r>
               <w:rPr>
                 <w:rStyle w:val="Refdecomentario"/>
               </w:rPr>
-              <w:commentReference w:id="21"/>
+              <w:commentReference w:id="16"/>
             </w:r>
             <w:r>
               <w:rPr>
@@ -3617,16 +3592,15 @@
         <w:tc>
           <w:tcPr>
             <w:tcW w:w="222" w:type="dxa"/>
-            <w:tcMar/>
-          </w:tcPr>
-          <w:p>
-            <w:pPr>
-              <w:rPr>
-                <w:sz w:val="20"/>
-                <w:szCs w:val="20"/>
-              </w:rPr>
-            </w:pPr>
-            <w:commentRangeStart w:id="22"/>
+          </w:tcPr>
+          <w:p>
+            <w:pPr>
+              <w:rPr>
+                <w:sz w:val="20"/>
+                <w:szCs w:val="20"/>
+              </w:rPr>
+            </w:pPr>
+            <w:commentRangeStart w:id="17"/>
             <w:r>
               <w:rPr>
                 <w:noProof/>
@@ -3667,19 +3641,18 @@
                 </wp:inline>
               </w:drawing>
             </w:r>
-            <w:commentRangeEnd w:id="22"/>
+            <w:commentRangeEnd w:id="17"/>
             <w:r>
               <w:rPr>
                 <w:rStyle w:val="Refdecomentario"/>
               </w:rPr>
-              <w:commentReference w:id="22"/>
+              <w:commentReference w:id="17"/>
             </w:r>
           </w:p>
         </w:tc>
         <w:tc>
           <w:tcPr>
             <w:tcW w:w="7641" w:type="dxa"/>
-            <w:tcMar/>
             <w:hideMark/>
           </w:tcPr>
           <w:p>
@@ -3704,7 +3677,6 @@
         <w:tc>
           <w:tcPr>
             <w:tcW w:w="1678" w:type="dxa"/>
-            <w:tcMar/>
             <w:hideMark/>
           </w:tcPr>
           <w:p>
@@ -3731,16 +3703,15 @@
         <w:tc>
           <w:tcPr>
             <w:tcW w:w="222" w:type="dxa"/>
-            <w:tcMar/>
-          </w:tcPr>
-          <w:p>
-            <w:pPr>
-              <w:rPr>
-                <w:sz w:val="20"/>
-                <w:szCs w:val="20"/>
-              </w:rPr>
-            </w:pPr>
-            <w:commentRangeStart w:id="23"/>
+          </w:tcPr>
+          <w:p>
+            <w:pPr>
+              <w:rPr>
+                <w:sz w:val="20"/>
+                <w:szCs w:val="20"/>
+              </w:rPr>
+            </w:pPr>
+            <w:commentRangeStart w:id="18"/>
             <w:r>
               <w:rPr>
                 <w:noProof/>
@@ -3781,19 +3752,18 @@
                 </wp:inline>
               </w:drawing>
             </w:r>
-            <w:commentRangeEnd w:id="23"/>
+            <w:commentRangeEnd w:id="18"/>
             <w:r>
               <w:rPr>
                 <w:rStyle w:val="Refdecomentario"/>
               </w:rPr>
-              <w:commentReference w:id="23"/>
+              <w:commentReference w:id="18"/>
             </w:r>
           </w:p>
         </w:tc>
         <w:tc>
           <w:tcPr>
             <w:tcW w:w="7641" w:type="dxa"/>
-            <w:tcMar/>
             <w:hideMark/>
           </w:tcPr>
           <w:p>
@@ -3818,7 +3788,6 @@
         <w:tc>
           <w:tcPr>
             <w:tcW w:w="1678" w:type="dxa"/>
-            <w:tcMar/>
             <w:hideMark/>
           </w:tcPr>
           <w:p>
@@ -3845,16 +3814,15 @@
         <w:tc>
           <w:tcPr>
             <w:tcW w:w="222" w:type="dxa"/>
-            <w:tcMar/>
-          </w:tcPr>
-          <w:p>
-            <w:pPr>
-              <w:rPr>
-                <w:sz w:val="20"/>
-                <w:szCs w:val="20"/>
-              </w:rPr>
-            </w:pPr>
-            <w:commentRangeStart w:id="24"/>
+          </w:tcPr>
+          <w:p>
+            <w:pPr>
+              <w:rPr>
+                <w:sz w:val="20"/>
+                <w:szCs w:val="20"/>
+              </w:rPr>
+            </w:pPr>
+            <w:commentRangeStart w:id="19"/>
             <w:r>
               <w:rPr>
                 <w:noProof/>
@@ -3895,19 +3863,18 @@
                 </wp:inline>
               </w:drawing>
             </w:r>
-            <w:commentRangeEnd w:id="24"/>
+            <w:commentRangeEnd w:id="19"/>
             <w:r>
               <w:rPr>
                 <w:rStyle w:val="Refdecomentario"/>
               </w:rPr>
-              <w:commentReference w:id="24"/>
+              <w:commentReference w:id="19"/>
             </w:r>
           </w:p>
         </w:tc>
         <w:tc>
           <w:tcPr>
             <w:tcW w:w="7641" w:type="dxa"/>
-            <w:tcMar/>
             <w:hideMark/>
           </w:tcPr>
           <w:p>
@@ -3932,7 +3899,6 @@
         <w:tc>
           <w:tcPr>
             <w:tcW w:w="1678" w:type="dxa"/>
-            <w:tcMar/>
             <w:hideMark/>
           </w:tcPr>
           <w:p>
@@ -3960,16 +3926,15 @@
         <w:tc>
           <w:tcPr>
             <w:tcW w:w="222" w:type="dxa"/>
-            <w:tcMar/>
-          </w:tcPr>
-          <w:p>
-            <w:pPr>
-              <w:rPr>
-                <w:sz w:val="20"/>
-                <w:szCs w:val="20"/>
-              </w:rPr>
-            </w:pPr>
-            <w:commentRangeStart w:id="25"/>
+          </w:tcPr>
+          <w:p>
+            <w:pPr>
+              <w:rPr>
+                <w:sz w:val="20"/>
+                <w:szCs w:val="20"/>
+              </w:rPr>
+            </w:pPr>
+            <w:commentRangeStart w:id="20"/>
             <w:r>
               <w:rPr>
                 <w:noProof/>
@@ -4010,19 +3975,18 @@
                 </wp:inline>
               </w:drawing>
             </w:r>
-            <w:commentRangeEnd w:id="25"/>
+            <w:commentRangeEnd w:id="20"/>
             <w:r>
               <w:rPr>
                 <w:rStyle w:val="Refdecomentario"/>
               </w:rPr>
-              <w:commentReference w:id="25"/>
+              <w:commentReference w:id="20"/>
             </w:r>
           </w:p>
         </w:tc>
         <w:tc>
           <w:tcPr>
             <w:tcW w:w="7641" w:type="dxa"/>
-            <w:tcMar/>
             <w:hideMark/>
           </w:tcPr>
           <w:p>
@@ -4050,7 +4014,6 @@
         <w:tc>
           <w:tcPr>
             <w:tcW w:w="1678" w:type="dxa"/>
-            <w:tcMar/>
             <w:hideMark/>
           </w:tcPr>
           <w:p>
@@ -4077,16 +4040,15 @@
         <w:tc>
           <w:tcPr>
             <w:tcW w:w="222" w:type="dxa"/>
-            <w:tcMar/>
-          </w:tcPr>
-          <w:p>
-            <w:pPr>
-              <w:rPr>
-                <w:sz w:val="20"/>
-                <w:szCs w:val="20"/>
-              </w:rPr>
-            </w:pPr>
-            <w:commentRangeStart w:id="26"/>
+          </w:tcPr>
+          <w:p>
+            <w:pPr>
+              <w:rPr>
+                <w:sz w:val="20"/>
+                <w:szCs w:val="20"/>
+              </w:rPr>
+            </w:pPr>
+            <w:commentRangeStart w:id="21"/>
             <w:r>
               <w:rPr>
                 <w:noProof/>
@@ -4127,19 +4089,18 @@
                 </wp:inline>
               </w:drawing>
             </w:r>
-            <w:commentRangeEnd w:id="26"/>
+            <w:commentRangeEnd w:id="21"/>
             <w:r>
               <w:rPr>
                 <w:rStyle w:val="Refdecomentario"/>
               </w:rPr>
-              <w:commentReference w:id="26"/>
+              <w:commentReference w:id="21"/>
             </w:r>
           </w:p>
         </w:tc>
         <w:tc>
           <w:tcPr>
             <w:tcW w:w="7641" w:type="dxa"/>
-            <w:tcMar/>
             <w:hideMark/>
           </w:tcPr>
           <w:p>
@@ -4164,7 +4125,6 @@
         <w:tc>
           <w:tcPr>
             <w:tcW w:w="1678" w:type="dxa"/>
-            <w:tcMar/>
             <w:hideMark/>
           </w:tcPr>
           <w:p>
@@ -4191,16 +4151,15 @@
         <w:tc>
           <w:tcPr>
             <w:tcW w:w="222" w:type="dxa"/>
-            <w:tcMar/>
-          </w:tcPr>
-          <w:p>
-            <w:pPr>
-              <w:rPr>
-                <w:sz w:val="20"/>
-                <w:szCs w:val="20"/>
-              </w:rPr>
-            </w:pPr>
-            <w:commentRangeStart w:id="27"/>
+          </w:tcPr>
+          <w:p>
+            <w:pPr>
+              <w:rPr>
+                <w:sz w:val="20"/>
+                <w:szCs w:val="20"/>
+              </w:rPr>
+            </w:pPr>
+            <w:commentRangeStart w:id="22"/>
             <w:r>
               <w:rPr>
                 <w:noProof/>
@@ -4241,19 +4200,18 @@
                 </wp:inline>
               </w:drawing>
             </w:r>
-            <w:commentRangeEnd w:id="27"/>
+            <w:commentRangeEnd w:id="22"/>
             <w:r>
               <w:rPr>
                 <w:rStyle w:val="Refdecomentario"/>
               </w:rPr>
-              <w:commentReference w:id="27"/>
+              <w:commentReference w:id="22"/>
             </w:r>
           </w:p>
         </w:tc>
         <w:tc>
           <w:tcPr>
             <w:tcW w:w="7641" w:type="dxa"/>
-            <w:tcMar/>
             <w:hideMark/>
           </w:tcPr>
           <w:p>
@@ -4273,8 +4231,8 @@
             </w:r>
             <w:r>
               <w:rPr>
-                <w:i w:val="1"/>
-                <w:iCs w:val="1"/>
+                <w:i/>
+                <w:iCs/>
                 <w:sz w:val="20"/>
                 <w:szCs w:val="20"/>
               </w:rPr>
@@ -4287,15 +4245,17 @@
               </w:rPr>
               <w:t xml:space="preserve">, inteligencia artificial y </w:t>
             </w:r>
-            <w:r>
-              <w:rPr>
-                <w:i w:val="1"/>
-                <w:iCs w:val="1"/>
+            <w:proofErr w:type="spellStart"/>
+            <w:r>
+              <w:rPr>
+                <w:i/>
+                <w:iCs/>
                 <w:sz w:val="20"/>
                 <w:szCs w:val="20"/>
               </w:rPr>
               <w:t>blockchain</w:t>
             </w:r>
+            <w:proofErr w:type="spellEnd"/>
             <w:r>
               <w:rPr>
                 <w:sz w:val="20"/>
@@ -4437,8 +4397,8 @@
       <w:tblGrid>
         <w:gridCol w:w="1075"/>
         <w:gridCol w:w="1450"/>
-        <w:gridCol w:w="1371"/>
-        <w:gridCol w:w="5974"/>
+        <w:gridCol w:w="1507"/>
+        <w:gridCol w:w="5838"/>
       </w:tblGrid>
       <w:tr>
         <w:tc>
@@ -4458,7 +4418,7 @@
                 <w:lang w:val="es-ES" w:eastAsia="es-ES"/>
               </w:rPr>
             </w:pPr>
-            <w:commentRangeStart w:id="28"/>
+            <w:commentRangeStart w:id="23"/>
             <w:r>
               <w:rPr>
                 <w:rFonts w:eastAsia="Times New Roman"/>
@@ -4470,12 +4430,12 @@
               </w:rPr>
               <w:t>1</w:t>
             </w:r>
-            <w:commentRangeEnd w:id="28"/>
+            <w:commentRangeEnd w:id="23"/>
             <w:r>
               <w:rPr>
                 <w:rStyle w:val="Refdecomentario"/>
               </w:rPr>
-              <w:commentReference w:id="28"/>
+              <w:commentReference w:id="23"/>
             </w:r>
           </w:p>
         </w:tc>
@@ -4522,7 +4482,7 @@
                 <w:lang w:val="es-ES" w:eastAsia="es-ES"/>
               </w:rPr>
             </w:pPr>
-            <w:commentRangeStart w:id="29"/>
+            <w:commentRangeStart w:id="24"/>
             <w:r>
               <w:rPr>
                 <w:noProof/>
@@ -4563,12 +4523,12 @@
                 </wp:inline>
               </w:drawing>
             </w:r>
-            <w:commentRangeEnd w:id="29"/>
+            <w:commentRangeEnd w:id="24"/>
             <w:r>
               <w:rPr>
                 <w:rStyle w:val="Refdecomentario"/>
               </w:rPr>
-              <w:commentReference w:id="29"/>
+              <w:commentReference w:id="24"/>
             </w:r>
           </w:p>
         </w:tc>
@@ -4673,7 +4633,7 @@
                 <w:lang w:val="es-ES" w:eastAsia="es-ES"/>
               </w:rPr>
             </w:pPr>
-            <w:commentRangeStart w:id="30"/>
+            <w:commentRangeStart w:id="25"/>
             <w:r>
               <w:rPr>
                 <w:noProof/>
@@ -4714,12 +4674,12 @@
                 </wp:inline>
               </w:drawing>
             </w:r>
-            <w:commentRangeEnd w:id="30"/>
+            <w:commentRangeEnd w:id="25"/>
             <w:r>
               <w:rPr>
                 <w:rStyle w:val="Refdecomentario"/>
               </w:rPr>
-              <w:commentReference w:id="30"/>
+              <w:commentReference w:id="25"/>
             </w:r>
           </w:p>
         </w:tc>
@@ -4824,7 +4784,7 @@
                 <w:lang w:val="es-ES" w:eastAsia="es-ES"/>
               </w:rPr>
             </w:pPr>
-            <w:commentRangeStart w:id="31"/>
+            <w:commentRangeStart w:id="26"/>
             <w:r>
               <w:rPr>
                 <w:noProof/>
@@ -4865,12 +4825,12 @@
                 </wp:inline>
               </w:drawing>
             </w:r>
-            <w:commentRangeEnd w:id="31"/>
+            <w:commentRangeEnd w:id="26"/>
             <w:r>
               <w:rPr>
                 <w:rStyle w:val="Refdecomentario"/>
               </w:rPr>
-              <w:commentReference w:id="31"/>
+              <w:commentReference w:id="26"/>
             </w:r>
           </w:p>
         </w:tc>
@@ -5041,7 +5001,7 @@
               </w:rPr>
               <w:t xml:space="preserve">Culmina la operación con la documentación de resultados, análisis de desempeño y retroalimentación. Permite generar aprendizajes, identificar mejoras y fortalecer el ciclo de planificación futura, asegurando la eficiencia del sistema y la satisfacción del </w:t>
             </w:r>
-            <w:commentRangeStart w:id="32"/>
+            <w:commentRangeStart w:id="27"/>
             <w:r>
               <w:rPr>
                 <w:rFonts w:eastAsia="Times New Roman"/>
@@ -5051,12 +5011,12 @@
               </w:rPr>
               <w:t>cliente</w:t>
             </w:r>
-            <w:commentRangeEnd w:id="32"/>
+            <w:commentRangeEnd w:id="27"/>
             <w:r>
               <w:rPr>
                 <w:rStyle w:val="Refdecomentario"/>
               </w:rPr>
-              <w:commentReference w:id="32"/>
+              <w:commentReference w:id="27"/>
             </w:r>
             <w:r>
               <w:rPr>
@@ -5206,7 +5166,7 @@
           <w:szCs w:val="20"/>
         </w:rPr>
       </w:pPr>
-      <w:commentRangeStart w:id="33"/>
+      <w:commentRangeStart w:id="28"/>
       <w:r>
         <w:rPr>
           <w:noProof/>
@@ -5248,12 +5208,12 @@
           </wp:inline>
         </w:drawing>
       </w:r>
-      <w:commentRangeEnd w:id="33"/>
+      <w:commentRangeEnd w:id="28"/>
       <w:r>
         <w:rPr>
           <w:rStyle w:val="Refdecomentario"/>
         </w:rPr>
-        <w:commentReference w:id="33"/>
+        <w:commentReference w:id="28"/>
       </w:r>
     </w:p>
     <w:p>
@@ -5340,7 +5300,6 @@
         <w:tc>
           <w:tcPr>
             <w:tcW w:w="2114" w:type="dxa"/>
-            <w:tcMar/>
             <w:hideMark/>
           </w:tcPr>
           <w:p>
@@ -5351,7 +5310,7 @@
                 <w:szCs w:val="20"/>
               </w:rPr>
             </w:pPr>
-            <w:commentRangeStart w:id="34"/>
+            <w:commentRangeStart w:id="29"/>
             <w:r>
               <w:rPr>
                 <w:rStyle w:val="Textoennegrita"/>
@@ -5360,12 +5319,12 @@
               </w:rPr>
               <w:t>Diagrama</w:t>
             </w:r>
-            <w:commentRangeEnd w:id="34"/>
+            <w:commentRangeEnd w:id="29"/>
             <w:r>
               <w:rPr>
                 <w:rStyle w:val="Refdecomentario"/>
               </w:rPr>
-              <w:commentReference w:id="34"/>
+              <w:commentReference w:id="29"/>
             </w:r>
             <w:r>
               <w:rPr>
@@ -5380,7 +5339,6 @@
         <w:tc>
           <w:tcPr>
             <w:tcW w:w="0" w:type="auto"/>
-            <w:tcMar/>
             <w:hideMark/>
           </w:tcPr>
           <w:p>
@@ -5419,7 +5377,6 @@
         <w:tc>
           <w:tcPr>
             <w:tcW w:w="2114" w:type="dxa"/>
-            <w:tcMar/>
             <w:hideMark/>
           </w:tcPr>
           <w:p>
@@ -5443,7 +5400,6 @@
         <w:tc>
           <w:tcPr>
             <w:tcW w:w="0" w:type="auto"/>
-            <w:tcMar/>
             <w:hideMark/>
           </w:tcPr>
           <w:p>
@@ -5482,7 +5438,6 @@
         <w:tc>
           <w:tcPr>
             <w:tcW w:w="2114" w:type="dxa"/>
-            <w:tcMar/>
             <w:hideMark/>
           </w:tcPr>
           <w:p>
@@ -5506,7 +5461,6 @@
         <w:tc>
           <w:tcPr>
             <w:tcW w:w="0" w:type="auto"/>
-            <w:tcMar/>
             <w:hideMark/>
           </w:tcPr>
           <w:p>
@@ -5601,7 +5555,6 @@
         <w:tc>
           <w:tcPr>
             <w:tcW w:w="2114" w:type="dxa"/>
-            <w:tcMar/>
             <w:hideMark/>
           </w:tcPr>
           <w:p>
@@ -5681,7 +5634,6 @@
         <w:tc>
           <w:tcPr>
             <w:tcW w:w="0" w:type="auto"/>
-            <w:tcMar/>
             <w:hideMark/>
           </w:tcPr>
           <w:p>
@@ -5706,7 +5658,6 @@
         <w:tc>
           <w:tcPr>
             <w:tcW w:w="2114" w:type="dxa"/>
-            <w:tcMar/>
             <w:hideMark/>
           </w:tcPr>
           <w:p>
@@ -5730,7 +5681,6 @@
         <w:tc>
           <w:tcPr>
             <w:tcW w:w="0" w:type="auto"/>
-            <w:tcMar/>
             <w:hideMark/>
           </w:tcPr>
           <w:p>
@@ -5769,7 +5719,6 @@
         <w:tc>
           <w:tcPr>
             <w:tcW w:w="2114" w:type="dxa"/>
-            <w:tcMar/>
             <w:hideMark/>
           </w:tcPr>
           <w:p>
@@ -5793,7 +5742,6 @@
         <w:tc>
           <w:tcPr>
             <w:tcW w:w="0" w:type="auto"/>
-            <w:tcMar/>
             <w:hideMark/>
           </w:tcPr>
           <w:p>
@@ -6013,7 +5961,7 @@
           <w:szCs w:val="20"/>
         </w:rPr>
       </w:pPr>
-      <w:commentRangeStart w:id="35"/>
+      <w:commentRangeStart w:id="30"/>
       <w:r>
         <w:rPr>
           <w:noProof/>
@@ -6054,12 +6002,12 @@
           </wp:inline>
         </w:drawing>
       </w:r>
-      <w:commentRangeEnd w:id="35"/>
+      <w:commentRangeEnd w:id="30"/>
       <w:r>
         <w:rPr>
           <w:rStyle w:val="Refdecomentario"/>
         </w:rPr>
-        <w:commentReference w:id="35"/>
+        <w:commentReference w:id="30"/>
       </w:r>
     </w:p>
     <w:p>
@@ -6184,7 +6132,7 @@
                 <w:lang w:val="es-ES" w:eastAsia="es-ES"/>
               </w:rPr>
             </w:pPr>
-            <w:commentRangeStart w:id="36"/>
+            <w:commentRangeStart w:id="31"/>
             <w:r>
               <w:rPr>
                 <w:rFonts w:eastAsia="Times New Roman"/>
@@ -6196,12 +6144,12 @@
               </w:rPr>
               <w:t>Detalle</w:t>
             </w:r>
-            <w:commentRangeEnd w:id="36"/>
+            <w:commentRangeEnd w:id="31"/>
             <w:r>
               <w:rPr>
                 <w:rStyle w:val="Refdecomentario"/>
               </w:rPr>
-              <w:commentReference w:id="36"/>
+              <w:commentReference w:id="31"/>
             </w:r>
           </w:p>
         </w:tc>
@@ -6567,7 +6515,6 @@
         <w:tc>
           <w:tcPr>
             <w:tcW w:w="4702" w:type="dxa"/>
-            <w:tcMar/>
           </w:tcPr>
           <w:p>
             <w:pPr>
@@ -6582,7 +6529,7 @@
                 <w:szCs w:val="20"/>
               </w:rPr>
             </w:pPr>
-            <w:commentRangeStart w:id="37"/>
+            <w:commentRangeStart w:id="32"/>
             <w:r>
               <w:rPr>
                 <w:b/>
@@ -6592,12 +6539,12 @@
               </w:rPr>
               <w:t>Resumen</w:t>
             </w:r>
-            <w:commentRangeEnd w:id="37"/>
+            <w:commentRangeEnd w:id="32"/>
             <w:r>
               <w:rPr>
                 <w:rStyle w:val="Refdecomentario"/>
               </w:rPr>
-              <w:commentReference w:id="37"/>
+              <w:commentReference w:id="32"/>
             </w:r>
             <w:r>
               <w:rPr>
@@ -6613,7 +6560,6 @@
         <w:tc>
           <w:tcPr>
             <w:tcW w:w="4981" w:type="dxa"/>
-            <w:tcMar/>
           </w:tcPr>
           <w:p>
             <w:pPr>
@@ -6644,7 +6590,6 @@
         <w:tc>
           <w:tcPr>
             <w:tcW w:w="4702" w:type="dxa"/>
-            <w:tcMar/>
           </w:tcPr>
           <w:p>
             <w:pPr>
@@ -6658,13 +6603,10 @@
                 <w:szCs w:val="20"/>
               </w:rPr>
             </w:pPr>
-            <w:commentRangeStart w:id="38"/>
-            <w:commentRangeEnd w:id="38"/>
-            <w:r>
-              <w:rPr>
-                <w:rStyle w:val="CommentReference"/>
-              </w:rPr>
-              <w:commentReference w:id="38"/>
+            <w:commentRangeStart w:id="33"/>
+            <w:commentRangeEnd w:id="33"/>
+            <w:r>
+              <w:commentReference w:id="33"/>
             </w:r>
             <w:r>
               <w:rPr>
@@ -6673,29 +6615,32 @@
               <w:t xml:space="preserve"> </w:t>
             </w:r>
             <w:r>
+              <w:rPr>
+                <w:noProof/>
+              </w:rPr>
               <w:drawing>
-                <wp:inline wp14:editId="5DA63CE4" wp14:anchorId="217A366E">
+                <wp:inline distT="0" distB="0" distL="0" distR="0" wp14:anchorId="217A366E" wp14:editId="5DA63CE4">
                   <wp:extent cx="1900448" cy="1361923"/>
                   <wp:effectExtent l="0" t="0" r="0" b="0"/>
                   <wp:docPr id="26" name="Imagen 26"/>
                   <wp:cNvGraphicFramePr>
-                    <a:graphicFrameLocks noChangeAspect="1"/>
+                    <a:graphicFrameLocks xmlns:a="http://schemas.openxmlformats.org/drawingml/2006/main" noChangeAspect="1"/>
                   </wp:cNvGraphicFramePr>
-                  <a:graphic>
-                    <a:graphicData xmlns:a="http://schemas.openxmlformats.org/drawingml/2006/main" uri="http://schemas.openxmlformats.org/drawingml/2006/picture">
+                  <a:graphic xmlns:a="http://schemas.openxmlformats.org/drawingml/2006/main">
+                    <a:graphicData uri="http://schemas.openxmlformats.org/drawingml/2006/picture">
                       <pic:pic xmlns:pic="http://schemas.openxmlformats.org/drawingml/2006/picture">
                         <pic:nvPicPr>
                           <pic:cNvPr id="1" name=""/>
                           <pic:cNvPicPr/>
                         </pic:nvPicPr>
                         <pic:blipFill>
-                          <a:blip xmlns:r="http://schemas.openxmlformats.org/officeDocument/2006/relationships" r:embed="rId34"/>
+                          <a:blip r:embed="rId34"/>
                           <a:stretch>
                             <a:fillRect/>
                           </a:stretch>
                         </pic:blipFill>
                         <pic:spPr>
-                          <a:xfrm rot="0">
+                          <a:xfrm>
                             <a:off x="0" y="0"/>
                             <a:ext cx="1900448" cy="1361923"/>
                           </a:xfrm>
@@ -6714,7 +6659,6 @@
         <w:tc>
           <w:tcPr>
             <w:tcW w:w="4981" w:type="dxa"/>
-            <w:tcMar/>
           </w:tcPr>
           <w:p>
             <w:pPr>
@@ -6727,31 +6671,34 @@
                 <w:szCs w:val="20"/>
               </w:rPr>
             </w:pPr>
-            <w:commentRangeStart w:id="39"/>
-            <w:r>
+            <w:commentRangeStart w:id="34"/>
+            <w:r>
+              <w:rPr>
+                <w:noProof/>
+              </w:rPr>
               <w:drawing>
-                <wp:inline wp14:editId="514B1BB1" wp14:anchorId="32B7BFF0">
+                <wp:inline distT="0" distB="0" distL="0" distR="0" wp14:anchorId="32B7BFF0" wp14:editId="514B1BB1">
                   <wp:extent cx="1347891" cy="1294835"/>
                   <wp:effectExtent l="0" t="0" r="0" b="0"/>
                   <wp:docPr id="25" name="Imagen 25"/>
                   <wp:cNvGraphicFramePr>
-                    <a:graphicFrameLocks noChangeAspect="1"/>
+                    <a:graphicFrameLocks xmlns:a="http://schemas.openxmlformats.org/drawingml/2006/main" noChangeAspect="1"/>
                   </wp:cNvGraphicFramePr>
-                  <a:graphic>
-                    <a:graphicData xmlns:a="http://schemas.openxmlformats.org/drawingml/2006/main" uri="http://schemas.openxmlformats.org/drawingml/2006/picture">
+                  <a:graphic xmlns:a="http://schemas.openxmlformats.org/drawingml/2006/main">
+                    <a:graphicData uri="http://schemas.openxmlformats.org/drawingml/2006/picture">
                       <pic:pic xmlns:pic="http://schemas.openxmlformats.org/drawingml/2006/picture">
                         <pic:nvPicPr>
                           <pic:cNvPr id="1" name=""/>
                           <pic:cNvPicPr/>
                         </pic:nvPicPr>
                         <pic:blipFill>
-                          <a:blip xmlns:r="http://schemas.openxmlformats.org/officeDocument/2006/relationships" r:embed="rId35"/>
+                          <a:blip r:embed="rId35"/>
                           <a:stretch>
                             <a:fillRect/>
                           </a:stretch>
                         </pic:blipFill>
                         <pic:spPr>
-                          <a:xfrm rot="0">
+                          <a:xfrm>
                             <a:off x="0" y="0"/>
                             <a:ext cx="1347891" cy="1294835"/>
                           </a:xfrm>
@@ -6765,12 +6712,9 @@
                 </wp:inline>
               </w:drawing>
             </w:r>
-            <w:commentRangeEnd w:id="39"/>
-            <w:r>
-              <w:rPr>
-                <w:rStyle w:val="CommentReference"/>
-              </w:rPr>
-              <w:commentReference w:id="39"/>
+            <w:commentRangeEnd w:id="34"/>
+            <w:r>
+              <w:commentReference w:id="34"/>
             </w:r>
           </w:p>
         </w:tc>
@@ -6779,7 +6723,6 @@
         <w:tc>
           <w:tcPr>
             <w:tcW w:w="4702" w:type="dxa"/>
-            <w:tcMar/>
           </w:tcPr>
           <w:p>
             <w:pPr>
@@ -6797,7 +6740,7 @@
                 <w:sz w:val="20"/>
                 <w:szCs w:val="20"/>
               </w:rPr>
-              <w:t xml:space="preserve">Presenta los objetivos principales y un análisis de la situación actual del transporte. Define metas claras y medibles que orientan la operación, </w:t>
+              <w:t xml:space="preserve">Presenta los objetivos principales y un análisis de la situación actual del transporte. Define metas </w:t>
             </w:r>
             <w:r>
               <w:rPr>
@@ -6805,14 +6748,13 @@
                 <w:szCs w:val="20"/>
               </w:rPr>
               <w:lastRenderedPageBreak/>
-              <w:t>sirviendo como guía estratégica para la toma de decisiones y la mejora continua</w:t>
+              <w:t>claras y medibles que orientan la operación, sirviendo como guía estratégica para la toma de decisiones y la mejora continua</w:t>
             </w:r>
           </w:p>
         </w:tc>
         <w:tc>
           <w:tcPr>
             <w:tcW w:w="4981" w:type="dxa"/>
-            <w:tcMar/>
           </w:tcPr>
           <w:p>
             <w:pPr>
@@ -6831,7 +6773,7 @@
                 <w:szCs w:val="20"/>
               </w:rPr>
               <w:lastRenderedPageBreak/>
-              <w:t xml:space="preserve">Detalla cómo se ejecutará el plan: gestión de flota, rutas y personal, incorporación de tecnología, planes de contingencia, asignación de recursos y control con </w:t>
+              <w:t xml:space="preserve">Detalla cómo se ejecutará el plan: gestión de flota, rutas y personal, incorporación de tecnología, planes </w:t>
             </w:r>
             <w:r>
               <w:rPr>
@@ -6839,7 +6781,7 @@
                 <w:szCs w:val="20"/>
               </w:rPr>
               <w:lastRenderedPageBreak/>
-              <w:t>indicadores de desempeño para asegurar eficiencia, seguridad y cumplimiento de objetivos.</w:t>
+              <w:t>de contingencia, asignación de recursos y control con indicadores de desempeño para asegurar eficiencia, seguridad y cumplimiento de objetivos.</w:t>
             </w:r>
           </w:p>
         </w:tc>
@@ -6958,7 +6900,7 @@
                 <w:lang w:val="es-ES" w:eastAsia="es-ES"/>
               </w:rPr>
             </w:pPr>
-            <w:commentRangeStart w:id="40"/>
+            <w:commentRangeStart w:id="35"/>
             <w:r>
               <w:rPr>
                 <w:rFonts w:eastAsia="Times New Roman"/>
@@ -6970,12 +6912,12 @@
               </w:rPr>
               <w:t>Seguimiento</w:t>
             </w:r>
-            <w:commentRangeEnd w:id="40"/>
+            <w:commentRangeEnd w:id="35"/>
             <w:r>
               <w:rPr>
                 <w:rStyle w:val="Refdecomentario"/>
               </w:rPr>
-              <w:commentReference w:id="40"/>
+              <w:commentReference w:id="35"/>
             </w:r>
             <w:r>
               <w:rPr>
@@ -6986,8 +6928,21 @@
                 <w:szCs w:val="20"/>
                 <w:lang w:val="es-ES" w:eastAsia="es-ES"/>
               </w:rPr>
-              <w:t xml:space="preserve"> de KPIs</w:t>
-            </w:r>
+              <w:t xml:space="preserve"> de </w:t>
+            </w:r>
+            <w:proofErr w:type="spellStart"/>
+            <w:r>
+              <w:rPr>
+                <w:rFonts w:eastAsia="Times New Roman"/>
+                <w:b/>
+                <w:bCs/>
+                <w:sz w:val="20"/>
+                <w:szCs w:val="20"/>
+                <w:lang w:val="es-ES" w:eastAsia="es-ES"/>
+              </w:rPr>
+              <w:t>KPIs</w:t>
+            </w:r>
+            <w:proofErr w:type="spellEnd"/>
           </w:p>
         </w:tc>
         <w:tc>
@@ -7360,14 +7315,14 @@
         <w:t>perativos</w:t>
       </w:r>
     </w:p>
-    <w:p w14:noSpellErr="1">
+    <w:p>
       <w:pPr>
         <w:pBdr>
-          <w:top w:val="nil" w:color="000000" w:sz="0" w:space="0"/>
-          <w:left w:val="nil" w:color="000000" w:sz="0" w:space="0"/>
-          <w:bottom w:val="nil" w:color="000000" w:sz="0" w:space="0"/>
-          <w:right w:val="nil" w:color="000000" w:sz="0" w:space="0"/>
-          <w:between w:val="nil" w:color="000000" w:sz="0" w:space="0"/>
+          <w:top w:val="nil"/>
+          <w:left w:val="nil"/>
+          <w:bottom w:val="nil"/>
+          <w:right w:val="nil"/>
+          <w:between w:val="nil"/>
         </w:pBdr>
         <w:ind w:left="360"/>
         <w:jc w:val="both"/>
@@ -7387,11 +7342,11 @@
     <w:p>
       <w:pPr>
         <w:pBdr>
-          <w:top w:val="nil" w:color="000000" w:sz="0" w:space="0"/>
-          <w:left w:val="nil" w:color="000000" w:sz="0" w:space="0"/>
-          <w:bottom w:val="nil" w:color="000000" w:sz="0" w:space="0"/>
-          <w:right w:val="nil" w:color="000000" w:sz="0" w:space="0"/>
-          <w:between w:val="nil" w:color="000000" w:sz="0" w:space="0"/>
+          <w:top w:val="nil"/>
+          <w:left w:val="nil"/>
+          <w:bottom w:val="nil"/>
+          <w:right w:val="nil"/>
+          <w:between w:val="nil"/>
         </w:pBdr>
         <w:ind w:left="360"/>
         <w:jc w:val="both"/>
@@ -7517,31 +7472,35 @@
           <w:szCs w:val="20"/>
         </w:rPr>
       </w:pPr>
-      <w:commentRangeStart w:id="41"/>
-      <w:r>
+      <w:commentRangeStart w:id="36"/>
+      <w:r>
+        <w:rPr>
+          <w:noProof/>
+        </w:rPr>
+        <w:lastRenderedPageBreak/>
         <w:drawing>
-          <wp:inline wp14:editId="7E43A36F" wp14:anchorId="6051E879">
+          <wp:inline distT="0" distB="0" distL="0" distR="0" wp14:anchorId="6051E879" wp14:editId="7E43A36F">
             <wp:extent cx="2285269" cy="2285269"/>
             <wp:effectExtent l="0" t="0" r="0" b="0"/>
             <wp:docPr id="6" name="Imagen 6"/>
             <wp:cNvGraphicFramePr>
-              <a:graphicFrameLocks noChangeAspect="1"/>
+              <a:graphicFrameLocks xmlns:a="http://schemas.openxmlformats.org/drawingml/2006/main" noChangeAspect="1"/>
             </wp:cNvGraphicFramePr>
-            <a:graphic>
-              <a:graphicData xmlns:a="http://schemas.openxmlformats.org/drawingml/2006/main" uri="http://schemas.openxmlformats.org/drawingml/2006/picture">
+            <a:graphic xmlns:a="http://schemas.openxmlformats.org/drawingml/2006/main">
+              <a:graphicData uri="http://schemas.openxmlformats.org/drawingml/2006/picture">
                 <pic:pic xmlns:pic="http://schemas.openxmlformats.org/drawingml/2006/picture">
                   <pic:nvPicPr>
                     <pic:cNvPr id="1" name=""/>
                     <pic:cNvPicPr/>
                   </pic:nvPicPr>
                   <pic:blipFill>
-                    <a:blip xmlns:r="http://schemas.openxmlformats.org/officeDocument/2006/relationships" r:embed="rId36"/>
+                    <a:blip r:embed="rId36"/>
                     <a:stretch>
                       <a:fillRect/>
                     </a:stretch>
                   </pic:blipFill>
                   <pic:spPr>
-                    <a:xfrm rot="0">
+                    <a:xfrm>
                       <a:off x="0" y="0"/>
                       <a:ext cx="2285269" cy="2285269"/>
                     </a:xfrm>
@@ -7555,12 +7514,9 @@
           </wp:inline>
         </w:drawing>
       </w:r>
-      <w:commentRangeEnd w:id="41"/>
-      <w:r>
-        <w:rPr>
-          <w:rStyle w:val="CommentReference"/>
-        </w:rPr>
-        <w:commentReference w:id="41"/>
+      <w:commentRangeEnd w:id="36"/>
+      <w:r>
+        <w:commentReference w:id="36"/>
       </w:r>
     </w:p>
     <w:p>
@@ -7602,16 +7558,7 @@
           <w:sz w:val="20"/>
           <w:szCs w:val="20"/>
         </w:rPr>
-        <w:t xml:space="preserve">La normatividad en los procesos operativos de transporte cumple un papel esencial para garantizar la seguridad, sostenibilidad y eficiencia en la movilidad de mercancías y personas. Estas normas buscan integrar </w:t>
-      </w:r>
-      <w:r>
-        <w:rPr>
-          <w:bCs/>
-          <w:sz w:val="20"/>
-          <w:szCs w:val="20"/>
-        </w:rPr>
-        <w:lastRenderedPageBreak/>
-        <w:t>aspectos legales, técnicos, ambientales y de calidad, aportando confianza y competitividad en cada eslabón logístico.</w:t>
+        <w:t>La normatividad en los procesos operativos de transporte cumple un papel esencial para garantizar la seguridad, sostenibilidad y eficiencia en la movilidad de mercancías y personas. Estas normas buscan integrar aspectos legales, técnicos, ambientales y de calidad, aportando confianza y competitividad en cada eslabón logístico.</w:t>
       </w:r>
     </w:p>
     <w:tbl>
@@ -7639,7 +7586,7 @@
                 <w:szCs w:val="20"/>
               </w:rPr>
             </w:pPr>
-            <w:commentRangeStart w:id="42"/>
+            <w:commentRangeStart w:id="37"/>
             <w:r>
               <w:rPr>
                 <w:rStyle w:val="Textoennegrita"/>
@@ -7648,12 +7595,12 @@
               </w:rPr>
               <w:t>Seguridad</w:t>
             </w:r>
-            <w:commentRangeEnd w:id="42"/>
+            <w:commentRangeEnd w:id="37"/>
             <w:r>
               <w:rPr>
                 <w:rStyle w:val="Refdecomentario"/>
               </w:rPr>
-              <w:commentReference w:id="42"/>
+              <w:commentReference w:id="37"/>
             </w:r>
             <w:r>
               <w:rPr>
@@ -7924,7 +7871,7 @@
         </w:tc>
       </w:tr>
     </w:tbl>
-    <w:p w14:noSpellErr="1">
+    <w:p>
       <w:pPr>
         <w:pStyle w:val="Prrafodelista"/>
         <w:rPr>
@@ -8020,8 +7967,8 @@
           <w:szCs w:val="20"/>
         </w:rPr>
       </w:pPr>
-      <w:commentRangeStart w:id="43"/>
-      <w:commentRangeStart w:id="44"/>
+      <w:commentRangeStart w:id="38"/>
+      <w:commentRangeStart w:id="39"/>
       <w:r>
         <w:rPr>
           <w:bCs/>
@@ -8078,19 +8025,19 @@
           </wp:inline>
         </w:drawing>
       </w:r>
-      <w:commentRangeEnd w:id="43"/>
+      <w:commentRangeEnd w:id="38"/>
       <w:r>
         <w:rPr>
           <w:rStyle w:val="Refdecomentario"/>
         </w:rPr>
-        <w:commentReference w:id="43"/>
-      </w:r>
-      <w:commentRangeEnd w:id="44"/>
+        <w:commentReference w:id="38"/>
+      </w:r>
+      <w:commentRangeEnd w:id="39"/>
       <w:r>
         <w:rPr>
           <w:rStyle w:val="Refdecomentario"/>
         </w:rPr>
-        <w:commentReference w:id="44"/>
+        <w:commentReference w:id="39"/>
       </w:r>
     </w:p>
     <w:p>
@@ -8130,6 +8077,7 @@
           <w:sz w:val="20"/>
           <w:szCs w:val="20"/>
         </w:rPr>
+        <w:lastRenderedPageBreak/>
         <w:t>Fuente:</w:t>
       </w:r>
       <w:r>
@@ -8257,7 +8205,7 @@
                 <w:lang w:val="es-ES" w:eastAsia="es-ES"/>
               </w:rPr>
             </w:pPr>
-            <w:commentRangeStart w:id="45"/>
+            <w:commentRangeStart w:id="40"/>
             <w:r>
               <w:rPr>
                 <w:rFonts w:eastAsia="Times New Roman"/>
@@ -8269,12 +8217,12 @@
               </w:rPr>
               <w:t>Nacional</w:t>
             </w:r>
-            <w:commentRangeEnd w:id="45"/>
+            <w:commentRangeEnd w:id="40"/>
             <w:r>
               <w:rPr>
                 <w:rStyle w:val="Refdecomentario"/>
               </w:rPr>
-              <w:commentReference w:id="45"/>
+              <w:commentReference w:id="40"/>
             </w:r>
           </w:p>
         </w:tc>
@@ -8678,7 +8626,6 @@
                 <w:szCs w:val="20"/>
                 <w:lang w:val="es-ES" w:eastAsia="es-ES"/>
               </w:rPr>
-              <w:lastRenderedPageBreak/>
               <w:t>Ambiental y SST</w:t>
             </w:r>
           </w:p>
@@ -8931,7 +8878,7 @@
           <w:lang w:val="es-ES"/>
         </w:rPr>
       </w:pPr>
-      <w:commentRangeStart w:id="46"/>
+      <w:commentRangeStart w:id="41"/>
       <w:r>
         <w:rPr>
           <w:noProof/>
@@ -8972,12 +8919,12 @@
           </wp:inline>
         </w:drawing>
       </w:r>
-      <w:commentRangeEnd w:id="46"/>
+      <w:commentRangeEnd w:id="41"/>
       <w:r>
         <w:rPr>
           <w:rStyle w:val="Refdecomentario"/>
         </w:rPr>
-        <w:commentReference w:id="46"/>
+        <w:commentReference w:id="41"/>
       </w:r>
     </w:p>
     <w:p>
@@ -9052,10 +8999,10 @@
         <w:tblLook w:val="04A0" w:firstRow="1" w:lastRow="0" w:firstColumn="1" w:lastColumn="0" w:noHBand="0" w:noVBand="1"/>
       </w:tblPr>
       <w:tblGrid>
-        <w:gridCol w:w="885"/>
-        <w:gridCol w:w="2158"/>
+        <w:gridCol w:w="1075"/>
+        <w:gridCol w:w="2134"/>
         <w:gridCol w:w="1309"/>
-        <w:gridCol w:w="5484"/>
+        <w:gridCol w:w="5318"/>
       </w:tblGrid>
       <w:tr>
         <w:trPr>
@@ -9077,7 +9024,7 @@
                 <w:lang w:val="es-ES" w:eastAsia="es-ES"/>
               </w:rPr>
             </w:pPr>
-            <w:commentRangeStart w:id="47"/>
+            <w:commentRangeStart w:id="42"/>
             <w:r>
               <w:rPr>
                 <w:rFonts w:eastAsia="Times New Roman"/>
@@ -9087,14 +9034,15 @@
                 <w:szCs w:val="20"/>
                 <w:lang w:val="es-ES" w:eastAsia="es-ES"/>
               </w:rPr>
+              <w:lastRenderedPageBreak/>
               <w:t>1</w:t>
             </w:r>
-            <w:commentRangeEnd w:id="47"/>
+            <w:commentRangeEnd w:id="42"/>
             <w:r>
               <w:rPr>
                 <w:rStyle w:val="Refdecomentario"/>
               </w:rPr>
-              <w:commentReference w:id="47"/>
+              <w:commentReference w:id="42"/>
             </w:r>
           </w:p>
         </w:tc>
@@ -9140,7 +9088,7 @@
                 <w:lang w:val="es-ES" w:eastAsia="es-ES"/>
               </w:rPr>
             </w:pPr>
-            <w:commentRangeStart w:id="48"/>
+            <w:commentRangeStart w:id="43"/>
             <w:r>
               <w:rPr>
                 <w:noProof/>
@@ -9181,12 +9129,12 @@
                 </wp:inline>
               </w:drawing>
             </w:r>
-            <w:commentRangeEnd w:id="48"/>
+            <w:commentRangeEnd w:id="43"/>
             <w:r>
               <w:rPr>
                 <w:rStyle w:val="Refdecomentario"/>
               </w:rPr>
-              <w:commentReference w:id="48"/>
+              <w:commentReference w:id="43"/>
             </w:r>
           </w:p>
         </w:tc>
@@ -9291,7 +9239,7 @@
                 <w:lang w:val="es-ES" w:eastAsia="es-ES"/>
               </w:rPr>
             </w:pPr>
-            <w:commentRangeStart w:id="49"/>
+            <w:commentRangeStart w:id="44"/>
             <w:r>
               <w:rPr>
                 <w:noProof/>
@@ -9332,12 +9280,12 @@
                 </wp:inline>
               </w:drawing>
             </w:r>
-            <w:commentRangeEnd w:id="49"/>
+            <w:commentRangeEnd w:id="44"/>
             <w:r>
               <w:rPr>
                 <w:rStyle w:val="Refdecomentario"/>
               </w:rPr>
-              <w:commentReference w:id="49"/>
+              <w:commentReference w:id="44"/>
             </w:r>
           </w:p>
         </w:tc>
@@ -9442,7 +9390,7 @@
                 <w:lang w:val="es-ES" w:eastAsia="es-ES"/>
               </w:rPr>
             </w:pPr>
-            <w:commentRangeStart w:id="50"/>
+            <w:commentRangeStart w:id="45"/>
             <w:r>
               <w:rPr>
                 <w:noProof/>
@@ -9483,12 +9431,12 @@
                 </wp:inline>
               </w:drawing>
             </w:r>
-            <w:commentRangeEnd w:id="50"/>
+            <w:commentRangeEnd w:id="45"/>
             <w:r>
               <w:rPr>
                 <w:rStyle w:val="Refdecomentario"/>
               </w:rPr>
-              <w:commentReference w:id="50"/>
+              <w:commentReference w:id="45"/>
             </w:r>
           </w:p>
         </w:tc>
@@ -9593,7 +9541,7 @@
                 <w:lang w:val="es-ES" w:eastAsia="es-ES"/>
               </w:rPr>
             </w:pPr>
-            <w:commentRangeStart w:id="51"/>
+            <w:commentRangeStart w:id="46"/>
             <w:r>
               <w:rPr>
                 <w:noProof/>
@@ -9634,12 +9582,12 @@
                 </wp:inline>
               </w:drawing>
             </w:r>
-            <w:commentRangeEnd w:id="51"/>
+            <w:commentRangeEnd w:id="46"/>
             <w:r>
               <w:rPr>
                 <w:rStyle w:val="Refdecomentario"/>
               </w:rPr>
-              <w:commentReference w:id="51"/>
+              <w:commentReference w:id="46"/>
             </w:r>
           </w:p>
         </w:tc>
@@ -9698,7 +9646,6 @@
                 <w:szCs w:val="20"/>
                 <w:lang w:val="es-ES" w:eastAsia="es-ES"/>
               </w:rPr>
-              <w:lastRenderedPageBreak/>
               <w:t>5</w:t>
             </w:r>
           </w:p>
@@ -9745,7 +9692,7 @@
                 <w:lang w:val="es-ES" w:eastAsia="es-ES"/>
               </w:rPr>
             </w:pPr>
-            <w:commentRangeStart w:id="52"/>
+            <w:commentRangeStart w:id="47"/>
             <w:r>
               <w:rPr>
                 <w:noProof/>
@@ -9786,12 +9733,12 @@
                 </wp:inline>
               </w:drawing>
             </w:r>
-            <w:commentRangeEnd w:id="52"/>
+            <w:commentRangeEnd w:id="47"/>
             <w:r>
               <w:rPr>
                 <w:rStyle w:val="Refdecomentario"/>
               </w:rPr>
-              <w:commentReference w:id="52"/>
+              <w:commentReference w:id="47"/>
             </w:r>
           </w:p>
         </w:tc>
@@ -9992,7 +9939,7 @@
                 <w:lang w:val="es-ES" w:eastAsia="es-ES"/>
               </w:rPr>
             </w:pPr>
-            <w:commentRangeStart w:id="53"/>
+            <w:commentRangeStart w:id="48"/>
             <w:r>
               <w:rPr>
                 <w:rFonts w:eastAsia="Times New Roman"/>
@@ -10004,12 +9951,12 @@
               </w:rPr>
               <w:t>ISO</w:t>
             </w:r>
-            <w:commentRangeEnd w:id="53"/>
+            <w:commentRangeEnd w:id="48"/>
             <w:r>
               <w:rPr>
                 <w:rStyle w:val="Refdecomentario"/>
               </w:rPr>
-              <w:commentReference w:id="53"/>
+              <w:commentReference w:id="48"/>
             </w:r>
             <w:r>
               <w:rPr>
@@ -10109,13 +10056,13 @@
                 </wp:inline>
               </w:drawing>
             </w:r>
-            <w:commentRangeStart w:id="54"/>
-            <w:commentRangeEnd w:id="54"/>
+            <w:commentRangeStart w:id="49"/>
+            <w:commentRangeEnd w:id="49"/>
             <w:r>
               <w:rPr>
                 <w:rStyle w:val="Refdecomentario"/>
               </w:rPr>
-              <w:commentReference w:id="54"/>
+              <w:commentReference w:id="49"/>
             </w:r>
           </w:p>
         </w:tc>
@@ -10184,7 +10131,7 @@
                 <w:lang w:val="es-ES" w:eastAsia="es-ES"/>
               </w:rPr>
             </w:pPr>
-            <w:commentRangeStart w:id="55"/>
+            <w:commentRangeStart w:id="50"/>
             <w:r>
               <w:rPr>
                 <w:noProof/>
@@ -10225,12 +10172,12 @@
                 </wp:inline>
               </w:drawing>
             </w:r>
-            <w:commentRangeEnd w:id="55"/>
+            <w:commentRangeEnd w:id="50"/>
             <w:r>
               <w:rPr>
                 <w:rStyle w:val="Refdecomentario"/>
               </w:rPr>
-              <w:commentReference w:id="55"/>
+              <w:commentReference w:id="50"/>
             </w:r>
           </w:p>
         </w:tc>
@@ -10287,7 +10234,7 @@
                 <w:lang w:val="es-ES" w:eastAsia="es-ES"/>
               </w:rPr>
             </w:pPr>
-            <w:commentRangeStart w:id="56"/>
+            <w:commentRangeStart w:id="51"/>
             <w:r>
               <w:rPr>
                 <w:noProof/>
@@ -10328,12 +10275,12 @@
                 </wp:inline>
               </w:drawing>
             </w:r>
-            <w:commentRangeEnd w:id="56"/>
+            <w:commentRangeEnd w:id="51"/>
             <w:r>
               <w:rPr>
                 <w:rStyle w:val="Refdecomentario"/>
               </w:rPr>
-              <w:commentReference w:id="56"/>
+              <w:commentReference w:id="51"/>
             </w:r>
           </w:p>
         </w:tc>
@@ -10390,7 +10337,7 @@
                 <w:lang w:val="es-ES" w:eastAsia="es-ES"/>
               </w:rPr>
             </w:pPr>
-            <w:commentRangeStart w:id="57"/>
+            <w:commentRangeStart w:id="52"/>
             <w:r>
               <w:rPr>
                 <w:noProof/>
@@ -10431,12 +10378,12 @@
                 </wp:inline>
               </w:drawing>
             </w:r>
-            <w:commentRangeEnd w:id="57"/>
+            <w:commentRangeEnd w:id="52"/>
             <w:r>
               <w:rPr>
                 <w:rStyle w:val="Refdecomentario"/>
               </w:rPr>
-              <w:commentReference w:id="57"/>
+              <w:commentReference w:id="52"/>
             </w:r>
           </w:p>
         </w:tc>
@@ -10512,12 +10459,12 @@
         <w:tblLook w:val="04A0" w:firstRow="1" w:lastRow="0" w:firstColumn="1" w:lastColumn="0" w:noHBand="0" w:noVBand="1"/>
       </w:tblPr>
       <w:tblGrid>
-        <w:gridCol w:w="1484"/>
-        <w:gridCol w:w="1804"/>
-        <w:gridCol w:w="1719"/>
-        <w:gridCol w:w="1472"/>
-        <w:gridCol w:w="1593"/>
-        <w:gridCol w:w="1469"/>
+        <w:gridCol w:w="1786"/>
+        <w:gridCol w:w="1739"/>
+        <w:gridCol w:w="1635"/>
+        <w:gridCol w:w="1415"/>
+        <w:gridCol w:w="1544"/>
+        <w:gridCol w:w="1422"/>
       </w:tblGrid>
       <w:tr>
         <w:tc>
@@ -10537,7 +10484,7 @@
                 <w:lang w:val="es-ES" w:eastAsia="es-ES"/>
               </w:rPr>
             </w:pPr>
-            <w:commentRangeStart w:id="58"/>
+            <w:commentRangeStart w:id="53"/>
             <w:r>
               <w:rPr>
                 <w:rFonts w:eastAsia="Times New Roman"/>
@@ -10549,12 +10496,12 @@
               </w:rPr>
               <w:t>Políticas</w:t>
             </w:r>
-            <w:commentRangeEnd w:id="58"/>
+            <w:commentRangeEnd w:id="53"/>
             <w:r>
               <w:rPr>
                 <w:rStyle w:val="Refdecomentario"/>
               </w:rPr>
-              <w:commentReference w:id="58"/>
+              <w:commentReference w:id="53"/>
             </w:r>
             <w:r>
               <w:rPr>
@@ -10761,7 +10708,7 @@
                 <w:lang w:val="es-ES" w:eastAsia="es-ES"/>
               </w:rPr>
             </w:pPr>
-            <w:commentRangeStart w:id="59"/>
+            <w:commentRangeStart w:id="54"/>
             <w:r>
               <w:rPr>
                 <w:noProof/>
@@ -10802,12 +10749,12 @@
                 </wp:inline>
               </w:drawing>
             </w:r>
-            <w:commentRangeEnd w:id="59"/>
+            <w:commentRangeEnd w:id="54"/>
             <w:r>
               <w:rPr>
                 <w:rStyle w:val="Refdecomentario"/>
               </w:rPr>
-              <w:commentReference w:id="59"/>
+              <w:commentReference w:id="54"/>
             </w:r>
           </w:p>
         </w:tc>
@@ -10827,7 +10774,7 @@
                 <w:lang w:val="es-ES" w:eastAsia="es-ES"/>
               </w:rPr>
             </w:pPr>
-            <w:commentRangeStart w:id="60"/>
+            <w:commentRangeStart w:id="55"/>
             <w:r>
               <w:rPr>
                 <w:noProof/>
@@ -10868,12 +10815,12 @@
                 </wp:inline>
               </w:drawing>
             </w:r>
-            <w:commentRangeEnd w:id="60"/>
+            <w:commentRangeEnd w:id="55"/>
             <w:r>
               <w:rPr>
                 <w:rStyle w:val="Refdecomentario"/>
               </w:rPr>
-              <w:commentReference w:id="60"/>
+              <w:commentReference w:id="55"/>
             </w:r>
           </w:p>
         </w:tc>
@@ -10893,7 +10840,7 @@
                 <w:lang w:val="es-ES" w:eastAsia="es-ES"/>
               </w:rPr>
             </w:pPr>
-            <w:commentRangeStart w:id="61"/>
+            <w:commentRangeStart w:id="56"/>
             <w:r>
               <w:rPr>
                 <w:noProof/>
@@ -10934,12 +10881,12 @@
                 </wp:inline>
               </w:drawing>
             </w:r>
-            <w:commentRangeEnd w:id="61"/>
+            <w:commentRangeEnd w:id="56"/>
             <w:r>
               <w:rPr>
                 <w:rStyle w:val="Refdecomentario"/>
               </w:rPr>
-              <w:commentReference w:id="61"/>
+              <w:commentReference w:id="56"/>
             </w:r>
           </w:p>
         </w:tc>
@@ -10959,7 +10906,7 @@
                 <w:lang w:val="es-ES" w:eastAsia="es-ES"/>
               </w:rPr>
             </w:pPr>
-            <w:commentRangeStart w:id="62"/>
+            <w:commentRangeStart w:id="57"/>
             <w:r>
               <w:rPr>
                 <w:noProof/>
@@ -11000,12 +10947,12 @@
                 </wp:inline>
               </w:drawing>
             </w:r>
-            <w:commentRangeEnd w:id="62"/>
+            <w:commentRangeEnd w:id="57"/>
             <w:r>
               <w:rPr>
                 <w:rStyle w:val="Refdecomentario"/>
               </w:rPr>
-              <w:commentReference w:id="62"/>
+              <w:commentReference w:id="57"/>
             </w:r>
           </w:p>
         </w:tc>
@@ -11025,7 +10972,7 @@
                 <w:lang w:val="es-ES" w:eastAsia="es-ES"/>
               </w:rPr>
             </w:pPr>
-            <w:commentRangeStart w:id="63"/>
+            <w:commentRangeStart w:id="58"/>
             <w:r>
               <w:rPr>
                 <w:noProof/>
@@ -11066,12 +11013,12 @@
                 </wp:inline>
               </w:drawing>
             </w:r>
-            <w:commentRangeEnd w:id="63"/>
+            <w:commentRangeEnd w:id="58"/>
             <w:r>
               <w:rPr>
                 <w:rStyle w:val="Refdecomentario"/>
               </w:rPr>
-              <w:commentReference w:id="63"/>
+              <w:commentReference w:id="58"/>
             </w:r>
           </w:p>
         </w:tc>
@@ -11091,7 +11038,7 @@
                 <w:lang w:val="es-ES" w:eastAsia="es-ES"/>
               </w:rPr>
             </w:pPr>
-            <w:commentRangeStart w:id="64"/>
+            <w:commentRangeStart w:id="59"/>
             <w:r>
               <w:rPr>
                 <w:noProof/>
@@ -11132,12 +11079,12 @@
                 </wp:inline>
               </w:drawing>
             </w:r>
-            <w:commentRangeEnd w:id="64"/>
+            <w:commentRangeEnd w:id="59"/>
             <w:r>
               <w:rPr>
                 <w:rStyle w:val="Refdecomentario"/>
               </w:rPr>
-              <w:commentReference w:id="64"/>
+              <w:commentReference w:id="59"/>
             </w:r>
           </w:p>
         </w:tc>
@@ -11189,17 +11136,7 @@
                 <w:szCs w:val="20"/>
                 <w:lang w:val="es-ES" w:eastAsia="es-ES"/>
               </w:rPr>
-              <w:t xml:space="preserve">Documentos detallados que describen paso a paso cómo se deben realizar las tareas críticas, asegurando </w:t>
-            </w:r>
-            <w:r>
-              <w:rPr>
-                <w:rFonts w:eastAsia="Times New Roman"/>
-                <w:sz w:val="20"/>
-                <w:szCs w:val="20"/>
-                <w:lang w:val="es-ES" w:eastAsia="es-ES"/>
-              </w:rPr>
-              <w:lastRenderedPageBreak/>
-              <w:t>consistencia en las operaciones.</w:t>
+              <w:t>Documentos detallados que describen paso a paso cómo se deben realizar las tareas críticas, asegurando consistencia en las operaciones.</w:t>
             </w:r>
           </w:p>
         </w:tc>
@@ -11224,18 +11161,7 @@
                 <w:szCs w:val="20"/>
                 <w:lang w:val="es-ES" w:eastAsia="es-ES"/>
               </w:rPr>
-              <w:lastRenderedPageBreak/>
-              <w:t xml:space="preserve">Documentación que evidencia la realización de actividades y el cumplimiento de requisitos, como listas de </w:t>
-            </w:r>
-            <w:r>
-              <w:rPr>
-                <w:rFonts w:eastAsia="Times New Roman"/>
-                <w:sz w:val="20"/>
-                <w:szCs w:val="20"/>
-                <w:lang w:val="es-ES" w:eastAsia="es-ES"/>
-              </w:rPr>
-              <w:lastRenderedPageBreak/>
-              <w:t>chequeo de vehículos, registros de entrega y reportes de incidentes.</w:t>
+              <w:t>Documentación que evidencia la realización de actividades y el cumplimiento de requisitos, como listas de chequeo de vehículos, registros de entrega y reportes de incidentes.</w:t>
             </w:r>
           </w:p>
         </w:tc>
@@ -11260,18 +11186,7 @@
                 <w:szCs w:val="20"/>
                 <w:lang w:val="es-ES" w:eastAsia="es-ES"/>
               </w:rPr>
-              <w:lastRenderedPageBreak/>
-              <w:t xml:space="preserve">Revisiones sistemáticas y periódicas de los procesos para verificar el cumplimiento </w:t>
-            </w:r>
-            <w:r>
-              <w:rPr>
-                <w:rFonts w:eastAsia="Times New Roman"/>
-                <w:sz w:val="20"/>
-                <w:szCs w:val="20"/>
-                <w:lang w:val="es-ES" w:eastAsia="es-ES"/>
-              </w:rPr>
-              <w:lastRenderedPageBreak/>
-              <w:t>del SGC e identificar áreas de mejora.</w:t>
+              <w:t>Revisiones sistemáticas y periódicas de los procesos para verificar el cumplimiento del SGC e identificar áreas de mejora.</w:t>
             </w:r>
           </w:p>
         </w:tc>
@@ -11296,18 +11211,7 @@
                 <w:szCs w:val="20"/>
                 <w:lang w:val="es-ES" w:eastAsia="es-ES"/>
               </w:rPr>
-              <w:lastRenderedPageBreak/>
-              <w:t xml:space="preserve">Mecanismos para abordar no conformidades (AC) y prevenir que los problemas </w:t>
-            </w:r>
-            <w:r>
-              <w:rPr>
-                <w:rFonts w:eastAsia="Times New Roman"/>
-                <w:sz w:val="20"/>
-                <w:szCs w:val="20"/>
-                <w:lang w:val="es-ES" w:eastAsia="es-ES"/>
-              </w:rPr>
-              <w:lastRenderedPageBreak/>
-              <w:t>ocurran o se repitan (AP).</w:t>
+              <w:t>Mecanismos para abordar no conformidades (AC) y prevenir que los problemas ocurran o se repitan (AP).</w:t>
             </w:r>
           </w:p>
         </w:tc>
@@ -11332,18 +11236,7 @@
                 <w:szCs w:val="20"/>
                 <w:lang w:val="es-ES" w:eastAsia="es-ES"/>
               </w:rPr>
-              <w:lastRenderedPageBreak/>
-              <w:t xml:space="preserve">Evaluaciones periódicas del SGC por parte de la alta gerencia para asegurar su </w:t>
-            </w:r>
-            <w:r>
-              <w:rPr>
-                <w:rFonts w:eastAsia="Times New Roman"/>
-                <w:sz w:val="20"/>
-                <w:szCs w:val="20"/>
-                <w:lang w:val="es-ES" w:eastAsia="es-ES"/>
-              </w:rPr>
-              <w:lastRenderedPageBreak/>
-              <w:t>eficacia y adecuación.</w:t>
+              <w:t>Evaluaciones periódicas del SGC por parte de la alta gerencia para asegurar su eficacia y adecuación.</w:t>
             </w:r>
           </w:p>
         </w:tc>
@@ -11483,7 +11376,7 @@
                 <w:lang w:val="es-ES" w:eastAsia="es-ES"/>
               </w:rPr>
             </w:pPr>
-            <w:commentRangeStart w:id="65"/>
+            <w:commentRangeStart w:id="60"/>
             <w:r>
               <w:rPr>
                 <w:rFonts w:eastAsia="Times New Roman"/>
@@ -11495,12 +11388,12 @@
               </w:rPr>
               <w:t>Control</w:t>
             </w:r>
-            <w:commentRangeEnd w:id="65"/>
+            <w:commentRangeEnd w:id="60"/>
             <w:r>
               <w:rPr>
                 <w:rStyle w:val="Refdecomentario"/>
               </w:rPr>
-              <w:commentReference w:id="65"/>
+              <w:commentReference w:id="60"/>
             </w:r>
             <w:r>
               <w:rPr>
@@ -11614,7 +11507,7 @@
                 <w:lang w:val="es-ES" w:eastAsia="es-ES"/>
               </w:rPr>
             </w:pPr>
-            <w:commentRangeStart w:id="66"/>
+            <w:commentRangeStart w:id="61"/>
             <w:r>
               <w:rPr>
                 <w:noProof/>
@@ -11655,12 +11548,12 @@
                 </wp:inline>
               </w:drawing>
             </w:r>
-            <w:commentRangeEnd w:id="66"/>
+            <w:commentRangeEnd w:id="61"/>
             <w:r>
               <w:rPr>
                 <w:rStyle w:val="Refdecomentario"/>
               </w:rPr>
-              <w:commentReference w:id="66"/>
+              <w:commentReference w:id="61"/>
             </w:r>
           </w:p>
         </w:tc>
@@ -11680,7 +11573,7 @@
                 <w:lang w:val="es-ES" w:eastAsia="es-ES"/>
               </w:rPr>
             </w:pPr>
-            <w:commentRangeStart w:id="67"/>
+            <w:commentRangeStart w:id="62"/>
             <w:r>
               <w:rPr>
                 <w:noProof/>
@@ -11721,12 +11614,12 @@
                 </wp:inline>
               </w:drawing>
             </w:r>
-            <w:commentRangeEnd w:id="67"/>
+            <w:commentRangeEnd w:id="62"/>
             <w:r>
               <w:rPr>
                 <w:rStyle w:val="Refdecomentario"/>
               </w:rPr>
-              <w:commentReference w:id="67"/>
+              <w:commentReference w:id="62"/>
             </w:r>
           </w:p>
         </w:tc>
@@ -12046,6 +11939,7 @@
               </w:rPr>
               <w:t xml:space="preserve">Usar </w:t>
             </w:r>
+            <w:proofErr w:type="spellStart"/>
             <w:r>
               <w:rPr>
                 <w:rFonts w:eastAsia="Times New Roman"/>
@@ -12057,6 +11951,7 @@
               </w:rPr>
               <w:t>checklists</w:t>
             </w:r>
+            <w:proofErr w:type="spellEnd"/>
             <w:r>
               <w:rPr>
                 <w:rFonts w:eastAsia="Times New Roman"/>
@@ -12305,25 +12200,28 @@
           <w:szCs w:val="20"/>
         </w:rPr>
       </w:pPr>
-      <w:commentRangeStart w:id="68"/>
-      <w:r>
+      <w:commentRangeStart w:id="63"/>
+      <w:r>
+        <w:rPr>
+          <w:noProof/>
+        </w:rPr>
         <w:drawing>
-          <wp:inline wp14:editId="6E3C6AEF" wp14:anchorId="5A2C7D71">
+          <wp:inline distT="0" distB="0" distL="0" distR="0" wp14:anchorId="5A2C7D71" wp14:editId="6E3C6AEF">
             <wp:extent cx="4743450" cy="1899854"/>
             <wp:effectExtent l="0" t="0" r="0" b="5715"/>
             <wp:docPr id="42" name="Imagen 42"/>
             <wp:cNvGraphicFramePr>
-              <a:graphicFrameLocks noChangeAspect="1"/>
+              <a:graphicFrameLocks xmlns:a="http://schemas.openxmlformats.org/drawingml/2006/main" noChangeAspect="1"/>
             </wp:cNvGraphicFramePr>
-            <a:graphic>
-              <a:graphicData xmlns:a="http://schemas.openxmlformats.org/drawingml/2006/main" uri="http://schemas.openxmlformats.org/drawingml/2006/picture">
+            <a:graphic xmlns:a="http://schemas.openxmlformats.org/drawingml/2006/main">
+              <a:graphicData uri="http://schemas.openxmlformats.org/drawingml/2006/picture">
                 <pic:pic xmlns:pic="http://schemas.openxmlformats.org/drawingml/2006/picture">
                   <pic:nvPicPr>
                     <pic:cNvPr id="1" name=""/>
                     <pic:cNvPicPr/>
                   </pic:nvPicPr>
                   <pic:blipFill>
-                    <a:blip xmlns:r="http://schemas.openxmlformats.org/officeDocument/2006/relationships" r:embed="rId56"/>
+                    <a:blip r:embed="rId56"/>
                     <a:stretch>
                       <a:fillRect/>
                     </a:stretch>
@@ -12343,12 +12241,9 @@
           </wp:inline>
         </w:drawing>
       </w:r>
-      <w:commentRangeEnd w:id="68"/>
-      <w:r>
-        <w:rPr>
-          <w:rStyle w:val="CommentReference"/>
-        </w:rPr>
-        <w:commentReference w:id="68"/>
+      <w:commentRangeEnd w:id="63"/>
+      <w:r>
+        <w:commentReference w:id="63"/>
       </w:r>
     </w:p>
     <w:p>
@@ -12428,7 +12323,43 @@
           <w:sz w:val="20"/>
           <w:szCs w:val="20"/>
         </w:rPr>
-        <w:t>Además del ciclo PHVA, existen otras metodologías que complementan la mejora continua en el transporte, enfocándose en eliminar desperdicios, optimizar recursos y fomentar la participación de todo el equipo, como Lean Logistics y Kaizen, que permiten fortalecer la eficiencia operativa y la sostenibilidad del servicio.</w:t>
+        <w:t xml:space="preserve">Además del ciclo PHVA, existen otras metodologías que complementan la mejora continua en el transporte, enfocándose en eliminar desperdicios, optimizar recursos y fomentar la participación de todo el equipo, como Lean </w:t>
+      </w:r>
+      <w:proofErr w:type="spellStart"/>
+      <w:r>
+        <w:rPr>
+          <w:bCs/>
+          <w:sz w:val="20"/>
+          <w:szCs w:val="20"/>
+        </w:rPr>
+        <w:t>Logistics</w:t>
+      </w:r>
+      <w:proofErr w:type="spellEnd"/>
+      <w:r>
+        <w:rPr>
+          <w:bCs/>
+          <w:sz w:val="20"/>
+          <w:szCs w:val="20"/>
+        </w:rPr>
+        <w:t xml:space="preserve"> y </w:t>
+      </w:r>
+      <w:proofErr w:type="spellStart"/>
+      <w:r>
+        <w:rPr>
+          <w:bCs/>
+          <w:sz w:val="20"/>
+          <w:szCs w:val="20"/>
+        </w:rPr>
+        <w:t>Kaizen</w:t>
+      </w:r>
+      <w:proofErr w:type="spellEnd"/>
+      <w:r>
+        <w:rPr>
+          <w:bCs/>
+          <w:sz w:val="20"/>
+          <w:szCs w:val="20"/>
+        </w:rPr>
+        <w:t>, que permiten fortalecer la eficiencia operativa y la sostenibilidad del servicio.</w:t>
       </w:r>
     </w:p>
     <w:p>
@@ -12457,15 +12388,14 @@
         <w:tblLook w:val="04A0" w:firstRow="1" w:lastRow="0" w:firstColumn="1" w:lastColumn="0" w:noHBand="0" w:noVBand="1"/>
       </w:tblPr>
       <w:tblGrid>
-        <w:gridCol w:w="1351"/>
+        <w:gridCol w:w="1430"/>
         <w:gridCol w:w="1819"/>
-        <w:gridCol w:w="6371"/>
+        <w:gridCol w:w="6292"/>
       </w:tblGrid>
       <w:tr>
         <w:tc>
           <w:tcPr>
             <w:tcW w:w="1430" w:type="dxa"/>
-            <w:tcMar/>
             <w:hideMark/>
           </w:tcPr>
           <w:p>
@@ -12480,7 +12410,7 @@
                 <w:lang w:val="es-ES" w:eastAsia="es-ES"/>
               </w:rPr>
             </w:pPr>
-            <w:commentRangeStart w:id="69"/>
+            <w:commentRangeStart w:id="64"/>
             <w:r>
               <w:rPr>
                 <w:rFonts w:eastAsia="Times New Roman"/>
@@ -12492,12 +12422,12 @@
               </w:rPr>
               <w:t>Lean</w:t>
             </w:r>
-            <w:commentRangeEnd w:id="69"/>
+            <w:commentRangeEnd w:id="64"/>
             <w:r>
               <w:rPr>
                 <w:rStyle w:val="Refdecomentario"/>
               </w:rPr>
-              <w:commentReference w:id="69"/>
+              <w:commentReference w:id="64"/>
             </w:r>
             <w:r>
               <w:rPr>
@@ -12508,14 +12438,26 @@
                 <w:szCs w:val="20"/>
                 <w:lang w:val="es-ES" w:eastAsia="es-ES"/>
               </w:rPr>
-              <w:t xml:space="preserve"> Logistics</w:t>
-            </w:r>
+              <w:t xml:space="preserve"> </w:t>
+            </w:r>
+            <w:proofErr w:type="spellStart"/>
+            <w:r>
+              <w:rPr>
+                <w:rFonts w:eastAsia="Times New Roman"/>
+                <w:b/>
+                <w:bCs/>
+                <w:sz w:val="20"/>
+                <w:szCs w:val="20"/>
+                <w:lang w:val="es-ES" w:eastAsia="es-ES"/>
+              </w:rPr>
+              <w:t>Logistics</w:t>
+            </w:r>
+            <w:proofErr w:type="spellEnd"/>
           </w:p>
         </w:tc>
         <w:tc>
           <w:tcPr>
             <w:tcW w:w="222" w:type="dxa"/>
-            <w:tcMar/>
           </w:tcPr>
           <w:p>
             <w:pPr>
@@ -12566,20 +12508,19 @@
                 </wp:inline>
               </w:drawing>
             </w:r>
-            <w:commentRangeStart w:id="70"/>
-            <w:commentRangeEnd w:id="70"/>
+            <w:commentRangeStart w:id="65"/>
+            <w:commentRangeEnd w:id="65"/>
             <w:r>
               <w:rPr>
                 <w:rStyle w:val="Refdecomentario"/>
               </w:rPr>
-              <w:commentReference w:id="70"/>
+              <w:commentReference w:id="65"/>
             </w:r>
           </w:p>
         </w:tc>
         <w:tc>
           <w:tcPr>
             <w:tcW w:w="7889" w:type="dxa"/>
-            <w:tcMar/>
             <w:hideMark/>
           </w:tcPr>
           <w:p>
@@ -12608,7 +12549,6 @@
         <w:tc>
           <w:tcPr>
             <w:tcW w:w="1430" w:type="dxa"/>
-            <w:tcMar/>
             <w:hideMark/>
           </w:tcPr>
           <w:p>
@@ -12623,6 +12563,7 @@
                 <w:lang w:val="es-ES" w:eastAsia="es-ES"/>
               </w:rPr>
             </w:pPr>
+            <w:proofErr w:type="spellStart"/>
             <w:r>
               <w:rPr>
                 <w:rFonts w:eastAsia="Times New Roman"/>
@@ -12634,23 +12575,23 @@
               </w:rPr>
               <w:t>Kaizen</w:t>
             </w:r>
+            <w:proofErr w:type="spellEnd"/>
           </w:p>
         </w:tc>
         <w:tc>
           <w:tcPr>
             <w:tcW w:w="222" w:type="dxa"/>
-            <w:tcMar/>
-          </w:tcPr>
-          <w:p>
-            <w:pPr>
-              <w:rPr>
-                <w:rFonts w:eastAsia="Times New Roman"/>
-                <w:sz w:val="20"/>
-                <w:szCs w:val="20"/>
-                <w:lang w:val="es-ES" w:eastAsia="es-ES"/>
-              </w:rPr>
-            </w:pPr>
-            <w:commentRangeStart w:id="71"/>
+          </w:tcPr>
+          <w:p>
+            <w:pPr>
+              <w:rPr>
+                <w:rFonts w:eastAsia="Times New Roman"/>
+                <w:sz w:val="20"/>
+                <w:szCs w:val="20"/>
+                <w:lang w:val="es-ES" w:eastAsia="es-ES"/>
+              </w:rPr>
+            </w:pPr>
+            <w:commentRangeStart w:id="66"/>
             <w:r>
               <w:rPr>
                 <w:noProof/>
@@ -12691,19 +12632,18 @@
                 </wp:inline>
               </w:drawing>
             </w:r>
-            <w:commentRangeEnd w:id="71"/>
+            <w:commentRangeEnd w:id="66"/>
             <w:r>
               <w:rPr>
                 <w:rStyle w:val="Refdecomentario"/>
               </w:rPr>
-              <w:commentReference w:id="71"/>
+              <w:commentReference w:id="66"/>
             </w:r>
           </w:p>
         </w:tc>
         <w:tc>
           <w:tcPr>
             <w:tcW w:w="7889" w:type="dxa"/>
-            <w:tcMar/>
             <w:hideMark/>
           </w:tcPr>
           <w:p>
@@ -12725,6 +12665,7 @@
               </w:rPr>
               <w:t xml:space="preserve">Filosofía de mejora </w:t>
             </w:r>
+            <w:proofErr w:type="gramStart"/>
             <w:r>
               <w:rPr>
                 <w:rFonts w:eastAsia="Times New Roman"/>
@@ -12734,6 +12675,7 @@
               </w:rPr>
               <w:t>continua</w:t>
             </w:r>
+            <w:proofErr w:type="gramEnd"/>
             <w:r>
               <w:rPr>
                 <w:rFonts w:eastAsia="Times New Roman"/>
@@ -12769,11 +12711,11 @@
     <w:p>
       <w:pPr>
         <w:pBdr>
-          <w:top w:val="nil" w:color="000000" w:sz="0" w:space="0"/>
-          <w:left w:val="nil" w:color="000000" w:sz="0" w:space="0"/>
-          <w:bottom w:val="nil" w:color="000000" w:sz="0" w:space="0"/>
-          <w:right w:val="nil" w:color="000000" w:sz="0" w:space="0"/>
-          <w:between w:val="nil" w:color="000000" w:sz="0" w:space="0"/>
+          <w:top w:val="nil"/>
+          <w:left w:val="nil"/>
+          <w:bottom w:val="nil"/>
+          <w:right w:val="nil"/>
+          <w:between w:val="nil"/>
         </w:pBdr>
         <w:ind w:left="360"/>
         <w:jc w:val="both"/>
@@ -12787,14 +12729,7 @@
           <w:sz w:val="20"/>
           <w:szCs w:val="20"/>
         </w:rPr>
-        <w:t>L</w:t>
-      </w:r>
-      <w:r>
-        <w:rPr>
-          <w:sz w:val="20"/>
-          <w:szCs w:val="20"/>
-        </w:rPr>
-        <w:t xml:space="preserve">a mejora </w:t>
+        <w:t xml:space="preserve">La mejora </w:t>
       </w:r>
       <w:r>
         <w:rPr>
@@ -12810,6 +12745,7 @@
         </w:rPr>
         <w:t xml:space="preserve"> aplicada al transporte constituye una estrategia clave para garantizar operaciones ágiles, seguras y competitivas. A través del ciclo PHVA se logra estructurar el perfeccionamiento de los procesos, mientras que metodologías complementarias como Lean </w:t>
       </w:r>
+      <w:proofErr w:type="spellStart"/>
       <w:r>
         <w:rPr>
           <w:sz w:val="20"/>
@@ -12817,12 +12753,29 @@
         </w:rPr>
         <w:t>Logistics</w:t>
       </w:r>
-      <w:r>
-        <w:rPr>
-          <w:sz w:val="20"/>
-          <w:szCs w:val="20"/>
-        </w:rPr>
-        <w:t xml:space="preserve"> y Kaizen refuerzan la eficiencia al reducir desperdicios y promover la </w:t>
+      <w:proofErr w:type="spellEnd"/>
+      <w:r>
+        <w:rPr>
+          <w:sz w:val="20"/>
+          <w:szCs w:val="20"/>
+        </w:rPr>
+        <w:t xml:space="preserve"> y </w:t>
+      </w:r>
+      <w:proofErr w:type="spellStart"/>
+      <w:r>
+        <w:rPr>
+          <w:sz w:val="20"/>
+          <w:szCs w:val="20"/>
+        </w:rPr>
+        <w:t>Kaizen</w:t>
+      </w:r>
+      <w:proofErr w:type="spellEnd"/>
+      <w:r>
+        <w:rPr>
+          <w:sz w:val="20"/>
+          <w:szCs w:val="20"/>
+        </w:rPr>
+        <w:t xml:space="preserve"> refuerzan la eficiencia al reducir desperdicios y promover la </w:t>
       </w:r>
       <w:r>
         <w:rPr>
@@ -12939,6 +12892,7 @@
           <w:sz w:val="20"/>
           <w:szCs w:val="20"/>
         </w:rPr>
+        <w:lastRenderedPageBreak/>
         <w:t>El diagnóstico de procesos operativos en el transporte constituye un paso esencial para garantizar que las actividades logísticas se desarrollen con eficiencia, seguridad y calidad. A través de este análisis, las empresas pueden revisar de manera integral cómo se llevan a cabo los procesos de planeación, ejecución y control, identificando las debilidades que limitan el desempeño y reconociendo al mismo tiempo las oportunidades de mejora. Este enfoque permite tomar decisiones fundamentadas que contribuyen a optimizar recursos, fortalecer el cumplimiento normativo y elevar la satisfacción del cliente.</w:t>
       </w:r>
     </w:p>
@@ -13061,7 +13015,7 @@
                 <w:lang w:val="es-ES" w:eastAsia="es-ES"/>
               </w:rPr>
             </w:pPr>
-            <w:commentRangeStart w:id="72"/>
+            <w:commentRangeStart w:id="67"/>
             <w:r>
               <w:rPr>
                 <w:rFonts w:eastAsia="Times New Roman"/>
@@ -13073,12 +13027,12 @@
               </w:rPr>
               <w:t>Identificar</w:t>
             </w:r>
-            <w:commentRangeEnd w:id="72"/>
+            <w:commentRangeEnd w:id="67"/>
             <w:r>
               <w:rPr>
                 <w:rStyle w:val="Refdecomentario"/>
               </w:rPr>
-              <w:commentReference w:id="72"/>
+              <w:commentReference w:id="67"/>
             </w:r>
             <w:r>
               <w:rPr>
@@ -13201,7 +13155,6 @@
                 <w:szCs w:val="20"/>
                 <w:lang w:val="es-ES" w:eastAsia="es-ES"/>
               </w:rPr>
-              <w:lastRenderedPageBreak/>
               <w:t>Evaluar cumplimiento normativo y de seguridad</w:t>
             </w:r>
           </w:p>
@@ -13527,9 +13480,9 @@
         <w:tblLook w:val="04A0" w:firstRow="1" w:lastRow="0" w:firstColumn="1" w:lastColumn="0" w:noHBand="0" w:noVBand="1"/>
       </w:tblPr>
       <w:tblGrid>
-        <w:gridCol w:w="434"/>
-        <w:gridCol w:w="1837"/>
-        <w:gridCol w:w="7493"/>
+        <w:gridCol w:w="1075"/>
+        <w:gridCol w:w="1807"/>
+        <w:gridCol w:w="6882"/>
       </w:tblGrid>
       <w:tr>
         <w:tc>
@@ -13549,7 +13502,7 @@
                 <w:lang w:val="es-ES" w:eastAsia="es-ES"/>
               </w:rPr>
             </w:pPr>
-            <w:commentRangeStart w:id="73"/>
+            <w:commentRangeStart w:id="68"/>
             <w:r>
               <w:rPr>
                 <w:rFonts w:eastAsia="Times New Roman"/>
@@ -13561,12 +13514,12 @@
               </w:rPr>
               <w:t>1</w:t>
             </w:r>
-            <w:commentRangeEnd w:id="73"/>
+            <w:commentRangeEnd w:id="68"/>
             <w:r>
               <w:rPr>
                 <w:rStyle w:val="Refdecomentario"/>
               </w:rPr>
-              <w:commentReference w:id="73"/>
+              <w:commentReference w:id="68"/>
             </w:r>
           </w:p>
         </w:tc>
@@ -13833,6 +13786,7 @@
               </w:rPr>
               <w:t>Se identifican causas raíz de los problemas, se generan hallazgos clave (</w:t>
             </w:r>
+            <w:proofErr w:type="spellStart"/>
             <w:r>
               <w:rPr>
                 <w:rFonts w:eastAsia="Times New Roman"/>
@@ -13844,6 +13798,7 @@
               </w:rPr>
               <w:t>insights</w:t>
             </w:r>
+            <w:proofErr w:type="spellEnd"/>
             <w:r>
               <w:rPr>
                 <w:rFonts w:eastAsia="Times New Roman"/>
@@ -13981,11 +13936,12 @@
           <w:szCs w:val="20"/>
         </w:rPr>
       </w:pPr>
-      <w:commentRangeStart w:id="74"/>
+      <w:commentRangeStart w:id="69"/>
       <w:r>
         <w:rPr>
           <w:noProof/>
         </w:rPr>
+        <w:lastRenderedPageBreak/>
         <w:drawing>
           <wp:inline distT="0" distB="0" distL="0" distR="0" wp14:anchorId="2A66FE9C" wp14:editId="39CCD516">
             <wp:extent cx="1381125" cy="1476157"/>
@@ -14022,12 +13978,12 @@
           </wp:inline>
         </w:drawing>
       </w:r>
-      <w:commentRangeEnd w:id="74"/>
+      <w:commentRangeEnd w:id="69"/>
       <w:r>
         <w:rPr>
           <w:rStyle w:val="Refdecomentario"/>
         </w:rPr>
-        <w:commentReference w:id="74"/>
+        <w:commentReference w:id="69"/>
       </w:r>
     </w:p>
     <w:p>
@@ -14137,7 +14093,6 @@
           <w:szCs w:val="20"/>
           <w:lang w:val="es-ES" w:eastAsia="es-ES"/>
         </w:rPr>
-        <w:lastRenderedPageBreak/>
         <w:t>Las recomendaciones son propuestas concretas para superar las brechas y cuellos de botella identificados. Deben cumplir con los siguientes criterios:</w:t>
       </w:r>
     </w:p>
@@ -14149,9 +14104,9 @@
         <w:tblLook w:val="04A0" w:firstRow="1" w:lastRow="0" w:firstColumn="1" w:lastColumn="0" w:noHBand="0" w:noVBand="1"/>
       </w:tblPr>
       <w:tblGrid>
-        <w:gridCol w:w="1711"/>
+        <w:gridCol w:w="2142"/>
         <w:gridCol w:w="1821"/>
-        <w:gridCol w:w="6009"/>
+        <w:gridCol w:w="5578"/>
       </w:tblGrid>
       <w:tr>
         <w:tc>
@@ -14171,7 +14126,7 @@
                 <w:lang w:val="es-ES" w:eastAsia="es-ES"/>
               </w:rPr>
             </w:pPr>
-            <w:commentRangeStart w:id="75"/>
+            <w:commentRangeStart w:id="70"/>
             <w:r>
               <w:rPr>
                 <w:rFonts w:eastAsia="Times New Roman"/>
@@ -14183,12 +14138,12 @@
               </w:rPr>
               <w:t>Accionables</w:t>
             </w:r>
-            <w:commentRangeEnd w:id="75"/>
+            <w:commentRangeEnd w:id="70"/>
             <w:r>
               <w:rPr>
                 <w:rStyle w:val="Refdecomentario"/>
               </w:rPr>
-              <w:commentReference w:id="75"/>
+              <w:commentReference w:id="70"/>
             </w:r>
           </w:p>
         </w:tc>
@@ -14205,7 +14160,7 @@
                 <w:lang w:val="es-ES" w:eastAsia="es-ES"/>
               </w:rPr>
             </w:pPr>
-            <w:commentRangeStart w:id="76"/>
+            <w:commentRangeStart w:id="71"/>
             <w:r>
               <w:rPr>
                 <w:noProof/>
@@ -14246,12 +14201,12 @@
                 </wp:inline>
               </w:drawing>
             </w:r>
-            <w:commentRangeEnd w:id="76"/>
+            <w:commentRangeEnd w:id="71"/>
             <w:r>
               <w:rPr>
                 <w:rStyle w:val="Refdecomentario"/>
               </w:rPr>
-              <w:commentReference w:id="76"/>
+              <w:commentReference w:id="71"/>
             </w:r>
           </w:p>
         </w:tc>
@@ -14326,7 +14281,7 @@
                 <w:lang w:val="es-ES" w:eastAsia="es-ES"/>
               </w:rPr>
             </w:pPr>
-            <w:commentRangeStart w:id="77"/>
+            <w:commentRangeStart w:id="72"/>
             <w:r>
               <w:rPr>
                 <w:noProof/>
@@ -14367,12 +14322,12 @@
                 </wp:inline>
               </w:drawing>
             </w:r>
-            <w:commentRangeEnd w:id="77"/>
+            <w:commentRangeEnd w:id="72"/>
             <w:r>
               <w:rPr>
                 <w:rStyle w:val="Refdecomentario"/>
               </w:rPr>
-              <w:commentReference w:id="77"/>
+              <w:commentReference w:id="72"/>
             </w:r>
           </w:p>
         </w:tc>
@@ -14447,7 +14402,7 @@
                 <w:lang w:val="es-ES" w:eastAsia="es-ES"/>
               </w:rPr>
             </w:pPr>
-            <w:commentRangeStart w:id="78"/>
+            <w:commentRangeStart w:id="73"/>
             <w:r>
               <w:rPr>
                 <w:noProof/>
@@ -14488,12 +14443,12 @@
                 </wp:inline>
               </w:drawing>
             </w:r>
-            <w:commentRangeEnd w:id="78"/>
+            <w:commentRangeEnd w:id="73"/>
             <w:r>
               <w:rPr>
                 <w:rStyle w:val="Refdecomentario"/>
               </w:rPr>
-              <w:commentReference w:id="78"/>
+              <w:commentReference w:id="73"/>
             </w:r>
           </w:p>
         </w:tc>
@@ -14568,7 +14523,7 @@
                 <w:lang w:val="es-ES" w:eastAsia="es-ES"/>
               </w:rPr>
             </w:pPr>
-            <w:commentRangeStart w:id="79"/>
+            <w:commentRangeStart w:id="74"/>
             <w:r>
               <w:rPr>
                 <w:noProof/>
@@ -14609,12 +14564,12 @@
                 </wp:inline>
               </w:drawing>
             </w:r>
-            <w:commentRangeEnd w:id="79"/>
+            <w:commentRangeEnd w:id="74"/>
             <w:r>
               <w:rPr>
                 <w:rStyle w:val="Refdecomentario"/>
               </w:rPr>
-              <w:commentReference w:id="79"/>
+              <w:commentReference w:id="74"/>
             </w:r>
           </w:p>
         </w:tc>
@@ -14830,7 +14785,16 @@
           <w:sz w:val="20"/>
           <w:szCs w:val="20"/>
         </w:rPr>
-        <w:t>como gerencia, equipos operativos, clientes o inversionistas</w:t>
+        <w:t xml:space="preserve">como gerencia, equipos operativos, clientes o </w:t>
+      </w:r>
+      <w:r>
+        <w:rPr>
+          <w:bCs/>
+          <w:sz w:val="20"/>
+          <w:szCs w:val="20"/>
+        </w:rPr>
+        <w:lastRenderedPageBreak/>
+        <w:t>inversionistas</w:t>
       </w:r>
       <w:r>
         <w:rPr>
@@ -14878,14 +14842,13 @@
         <w:tblLook w:val="04A0" w:firstRow="1" w:lastRow="0" w:firstColumn="1" w:lastColumn="0" w:noHBand="0" w:noVBand="1"/>
       </w:tblPr>
       <w:tblGrid>
-        <w:gridCol w:w="2216"/>
-        <w:gridCol w:w="7325"/>
+        <w:gridCol w:w="2230"/>
+        <w:gridCol w:w="7311"/>
       </w:tblGrid>
       <w:tr>
         <w:tc>
           <w:tcPr>
             <w:tcW w:w="2216" w:type="dxa"/>
-            <w:tcMar/>
             <w:hideMark/>
           </w:tcPr>
           <w:p>
@@ -14898,7 +14861,7 @@
                 <w:szCs w:val="20"/>
               </w:rPr>
             </w:pPr>
-            <w:commentRangeStart w:id="80"/>
+            <w:commentRangeStart w:id="75"/>
             <w:r>
               <w:rPr>
                 <w:b/>
@@ -14908,12 +14871,12 @@
               </w:rPr>
               <w:t>Fundamentar</w:t>
             </w:r>
-            <w:commentRangeEnd w:id="80"/>
+            <w:commentRangeEnd w:id="75"/>
             <w:r>
               <w:rPr>
                 <w:rStyle w:val="Refdecomentario"/>
               </w:rPr>
-              <w:commentReference w:id="80"/>
+              <w:commentReference w:id="75"/>
             </w:r>
             <w:r>
               <w:rPr>
@@ -14929,7 +14892,6 @@
         <w:tc>
           <w:tcPr>
             <w:tcW w:w="0" w:type="auto"/>
-            <w:tcMar/>
             <w:hideMark/>
           </w:tcPr>
           <w:p>
@@ -14954,7 +14916,6 @@
         <w:tc>
           <w:tcPr>
             <w:tcW w:w="2216" w:type="dxa"/>
-            <w:tcMar/>
             <w:hideMark/>
           </w:tcPr>
           <w:p>
@@ -14981,7 +14942,6 @@
         <w:tc>
           <w:tcPr>
             <w:tcW w:w="0" w:type="auto"/>
-            <w:tcMar/>
             <w:hideMark/>
           </w:tcPr>
           <w:p>
@@ -15006,7 +14966,6 @@
         <w:tc>
           <w:tcPr>
             <w:tcW w:w="2216" w:type="dxa"/>
-            <w:tcMar/>
             <w:hideMark/>
           </w:tcPr>
           <w:p>
@@ -15033,7 +14992,6 @@
         <w:tc>
           <w:tcPr>
             <w:tcW w:w="0" w:type="auto"/>
-            <w:tcMar/>
             <w:hideMark/>
           </w:tcPr>
           <w:p>
@@ -15058,7 +15016,6 @@
         <w:tc>
           <w:tcPr>
             <w:tcW w:w="2216" w:type="dxa"/>
-            <w:tcMar/>
             <w:hideMark/>
           </w:tcPr>
           <w:p>
@@ -15085,7 +15042,6 @@
         <w:tc>
           <w:tcPr>
             <w:tcW w:w="0" w:type="auto"/>
-            <w:tcMar/>
             <w:hideMark/>
           </w:tcPr>
           <w:p>
@@ -15110,7 +15066,6 @@
         <w:tc>
           <w:tcPr>
             <w:tcW w:w="2216" w:type="dxa"/>
-            <w:tcMar/>
             <w:hideMark/>
           </w:tcPr>
           <w:p>
@@ -15137,7 +15092,6 @@
         <w:tc>
           <w:tcPr>
             <w:tcW w:w="0" w:type="auto"/>
-            <w:tcMar/>
             <w:hideMark/>
           </w:tcPr>
           <w:p>
@@ -15162,7 +15116,6 @@
         <w:tc>
           <w:tcPr>
             <w:tcW w:w="2216" w:type="dxa"/>
-            <w:tcMar/>
             <w:hideMark/>
           </w:tcPr>
           <w:p>
@@ -15189,7 +15142,6 @@
         <w:tc>
           <w:tcPr>
             <w:tcW w:w="0" w:type="auto"/>
-            <w:tcMar/>
             <w:hideMark/>
           </w:tcPr>
           <w:p>
@@ -15214,7 +15166,6 @@
         <w:tc>
           <w:tcPr>
             <w:tcW w:w="2216" w:type="dxa"/>
-            <w:tcMar/>
             <w:hideMark/>
           </w:tcPr>
           <w:p>
@@ -15241,7 +15192,6 @@
         <w:tc>
           <w:tcPr>
             <w:tcW w:w="0" w:type="auto"/>
-            <w:tcMar/>
             <w:hideMark/>
           </w:tcPr>
           <w:p>
@@ -15267,16 +15217,15 @@
       <w:pPr>
         <w:pStyle w:val="Prrafodelista"/>
         <w:pBdr>
-          <w:top w:val="nil" w:color="000000" w:sz="0" w:space="0"/>
-          <w:left w:val="nil" w:color="000000" w:sz="0" w:space="0"/>
-          <w:bottom w:val="nil" w:color="000000" w:sz="0" w:space="0"/>
-          <w:right w:val="nil" w:color="000000" w:sz="0" w:space="0"/>
-          <w:between w:val="nil" w:color="000000" w:sz="0" w:space="0"/>
+          <w:top w:val="nil"/>
+          <w:left w:val="nil"/>
+          <w:bottom w:val="nil"/>
+          <w:right w:val="nil"/>
+          <w:between w:val="nil"/>
         </w:pBdr>
-        <w:ind w:left="720"/>
-        <w:rPr>
-          <w:b w:val="1"/>
-          <w:bCs w:val="1"/>
+        <w:rPr>
+          <w:b/>
+          <w:bCs/>
           <w:sz w:val="20"/>
           <w:szCs w:val="20"/>
         </w:rPr>
@@ -15308,7 +15257,6 @@
           <w:sz w:val="20"/>
           <w:szCs w:val="20"/>
         </w:rPr>
-        <w:lastRenderedPageBreak/>
         <w:t xml:space="preserve">Estructura </w:t>
       </w:r>
       <w:r>
@@ -15372,10 +15320,10 @@
         <w:tblLook w:val="04A0" w:firstRow="1" w:lastRow="0" w:firstColumn="1" w:lastColumn="0" w:noHBand="0" w:noVBand="1"/>
       </w:tblPr>
       <w:tblGrid>
-        <w:gridCol w:w="1061"/>
+        <w:gridCol w:w="1075"/>
         <w:gridCol w:w="1917"/>
         <w:gridCol w:w="1446"/>
-        <w:gridCol w:w="5117"/>
+        <w:gridCol w:w="5103"/>
       </w:tblGrid>
       <w:tr>
         <w:tc>
@@ -15391,7 +15339,7 @@
                 <w:szCs w:val="20"/>
               </w:rPr>
             </w:pPr>
-            <w:commentRangeStart w:id="81"/>
+            <w:commentRangeStart w:id="76"/>
             <w:r>
               <w:rPr>
                 <w:rStyle w:val="Textoennegrita"/>
@@ -15400,12 +15348,12 @@
               </w:rPr>
               <w:t>1</w:t>
             </w:r>
-            <w:commentRangeEnd w:id="81"/>
+            <w:commentRangeEnd w:id="76"/>
             <w:r>
               <w:rPr>
                 <w:rStyle w:val="Refdecomentario"/>
               </w:rPr>
-              <w:commentReference w:id="81"/>
+              <w:commentReference w:id="76"/>
             </w:r>
           </w:p>
         </w:tc>
@@ -15444,7 +15392,7 @@
                 <w:szCs w:val="20"/>
               </w:rPr>
             </w:pPr>
-            <w:commentRangeStart w:id="82"/>
+            <w:commentRangeStart w:id="77"/>
             <w:r>
               <w:rPr>
                 <w:noProof/>
@@ -15485,12 +15433,12 @@
                 </wp:inline>
               </w:drawing>
             </w:r>
-            <w:commentRangeEnd w:id="82"/>
+            <w:commentRangeEnd w:id="77"/>
             <w:r>
               <w:rPr>
                 <w:rStyle w:val="Refdecomentario"/>
               </w:rPr>
-              <w:commentReference w:id="82"/>
+              <w:commentReference w:id="77"/>
             </w:r>
           </w:p>
         </w:tc>
@@ -15576,7 +15524,7 @@
                 <w:szCs w:val="20"/>
               </w:rPr>
             </w:pPr>
-            <w:commentRangeStart w:id="83"/>
+            <w:commentRangeStart w:id="78"/>
             <w:r>
               <w:rPr>
                 <w:noProof/>
@@ -15617,12 +15565,12 @@
                 </wp:inline>
               </w:drawing>
             </w:r>
-            <w:commentRangeEnd w:id="83"/>
+            <w:commentRangeEnd w:id="78"/>
             <w:r>
               <w:rPr>
                 <w:rStyle w:val="Refdecomentario"/>
               </w:rPr>
-              <w:commentReference w:id="83"/>
+              <w:commentReference w:id="78"/>
             </w:r>
           </w:p>
         </w:tc>
@@ -15724,7 +15672,7 @@
                 <w:szCs w:val="20"/>
               </w:rPr>
             </w:pPr>
-            <w:commentRangeStart w:id="84"/>
+            <w:commentRangeStart w:id="79"/>
             <w:r>
               <w:rPr>
                 <w:noProof/>
@@ -15765,12 +15713,12 @@
                 </wp:inline>
               </w:drawing>
             </w:r>
-            <w:commentRangeEnd w:id="84"/>
+            <w:commentRangeEnd w:id="79"/>
             <w:r>
               <w:rPr>
                 <w:rStyle w:val="Refdecomentario"/>
               </w:rPr>
-              <w:commentReference w:id="84"/>
+              <w:commentReference w:id="79"/>
             </w:r>
           </w:p>
         </w:tc>
@@ -15856,7 +15804,7 @@
                 <w:szCs w:val="20"/>
               </w:rPr>
             </w:pPr>
-            <w:commentRangeStart w:id="85"/>
+            <w:commentRangeStart w:id="80"/>
             <w:r>
               <w:rPr>
                 <w:noProof/>
@@ -15897,12 +15845,12 @@
                 </wp:inline>
               </w:drawing>
             </w:r>
-            <w:commentRangeEnd w:id="85"/>
+            <w:commentRangeEnd w:id="80"/>
             <w:r>
               <w:rPr>
                 <w:rStyle w:val="Refdecomentario"/>
               </w:rPr>
-              <w:commentReference w:id="85"/>
+              <w:commentReference w:id="80"/>
             </w:r>
           </w:p>
         </w:tc>
@@ -15949,6 +15897,7 @@
                 <w:sz w:val="20"/>
                 <w:szCs w:val="20"/>
               </w:rPr>
+              <w:lastRenderedPageBreak/>
               <w:t>5</w:t>
             </w:r>
           </w:p>
@@ -15988,7 +15937,7 @@
                 <w:szCs w:val="20"/>
               </w:rPr>
             </w:pPr>
-            <w:commentRangeStart w:id="86"/>
+            <w:commentRangeStart w:id="81"/>
             <w:r>
               <w:rPr>
                 <w:noProof/>
@@ -16029,12 +15978,12 @@
                 </wp:inline>
               </w:drawing>
             </w:r>
-            <w:commentRangeEnd w:id="86"/>
+            <w:commentRangeEnd w:id="81"/>
             <w:r>
               <w:rPr>
                 <w:rStyle w:val="Refdecomentario"/>
               </w:rPr>
-              <w:commentReference w:id="86"/>
+              <w:commentReference w:id="81"/>
             </w:r>
           </w:p>
         </w:tc>
@@ -16159,11 +16108,11 @@
         <w:tblLook w:val="04A0" w:firstRow="1" w:lastRow="0" w:firstColumn="1" w:lastColumn="0" w:noHBand="0" w:noVBand="1"/>
       </w:tblPr>
       <w:tblGrid>
-        <w:gridCol w:w="1641"/>
+        <w:gridCol w:w="1775"/>
+        <w:gridCol w:w="1473"/>
+        <w:gridCol w:w="1529"/>
         <w:gridCol w:w="1490"/>
-        <w:gridCol w:w="1563"/>
-        <w:gridCol w:w="1531"/>
-        <w:gridCol w:w="1667"/>
+        <w:gridCol w:w="1625"/>
         <w:gridCol w:w="1791"/>
       </w:tblGrid>
       <w:tr>
@@ -16185,7 +16134,7 @@
                 <w:lang w:val="es-ES" w:eastAsia="es-ES"/>
               </w:rPr>
             </w:pPr>
-            <w:commentRangeStart w:id="87"/>
+            <w:commentRangeStart w:id="82"/>
             <w:r>
               <w:rPr>
                 <w:rFonts w:eastAsia="Times New Roman"/>
@@ -16197,12 +16146,12 @@
               </w:rPr>
               <w:t>Gráficos</w:t>
             </w:r>
-            <w:commentRangeEnd w:id="87"/>
+            <w:commentRangeEnd w:id="82"/>
             <w:r>
               <w:rPr>
                 <w:rStyle w:val="Refdecomentario"/>
               </w:rPr>
-              <w:commentReference w:id="87"/>
+              <w:commentReference w:id="82"/>
             </w:r>
             <w:r>
               <w:rPr>
@@ -16390,7 +16339,7 @@
                 <w:lang w:val="es-ES" w:eastAsia="es-ES"/>
               </w:rPr>
             </w:pPr>
-            <w:commentRangeStart w:id="88"/>
+            <w:commentRangeStart w:id="83"/>
             <w:r>
               <w:rPr>
                 <w:noProof/>
@@ -16431,12 +16380,12 @@
                 </wp:inline>
               </w:drawing>
             </w:r>
-            <w:commentRangeEnd w:id="88"/>
+            <w:commentRangeEnd w:id="83"/>
             <w:r>
               <w:rPr>
                 <w:rStyle w:val="Refdecomentario"/>
               </w:rPr>
-              <w:commentReference w:id="88"/>
+              <w:commentReference w:id="83"/>
             </w:r>
           </w:p>
         </w:tc>
@@ -16456,7 +16405,7 @@
                 <w:lang w:val="es-ES" w:eastAsia="es-ES"/>
               </w:rPr>
             </w:pPr>
-            <w:commentRangeStart w:id="89"/>
+            <w:commentRangeStart w:id="84"/>
             <w:r>
               <w:rPr>
                 <w:noProof/>
@@ -16497,12 +16446,12 @@
                 </wp:inline>
               </w:drawing>
             </w:r>
-            <w:commentRangeEnd w:id="89"/>
+            <w:commentRangeEnd w:id="84"/>
             <w:r>
               <w:rPr>
                 <w:rStyle w:val="Refdecomentario"/>
               </w:rPr>
-              <w:commentReference w:id="89"/>
+              <w:commentReference w:id="84"/>
             </w:r>
           </w:p>
         </w:tc>
@@ -16522,7 +16471,7 @@
                 <w:lang w:val="es-ES" w:eastAsia="es-ES"/>
               </w:rPr>
             </w:pPr>
-            <w:commentRangeStart w:id="90"/>
+            <w:commentRangeStart w:id="85"/>
             <w:r>
               <w:rPr>
                 <w:noProof/>
@@ -16563,12 +16512,12 @@
                 </wp:inline>
               </w:drawing>
             </w:r>
-            <w:commentRangeEnd w:id="90"/>
+            <w:commentRangeEnd w:id="85"/>
             <w:r>
               <w:rPr>
                 <w:rStyle w:val="Refdecomentario"/>
               </w:rPr>
-              <w:commentReference w:id="90"/>
+              <w:commentReference w:id="85"/>
             </w:r>
           </w:p>
         </w:tc>
@@ -16588,7 +16537,7 @@
                 <w:lang w:val="es-ES" w:eastAsia="es-ES"/>
               </w:rPr>
             </w:pPr>
-            <w:commentRangeStart w:id="91"/>
+            <w:commentRangeStart w:id="86"/>
             <w:r>
               <w:rPr>
                 <w:noProof/>
@@ -16629,12 +16578,12 @@
                 </wp:inline>
               </w:drawing>
             </w:r>
-            <w:commentRangeEnd w:id="91"/>
+            <w:commentRangeEnd w:id="86"/>
             <w:r>
               <w:rPr>
                 <w:rStyle w:val="Refdecomentario"/>
               </w:rPr>
-              <w:commentReference w:id="91"/>
+              <w:commentReference w:id="86"/>
             </w:r>
           </w:p>
         </w:tc>
@@ -16654,7 +16603,7 @@
                 <w:lang w:val="es-ES" w:eastAsia="es-ES"/>
               </w:rPr>
             </w:pPr>
-            <w:commentRangeStart w:id="92"/>
+            <w:commentRangeStart w:id="87"/>
             <w:r>
               <w:rPr>
                 <w:noProof/>
@@ -16695,12 +16644,12 @@
                 </wp:inline>
               </w:drawing>
             </w:r>
-            <w:commentRangeEnd w:id="92"/>
+            <w:commentRangeEnd w:id="87"/>
             <w:r>
               <w:rPr>
                 <w:rStyle w:val="Refdecomentario"/>
               </w:rPr>
-              <w:commentReference w:id="92"/>
+              <w:commentReference w:id="87"/>
             </w:r>
           </w:p>
         </w:tc>
@@ -16720,7 +16669,7 @@
                 <w:lang w:val="es-ES" w:eastAsia="es-ES"/>
               </w:rPr>
             </w:pPr>
-            <w:commentRangeStart w:id="93"/>
+            <w:commentRangeStart w:id="88"/>
             <w:r>
               <w:rPr>
                 <w:noProof/>
@@ -16761,12 +16710,12 @@
                 </wp:inline>
               </w:drawing>
             </w:r>
-            <w:commentRangeEnd w:id="93"/>
+            <w:commentRangeEnd w:id="88"/>
             <w:r>
               <w:rPr>
                 <w:rStyle w:val="Refdecomentario"/>
               </w:rPr>
-              <w:commentReference w:id="93"/>
+              <w:commentReference w:id="88"/>
             </w:r>
           </w:p>
         </w:tc>
@@ -16794,17 +16743,7 @@
                 <w:szCs w:val="20"/>
                 <w:lang w:val="es-ES" w:eastAsia="es-ES"/>
               </w:rPr>
-              <w:t xml:space="preserve">Comparan categorías como </w:t>
-            </w:r>
-            <w:r>
-              <w:rPr>
-                <w:rFonts w:eastAsia="Times New Roman"/>
-                <w:sz w:val="20"/>
-                <w:szCs w:val="20"/>
-                <w:lang w:val="es-ES" w:eastAsia="es-ES"/>
-              </w:rPr>
-              <w:lastRenderedPageBreak/>
-              <w:t>desempeño por modo de transporte o carga mensual.</w:t>
+              <w:t>Comparan categorías como desempeño por modo de transporte o carga mensual.</w:t>
             </w:r>
           </w:p>
         </w:tc>
@@ -16830,18 +16769,7 @@
                 <w:szCs w:val="20"/>
                 <w:lang w:val="es-ES" w:eastAsia="es-ES"/>
               </w:rPr>
-              <w:lastRenderedPageBreak/>
-              <w:t xml:space="preserve">Muestran tendencias a </w:t>
-            </w:r>
-            <w:r>
-              <w:rPr>
-                <w:rFonts w:eastAsia="Times New Roman"/>
-                <w:sz w:val="20"/>
-                <w:szCs w:val="20"/>
-                <w:lang w:val="es-ES" w:eastAsia="es-ES"/>
-              </w:rPr>
-              <w:lastRenderedPageBreak/>
-              <w:t>lo largo del tiempo, como entregas o consumo.</w:t>
+              <w:t>Muestran tendencias a lo largo del tiempo, como entregas o consumo.</w:t>
             </w:r>
           </w:p>
         </w:tc>
@@ -16867,18 +16795,7 @@
                 <w:szCs w:val="20"/>
                 <w:lang w:val="es-ES" w:eastAsia="es-ES"/>
               </w:rPr>
-              <w:lastRenderedPageBreak/>
-              <w:t xml:space="preserve">Representan proporciones, </w:t>
-            </w:r>
-            <w:r>
-              <w:rPr>
-                <w:rFonts w:eastAsia="Times New Roman"/>
-                <w:sz w:val="20"/>
-                <w:szCs w:val="20"/>
-                <w:lang w:val="es-ES" w:eastAsia="es-ES"/>
-              </w:rPr>
-              <w:lastRenderedPageBreak/>
-              <w:t>como costos por tipo o incidencias por causa.</w:t>
+              <w:t>Representan proporciones, como costos por tipo o incidencias por causa.</w:t>
             </w:r>
           </w:p>
         </w:tc>
@@ -16904,18 +16821,7 @@
                 <w:szCs w:val="20"/>
                 <w:lang w:val="es-ES" w:eastAsia="es-ES"/>
               </w:rPr>
-              <w:lastRenderedPageBreak/>
-              <w:t xml:space="preserve">Visualizan procesos, </w:t>
-            </w:r>
-            <w:r>
-              <w:rPr>
-                <w:rFonts w:eastAsia="Times New Roman"/>
-                <w:sz w:val="20"/>
-                <w:szCs w:val="20"/>
-                <w:lang w:val="es-ES" w:eastAsia="es-ES"/>
-              </w:rPr>
-              <w:lastRenderedPageBreak/>
-              <w:t>pasos y responsables, detectando ineficiencias.</w:t>
+              <w:t>Visualizan procesos, pasos y responsables, detectando ineficiencias.</w:t>
             </w:r>
           </w:p>
         </w:tc>
@@ -16941,18 +16847,7 @@
                 <w:szCs w:val="20"/>
                 <w:lang w:val="es-ES" w:eastAsia="es-ES"/>
               </w:rPr>
-              <w:lastRenderedPageBreak/>
-              <w:t xml:space="preserve">Revelan patrones </w:t>
-            </w:r>
-            <w:r>
-              <w:rPr>
-                <w:rFonts w:eastAsia="Times New Roman"/>
-                <w:sz w:val="20"/>
-                <w:szCs w:val="20"/>
-                <w:lang w:val="es-ES" w:eastAsia="es-ES"/>
-              </w:rPr>
-              <w:lastRenderedPageBreak/>
-              <w:t>geográficos como congestión, riesgos o puntos de entrega.</w:t>
+              <w:t>Revelan patrones geográficos como congestión, riesgos o puntos de entrega.</w:t>
             </w:r>
           </w:p>
         </w:tc>
@@ -16978,18 +16873,7 @@
                 <w:szCs w:val="20"/>
                 <w:lang w:val="es-ES" w:eastAsia="es-ES"/>
               </w:rPr>
-              <w:lastRenderedPageBreak/>
-              <w:t xml:space="preserve">Organizan datos detallados y </w:t>
-            </w:r>
-            <w:r>
-              <w:rPr>
-                <w:rFonts w:eastAsia="Times New Roman"/>
-                <w:sz w:val="20"/>
-                <w:szCs w:val="20"/>
-                <w:lang w:val="es-ES" w:eastAsia="es-ES"/>
-              </w:rPr>
-              <w:lastRenderedPageBreak/>
-              <w:t>comparativos como KPI, costos o rutas.</w:t>
+              <w:t>Organizan datos detallados y comparativos como KPI, costos o rutas.</w:t>
             </w:r>
           </w:p>
         </w:tc>
@@ -17099,7 +16983,7 @@
           <w:szCs w:val="20"/>
         </w:rPr>
       </w:pPr>
-      <w:bookmarkStart w:name="_Hlk203410953" w:id="94"/>
+      <w:bookmarkStart w:id="89" w:name="_Hlk203410953"/>
       <w:r>
         <w:rPr>
           <w:sz w:val="20"/>
@@ -17137,7 +17021,7 @@
         </w:rPr>
         <w:t xml:space="preserve">Asimismo, se analizan las normativas aplicables, proporcionando herramientas para garantizar el cumplimiento legal y regulatorio. Se presentan los sistemas de gestión de calidad que influyen en la eficiencia de la operación, así como estrategias de aseguramiento y mejora continua. La documentación aborda el diagnóstico de procesos operativos, permitiendo identificar fortalezas, debilidades y oportunidades de optimización. Para fortalecer la aplicación de estos conceptos, se detallan los aspectos de la estructura del informe técnico y la presentación de resultados. Finalmente, se analiza la importancia de las conclusiones y recomendaciones como base para la toma de decisiones y la mejora de la gestión en el </w:t>
       </w:r>
-      <w:commentRangeStart w:id="95"/>
+      <w:commentRangeStart w:id="90"/>
       <w:r>
         <w:rPr>
           <w:sz w:val="20"/>
@@ -17145,12 +17029,12 @@
         </w:rPr>
         <w:t>transporte</w:t>
       </w:r>
-      <w:commentRangeEnd w:id="95"/>
+      <w:commentRangeEnd w:id="90"/>
       <w:r>
         <w:rPr>
           <w:rStyle w:val="Refdecomentario"/>
         </w:rPr>
-        <w:commentReference w:id="95"/>
+        <w:commentReference w:id="90"/>
       </w:r>
       <w:r>
         <w:rPr>
@@ -17159,7 +17043,7 @@
         </w:rPr>
         <w:t>.</w:t>
       </w:r>
-      <w:bookmarkEnd w:id="94"/>
+      <w:bookmarkEnd w:id="89"/>
     </w:p>
     <w:p>
       <w:pPr>
@@ -17172,29 +17056,32 @@
     </w:p>
     <w:p>
       <w:pPr>
-        <w:pStyle w:val="Normal"/>
         <w:jc w:val="both"/>
       </w:pPr>
       <w:r>
+        <w:rPr>
+          <w:noProof/>
+        </w:rPr>
+        <w:lastRenderedPageBreak/>
         <w:drawing>
-          <wp:inline wp14:editId="3D788491" wp14:anchorId="7021AD86">
+          <wp:inline distT="0" distB="0" distL="0" distR="0" wp14:anchorId="7021AD86" wp14:editId="3D788491">
             <wp:extent cx="6343650" cy="2876550"/>
             <wp:effectExtent l="0" t="0" r="0" b="0"/>
             <wp:docPr id="140921570" name="drawing"/>
             <wp:cNvGraphicFramePr>
-              <a:graphicFrameLocks noChangeAspect="1"/>
+              <a:graphicFrameLocks xmlns:a="http://schemas.openxmlformats.org/drawingml/2006/main" noChangeAspect="1"/>
             </wp:cNvGraphicFramePr>
-            <a:graphic>
-              <a:graphicData xmlns:a="http://schemas.openxmlformats.org/drawingml/2006/main" uri="http://schemas.openxmlformats.org/drawingml/2006/picture">
+            <a:graphic xmlns:a="http://schemas.openxmlformats.org/drawingml/2006/main">
+              <a:graphicData uri="http://schemas.openxmlformats.org/drawingml/2006/picture">
                 <pic:pic xmlns:pic="http://schemas.openxmlformats.org/drawingml/2006/picture">
                   <pic:nvPicPr>
                     <pic:cNvPr id="140921570" name=""/>
                     <pic:cNvPicPr/>
                   </pic:nvPicPr>
                   <pic:blipFill>
-                    <a:blip xmlns:r="http://schemas.openxmlformats.org/officeDocument/2006/relationships" r:embed="rId812572337">
+                    <a:blip r:embed="rId75">
                       <a:extLst>
-                        <a:ext xmlns:a="http://schemas.openxmlformats.org/drawingml/2006/main" uri="{28A0092B-C50C-407E-A947-70E740481C1C}">
+                        <a:ext uri="{28A0092B-C50C-407E-A947-70E740481C1C}">
                           <a14:useLocalDpi xmlns:a14="http://schemas.microsoft.com/office/drawing/2010/main" val="0"/>
                         </a:ext>
                       </a:extLst>
@@ -17250,7 +17137,6 @@
           <w:sz w:val="20"/>
           <w:szCs w:val="20"/>
         </w:rPr>
-        <w:lastRenderedPageBreak/>
         <w:t xml:space="preserve">ACTIVIDADES DIDÁCTICAS </w:t>
       </w:r>
     </w:p>
@@ -17270,12 +17156,12 @@
         <w:tblW w:w="9226" w:type="dxa"/>
         <w:tblInd w:w="421" w:type="dxa"/>
         <w:tblBorders>
-          <w:top w:val="single" w:color="000000" w:sz="4" w:space="0"/>
-          <w:left w:val="single" w:color="000000" w:sz="4" w:space="0"/>
-          <w:bottom w:val="single" w:color="000000" w:sz="4" w:space="0"/>
-          <w:right w:val="single" w:color="000000" w:sz="4" w:space="0"/>
-          <w:insideH w:val="single" w:color="000000" w:sz="4" w:space="0"/>
-          <w:insideV w:val="single" w:color="000000" w:sz="4" w:space="0"/>
+          <w:top w:val="single" w:sz="4" w:space="0" w:color="000000"/>
+          <w:left w:val="single" w:sz="4" w:space="0" w:color="000000"/>
+          <w:bottom w:val="single" w:sz="4" w:space="0" w:color="000000"/>
+          <w:right w:val="single" w:sz="4" w:space="0" w:color="000000"/>
+          <w:insideH w:val="single" w:sz="4" w:space="0" w:color="000000"/>
+          <w:insideV w:val="single" w:sz="4" w:space="0" w:color="000000"/>
         </w:tblBorders>
         <w:tblLook w:val="0400" w:firstRow="0" w:lastRow="0" w:firstColumn="0" w:lastColumn="0" w:noHBand="0" w:noVBand="1"/>
       </w:tblPr>
@@ -17495,7 +17381,7 @@
                 <w:szCs w:val="20"/>
               </w:rPr>
               <w:drawing>
-                <wp:inline distT="0" distB="0" distL="0" distR="0" wp14:anchorId="3C0F1D35" wp14:editId="7CFC7B6F">
+                <wp:inline distT="0" distB="0" distL="0" distR="0" wp14:anchorId="3C0F1D35" wp14:editId="37D72687">
                   <wp:extent cx="930275" cy="770890"/>
                   <wp:effectExtent l="0" t="0" r="3175" b="0"/>
                   <wp:docPr id="86" name="image3.png"/>
@@ -17700,12 +17586,12 @@
         <w:tblW w:w="10072" w:type="dxa"/>
         <w:tblInd w:w="0" w:type="dxa"/>
         <w:tblBorders>
-          <w:top w:val="single" w:color="000000" w:sz="4" w:space="0"/>
-          <w:left w:val="single" w:color="000000" w:sz="4" w:space="0"/>
-          <w:bottom w:val="single" w:color="000000" w:sz="4" w:space="0"/>
-          <w:right w:val="single" w:color="000000" w:sz="4" w:space="0"/>
-          <w:insideH w:val="single" w:color="000000" w:sz="4" w:space="0"/>
-          <w:insideV w:val="single" w:color="000000" w:sz="4" w:space="0"/>
+          <w:top w:val="single" w:sz="4" w:space="0" w:color="000000"/>
+          <w:left w:val="single" w:sz="4" w:space="0" w:color="000000"/>
+          <w:bottom w:val="single" w:sz="4" w:space="0" w:color="000000"/>
+          <w:right w:val="single" w:sz="4" w:space="0" w:color="000000"/>
+          <w:insideH w:val="single" w:sz="4" w:space="0" w:color="000000"/>
+          <w:insideV w:val="single" w:sz="4" w:space="0" w:color="000000"/>
         </w:tblBorders>
         <w:tblLayout w:type="fixed"/>
         <w:tblLook w:val="0420" w:firstRow="1" w:lastRow="0" w:firstColumn="0" w:lastColumn="0" w:noHBand="0" w:noVBand="1"/>
@@ -17724,10 +17610,10 @@
           <w:tcPr>
             <w:tcW w:w="2517" w:type="dxa"/>
             <w:tcBorders>
-              <w:top w:val="single" w:color="000000" w:themeColor="text1" w:sz="4" w:space="0"/>
-              <w:left w:val="single" w:color="000000" w:themeColor="text1" w:sz="4" w:space="0"/>
-              <w:bottom w:val="single" w:color="000000" w:themeColor="text1" w:sz="4" w:space="0"/>
-              <w:right w:val="single" w:color="000000" w:themeColor="text1" w:sz="4" w:space="0"/>
+              <w:top w:val="single" w:sz="4" w:space="0" w:color="000000" w:themeColor="text1"/>
+              <w:left w:val="single" w:sz="4" w:space="0" w:color="000000" w:themeColor="text1"/>
+              <w:bottom w:val="single" w:sz="4" w:space="0" w:color="000000" w:themeColor="text1"/>
+              <w:right w:val="single" w:sz="4" w:space="0" w:color="000000" w:themeColor="text1"/>
             </w:tcBorders>
             <w:shd w:val="clear" w:color="auto" w:fill="000000" w:themeFill="text1"/>
             <w:tcMar>
@@ -17761,10 +17647,10 @@
           <w:tcPr>
             <w:tcW w:w="2517" w:type="dxa"/>
             <w:tcBorders>
-              <w:top w:val="single" w:color="000000" w:themeColor="text1" w:sz="4" w:space="0"/>
-              <w:left w:val="single" w:color="000000" w:themeColor="text1" w:sz="4" w:space="0"/>
-              <w:bottom w:val="single" w:color="000000" w:themeColor="text1" w:sz="4" w:space="0"/>
-              <w:right w:val="single" w:color="000000" w:themeColor="text1" w:sz="4" w:space="0"/>
+              <w:top w:val="single" w:sz="4" w:space="0" w:color="000000" w:themeColor="text1"/>
+              <w:left w:val="single" w:sz="4" w:space="0" w:color="000000" w:themeColor="text1"/>
+              <w:bottom w:val="single" w:sz="4" w:space="0" w:color="000000" w:themeColor="text1"/>
+              <w:right w:val="single" w:sz="4" w:space="0" w:color="000000" w:themeColor="text1"/>
             </w:tcBorders>
             <w:shd w:val="clear" w:color="auto" w:fill="000000" w:themeFill="text1"/>
             <w:tcMar>
@@ -17798,10 +17684,10 @@
           <w:tcPr>
             <w:tcW w:w="2519" w:type="dxa"/>
             <w:tcBorders>
-              <w:top w:val="single" w:color="000000" w:themeColor="text1" w:sz="4" w:space="0"/>
-              <w:left w:val="single" w:color="000000" w:themeColor="text1" w:sz="4" w:space="0"/>
-              <w:bottom w:val="single" w:color="000000" w:themeColor="text1" w:sz="4" w:space="0"/>
-              <w:right w:val="single" w:color="000000" w:themeColor="text1" w:sz="4" w:space="0"/>
+              <w:top w:val="single" w:sz="4" w:space="0" w:color="000000" w:themeColor="text1"/>
+              <w:left w:val="single" w:sz="4" w:space="0" w:color="000000" w:themeColor="text1"/>
+              <w:bottom w:val="single" w:sz="4" w:space="0" w:color="000000" w:themeColor="text1"/>
+              <w:right w:val="single" w:sz="4" w:space="0" w:color="000000" w:themeColor="text1"/>
             </w:tcBorders>
             <w:shd w:val="clear" w:color="auto" w:fill="000000" w:themeFill="text1"/>
             <w:tcMar>
@@ -17836,8 +17722,8 @@
             <w:tcW w:w="2519" w:type="dxa"/>
             <w:tcBorders>
               <w:top w:val="nil"/>
-              <w:left w:val="single" w:color="000000" w:themeColor="text1" w:sz="4" w:space="0"/>
-              <w:bottom w:val="single" w:color="000000" w:themeColor="text1" w:sz="4" w:space="0"/>
+              <w:left w:val="single" w:sz="4" w:space="0" w:color="000000" w:themeColor="text1"/>
+              <w:bottom w:val="single" w:sz="4" w:space="0" w:color="000000" w:themeColor="text1"/>
               <w:right w:val="nil"/>
             </w:tcBorders>
             <w:shd w:val="clear" w:color="auto" w:fill="000000" w:themeFill="text1"/>
@@ -17895,7 +17781,7 @@
           <w:tcPr>
             <w:tcW w:w="2517" w:type="dxa"/>
             <w:tcBorders>
-              <w:top w:val="single" w:color="000000" w:themeColor="text1" w:sz="4" w:space="0"/>
+              <w:top w:val="single" w:sz="4" w:space="0" w:color="000000" w:themeColor="text1"/>
             </w:tcBorders>
             <w:shd w:val="clear" w:color="auto" w:fill="auto"/>
             <w:tcMar>
@@ -17945,7 +17831,7 @@
           <w:tcPr>
             <w:tcW w:w="2517" w:type="dxa"/>
             <w:tcBorders>
-              <w:top w:val="single" w:color="000000" w:themeColor="text1" w:sz="4" w:space="0"/>
+              <w:top w:val="single" w:sz="4" w:space="0" w:color="000000" w:themeColor="text1"/>
             </w:tcBorders>
             <w:shd w:val="clear" w:color="auto" w:fill="auto"/>
             <w:tcMar>
@@ -17982,7 +17868,18 @@
                 <w:sz w:val="20"/>
                 <w:szCs w:val="20"/>
               </w:rPr>
-              <w:t>Procedimientos operativos de tránsito y transporte</w:t>
+              <w:t xml:space="preserve">Procedimientos operativos de tránsito y </w:t>
+            </w:r>
+            <w:r>
+              <w:rPr>
+                <w:rStyle w:val="nfasis"/>
+                <w:b w:val="0"/>
+                <w:bCs/>
+                <w:sz w:val="20"/>
+                <w:szCs w:val="20"/>
+              </w:rPr>
+              <w:lastRenderedPageBreak/>
+              <w:t>transporte</w:t>
             </w:r>
             <w:r>
               <w:rPr>
@@ -17999,7 +17896,7 @@
           <w:tcPr>
             <w:tcW w:w="2519" w:type="dxa"/>
             <w:tcBorders>
-              <w:top w:val="single" w:color="000000" w:themeColor="text1" w:sz="4" w:space="0"/>
+              <w:top w:val="single" w:sz="4" w:space="0" w:color="000000" w:themeColor="text1"/>
             </w:tcBorders>
             <w:shd w:val="clear" w:color="auto" w:fill="auto"/>
             <w:tcMar>
@@ -18024,6 +17921,7 @@
                 <w:sz w:val="20"/>
                 <w:szCs w:val="20"/>
               </w:rPr>
+              <w:lastRenderedPageBreak/>
               <w:t>Video</w:t>
             </w:r>
           </w:p>
@@ -18032,7 +17930,7 @@
           <w:tcPr>
             <w:tcW w:w="2519" w:type="dxa"/>
             <w:tcBorders>
-              <w:top w:val="single" w:color="000000" w:themeColor="text1" w:sz="4" w:space="0"/>
+              <w:top w:val="single" w:sz="4" w:space="0" w:color="000000" w:themeColor="text1"/>
             </w:tcBorders>
             <w:shd w:val="clear" w:color="auto" w:fill="auto"/>
             <w:tcMar>
@@ -18246,9 +18144,9 @@
       </w:pPr>
       <w:r>
         <w:rPr>
-          <w:b w:val="1"/>
-          <w:bCs w:val="1"/>
-          <w:color w:val="000000" w:themeColor="text1" w:themeTint="FF" w:themeShade="FF"/>
+          <w:b/>
+          <w:bCs/>
+          <w:color w:val="000000" w:themeColor="text1"/>
           <w:sz w:val="20"/>
           <w:szCs w:val="20"/>
         </w:rPr>
@@ -18277,12 +18175,12 @@
       <w:tblPr>
         <w:tblW w:w="9721" w:type="dxa"/>
         <w:tblBorders>
-          <w:top w:val="single" w:color="000000" w:themeColor="text1" w:sz="4" w:space="0"/>
-          <w:left w:val="single" w:color="000000" w:themeColor="text1" w:sz="4" w:space="0"/>
-          <w:bottom w:val="single" w:color="000000" w:themeColor="text1" w:sz="4" w:space="0"/>
-          <w:right w:val="single" w:color="000000" w:themeColor="text1" w:sz="4" w:space="0"/>
-          <w:insideH w:val="single" w:color="000000" w:themeColor="text1" w:sz="4" w:space="0"/>
-          <w:insideV w:val="single" w:color="000000" w:themeColor="text1" w:sz="4" w:space="0"/>
+          <w:top w:val="single" w:sz="4" w:space="0" w:color="000000" w:themeColor="text1"/>
+          <w:left w:val="single" w:sz="4" w:space="0" w:color="000000" w:themeColor="text1"/>
+          <w:bottom w:val="single" w:sz="4" w:space="0" w:color="000000" w:themeColor="text1"/>
+          <w:right w:val="single" w:sz="4" w:space="0" w:color="000000" w:themeColor="text1"/>
+          <w:insideH w:val="single" w:sz="4" w:space="0" w:color="000000" w:themeColor="text1"/>
+          <w:insideV w:val="single" w:sz="4" w:space="0" w:color="000000" w:themeColor="text1"/>
         </w:tblBorders>
         <w:tblLayout w:type="fixed"/>
         <w:tblLook w:val="0420" w:firstRow="1" w:lastRow="0" w:firstColumn="0" w:lastColumn="0" w:noHBand="0" w:noVBand="1"/>
@@ -18447,7 +18345,6 @@
                 <w:sz w:val="20"/>
                 <w:szCs w:val="20"/>
               </w:rPr>
-              <w:lastRenderedPageBreak/>
               <w:t>Diagnóstico operativo</w:t>
             </w:r>
           </w:p>
@@ -18712,7 +18609,27 @@
                 <w:sz w:val="20"/>
                 <w:szCs w:val="20"/>
               </w:rPr>
-              <w:t>Indicadores de desempeño (KPIs)</w:t>
+              <w:t>Indicadores de desempeño (</w:t>
+            </w:r>
+            <w:proofErr w:type="spellStart"/>
+            <w:r>
+              <w:rPr>
+                <w:b/>
+                <w:bCs/>
+                <w:sz w:val="20"/>
+                <w:szCs w:val="20"/>
+              </w:rPr>
+              <w:t>KPIs</w:t>
+            </w:r>
+            <w:proofErr w:type="spellEnd"/>
+            <w:r>
+              <w:rPr>
+                <w:b/>
+                <w:bCs/>
+                <w:sz w:val="20"/>
+                <w:szCs w:val="20"/>
+              </w:rPr>
+              <w:t>)</w:t>
             </w:r>
           </w:p>
         </w:tc>
@@ -19201,6 +19118,7 @@
                 <w:sz w:val="20"/>
                 <w:szCs w:val="20"/>
               </w:rPr>
+              <w:lastRenderedPageBreak/>
               <w:t xml:space="preserve">Seguridad </w:t>
             </w:r>
             <w:r>
@@ -19400,7 +19318,7 @@
         </w:rPr>
         <w:t xml:space="preserve">. Recuperado de </w:t>
       </w:r>
-      <w:hyperlink r:id="Rbbb69e531ab04419">
+      <w:hyperlink r:id="rId77">
         <w:r>
           <w:rPr>
             <w:rStyle w:val="Hipervnculo"/>
@@ -19460,7 +19378,7 @@
         </w:rPr>
         <w:t xml:space="preserve"> [Tesis de pregrado, Universidad de Nariño]. Universidad de Nariño, Repositorio Institucional. </w:t>
       </w:r>
-      <w:hyperlink r:id="R0fa561401e23479f">
+      <w:hyperlink r:id="rId78">
         <w:r>
           <w:rPr>
             <w:rStyle w:val="Hipervnculo"/>
@@ -19520,7 +19438,7 @@
         </w:rPr>
         <w:t xml:space="preserve">. </w:t>
       </w:r>
-      <w:hyperlink r:id="R85a69bb8311747b5">
+      <w:hyperlink r:id="rId79">
         <w:r>
           <w:rPr>
             <w:rStyle w:val="Hipervnculo"/>
@@ -19580,7 +19498,7 @@
         </w:rPr>
         <w:t xml:space="preserve">. </w:t>
       </w:r>
-      <w:hyperlink r:id="R313a4276d2ad4745">
+      <w:hyperlink r:id="rId80">
         <w:r>
           <w:rPr>
             <w:rStyle w:val="Hipervnculo"/>
@@ -19641,7 +19559,7 @@
         </w:rPr>
         <w:t xml:space="preserve">. Editorial Díaz de Santos. </w:t>
       </w:r>
-      <w:hyperlink r:id="R8dabf57a30094bd6">
+      <w:hyperlink r:id="rId81">
         <w:r>
           <w:rPr>
             <w:rStyle w:val="Hipervnculo"/>
@@ -19736,7 +19654,7 @@
         </w:rPr>
         <w:t xml:space="preserve">Recuperado de </w:t>
       </w:r>
-      <w:hyperlink r:id="Rf69f842b52d04829">
+      <w:hyperlink r:id="rId82">
         <w:r>
           <w:rPr>
             <w:rStyle w:val="Hipervnculo"/>
@@ -19796,7 +19714,7 @@
         </w:rPr>
         <w:t xml:space="preserve">. Banco Interamericano de Desarrollo. </w:t>
       </w:r>
-      <w:hyperlink r:id="R6ec560349f574d7c">
+      <w:hyperlink r:id="rId83">
         <w:r>
           <w:rPr>
             <w:rStyle w:val="Hipervnculo"/>
@@ -19856,7 +19774,7 @@
         </w:rPr>
         <w:t xml:space="preserve"> [PDF]. ICONTEC. </w:t>
       </w:r>
-      <w:hyperlink r:id="Rbfbdd1672e474158">
+      <w:hyperlink r:id="rId84">
         <w:r>
           <w:rPr>
             <w:rStyle w:val="Hipervnculo"/>
@@ -19916,7 +19834,7 @@
         </w:rPr>
         <w:t xml:space="preserve"> [PDF]. </w:t>
       </w:r>
-      <w:hyperlink r:id="Rdadc25cb9eea45b2">
+      <w:hyperlink r:id="rId85">
         <w:r>
           <w:rPr>
             <w:rStyle w:val="Hipervnculo"/>
@@ -20029,12 +19947,12 @@
         <w:tblW w:w="9967" w:type="dxa"/>
         <w:tblInd w:w="0" w:type="dxa"/>
         <w:tblBorders>
-          <w:top w:val="single" w:color="000000" w:sz="4" w:space="0"/>
-          <w:left w:val="single" w:color="000000" w:sz="4" w:space="0"/>
-          <w:bottom w:val="single" w:color="000000" w:sz="4" w:space="0"/>
-          <w:right w:val="single" w:color="000000" w:sz="4" w:space="0"/>
-          <w:insideH w:val="single" w:color="000000" w:sz="4" w:space="0"/>
-          <w:insideV w:val="single" w:color="000000" w:sz="4" w:space="0"/>
+          <w:top w:val="single" w:sz="4" w:space="0" w:color="000000"/>
+          <w:left w:val="single" w:sz="4" w:space="0" w:color="000000"/>
+          <w:bottom w:val="single" w:sz="4" w:space="0" w:color="000000"/>
+          <w:right w:val="single" w:sz="4" w:space="0" w:color="000000"/>
+          <w:insideH w:val="single" w:sz="4" w:space="0" w:color="000000"/>
+          <w:insideV w:val="single" w:sz="4" w:space="0" w:color="000000"/>
         </w:tblBorders>
         <w:tblLayout w:type="fixed"/>
         <w:tblLook w:val="0420" w:firstRow="1" w:lastRow="0" w:firstColumn="0" w:lastColumn="0" w:noHBand="0" w:noVBand="1"/>
@@ -20203,6 +20121,7 @@
                 <w:szCs w:val="20"/>
               </w:rPr>
             </w:pPr>
+            <w:proofErr w:type="spellStart"/>
             <w:r>
               <w:rPr>
                 <w:b w:val="0"/>
@@ -20210,7 +20129,17 @@
                 <w:sz w:val="20"/>
                 <w:szCs w:val="20"/>
               </w:rPr>
-              <w:t>Yasmin Maldonado</w:t>
+              <w:t>Yasmin</w:t>
+            </w:r>
+            <w:proofErr w:type="spellEnd"/>
+            <w:r>
+              <w:rPr>
+                <w:b w:val="0"/>
+                <w:bCs/>
+                <w:sz w:val="20"/>
+                <w:szCs w:val="20"/>
+              </w:rPr>
+              <w:t xml:space="preserve"> Maldonado</w:t>
             </w:r>
             <w:r>
               <w:rPr>
@@ -20358,12 +20287,12 @@
         <w:tblW w:w="9967" w:type="dxa"/>
         <w:tblInd w:w="0" w:type="dxa"/>
         <w:tblBorders>
-          <w:top w:val="single" w:color="000000" w:sz="4" w:space="0"/>
-          <w:left w:val="single" w:color="000000" w:sz="4" w:space="0"/>
-          <w:bottom w:val="single" w:color="000000" w:sz="4" w:space="0"/>
-          <w:right w:val="single" w:color="000000" w:sz="4" w:space="0"/>
-          <w:insideH w:val="single" w:color="000000" w:sz="4" w:space="0"/>
-          <w:insideV w:val="single" w:color="000000" w:sz="4" w:space="0"/>
+          <w:top w:val="single" w:sz="4" w:space="0" w:color="000000"/>
+          <w:left w:val="single" w:sz="4" w:space="0" w:color="000000"/>
+          <w:bottom w:val="single" w:sz="4" w:space="0" w:color="000000"/>
+          <w:right w:val="single" w:sz="4" w:space="0" w:color="000000"/>
+          <w:insideH w:val="single" w:sz="4" w:space="0" w:color="000000"/>
+          <w:insideV w:val="single" w:sz="4" w:space="0" w:color="000000"/>
         </w:tblBorders>
         <w:tblLayout w:type="fixed"/>
         <w:tblLook w:val="0420" w:firstRow="1" w:lastRow="0" w:firstColumn="0" w:lastColumn="0" w:noHBand="0" w:noVBand="1"/>
@@ -20551,6 +20480,7 @@
                 <w:szCs w:val="20"/>
               </w:rPr>
             </w:pPr>
+            <w:proofErr w:type="spellStart"/>
             <w:r>
               <w:rPr>
                 <w:b w:val="0"/>
@@ -20558,7 +20488,17 @@
                 <w:sz w:val="20"/>
                 <w:szCs w:val="20"/>
               </w:rPr>
-              <w:t>Heydy Cristina González García.</w:t>
+              <w:t>Heydy</w:t>
+            </w:r>
+            <w:proofErr w:type="spellEnd"/>
+            <w:r>
+              <w:rPr>
+                <w:b w:val="0"/>
+                <w:bCs/>
+                <w:sz w:val="20"/>
+                <w:szCs w:val="20"/>
+              </w:rPr>
+              <w:t xml:space="preserve"> Cristina González García.</w:t>
             </w:r>
           </w:p>
         </w:tc>
@@ -20688,7 +20628,7 @@
     <w:sectPr>
       <w:headerReference w:type="default" r:id="rId86"/>
       <w:footerReference w:type="default" r:id="rId87"/>
-      <w:pgSz w:w="12240" w:h="15840" w:orient="portrait"/>
+      <w:pgSz w:w="12240" w:h="15840"/>
       <w:pgMar w:top="1701" w:right="1134" w:bottom="1134" w:left="1134" w:header="720" w:footer="0" w:gutter="0"/>
       <w:pgNumType w:start="1"/>
       <w:cols w:space="720"/>
@@ -20698,8 +20638,8 @@
 </file>
 
 <file path=word/comments.xml><?xml version="1.0" encoding="utf-8"?>
-<w:comments xmlns:wpc="http://schemas.microsoft.com/office/word/2010/wordprocessingCanvas" xmlns:cx="http://schemas.microsoft.com/office/drawing/2014/chartex" xmlns:cx1="http://schemas.microsoft.com/office/drawing/2015/9/8/chartex" xmlns:cx2="http://schemas.microsoft.com/office/drawing/2015/10/21/chartex" xmlns:cx3="http://schemas.microsoft.com/office/drawing/2016/5/9/chartex" xmlns:cx4="http://schemas.microsoft.com/office/drawing/2016/5/10/chartex" xmlns:cx5="http://schemas.microsoft.com/office/drawing/2016/5/11/chartex" xmlns:cx6="http://schemas.microsoft.com/office/drawing/2016/5/12/chartex" xmlns:cx7="http://schemas.microsoft.com/office/drawing/2016/5/13/chartex" xmlns:cx8="http://schemas.microsoft.com/office/drawing/2016/5/14/chartex" xmlns:mc="http://schemas.openxmlformats.org/markup-compatibility/2006" xmlns:aink="http://schemas.microsoft.com/office/drawing/2016/ink" xmlns:am3d="http://schemas.microsoft.com/office/drawing/2017/model3d" xmlns:o="urn:schemas-microsoft-com:office:office" xmlns:r="http://schemas.openxmlformats.org/officeDocument/2006/relationships" xmlns:m="http://schemas.openxmlformats.org/officeDocument/2006/math" xmlns:v="urn:schemas-microsoft-com:vml" xmlns:wp14="http://schemas.microsoft.com/office/word/2010/wordprocessingDrawing" xmlns:wp="http://schemas.openxmlformats.org/drawingml/2006/wordprocessingDrawing" xmlns:w10="urn:schemas-microsoft-com:office:word" xmlns:w="http://schemas.openxmlformats.org/wordprocessingml/2006/main" xmlns:w14="http://schemas.microsoft.com/office/word/2010/wordml" xmlns:w15="http://schemas.microsoft.com/office/word/2012/wordml" xmlns:w16cid="http://schemas.microsoft.com/office/word/2016/wordml/cid" xmlns:w16se="http://schemas.microsoft.com/office/word/2015/wordml/symex" xmlns:wpg="http://schemas.microsoft.com/office/word/2010/wordprocessingGroup" xmlns:wpi="http://schemas.microsoft.com/office/word/2010/wordprocessingInk" xmlns:wne="http://schemas.microsoft.com/office/word/2006/wordml" xmlns:wps="http://schemas.microsoft.com/office/word/2010/wordprocessingShape" mc:Ignorable="w14 w15 w16se w16cid wp14">
-  <w:comment w:initials="HCGG" w:author="Heydy Cristina Gonzalez Garcia" w:date="2025-09-30T09:42:00Z" w:id="13">
+<w:comments xmlns:wpc="http://schemas.microsoft.com/office/word/2010/wordprocessingCanvas" xmlns:cx="http://schemas.microsoft.com/office/drawing/2014/chartex" xmlns:cx1="http://schemas.microsoft.com/office/drawing/2015/9/8/chartex" xmlns:cx2="http://schemas.microsoft.com/office/drawing/2015/10/21/chartex" xmlns:cx3="http://schemas.microsoft.com/office/drawing/2016/5/9/chartex" xmlns:cx4="http://schemas.microsoft.com/office/drawing/2016/5/10/chartex" xmlns:cx5="http://schemas.microsoft.com/office/drawing/2016/5/11/chartex" xmlns:cx6="http://schemas.microsoft.com/office/drawing/2016/5/12/chartex" xmlns:cx7="http://schemas.microsoft.com/office/drawing/2016/5/13/chartex" xmlns:cx8="http://schemas.microsoft.com/office/drawing/2016/5/14/chartex" xmlns:mc="http://schemas.openxmlformats.org/markup-compatibility/2006" xmlns:aink="http://schemas.microsoft.com/office/drawing/2016/ink" xmlns:am3d="http://schemas.microsoft.com/office/drawing/2017/model3d" xmlns:o="urn:schemas-microsoft-com:office:office" xmlns:oel="http://schemas.microsoft.com/office/2019/extlst" xmlns:r="http://schemas.openxmlformats.org/officeDocument/2006/relationships" xmlns:m="http://schemas.openxmlformats.org/officeDocument/2006/math" xmlns:v="urn:schemas-microsoft-com:vml" xmlns:wp14="http://schemas.microsoft.com/office/word/2010/wordprocessingDrawing" xmlns:wp="http://schemas.openxmlformats.org/drawingml/2006/wordprocessingDrawing" xmlns:w10="urn:schemas-microsoft-com:office:word" xmlns:w="http://schemas.openxmlformats.org/wordprocessingml/2006/main" xmlns:w14="http://schemas.microsoft.com/office/word/2010/wordml" xmlns:w15="http://schemas.microsoft.com/office/word/2012/wordml" xmlns:w16cex="http://schemas.microsoft.com/office/word/2018/wordml/cex" xmlns:w16cid="http://schemas.microsoft.com/office/word/2016/wordml/cid" xmlns:w16="http://schemas.microsoft.com/office/word/2018/wordml" xmlns:w16du="http://schemas.microsoft.com/office/word/2023/wordml/word16du" xmlns:w16sdtdh="http://schemas.microsoft.com/office/word/2020/wordml/sdtdatahash" xmlns:w16sdtfl="http://schemas.microsoft.com/office/word/2024/wordml/sdtformatlock" xmlns:w16se="http://schemas.microsoft.com/office/word/2015/wordml/symex" xmlns:wpg="http://schemas.microsoft.com/office/word/2010/wordprocessingGroup" xmlns:wpi="http://schemas.microsoft.com/office/word/2010/wordprocessingInk" xmlns:wne="http://schemas.microsoft.com/office/word/2006/wordml" xmlns:wps="http://schemas.microsoft.com/office/word/2010/wordprocessingShape" mc:Ignorable="w14 w15 w16se w16cid w16 w16cex w16sdtdh w16sdtfl w16du wp14">
+  <w:comment w:id="8" w:author="Heydy Cristina Gonzalez Garcia" w:date="2025-09-30T09:42:00Z" w:initials="HCGG">
     <w:p>
       <w:pPr>
         <w:pStyle w:val="Textocomentario"/>
@@ -20713,7 +20653,7 @@
       <w:r>
         <w:t xml:space="preserve">URL IMAGEN: </w:t>
       </w:r>
-      <w:hyperlink w:history="1" w:anchor="from_element=cross_selling__vector" r:id="rId1">
+      <w:hyperlink r:id="rId1" w:anchor="from_element=cross_selling__vector" w:history="1">
         <w:r>
           <w:rPr>
             <w:rStyle w:val="Hipervnculo"/>
@@ -20728,7 +20668,7 @@
       </w:pPr>
     </w:p>
   </w:comment>
-  <w:comment w:initials="HCGG" w:author="Heydy Cristina Gonzalez Garcia" w:date="2025-09-30T09:57:00Z" w:id="14">
+  <w:comment w:id="9" w:author="Heydy Cristina Gonzalez Garcia" w:date="2025-09-30T09:57:00Z" w:initials="HCGG">
     <w:p>
       <w:pPr>
         <w:pStyle w:val="Textocomentario"/>
@@ -20744,7 +20684,7 @@
       </w:r>
     </w:p>
   </w:comment>
-  <w:comment w:initials="HCGG" w:author="Heydy Cristina Gonzalez Garcia" w:date="2025-09-30T09:57:00Z" w:id="15">
+  <w:comment w:id="10" w:author="Heydy Cristina Gonzalez Garcia" w:date="2025-09-30T09:57:00Z" w:initials="HCGG">
     <w:p>
       <w:pPr>
         <w:pStyle w:val="Textocomentario"/>
@@ -20758,7 +20698,7 @@
       <w:r>
         <w:t xml:space="preserve">URL IMAGEN: </w:t>
       </w:r>
-      <w:hyperlink w:history="1" w:anchor="from_element=cross_selling__vector" r:id="rId2">
+      <w:hyperlink r:id="rId2" w:anchor="from_element=cross_selling__vector" w:history="1">
         <w:r>
           <w:rPr>
             <w:rStyle w:val="Hipervnculo"/>
@@ -20773,7 +20713,7 @@
       </w:pPr>
     </w:p>
   </w:comment>
-  <w:comment w:initials="HCGG" w:author="Heydy Cristina Gonzalez Garcia" w:date="2025-09-30T09:59:00Z" w:id="16">
+  <w:comment w:id="11" w:author="Heydy Cristina Gonzalez Garcia" w:date="2025-09-30T09:59:00Z" w:initials="HCGG">
     <w:p>
       <w:pPr>
         <w:pStyle w:val="Textocomentario"/>
@@ -20787,7 +20727,7 @@
       <w:r>
         <w:t xml:space="preserve">URL IMAGEN: </w:t>
       </w:r>
-      <w:hyperlink w:history="1" w:anchor="fromView=search&amp;page=1&amp;position=35&amp;uuid=9d81de13-f7c0-4703-9b08-19fee1ab5bf5&amp;query=proceso+logistico+de+mercancia+FERROVIARIO" r:id="rId3">
+      <w:hyperlink r:id="rId3" w:anchor="fromView=search&amp;page=1&amp;position=35&amp;uuid=9d81de13-f7c0-4703-9b08-19fee1ab5bf5&amp;query=proceso+logistico+de+mercancia+FERROVIARIO" w:history="1">
         <w:r>
           <w:rPr>
             <w:rStyle w:val="Hipervnculo"/>
@@ -20802,7 +20742,7 @@
       </w:pPr>
     </w:p>
   </w:comment>
-  <w:comment w:initials="HCGG" w:author="Heydy Cristina Gonzalez Garcia" w:date="2025-09-30T10:00:00Z" w:id="17">
+  <w:comment w:id="12" w:author="Heydy Cristina Gonzalez Garcia" w:date="2025-09-30T10:00:00Z" w:initials="HCGG">
     <w:p>
       <w:pPr>
         <w:pStyle w:val="Textocomentario"/>
@@ -20816,7 +20756,7 @@
       <w:r>
         <w:t xml:space="preserve">URL IMAGEN: </w:t>
       </w:r>
-      <w:hyperlink w:history="1" w:anchor="fromView=search&amp;page=1&amp;position=3&amp;uuid=7dd0a5cb-b584-4f02-b2e5-20c7040217b8&amp;query=proceso+logistico+de+mercancia+MARITIMO" r:id="rId4">
+      <w:hyperlink r:id="rId4" w:anchor="fromView=search&amp;page=1&amp;position=3&amp;uuid=7dd0a5cb-b584-4f02-b2e5-20c7040217b8&amp;query=proceso+logistico+de+mercancia+MARITIMO" w:history="1">
         <w:r>
           <w:rPr>
             <w:rStyle w:val="Hipervnculo"/>
@@ -20831,7 +20771,7 @@
       </w:pPr>
     </w:p>
   </w:comment>
-  <w:comment w:initials="HCGG" w:author="Heydy Cristina Gonzalez Garcia" w:date="2025-09-30T10:01:00Z" w:id="18">
+  <w:comment w:id="13" w:author="Heydy Cristina Gonzalez Garcia" w:date="2025-09-30T10:01:00Z" w:initials="HCGG">
     <w:p>
       <w:pPr>
         <w:pStyle w:val="Textocomentario"/>
@@ -20845,7 +20785,7 @@
       <w:r>
         <w:t xml:space="preserve">URL IMAGEN: </w:t>
       </w:r>
-      <w:hyperlink w:history="1" w:anchor="fromView=search&amp;page=1&amp;position=20&amp;uuid=2f593450-3d1d-4e7f-992d-39a231100c42&amp;query=proceso+logistico+de+mercancia+AEREO" r:id="rId5">
+      <w:hyperlink r:id="rId5" w:anchor="fromView=search&amp;page=1&amp;position=20&amp;uuid=2f593450-3d1d-4e7f-992d-39a231100c42&amp;query=proceso+logistico+de+mercancia+AEREO" w:history="1">
         <w:r>
           <w:rPr>
             <w:rStyle w:val="Hipervnculo"/>
@@ -20860,7 +20800,7 @@
       </w:pPr>
     </w:p>
   </w:comment>
-  <w:comment w:initials="HCGG" w:author="Heydy Cristina Gonzalez Garcia" w:date="2025-09-30T10:06:00Z" w:id="19">
+  <w:comment w:id="14" w:author="Heydy Cristina Gonzalez Garcia" w:date="2025-09-30T10:06:00Z" w:initials="HCGG">
     <w:p>
       <w:pPr>
         <w:pStyle w:val="Textocomentario"/>
@@ -20874,7 +20814,7 @@
       <w:r>
         <w:t xml:space="preserve">URL IMAGEN: </w:t>
       </w:r>
-      <w:hyperlink w:history="1" w:anchor="fromView=search&amp;page=1&amp;position=0&amp;uuid=2206ddc5-fd1c-4803-bf50-06b0ce7d457e&amp;query=proceso+logistico+de+mercancia+FLUVIAL+EN+RIO" r:id="rId6">
+      <w:hyperlink r:id="rId6" w:anchor="fromView=search&amp;page=1&amp;position=0&amp;uuid=2206ddc5-fd1c-4803-bf50-06b0ce7d457e&amp;query=proceso+logistico+de+mercancia+FLUVIAL+EN+RIO" w:history="1">
         <w:r>
           <w:rPr>
             <w:rStyle w:val="Hipervnculo"/>
@@ -20889,7 +20829,7 @@
       </w:pPr>
     </w:p>
   </w:comment>
-  <w:comment w:initials="HCGG" w:author="Heydy Cristina Gonzalez Garcia" w:date="2025-09-30T10:09:00Z" w:id="20">
+  <w:comment w:id="15" w:author="Heydy Cristina Gonzalez Garcia" w:date="2025-09-30T10:09:00Z" w:initials="HCGG">
     <w:p>
       <w:pPr>
         <w:pStyle w:val="Textocomentario"/>
@@ -20903,7 +20843,7 @@
       <w:r>
         <w:t xml:space="preserve">URL IMAGEN: </w:t>
       </w:r>
-      <w:hyperlink w:history="1" w:anchor="fromView=search&amp;page=1&amp;position=4&amp;uuid=99dfa7ae-faae-48e7-b7bf-3971ba1504fd&amp;query=transporte+multimodal" r:id="rId7">
+      <w:hyperlink r:id="rId7" w:anchor="fromView=search&amp;page=1&amp;position=4&amp;uuid=99dfa7ae-faae-48e7-b7bf-3971ba1504fd&amp;query=transporte+multimodal" w:history="1">
         <w:r>
           <w:rPr>
             <w:rStyle w:val="Hipervnculo"/>
@@ -20918,7 +20858,7 @@
       </w:pPr>
     </w:p>
   </w:comment>
-  <w:comment w:initials="HCGG" w:author="Heydy Cristina Gonzalez Garcia" w:date="2025-09-30T12:59:00Z" w:id="21">
+  <w:comment w:id="16" w:author="Heydy Cristina Gonzalez Garcia" w:date="2025-09-30T12:59:00Z" w:initials="HCGG">
     <w:p>
       <w:pPr>
         <w:pStyle w:val="Textocomentario"/>
@@ -20934,7 +20874,7 @@
       </w:r>
     </w:p>
   </w:comment>
-  <w:comment w:initials="HCGG" w:author="Heydy Cristina Gonzalez Garcia" w:date="2025-09-30T12:58:00Z" w:id="22">
+  <w:comment w:id="17" w:author="Heydy Cristina Gonzalez Garcia" w:date="2025-09-30T12:58:00Z" w:initials="HCGG">
     <w:p>
       <w:pPr>
         <w:pStyle w:val="Textocomentario"/>
@@ -20948,7 +20888,7 @@
       <w:r>
         <w:t xml:space="preserve">URL ICONO: </w:t>
       </w:r>
-      <w:hyperlink w:history="1" w:anchor="fromView=search&amp;page=1&amp;position=5&amp;uuid=8c304f70-0056-42ea-abb9-fcb9fc9f5349&amp;query=icono+de+costo+en+transporte" r:id="rId8">
+      <w:hyperlink r:id="rId8" w:anchor="fromView=search&amp;page=1&amp;position=5&amp;uuid=8c304f70-0056-42ea-abb9-fcb9fc9f5349&amp;query=icono+de+costo+en+transporte" w:history="1">
         <w:r>
           <w:rPr>
             <w:rStyle w:val="Hipervnculo"/>
@@ -20963,7 +20903,7 @@
       </w:pPr>
     </w:p>
   </w:comment>
-  <w:comment w:initials="HCGG" w:author="Heydy Cristina Gonzalez Garcia" w:date="2025-09-30T13:00:00Z" w:id="23">
+  <w:comment w:id="18" w:author="Heydy Cristina Gonzalez Garcia" w:date="2025-09-30T13:00:00Z" w:initials="HCGG">
     <w:p>
       <w:pPr>
         <w:pStyle w:val="Textocomentario"/>
@@ -20977,7 +20917,7 @@
       <w:r>
         <w:t xml:space="preserve">URL ICONO: </w:t>
       </w:r>
-      <w:hyperlink w:history="1" w:anchor="from_element=cross_selling__vector" r:id="rId9">
+      <w:hyperlink r:id="rId9" w:anchor="from_element=cross_selling__vector" w:history="1">
         <w:r>
           <w:rPr>
             <w:rStyle w:val="Hipervnculo"/>
@@ -20992,7 +20932,7 @@
       </w:pPr>
     </w:p>
   </w:comment>
-  <w:comment w:initials="HCGG" w:author="Heydy Cristina Gonzalez Garcia" w:date="2025-09-30T13:03:00Z" w:id="24">
+  <w:comment w:id="19" w:author="Heydy Cristina Gonzalez Garcia" w:date="2025-09-30T13:03:00Z" w:initials="HCGG">
     <w:p>
       <w:pPr>
         <w:pStyle w:val="Textocomentario"/>
@@ -21009,7 +20949,7 @@
       <w:r>
         <w:t xml:space="preserve"> </w:t>
       </w:r>
-      <w:hyperlink w:history="1" w:anchor="from_element=cross_selling__vector" r:id="rId10">
+      <w:hyperlink r:id="rId10" w:anchor="from_element=cross_selling__vector" w:history="1">
         <w:r>
           <w:rPr>
             <w:rStyle w:val="Hipervnculo"/>
@@ -21024,7 +20964,7 @@
       </w:pPr>
     </w:p>
   </w:comment>
-  <w:comment w:initials="HCGG" w:author="Heydy Cristina Gonzalez Garcia" w:date="2025-09-30T13:06:00Z" w:id="25">
+  <w:comment w:id="20" w:author="Heydy Cristina Gonzalez Garcia" w:date="2025-09-30T13:06:00Z" w:initials="HCGG">
     <w:p>
       <w:pPr>
         <w:pStyle w:val="Textocomentario"/>
@@ -21038,7 +20978,7 @@
       <w:r>
         <w:t xml:space="preserve">URL ICONO: </w:t>
       </w:r>
-      <w:hyperlink w:history="1" w:anchor="from_element=cross_selling__vector" r:id="rId11">
+      <w:hyperlink r:id="rId11" w:anchor="from_element=cross_selling__vector" w:history="1">
         <w:r>
           <w:rPr>
             <w:rStyle w:val="Hipervnculo"/>
@@ -21053,7 +20993,7 @@
       </w:pPr>
     </w:p>
   </w:comment>
-  <w:comment w:initials="HCGG" w:author="Heydy Cristina Gonzalez Garcia" w:date="2025-09-30T13:09:00Z" w:id="26">
+  <w:comment w:id="21" w:author="Heydy Cristina Gonzalez Garcia" w:date="2025-09-30T13:09:00Z" w:initials="HCGG">
     <w:p>
       <w:pPr>
         <w:pStyle w:val="Textocomentario"/>
@@ -21067,7 +21007,7 @@
       <w:r>
         <w:t xml:space="preserve">URL ICONO: </w:t>
       </w:r>
-      <w:hyperlink w:history="1" w:anchor="from_element=cross_selling__vector" r:id="rId12">
+      <w:hyperlink r:id="rId12" w:anchor="from_element=cross_selling__vector" w:history="1">
         <w:r>
           <w:rPr>
             <w:rStyle w:val="Hipervnculo"/>
@@ -21082,7 +21022,7 @@
       </w:pPr>
     </w:p>
   </w:comment>
-  <w:comment w:initials="HCGG" w:author="Heydy Cristina Gonzalez Garcia" w:date="2025-09-30T13:12:00Z" w:id="27">
+  <w:comment w:id="22" w:author="Heydy Cristina Gonzalez Garcia" w:date="2025-09-30T13:12:00Z" w:initials="HCGG">
     <w:p>
       <w:pPr>
         <w:pStyle w:val="Textocomentario"/>
@@ -21096,7 +21036,7 @@
       <w:r>
         <w:t xml:space="preserve">URL ICONO: </w:t>
       </w:r>
-      <w:hyperlink w:history="1" w:anchor="fromView=search&amp;page=1&amp;position=27&amp;uuid=333bfcf5-d9fc-4b67-8bf7-abb2439f60f1&amp;query=icono+COMPUTADOR+transporte+CAMION" r:id="rId13">
+      <w:hyperlink r:id="rId13" w:anchor="fromView=search&amp;page=1&amp;position=27&amp;uuid=333bfcf5-d9fc-4b67-8bf7-abb2439f60f1&amp;query=icono+COMPUTADOR+transporte+CAMION" w:history="1">
         <w:r>
           <w:rPr>
             <w:rStyle w:val="Hipervnculo"/>
@@ -21111,7 +21051,7 @@
       </w:pPr>
     </w:p>
   </w:comment>
-  <w:comment w:initials="HCGG" w:author="Heydy Cristina Gonzalez Garcia" w:date="2025-09-30T13:17:00Z" w:id="28">
+  <w:comment w:id="23" w:author="Heydy Cristina Gonzalez Garcia" w:date="2025-09-30T13:17:00Z" w:initials="HCGG">
     <w:p>
       <w:pPr>
         <w:pStyle w:val="Textocomentario"/>
@@ -21127,7 +21067,7 @@
       </w:r>
     </w:p>
   </w:comment>
-  <w:comment w:initials="HCGG" w:author="Heydy Cristina Gonzalez Garcia" w:date="2025-09-30T13:22:00Z" w:id="29">
+  <w:comment w:id="24" w:author="Heydy Cristina Gonzalez Garcia" w:date="2025-09-30T13:22:00Z" w:initials="HCGG">
     <w:p>
       <w:pPr>
         <w:pStyle w:val="Textocomentario"/>
@@ -21141,7 +21081,7 @@
       <w:r>
         <w:t xml:space="preserve">URL IMAGEN: </w:t>
       </w:r>
-      <w:hyperlink w:history="1" w:anchor="fromView=search&amp;page=1&amp;position=37&amp;uuid=94982e22-c7df-42b6-b5a5-cce8c9c54b90&amp;query=PLANEAR+RUTA+TRANSPORTE+TRANSPORTE" r:id="rId14">
+      <w:hyperlink r:id="rId14" w:anchor="fromView=search&amp;page=1&amp;position=37&amp;uuid=94982e22-c7df-42b6-b5a5-cce8c9c54b90&amp;query=PLANEAR+RUTA+TRANSPORTE+TRANSPORTE" w:history="1">
         <w:r>
           <w:rPr>
             <w:rStyle w:val="Hipervnculo"/>
@@ -21156,7 +21096,7 @@
       </w:pPr>
     </w:p>
   </w:comment>
-  <w:comment w:initials="HCGG" w:author="Heydy Cristina Gonzalez Garcia" w:date="2025-09-30T19:05:00Z" w:id="30">
+  <w:comment w:id="25" w:author="Heydy Cristina Gonzalez Garcia" w:date="2025-09-30T19:05:00Z" w:initials="HCGG">
     <w:p>
       <w:pPr>
         <w:pStyle w:val="Textocomentario"/>
@@ -21170,7 +21110,7 @@
       <w:r>
         <w:t xml:space="preserve">URL IMAGEN: </w:t>
       </w:r>
-      <w:hyperlink w:history="1" w:anchor="fromView=search&amp;page=1&amp;position=46&amp;uuid=94982e22-c7df-42b6-b5a5-cce8c9c54b90&amp;query=PLANEAR+RUTA+TRANSPORTE+TRANSPORTE" r:id="rId15">
+      <w:hyperlink r:id="rId15" w:anchor="fromView=search&amp;page=1&amp;position=46&amp;uuid=94982e22-c7df-42b6-b5a5-cce8c9c54b90&amp;query=PLANEAR+RUTA+TRANSPORTE+TRANSPORTE" w:history="1">
         <w:r>
           <w:rPr>
             <w:rStyle w:val="Hipervnculo"/>
@@ -21185,7 +21125,7 @@
       </w:pPr>
     </w:p>
   </w:comment>
-  <w:comment w:initials="HCGG" w:author="Heydy Cristina Gonzalez Garcia" w:date="2025-09-30T19:28:00Z" w:id="31">
+  <w:comment w:id="26" w:author="Heydy Cristina Gonzalez Garcia" w:date="2025-09-30T19:28:00Z" w:initials="HCGG">
     <w:p>
       <w:pPr>
         <w:pStyle w:val="Textocomentario"/>
@@ -21199,7 +21139,7 @@
       <w:r>
         <w:t xml:space="preserve">URL IMAGEN: </w:t>
       </w:r>
-      <w:hyperlink w:history="1" w:anchor="from_element=cross_selling__vector" r:id="rId16">
+      <w:hyperlink r:id="rId16" w:anchor="from_element=cross_selling__vector" w:history="1">
         <w:r>
           <w:rPr>
             <w:rStyle w:val="Hipervnculo"/>
@@ -21214,7 +21154,7 @@
       </w:pPr>
     </w:p>
   </w:comment>
-  <w:comment w:initials="HCGG" w:author="Heydy Cristina Gonzalez Garcia" w:date="2025-09-30T19:34:00Z" w:id="32">
+  <w:comment w:id="27" w:author="Heydy Cristina Gonzalez Garcia" w:date="2025-09-30T19:34:00Z" w:initials="HCGG">
     <w:p>
       <w:pPr>
         <w:pStyle w:val="Textocomentario"/>
@@ -21228,7 +21168,7 @@
       <w:r>
         <w:t xml:space="preserve">URL IMAGEN: </w:t>
       </w:r>
-      <w:hyperlink w:history="1" w:anchor="fromView=search&amp;page=1&amp;position=15&amp;uuid=29b5d335-3734-4982-9d93-9e52af5128c0&amp;query=+documentos+con+sello+entregado+transporte+camiones" r:id="rId17">
+      <w:hyperlink r:id="rId17" w:anchor="fromView=search&amp;page=1&amp;position=15&amp;uuid=29b5d335-3734-4982-9d93-9e52af5128c0&amp;query=+documentos+con+sello+entregado+transporte+camiones" w:history="1">
         <w:r>
           <w:rPr>
             <w:rStyle w:val="Hipervnculo"/>
@@ -21243,7 +21183,7 @@
       </w:pPr>
     </w:p>
   </w:comment>
-  <w:comment w:initials="HCGG" w:author="Heydy Cristina Gonzalez Garcia" w:date="2025-09-30T21:24:00Z" w:id="33">
+  <w:comment w:id="28" w:author="Heydy Cristina Gonzalez Garcia" w:date="2025-09-30T21:24:00Z" w:initials="HCGG">
     <w:p>
       <w:pPr>
         <w:pStyle w:val="Textocomentario"/>
@@ -21257,7 +21197,7 @@
       <w:r>
         <w:t xml:space="preserve">URL IMAGEN: </w:t>
       </w:r>
-      <w:hyperlink w:history="1" w:anchor="from_element=cross_selling__photo" r:id="rId18">
+      <w:hyperlink r:id="rId18" w:anchor="from_element=cross_selling__photo" w:history="1">
         <w:r>
           <w:rPr>
             <w:rStyle w:val="Hipervnculo"/>
@@ -21272,7 +21212,7 @@
       </w:pPr>
     </w:p>
   </w:comment>
-  <w:comment w:initials="HCGG" w:author="Heydy Cristina Gonzalez Garcia" w:date="2025-09-30T21:22:00Z" w:id="34">
+  <w:comment w:id="29" w:author="Heydy Cristina Gonzalez Garcia" w:date="2025-09-30T21:22:00Z" w:initials="HCGG">
     <w:p>
       <w:pPr>
         <w:pStyle w:val="Ttulo2"/>
@@ -21299,7 +21239,7 @@
       </w:pPr>
     </w:p>
   </w:comment>
-  <w:comment w:initials="HCGG" w:author="Heydy Cristina Gonzalez Garcia" w:date="2025-09-30T21:30:00Z" w:id="35">
+  <w:comment w:id="30" w:author="Heydy Cristina Gonzalez Garcia" w:date="2025-09-30T21:30:00Z" w:initials="HCGG">
     <w:p>
       <w:pPr>
         <w:pStyle w:val="Textocomentario"/>
@@ -21313,7 +21253,7 @@
       <w:r>
         <w:t xml:space="preserve">URL IMAGEN: </w:t>
       </w:r>
-      <w:hyperlink w:history="1" w:anchor="from_element=cross_selling__photo" r:id="rId19">
+      <w:hyperlink r:id="rId19" w:anchor="from_element=cross_selling__photo" w:history="1">
         <w:r>
           <w:rPr>
             <w:rStyle w:val="Hipervnculo"/>
@@ -21328,7 +21268,7 @@
       </w:pPr>
     </w:p>
   </w:comment>
-  <w:comment w:initials="HCGG" w:author="Heydy Cristina Gonzalez Garcia" w:date="2025-09-30T21:33:00Z" w:id="36">
+  <w:comment w:id="31" w:author="Heydy Cristina Gonzalez Garcia" w:date="2025-09-30T21:33:00Z" w:initials="HCGG">
     <w:p>
       <w:pPr>
         <w:pStyle w:val="Ttulo2"/>
@@ -21355,7 +21295,7 @@
       </w:pPr>
     </w:p>
   </w:comment>
-  <w:comment w:initials="HCGG" w:author="Heydy Cristina Gonzalez Garcia" w:date="2025-09-30T21:47:00Z" w:id="37">
+  <w:comment w:id="32" w:author="Heydy Cristina Gonzalez Garcia" w:date="2025-09-30T21:47:00Z" w:initials="HCGG">
     <w:p>
       <w:pPr>
         <w:pStyle w:val="Textocomentario"/>
@@ -21371,7 +21311,7 @@
       </w:r>
     </w:p>
   </w:comment>
-  <w:comment w:initials="HCGG" w:author="Heydy Cristina Gonzalez Garcia" w:date="2025-09-30T21:45:00Z" w:id="38">
+  <w:comment w:id="33" w:author="Heydy Cristina Gonzalez Garcia" w:date="2025-09-30T21:45:00Z" w:initials="HCGG">
     <w:p>
       <w:pPr>
         <w:pStyle w:val="Textocomentario"/>
@@ -21385,7 +21325,7 @@
       <w:r>
         <w:t xml:space="preserve">URL IMAGEN: </w:t>
       </w:r>
-      <w:hyperlink w:history="1" w:anchor="from_element=cross_selling__vector" r:id="rId20">
+      <w:hyperlink r:id="rId20" w:anchor="from_element=cross_selling__vector" w:history="1">
         <w:r>
           <w:rPr>
             <w:rStyle w:val="Hipervnculo"/>
@@ -21405,7 +21345,7 @@
       </w:pPr>
     </w:p>
   </w:comment>
-  <w:comment w:initials="HCGG" w:author="Heydy Cristina Gonzalez Garcia" w:date="2025-09-30T21:48:00Z" w:id="39">
+  <w:comment w:id="34" w:author="Heydy Cristina Gonzalez Garcia" w:date="2025-09-30T21:48:00Z" w:initials="HCGG">
     <w:p>
       <w:pPr>
         <w:pStyle w:val="Textocomentario"/>
@@ -21419,7 +21359,7 @@
       <w:r>
         <w:t xml:space="preserve">URL IMAGEN: </w:t>
       </w:r>
-      <w:hyperlink w:history="1" w:anchor="fromView=search&amp;page=1&amp;position=5&amp;uuid=1773807f-7e81-45da-820b-8c7e6f6a5fe2&amp;query=DOCUMENTO+MAPA+ESTRATEGIAS+operacion+del+transporte" r:id="rId21">
+      <w:hyperlink r:id="rId21" w:anchor="fromView=search&amp;page=1&amp;position=5&amp;uuid=1773807f-7e81-45da-820b-8c7e6f6a5fe2&amp;query=DOCUMENTO+MAPA+ESTRATEGIAS+operacion+del+transporte" w:history="1">
         <w:r>
           <w:rPr>
             <w:rStyle w:val="Hipervnculo"/>
@@ -21434,7 +21374,7 @@
       </w:pPr>
     </w:p>
   </w:comment>
-  <w:comment w:initials="HCGG" w:author="Heydy Cristina Gonzalez Garcia" w:date="2025-09-30T21:52:00Z" w:id="40">
+  <w:comment w:id="35" w:author="Heydy Cristina Gonzalez Garcia" w:date="2025-09-30T21:52:00Z" w:initials="HCGG">
     <w:p>
       <w:pPr>
         <w:pStyle w:val="Ttulo2"/>
@@ -21461,7 +21401,7 @@
       </w:pPr>
     </w:p>
   </w:comment>
-  <w:comment w:initials="HCGG" w:author="Heydy Cristina Gonzalez Garcia" w:date="2025-10-01T12:32:00Z" w:id="41">
+  <w:comment w:id="36" w:author="Heydy Cristina Gonzalez Garcia" w:date="2025-10-01T12:32:00Z" w:initials="HCGG">
     <w:p>
       <w:pPr>
         <w:pStyle w:val="Textocomentario"/>
@@ -21475,7 +21415,7 @@
       <w:r>
         <w:t xml:space="preserve">URL IMAGEN: </w:t>
       </w:r>
-      <w:hyperlink w:history="1" w:anchor="fromView=search&amp;page=1&amp;position=3&amp;uuid=1e4c892b-4214-414c-aba5-f8c965a173ee&amp;query=se%C3%B1ales+y+leyes+de+transporte+logistico" r:id="rId22">
+      <w:hyperlink r:id="rId22" w:anchor="fromView=search&amp;page=1&amp;position=3&amp;uuid=1e4c892b-4214-414c-aba5-f8c965a173ee&amp;query=se%C3%B1ales+y+leyes+de+transporte+logistico" w:history="1">
         <w:r>
           <w:rPr>
             <w:rStyle w:val="Hipervnculo"/>
@@ -21490,7 +21430,7 @@
       </w:pPr>
     </w:p>
   </w:comment>
-  <w:comment w:initials="HCGG" w:author="Heydy Cristina Gonzalez Garcia" w:date="2025-10-01T12:38:00Z" w:id="42">
+  <w:comment w:id="37" w:author="Heydy Cristina Gonzalez Garcia" w:date="2025-10-01T12:38:00Z" w:initials="HCGG">
     <w:p>
       <w:pPr>
         <w:pStyle w:val="Textocomentario"/>
@@ -21509,7 +21449,7 @@
       </w:r>
     </w:p>
   </w:comment>
-  <w:comment w:initials="HCGG" w:author="Heydy Cristina Gonzalez Garcia" w:date="2025-10-01T12:40:00Z" w:id="43">
+  <w:comment w:id="38" w:author="Heydy Cristina Gonzalez Garcia" w:date="2025-10-01T12:40:00Z" w:initials="HCGG">
     <w:p>
       <w:pPr>
         <w:pStyle w:val="Textocomentario"/>
@@ -21536,7 +21476,7 @@
       <w:pPr>
         <w:spacing w:line="240" w:lineRule="auto"/>
         <w:rPr>
-          <w:rFonts w:ascii="Times New Roman" w:hAnsi="Times New Roman" w:eastAsia="Times New Roman" w:cs="Times New Roman"/>
+          <w:rFonts w:ascii="Times New Roman" w:eastAsia="Times New Roman" w:hAnsi="Times New Roman" w:cs="Times New Roman"/>
           <w:b/>
           <w:bCs/>
           <w:sz w:val="24"/>
@@ -21546,7 +21486,7 @@
       </w:pPr>
       <w:r>
         <w:rPr>
-          <w:rFonts w:ascii="Times New Roman" w:hAnsi="Times New Roman" w:eastAsia="Times New Roman" w:cs="Times New Roman"/>
+          <w:rFonts w:ascii="Times New Roman" w:eastAsia="Times New Roman" w:hAnsi="Times New Roman" w:cs="Times New Roman"/>
           <w:b/>
           <w:bCs/>
           <w:sz w:val="24"/>
@@ -21560,7 +21500,7 @@
       <w:pPr>
         <w:spacing w:line="240" w:lineRule="auto"/>
         <w:rPr>
-          <w:rFonts w:ascii="Times New Roman" w:hAnsi="Times New Roman" w:eastAsia="Times New Roman" w:cs="Times New Roman"/>
+          <w:rFonts w:ascii="Times New Roman" w:eastAsia="Times New Roman" w:hAnsi="Times New Roman" w:cs="Times New Roman"/>
           <w:sz w:val="24"/>
           <w:szCs w:val="24"/>
           <w:lang w:val="es-ES" w:eastAsia="es-ES"/>
@@ -21568,7 +21508,7 @@
       </w:pPr>
       <w:r>
         <w:rPr>
-          <w:rFonts w:ascii="Times New Roman" w:hAnsi="Times New Roman" w:eastAsia="Times New Roman" w:cs="Times New Roman"/>
+          <w:rFonts w:ascii="Times New Roman" w:eastAsia="Times New Roman" w:hAnsi="Times New Roman" w:cs="Times New Roman"/>
           <w:b/>
           <w:bCs/>
           <w:sz w:val="24"/>
@@ -21579,7 +21519,7 @@
       </w:r>
       <w:r>
         <w:rPr>
-          <w:rFonts w:ascii="Times New Roman" w:hAnsi="Times New Roman" w:eastAsia="Times New Roman" w:cs="Times New Roman"/>
+          <w:rFonts w:ascii="Times New Roman" w:eastAsia="Times New Roman" w:hAnsi="Times New Roman" w:cs="Times New Roman"/>
           <w:b/>
           <w:bCs/>
           <w:sz w:val="24"/>
@@ -21590,7 +21530,7 @@
       </w:r>
       <w:r>
         <w:rPr>
-          <w:rFonts w:ascii="Times New Roman" w:hAnsi="Times New Roman" w:eastAsia="Times New Roman" w:cs="Times New Roman"/>
+          <w:rFonts w:ascii="Times New Roman" w:eastAsia="Times New Roman" w:hAnsi="Times New Roman" w:cs="Times New Roman"/>
           <w:b/>
           <w:bCs/>
           <w:sz w:val="24"/>
@@ -21601,7 +21541,7 @@
       </w:r>
       <w:r>
         <w:rPr>
-          <w:rFonts w:ascii="Times New Roman" w:hAnsi="Times New Roman" w:eastAsia="Times New Roman" w:cs="Times New Roman"/>
+          <w:rFonts w:ascii="Times New Roman" w:eastAsia="Times New Roman" w:hAnsi="Times New Roman" w:cs="Times New Roman"/>
           <w:sz w:val="24"/>
           <w:szCs w:val="24"/>
           <w:lang w:val="es-ES" w:eastAsia="es-ES"/>
@@ -21611,7 +21551,7 @@
       </w:r>
       <w:r>
         <w:rPr>
-          <w:rFonts w:ascii="Times New Roman" w:hAnsi="Times New Roman" w:eastAsia="Times New Roman" w:cs="Times New Roman"/>
+          <w:rFonts w:ascii="Times New Roman" w:eastAsia="Times New Roman" w:hAnsi="Times New Roman" w:cs="Times New Roman"/>
           <w:sz w:val="24"/>
           <w:szCs w:val="24"/>
           <w:lang w:val="es-ES" w:eastAsia="es-ES"/>
@@ -21620,7 +21560,7 @@
       </w:r>
       <w:r>
         <w:rPr>
-          <w:rFonts w:ascii="Times New Roman" w:hAnsi="Times New Roman" w:eastAsia="Times New Roman" w:cs="Times New Roman"/>
+          <w:rFonts w:ascii="Times New Roman" w:eastAsia="Times New Roman" w:hAnsi="Times New Roman" w:cs="Times New Roman"/>
           <w:sz w:val="24"/>
           <w:szCs w:val="24"/>
           <w:lang w:val="es-ES" w:eastAsia="es-ES"/>
@@ -21629,7 +21569,7 @@
       </w:r>
       <w:r>
         <w:rPr>
-          <w:rFonts w:ascii="Times New Roman" w:hAnsi="Times New Roman" w:eastAsia="Times New Roman" w:cs="Times New Roman"/>
+          <w:rFonts w:ascii="Times New Roman" w:eastAsia="Times New Roman" w:hAnsi="Times New Roman" w:cs="Times New Roman"/>
           <w:sz w:val="24"/>
           <w:szCs w:val="24"/>
           <w:lang w:val="es-ES" w:eastAsia="es-ES"/>
@@ -21641,7 +21581,7 @@
       <w:pPr>
         <w:spacing w:line="240" w:lineRule="auto"/>
         <w:rPr>
-          <w:rFonts w:ascii="Times New Roman" w:hAnsi="Times New Roman" w:eastAsia="Times New Roman" w:cs="Times New Roman"/>
+          <w:rFonts w:ascii="Times New Roman" w:eastAsia="Times New Roman" w:hAnsi="Times New Roman" w:cs="Times New Roman"/>
           <w:sz w:val="24"/>
           <w:szCs w:val="24"/>
           <w:lang w:val="es-ES" w:eastAsia="es-ES"/>
@@ -21649,7 +21589,7 @@
       </w:pPr>
       <w:r>
         <w:rPr>
-          <w:rFonts w:ascii="Times New Roman" w:hAnsi="Times New Roman" w:eastAsia="Times New Roman" w:cs="Times New Roman"/>
+          <w:rFonts w:ascii="Times New Roman" w:eastAsia="Times New Roman" w:hAnsi="Times New Roman" w:cs="Times New Roman"/>
           <w:sz w:val="24"/>
           <w:szCs w:val="24"/>
           <w:lang w:val="es-ES" w:eastAsia="es-ES"/>
@@ -21658,7 +21598,7 @@
       </w:r>
       <w:r>
         <w:rPr>
-          <w:rFonts w:ascii="Times New Roman" w:hAnsi="Times New Roman" w:eastAsia="Times New Roman" w:cs="Times New Roman"/>
+          <w:rFonts w:ascii="Times New Roman" w:eastAsia="Times New Roman" w:hAnsi="Times New Roman" w:cs="Times New Roman"/>
           <w:sz w:val="24"/>
           <w:szCs w:val="24"/>
           <w:lang w:val="es-ES" w:eastAsia="es-ES"/>
@@ -21667,7 +21607,7 @@
       </w:r>
       <w:r>
         <w:rPr>
-          <w:rFonts w:ascii="Times New Roman" w:hAnsi="Times New Roman" w:eastAsia="Times New Roman" w:cs="Times New Roman"/>
+          <w:rFonts w:ascii="Times New Roman" w:eastAsia="Times New Roman" w:hAnsi="Times New Roman" w:cs="Times New Roman"/>
           <w:sz w:val="24"/>
           <w:szCs w:val="24"/>
           <w:lang w:val="es-ES" w:eastAsia="es-ES"/>
@@ -21676,7 +21616,7 @@
       </w:r>
       <w:r>
         <w:rPr>
-          <w:rFonts w:ascii="Times New Roman" w:hAnsi="Times New Roman" w:eastAsia="Times New Roman" w:cs="Times New Roman"/>
+          <w:rFonts w:ascii="Times New Roman" w:eastAsia="Times New Roman" w:hAnsi="Times New Roman" w:cs="Times New Roman"/>
           <w:sz w:val="24"/>
           <w:szCs w:val="24"/>
           <w:lang w:val="es-ES" w:eastAsia="es-ES"/>
@@ -21688,7 +21628,7 @@
       <w:pPr>
         <w:spacing w:line="240" w:lineRule="auto"/>
         <w:rPr>
-          <w:rFonts w:ascii="Times New Roman" w:hAnsi="Times New Roman" w:eastAsia="Times New Roman" w:cs="Times New Roman"/>
+          <w:rFonts w:ascii="Times New Roman" w:eastAsia="Times New Roman" w:hAnsi="Times New Roman" w:cs="Times New Roman"/>
           <w:sz w:val="24"/>
           <w:szCs w:val="24"/>
           <w:lang w:val="es-ES" w:eastAsia="es-ES"/>
@@ -21696,7 +21636,7 @@
       </w:pPr>
       <w:r>
         <w:rPr>
-          <w:rFonts w:ascii="Times New Roman" w:hAnsi="Times New Roman" w:eastAsia="Times New Roman" w:cs="Times New Roman"/>
+          <w:rFonts w:ascii="Times New Roman" w:eastAsia="Times New Roman" w:hAnsi="Times New Roman" w:cs="Times New Roman"/>
           <w:b/>
           <w:bCs/>
           <w:sz w:val="24"/>
@@ -21707,7 +21647,7 @@
       </w:r>
       <w:r>
         <w:rPr>
-          <w:rFonts w:ascii="Times New Roman" w:hAnsi="Times New Roman" w:eastAsia="Times New Roman" w:cs="Times New Roman"/>
+          <w:rFonts w:ascii="Times New Roman" w:eastAsia="Times New Roman" w:hAnsi="Times New Roman" w:cs="Times New Roman"/>
           <w:sz w:val="24"/>
           <w:szCs w:val="24"/>
           <w:lang w:val="es-ES" w:eastAsia="es-ES"/>
@@ -21717,7 +21657,7 @@
       </w:r>
       <w:r>
         <w:rPr>
-          <w:rFonts w:ascii="Times New Roman" w:hAnsi="Times New Roman" w:eastAsia="Times New Roman" w:cs="Times New Roman"/>
+          <w:rFonts w:ascii="Times New Roman" w:eastAsia="Times New Roman" w:hAnsi="Times New Roman" w:cs="Times New Roman"/>
           <w:sz w:val="24"/>
           <w:szCs w:val="24"/>
           <w:lang w:val="es-ES" w:eastAsia="es-ES"/>
@@ -21726,7 +21666,7 @@
       </w:r>
       <w:r>
         <w:rPr>
-          <w:rFonts w:ascii="Times New Roman" w:hAnsi="Times New Roman" w:eastAsia="Times New Roman" w:cs="Times New Roman"/>
+          <w:rFonts w:ascii="Times New Roman" w:eastAsia="Times New Roman" w:hAnsi="Times New Roman" w:cs="Times New Roman"/>
           <w:sz w:val="24"/>
           <w:szCs w:val="24"/>
           <w:lang w:val="es-ES" w:eastAsia="es-ES"/>
@@ -21735,7 +21675,7 @@
       </w:r>
       <w:r>
         <w:rPr>
-          <w:rFonts w:ascii="Times New Roman" w:hAnsi="Times New Roman" w:eastAsia="Times New Roman" w:cs="Times New Roman"/>
+          <w:rFonts w:ascii="Times New Roman" w:eastAsia="Times New Roman" w:hAnsi="Times New Roman" w:cs="Times New Roman"/>
           <w:sz w:val="24"/>
           <w:szCs w:val="24"/>
           <w:lang w:val="es-ES" w:eastAsia="es-ES"/>
@@ -21747,7 +21687,7 @@
       <w:pPr>
         <w:spacing w:line="240" w:lineRule="auto"/>
         <w:rPr>
-          <w:rFonts w:ascii="Times New Roman" w:hAnsi="Times New Roman" w:eastAsia="Times New Roman" w:cs="Times New Roman"/>
+          <w:rFonts w:ascii="Times New Roman" w:eastAsia="Times New Roman" w:hAnsi="Times New Roman" w:cs="Times New Roman"/>
           <w:sz w:val="24"/>
           <w:szCs w:val="24"/>
           <w:lang w:val="es-ES" w:eastAsia="es-ES"/>
@@ -21755,7 +21695,7 @@
       </w:pPr>
       <w:r>
         <w:rPr>
-          <w:rFonts w:ascii="Times New Roman" w:hAnsi="Times New Roman" w:eastAsia="Times New Roman" w:cs="Times New Roman"/>
+          <w:rFonts w:ascii="Times New Roman" w:eastAsia="Times New Roman" w:hAnsi="Times New Roman" w:cs="Times New Roman"/>
           <w:sz w:val="24"/>
           <w:szCs w:val="24"/>
           <w:lang w:val="es-ES" w:eastAsia="es-ES"/>
@@ -21764,7 +21704,7 @@
       </w:r>
       <w:r>
         <w:rPr>
-          <w:rFonts w:ascii="Times New Roman" w:hAnsi="Times New Roman" w:eastAsia="Times New Roman" w:cs="Times New Roman"/>
+          <w:rFonts w:ascii="Times New Roman" w:eastAsia="Times New Roman" w:hAnsi="Times New Roman" w:cs="Times New Roman"/>
           <w:sz w:val="24"/>
           <w:szCs w:val="24"/>
           <w:lang w:val="es-ES" w:eastAsia="es-ES"/>
@@ -21773,7 +21713,7 @@
       </w:r>
       <w:r>
         <w:rPr>
-          <w:rFonts w:ascii="Times New Roman" w:hAnsi="Times New Roman" w:eastAsia="Times New Roman" w:cs="Times New Roman"/>
+          <w:rFonts w:ascii="Times New Roman" w:eastAsia="Times New Roman" w:hAnsi="Times New Roman" w:cs="Times New Roman"/>
           <w:sz w:val="24"/>
           <w:szCs w:val="24"/>
           <w:lang w:val="es-ES" w:eastAsia="es-ES"/>
@@ -21782,7 +21722,7 @@
       </w:r>
       <w:r>
         <w:rPr>
-          <w:rFonts w:ascii="Times New Roman" w:hAnsi="Times New Roman" w:eastAsia="Times New Roman" w:cs="Times New Roman"/>
+          <w:rFonts w:ascii="Times New Roman" w:eastAsia="Times New Roman" w:hAnsi="Times New Roman" w:cs="Times New Roman"/>
           <w:sz w:val="24"/>
           <w:szCs w:val="24"/>
           <w:lang w:val="es-ES" w:eastAsia="es-ES"/>
@@ -21794,7 +21734,7 @@
       <w:pPr>
         <w:spacing w:line="240" w:lineRule="auto"/>
         <w:rPr>
-          <w:rFonts w:ascii="Times New Roman" w:hAnsi="Times New Roman" w:eastAsia="Times New Roman" w:cs="Times New Roman"/>
+          <w:rFonts w:ascii="Times New Roman" w:eastAsia="Times New Roman" w:hAnsi="Times New Roman" w:cs="Times New Roman"/>
           <w:sz w:val="24"/>
           <w:szCs w:val="24"/>
           <w:lang w:val="es-ES" w:eastAsia="es-ES"/>
@@ -21802,7 +21742,7 @@
       </w:pPr>
       <w:r>
         <w:rPr>
-          <w:rFonts w:ascii="Times New Roman" w:hAnsi="Times New Roman" w:eastAsia="Times New Roman" w:cs="Times New Roman"/>
+          <w:rFonts w:ascii="Times New Roman" w:eastAsia="Times New Roman" w:hAnsi="Times New Roman" w:cs="Times New Roman"/>
           <w:b/>
           <w:bCs/>
           <w:sz w:val="24"/>
@@ -21813,7 +21753,7 @@
       </w:r>
       <w:r>
         <w:rPr>
-          <w:rFonts w:ascii="Times New Roman" w:hAnsi="Times New Roman" w:eastAsia="Times New Roman" w:cs="Times New Roman"/>
+          <w:rFonts w:ascii="Times New Roman" w:eastAsia="Times New Roman" w:hAnsi="Times New Roman" w:cs="Times New Roman"/>
           <w:sz w:val="24"/>
           <w:szCs w:val="24"/>
           <w:lang w:val="es-ES" w:eastAsia="es-ES"/>
@@ -21823,7 +21763,7 @@
       </w:r>
       <w:r>
         <w:rPr>
-          <w:rFonts w:ascii="Times New Roman" w:hAnsi="Times New Roman" w:eastAsia="Times New Roman" w:cs="Times New Roman"/>
+          <w:rFonts w:ascii="Times New Roman" w:eastAsia="Times New Roman" w:hAnsi="Times New Roman" w:cs="Times New Roman"/>
           <w:sz w:val="24"/>
           <w:szCs w:val="24"/>
           <w:lang w:val="es-ES" w:eastAsia="es-ES"/>
@@ -21835,7 +21775,7 @@
       <w:pPr>
         <w:spacing w:line="240" w:lineRule="auto"/>
         <w:rPr>
-          <w:rFonts w:ascii="Times New Roman" w:hAnsi="Times New Roman" w:eastAsia="Times New Roman" w:cs="Times New Roman"/>
+          <w:rFonts w:ascii="Times New Roman" w:eastAsia="Times New Roman" w:hAnsi="Times New Roman" w:cs="Times New Roman"/>
           <w:sz w:val="24"/>
           <w:szCs w:val="24"/>
           <w:lang w:val="es-ES" w:eastAsia="es-ES"/>
@@ -21843,7 +21783,7 @@
       </w:pPr>
       <w:r>
         <w:rPr>
-          <w:rFonts w:ascii="Times New Roman" w:hAnsi="Times New Roman" w:eastAsia="Times New Roman" w:cs="Times New Roman"/>
+          <w:rFonts w:ascii="Times New Roman" w:eastAsia="Times New Roman" w:hAnsi="Times New Roman" w:cs="Times New Roman"/>
           <w:sz w:val="24"/>
           <w:szCs w:val="24"/>
           <w:lang w:val="es-ES" w:eastAsia="es-ES"/>
@@ -21852,7 +21792,7 @@
       </w:r>
       <w:r>
         <w:rPr>
-          <w:rFonts w:ascii="Times New Roman" w:hAnsi="Times New Roman" w:eastAsia="Times New Roman" w:cs="Times New Roman"/>
+          <w:rFonts w:ascii="Times New Roman" w:eastAsia="Times New Roman" w:hAnsi="Times New Roman" w:cs="Times New Roman"/>
           <w:sz w:val="24"/>
           <w:szCs w:val="24"/>
           <w:lang w:val="es-ES" w:eastAsia="es-ES"/>
@@ -21864,7 +21804,7 @@
       <w:pPr>
         <w:spacing w:line="240" w:lineRule="auto"/>
         <w:rPr>
-          <w:rFonts w:ascii="Times New Roman" w:hAnsi="Times New Roman" w:eastAsia="Times New Roman" w:cs="Times New Roman"/>
+          <w:rFonts w:ascii="Times New Roman" w:eastAsia="Times New Roman" w:hAnsi="Times New Roman" w:cs="Times New Roman"/>
           <w:sz w:val="24"/>
           <w:szCs w:val="24"/>
           <w:lang w:val="es-ES" w:eastAsia="es-ES"/>
@@ -21872,7 +21812,7 @@
       </w:pPr>
       <w:r>
         <w:rPr>
-          <w:rFonts w:ascii="Times New Roman" w:hAnsi="Times New Roman" w:eastAsia="Times New Roman" w:cs="Times New Roman"/>
+          <w:rFonts w:ascii="Times New Roman" w:eastAsia="Times New Roman" w:hAnsi="Times New Roman" w:cs="Times New Roman"/>
           <w:b/>
           <w:bCs/>
           <w:sz w:val="24"/>
@@ -21883,7 +21823,7 @@
       </w:r>
       <w:r>
         <w:rPr>
-          <w:rFonts w:ascii="Times New Roman" w:hAnsi="Times New Roman" w:eastAsia="Times New Roman" w:cs="Times New Roman"/>
+          <w:rFonts w:ascii="Times New Roman" w:eastAsia="Times New Roman" w:hAnsi="Times New Roman" w:cs="Times New Roman"/>
           <w:b/>
           <w:bCs/>
           <w:sz w:val="24"/>
@@ -21894,7 +21834,7 @@
       </w:r>
       <w:r>
         <w:rPr>
-          <w:rFonts w:ascii="Times New Roman" w:hAnsi="Times New Roman" w:eastAsia="Times New Roman" w:cs="Times New Roman"/>
+          <w:rFonts w:ascii="Times New Roman" w:eastAsia="Times New Roman" w:hAnsi="Times New Roman" w:cs="Times New Roman"/>
           <w:b/>
           <w:bCs/>
           <w:sz w:val="24"/>
@@ -21905,7 +21845,7 @@
       </w:r>
       <w:r>
         <w:rPr>
-          <w:rFonts w:ascii="Times New Roman" w:hAnsi="Times New Roman" w:eastAsia="Times New Roman" w:cs="Times New Roman"/>
+          <w:rFonts w:ascii="Times New Roman" w:eastAsia="Times New Roman" w:hAnsi="Times New Roman" w:cs="Times New Roman"/>
           <w:sz w:val="24"/>
           <w:szCs w:val="24"/>
           <w:lang w:val="es-ES" w:eastAsia="es-ES"/>
@@ -21915,7 +21855,7 @@
       </w:r>
       <w:r>
         <w:rPr>
-          <w:rFonts w:ascii="Times New Roman" w:hAnsi="Times New Roman" w:eastAsia="Times New Roman" w:cs="Times New Roman"/>
+          <w:rFonts w:ascii="Times New Roman" w:eastAsia="Times New Roman" w:hAnsi="Times New Roman" w:cs="Times New Roman"/>
           <w:sz w:val="24"/>
           <w:szCs w:val="24"/>
           <w:lang w:val="es-ES" w:eastAsia="es-ES"/>
@@ -21927,7 +21867,7 @@
       <w:pPr>
         <w:spacing w:line="240" w:lineRule="auto"/>
         <w:rPr>
-          <w:rFonts w:ascii="Times New Roman" w:hAnsi="Times New Roman" w:eastAsia="Times New Roman" w:cs="Times New Roman"/>
+          <w:rFonts w:ascii="Times New Roman" w:eastAsia="Times New Roman" w:hAnsi="Times New Roman" w:cs="Times New Roman"/>
           <w:sz w:val="24"/>
           <w:szCs w:val="24"/>
           <w:lang w:val="es-ES" w:eastAsia="es-ES"/>
@@ -21935,7 +21875,7 @@
       </w:pPr>
       <w:r>
         <w:rPr>
-          <w:rFonts w:ascii="Times New Roman" w:hAnsi="Times New Roman" w:eastAsia="Times New Roman" w:cs="Times New Roman"/>
+          <w:rFonts w:ascii="Times New Roman" w:eastAsia="Times New Roman" w:hAnsi="Times New Roman" w:cs="Times New Roman"/>
           <w:sz w:val="24"/>
           <w:szCs w:val="24"/>
           <w:lang w:val="es-ES" w:eastAsia="es-ES"/>
@@ -21944,7 +21884,7 @@
       </w:r>
       <w:r>
         <w:rPr>
-          <w:rFonts w:ascii="Times New Roman" w:hAnsi="Times New Roman" w:eastAsia="Times New Roman" w:cs="Times New Roman"/>
+          <w:rFonts w:ascii="Times New Roman" w:eastAsia="Times New Roman" w:hAnsi="Times New Roman" w:cs="Times New Roman"/>
           <w:sz w:val="24"/>
           <w:szCs w:val="24"/>
           <w:lang w:val="es-ES" w:eastAsia="es-ES"/>
@@ -21956,7 +21896,7 @@
       <w:pPr>
         <w:spacing w:line="240" w:lineRule="auto"/>
         <w:rPr>
-          <w:rFonts w:ascii="Times New Roman" w:hAnsi="Times New Roman" w:eastAsia="Times New Roman" w:cs="Times New Roman"/>
+          <w:rFonts w:ascii="Times New Roman" w:eastAsia="Times New Roman" w:hAnsi="Times New Roman" w:cs="Times New Roman"/>
           <w:sz w:val="24"/>
           <w:szCs w:val="24"/>
           <w:lang w:val="es-ES" w:eastAsia="es-ES"/>
@@ -21964,7 +21904,7 @@
       </w:pPr>
       <w:r>
         <w:rPr>
-          <w:rFonts w:ascii="Times New Roman" w:hAnsi="Times New Roman" w:eastAsia="Times New Roman" w:cs="Times New Roman"/>
+          <w:rFonts w:ascii="Times New Roman" w:eastAsia="Times New Roman" w:hAnsi="Times New Roman" w:cs="Times New Roman"/>
           <w:b/>
           <w:bCs/>
           <w:sz w:val="24"/>
@@ -21975,7 +21915,7 @@
       </w:r>
       <w:r>
         <w:rPr>
-          <w:rFonts w:ascii="Times New Roman" w:hAnsi="Times New Roman" w:eastAsia="Times New Roman" w:cs="Times New Roman"/>
+          <w:rFonts w:ascii="Times New Roman" w:eastAsia="Times New Roman" w:hAnsi="Times New Roman" w:cs="Times New Roman"/>
           <w:b/>
           <w:bCs/>
           <w:sz w:val="24"/>
@@ -21986,7 +21926,7 @@
       </w:r>
       <w:r>
         <w:rPr>
-          <w:rFonts w:ascii="Times New Roman" w:hAnsi="Times New Roman" w:eastAsia="Times New Roman" w:cs="Times New Roman"/>
+          <w:rFonts w:ascii="Times New Roman" w:eastAsia="Times New Roman" w:hAnsi="Times New Roman" w:cs="Times New Roman"/>
           <w:b/>
           <w:bCs/>
           <w:sz w:val="24"/>
@@ -21997,7 +21937,7 @@
       </w:r>
       <w:r>
         <w:rPr>
-          <w:rFonts w:ascii="Times New Roman" w:hAnsi="Times New Roman" w:eastAsia="Times New Roman" w:cs="Times New Roman"/>
+          <w:rFonts w:ascii="Times New Roman" w:eastAsia="Times New Roman" w:hAnsi="Times New Roman" w:cs="Times New Roman"/>
           <w:sz w:val="24"/>
           <w:szCs w:val="24"/>
           <w:lang w:val="es-ES" w:eastAsia="es-ES"/>
@@ -22007,7 +21947,7 @@
       </w:r>
       <w:r>
         <w:rPr>
-          <w:rFonts w:ascii="Times New Roman" w:hAnsi="Times New Roman" w:eastAsia="Times New Roman" w:cs="Times New Roman"/>
+          <w:rFonts w:ascii="Times New Roman" w:eastAsia="Times New Roman" w:hAnsi="Times New Roman" w:cs="Times New Roman"/>
           <w:sz w:val="24"/>
           <w:szCs w:val="24"/>
           <w:lang w:val="es-ES" w:eastAsia="es-ES"/>
@@ -22016,7 +21956,7 @@
       </w:r>
       <w:r>
         <w:rPr>
-          <w:rFonts w:ascii="Times New Roman" w:hAnsi="Times New Roman" w:eastAsia="Times New Roman" w:cs="Times New Roman"/>
+          <w:rFonts w:ascii="Times New Roman" w:eastAsia="Times New Roman" w:hAnsi="Times New Roman" w:cs="Times New Roman"/>
           <w:sz w:val="24"/>
           <w:szCs w:val="24"/>
           <w:lang w:val="es-ES" w:eastAsia="es-ES"/>
@@ -22025,7 +21965,7 @@
       </w:r>
       <w:r>
         <w:rPr>
-          <w:rFonts w:ascii="Times New Roman" w:hAnsi="Times New Roman" w:eastAsia="Times New Roman" w:cs="Times New Roman"/>
+          <w:rFonts w:ascii="Times New Roman" w:eastAsia="Times New Roman" w:hAnsi="Times New Roman" w:cs="Times New Roman"/>
           <w:sz w:val="24"/>
           <w:szCs w:val="24"/>
           <w:lang w:val="es-ES" w:eastAsia="es-ES"/>
@@ -22037,7 +21977,7 @@
       <w:pPr>
         <w:spacing w:line="240" w:lineRule="auto"/>
         <w:rPr>
-          <w:rFonts w:ascii="Times New Roman" w:hAnsi="Times New Roman" w:eastAsia="Times New Roman" w:cs="Times New Roman"/>
+          <w:rFonts w:ascii="Times New Roman" w:eastAsia="Times New Roman" w:hAnsi="Times New Roman" w:cs="Times New Roman"/>
           <w:sz w:val="24"/>
           <w:szCs w:val="24"/>
           <w:lang w:val="es-ES" w:eastAsia="es-ES"/>
@@ -22045,7 +21985,7 @@
       </w:pPr>
       <w:r>
         <w:rPr>
-          <w:rFonts w:ascii="Times New Roman" w:hAnsi="Times New Roman" w:eastAsia="Times New Roman" w:cs="Times New Roman"/>
+          <w:rFonts w:ascii="Times New Roman" w:eastAsia="Times New Roman" w:hAnsi="Times New Roman" w:cs="Times New Roman"/>
           <w:sz w:val="24"/>
           <w:szCs w:val="24"/>
           <w:lang w:val="es-ES" w:eastAsia="es-ES"/>
@@ -22054,7 +21994,7 @@
       </w:r>
       <w:r>
         <w:rPr>
-          <w:rFonts w:ascii="Times New Roman" w:hAnsi="Times New Roman" w:eastAsia="Times New Roman" w:cs="Times New Roman"/>
+          <w:rFonts w:ascii="Times New Roman" w:eastAsia="Times New Roman" w:hAnsi="Times New Roman" w:cs="Times New Roman"/>
           <w:sz w:val="24"/>
           <w:szCs w:val="24"/>
           <w:lang w:val="es-ES" w:eastAsia="es-ES"/>
@@ -22063,7 +22003,7 @@
       </w:r>
       <w:r>
         <w:rPr>
-          <w:rFonts w:ascii="Times New Roman" w:hAnsi="Times New Roman" w:eastAsia="Times New Roman" w:cs="Times New Roman"/>
+          <w:rFonts w:ascii="Times New Roman" w:eastAsia="Times New Roman" w:hAnsi="Times New Roman" w:cs="Times New Roman"/>
           <w:sz w:val="24"/>
           <w:szCs w:val="24"/>
           <w:lang w:val="es-ES" w:eastAsia="es-ES"/>
@@ -22072,7 +22012,7 @@
       </w:r>
       <w:r>
         <w:rPr>
-          <w:rFonts w:ascii="Times New Roman" w:hAnsi="Times New Roman" w:eastAsia="Times New Roman" w:cs="Times New Roman"/>
+          <w:rFonts w:ascii="Times New Roman" w:eastAsia="Times New Roman" w:hAnsi="Times New Roman" w:cs="Times New Roman"/>
           <w:sz w:val="24"/>
           <w:szCs w:val="24"/>
           <w:lang w:val="es-ES" w:eastAsia="es-ES"/>
@@ -22084,7 +22024,7 @@
       <w:pPr>
         <w:spacing w:line="240" w:lineRule="auto"/>
         <w:rPr>
-          <w:rFonts w:ascii="Times New Roman" w:hAnsi="Times New Roman" w:eastAsia="Times New Roman" w:cs="Times New Roman"/>
+          <w:rFonts w:ascii="Times New Roman" w:eastAsia="Times New Roman" w:hAnsi="Times New Roman" w:cs="Times New Roman"/>
           <w:sz w:val="24"/>
           <w:szCs w:val="24"/>
           <w:lang w:val="es-ES" w:eastAsia="es-ES"/>
@@ -22092,7 +22032,7 @@
       </w:pPr>
       <w:r>
         <w:rPr>
-          <w:rFonts w:ascii="Times New Roman" w:hAnsi="Times New Roman" w:eastAsia="Times New Roman" w:cs="Times New Roman"/>
+          <w:rFonts w:ascii="Times New Roman" w:eastAsia="Times New Roman" w:hAnsi="Times New Roman" w:cs="Times New Roman"/>
           <w:b/>
           <w:bCs/>
           <w:sz w:val="24"/>
@@ -22103,7 +22043,7 @@
       </w:r>
       <w:r>
         <w:rPr>
-          <w:rFonts w:ascii="Times New Roman" w:hAnsi="Times New Roman" w:eastAsia="Times New Roman" w:cs="Times New Roman"/>
+          <w:rFonts w:ascii="Times New Roman" w:eastAsia="Times New Roman" w:hAnsi="Times New Roman" w:cs="Times New Roman"/>
           <w:b/>
           <w:bCs/>
           <w:sz w:val="24"/>
@@ -22114,7 +22054,7 @@
       </w:r>
       <w:r>
         <w:rPr>
-          <w:rFonts w:ascii="Times New Roman" w:hAnsi="Times New Roman" w:eastAsia="Times New Roman" w:cs="Times New Roman"/>
+          <w:rFonts w:ascii="Times New Roman" w:eastAsia="Times New Roman" w:hAnsi="Times New Roman" w:cs="Times New Roman"/>
           <w:b/>
           <w:bCs/>
           <w:sz w:val="24"/>
@@ -22125,7 +22065,7 @@
       </w:r>
       <w:r>
         <w:rPr>
-          <w:rFonts w:ascii="Times New Roman" w:hAnsi="Times New Roman" w:eastAsia="Times New Roman" w:cs="Times New Roman"/>
+          <w:rFonts w:ascii="Times New Roman" w:eastAsia="Times New Roman" w:hAnsi="Times New Roman" w:cs="Times New Roman"/>
           <w:sz w:val="24"/>
           <w:szCs w:val="24"/>
           <w:lang w:val="es-ES" w:eastAsia="es-ES"/>
@@ -22135,7 +22075,7 @@
       </w:r>
       <w:r>
         <w:rPr>
-          <w:rFonts w:ascii="Times New Roman" w:hAnsi="Times New Roman" w:eastAsia="Times New Roman" w:cs="Times New Roman"/>
+          <w:rFonts w:ascii="Times New Roman" w:eastAsia="Times New Roman" w:hAnsi="Times New Roman" w:cs="Times New Roman"/>
           <w:sz w:val="24"/>
           <w:szCs w:val="24"/>
           <w:lang w:val="es-ES" w:eastAsia="es-ES"/>
@@ -22144,7 +22084,7 @@
       </w:r>
       <w:r>
         <w:rPr>
-          <w:rFonts w:ascii="Times New Roman" w:hAnsi="Times New Roman" w:eastAsia="Times New Roman" w:cs="Times New Roman"/>
+          <w:rFonts w:ascii="Times New Roman" w:eastAsia="Times New Roman" w:hAnsi="Times New Roman" w:cs="Times New Roman"/>
           <w:sz w:val="24"/>
           <w:szCs w:val="24"/>
           <w:lang w:val="es-ES" w:eastAsia="es-ES"/>
@@ -22153,7 +22093,7 @@
       </w:r>
       <w:r>
         <w:rPr>
-          <w:rFonts w:ascii="Times New Roman" w:hAnsi="Times New Roman" w:eastAsia="Times New Roman" w:cs="Times New Roman"/>
+          <w:rFonts w:ascii="Times New Roman" w:eastAsia="Times New Roman" w:hAnsi="Times New Roman" w:cs="Times New Roman"/>
           <w:sz w:val="24"/>
           <w:szCs w:val="24"/>
           <w:lang w:val="es-ES" w:eastAsia="es-ES"/>
@@ -22167,7 +22107,7 @@
       </w:pPr>
       <w:r>
         <w:rPr>
-          <w:rFonts w:ascii="Times New Roman" w:hAnsi="Times New Roman" w:eastAsia="Times New Roman" w:cs="Times New Roman"/>
+          <w:rFonts w:ascii="Times New Roman" w:eastAsia="Times New Roman" w:hAnsi="Times New Roman" w:cs="Times New Roman"/>
           <w:sz w:val="24"/>
           <w:szCs w:val="24"/>
           <w:lang w:val="es-ES" w:eastAsia="es-ES"/>
@@ -22176,7 +22116,7 @@
       </w:r>
       <w:r>
         <w:rPr>
-          <w:rFonts w:ascii="Times New Roman" w:hAnsi="Times New Roman" w:eastAsia="Times New Roman" w:cs="Times New Roman"/>
+          <w:rFonts w:ascii="Times New Roman" w:eastAsia="Times New Roman" w:hAnsi="Times New Roman" w:cs="Times New Roman"/>
           <w:sz w:val="24"/>
           <w:szCs w:val="24"/>
           <w:lang w:val="es-ES" w:eastAsia="es-ES"/>
@@ -22188,7 +22128,7 @@
       <w:pPr>
         <w:spacing w:before="100" w:beforeAutospacing="1" w:after="100" w:afterAutospacing="1" w:line="240" w:lineRule="auto"/>
         <w:rPr>
-          <w:rFonts w:ascii="Times New Roman" w:hAnsi="Times New Roman" w:eastAsia="Times New Roman" w:cs="Times New Roman"/>
+          <w:rFonts w:ascii="Times New Roman" w:eastAsia="Times New Roman" w:hAnsi="Times New Roman" w:cs="Times New Roman"/>
           <w:sz w:val="24"/>
           <w:szCs w:val="24"/>
           <w:lang w:val="es-ES" w:eastAsia="es-ES"/>
@@ -22204,11 +22144,8 @@
       </w:pPr>
     </w:p>
   </w:comment>
-  <w:comment w:initials="HCGG" w:author="Heydy Cristina Gonzalez Garcia" w:date="2025-10-01T12:40:00Z" w:id="44">
-    <w:p>
-      <w:pPr>
-        <w:pStyle w:val="Textocomentario"/>
-      </w:pPr>
+  <w:comment w:id="39" w:author="Heydy Cristina Gonzalez Garcia" w:date="2025-10-01T12:40:00Z" w:initials="HCGG">
+    <w:p>
       <w:r>
         <w:rPr>
           <w:rStyle w:val="Refdecomentario"/>
@@ -22216,11 +22153,224 @@
         <w:annotationRef/>
       </w:r>
       <w:r>
-        <w:t>TEXTO ALTERNATIVO: La figura presenta una tabla con los principales propósitos de las normas de transporte: eficiencia y calidad, seguridad vial, cumplimiento legal, responsabilidades y derechos, protección ambiental y homologación de prácticas.</w:t>
-      </w:r>
-    </w:p>
+        <w:rPr>
+          <w:sz w:val="20"/>
+          <w:szCs w:val="20"/>
+        </w:rPr>
+        <w:t xml:space="preserve">TEXTO ALTERNATIVO: </w:t>
+      </w:r>
+      <w:r>
+        <w:rPr>
+          <w:color w:val="000000"/>
+          <w:sz w:val="20"/>
+          <w:szCs w:val="20"/>
+        </w:rPr>
+        <w:t xml:space="preserve">En la figura 1 se ilustran los propósitos de la normatividad en transporte, a saber: </w:t>
+      </w:r>
+    </w:p>
+    <w:p>
+      <w:r>
+        <w:rPr>
+          <w:b/>
+          <w:bCs/>
+          <w:color w:val="000000"/>
+          <w:sz w:val="20"/>
+          <w:szCs w:val="20"/>
+        </w:rPr>
+        <w:t>Eficiencia y calidad</w:t>
+      </w:r>
+    </w:p>
+    <w:p>
+      <w:r>
+        <w:rPr>
+          <w:color w:val="000000"/>
+          <w:sz w:val="20"/>
+          <w:szCs w:val="20"/>
+        </w:rPr>
+        <w:t>- Estándares de servicio.</w:t>
+      </w:r>
+    </w:p>
+    <w:p>
+      <w:r>
+        <w:rPr>
+          <w:color w:val="000000"/>
+          <w:sz w:val="20"/>
+          <w:szCs w:val="20"/>
+        </w:rPr>
+        <w:t xml:space="preserve">- Tiempos de entrega. </w:t>
+      </w:r>
+    </w:p>
+    <w:p>
+      <w:r>
+        <w:rPr>
+          <w:b/>
+          <w:bCs/>
+          <w:color w:val="000000"/>
+          <w:sz w:val="20"/>
+          <w:szCs w:val="20"/>
+        </w:rPr>
+        <w:t>Seguridad vial y operativa</w:t>
+      </w:r>
+    </w:p>
+    <w:p>
+      <w:r>
+        <w:rPr>
+          <w:color w:val="000000"/>
+          <w:sz w:val="20"/>
+          <w:szCs w:val="20"/>
+        </w:rPr>
+        <w:t>- Minimizar riesgos.</w:t>
+      </w:r>
+    </w:p>
+    <w:p>
+      <w:r>
+        <w:rPr>
+          <w:color w:val="000000"/>
+          <w:sz w:val="20"/>
+          <w:szCs w:val="20"/>
+        </w:rPr>
+        <w:t>- Integridad de la carga.</w:t>
+      </w:r>
+    </w:p>
+    <w:p>
+      <w:r>
+        <w:rPr>
+          <w:b/>
+          <w:bCs/>
+          <w:color w:val="000000"/>
+          <w:sz w:val="20"/>
+          <w:szCs w:val="20"/>
+        </w:rPr>
+        <w:t>Cumplimiento legal</w:t>
+      </w:r>
+    </w:p>
+    <w:p>
+      <w:r>
+        <w:rPr>
+          <w:color w:val="000000"/>
+          <w:sz w:val="20"/>
+          <w:szCs w:val="20"/>
+        </w:rPr>
+        <w:t>- Marco Jurídico.</w:t>
+      </w:r>
+    </w:p>
+    <w:p>
+      <w:r>
+        <w:rPr>
+          <w:color w:val="000000"/>
+          <w:sz w:val="20"/>
+          <w:szCs w:val="20"/>
+        </w:rPr>
+        <w:t>-Transparencia.</w:t>
+      </w:r>
+    </w:p>
+    <w:p>
+      <w:r>
+        <w:rPr>
+          <w:b/>
+          <w:bCs/>
+          <w:color w:val="000000"/>
+          <w:sz w:val="20"/>
+          <w:szCs w:val="20"/>
+        </w:rPr>
+        <w:t>Responsabilidades y derechos</w:t>
+      </w:r>
+    </w:p>
+    <w:p>
+      <w:r>
+        <w:rPr>
+          <w:color w:val="000000"/>
+          <w:sz w:val="20"/>
+          <w:szCs w:val="20"/>
+        </w:rPr>
+        <w:t>- Transportistas.</w:t>
+      </w:r>
+    </w:p>
+    <w:p>
+      <w:r>
+        <w:rPr>
+          <w:color w:val="000000"/>
+          <w:sz w:val="20"/>
+          <w:szCs w:val="20"/>
+        </w:rPr>
+        <w:t>- Autoridades.</w:t>
+      </w:r>
+    </w:p>
+    <w:p>
+      <w:r>
+        <w:rPr>
+          <w:b/>
+          <w:bCs/>
+          <w:color w:val="000000"/>
+          <w:sz w:val="20"/>
+          <w:szCs w:val="20"/>
+        </w:rPr>
+        <w:t>Protección ambiental</w:t>
+      </w:r>
+    </w:p>
+    <w:p>
+      <w:r>
+        <w:rPr>
+          <w:color w:val="000000"/>
+          <w:sz w:val="20"/>
+          <w:szCs w:val="20"/>
+        </w:rPr>
+        <w:t>- Regular emisiones.</w:t>
+      </w:r>
+    </w:p>
+    <w:p>
+      <w:r>
+        <w:rPr>
+          <w:color w:val="000000"/>
+          <w:sz w:val="20"/>
+          <w:szCs w:val="20"/>
+        </w:rPr>
+        <w:t>- Gestionar residuos.</w:t>
+      </w:r>
+    </w:p>
+    <w:p>
+      <w:r>
+        <w:rPr>
+          <w:b/>
+          <w:bCs/>
+          <w:color w:val="000000"/>
+          <w:sz w:val="20"/>
+          <w:szCs w:val="20"/>
+        </w:rPr>
+        <w:t>Homologación de prácticas</w:t>
+      </w:r>
+      <w:r>
+        <w:rPr>
+          <w:b/>
+          <w:bCs/>
+          <w:color w:val="000000"/>
+          <w:sz w:val="20"/>
+          <w:szCs w:val="20"/>
+        </w:rPr>
+        <w:br/>
+      </w:r>
+      <w:r>
+        <w:rPr>
+          <w:color w:val="000000"/>
+          <w:sz w:val="20"/>
+          <w:szCs w:val="20"/>
+        </w:rPr>
+        <w:t>- Operaciones transfronterizas.</w:t>
+      </w:r>
+    </w:p>
+    <w:p>
+      <w:r>
+        <w:rPr>
+          <w:color w:val="000000"/>
+          <w:sz w:val="20"/>
+          <w:szCs w:val="20"/>
+        </w:rPr>
+        <w:t>-  Interoperabilidad.</w:t>
+      </w:r>
+    </w:p>
+    <w:p/>
   </w:comment>
-  <w:comment w:initials="HCGG" w:author="Heydy Cristina Gonzalez Garcia" w:date="2025-10-01T22:45:00Z" w:id="45">
+  <w:comment w:id="40" w:author="Heydy Cristina Gonzalez Garcia" w:date="2025-10-01T22:45:00Z" w:initials="HCGG">
     <w:p>
       <w:pPr>
         <w:pStyle w:val="Ttulo2"/>
@@ -22247,7 +22397,7 @@
       </w:pPr>
     </w:p>
   </w:comment>
-  <w:comment w:initials="HCGG" w:author="Heydy Cristina Gonzalez Garcia" w:date="2025-10-01T22:57:00Z" w:id="46">
+  <w:comment w:id="41" w:author="Heydy Cristina Gonzalez Garcia" w:date="2025-10-01T22:57:00Z" w:initials="HCGG">
     <w:p>
       <w:pPr>
         <w:pStyle w:val="Textocomentario"/>
@@ -22261,7 +22411,7 @@
       <w:r>
         <w:t xml:space="preserve">URL IMAGEN: </w:t>
       </w:r>
-      <w:hyperlink w:history="1" w:anchor="from_element=cross_selling__vector" r:id="rId23">
+      <w:hyperlink r:id="rId23" w:anchor="from_element=cross_selling__vector" w:history="1">
         <w:r>
           <w:rPr>
             <w:rStyle w:val="Hipervnculo"/>
@@ -22276,7 +22426,7 @@
       </w:pPr>
     </w:p>
   </w:comment>
-  <w:comment w:initials="HCGG" w:author="Heydy Cristina Gonzalez Garcia" w:date="2025-10-01T22:55:00Z" w:id="47">
+  <w:comment w:id="42" w:author="Heydy Cristina Gonzalez Garcia" w:date="2025-10-01T22:55:00Z" w:initials="HCGG">
     <w:p>
       <w:pPr>
         <w:pStyle w:val="Textocomentario"/>
@@ -22292,7 +22442,7 @@
       </w:r>
     </w:p>
   </w:comment>
-  <w:comment w:initials="HCGG" w:author="Heydy Cristina Gonzalez Garcia" w:date="2025-10-01T23:00:00Z" w:id="48">
+  <w:comment w:id="43" w:author="Heydy Cristina Gonzalez Garcia" w:date="2025-10-01T23:00:00Z" w:initials="HCGG">
     <w:p>
       <w:pPr>
         <w:pStyle w:val="Textocomentario"/>
@@ -22306,7 +22456,7 @@
       <w:r>
         <w:t xml:space="preserve">URL IMAGEN: </w:t>
       </w:r>
-      <w:hyperlink w:history="1" w:anchor="fromView=search&amp;page=1&amp;position=0&amp;uuid=779c5276-217f-4d9b-bd37-ac07f9c350c2&amp;query=RELOG+PAQUETE+ENTREGA+PUNTUAL" r:id="rId24">
+      <w:hyperlink r:id="rId24" w:anchor="fromView=search&amp;page=1&amp;position=0&amp;uuid=779c5276-217f-4d9b-bd37-ac07f9c350c2&amp;query=RELOG+PAQUETE+ENTREGA+PUNTUAL" w:history="1">
         <w:r>
           <w:rPr>
             <w:rStyle w:val="Hipervnculo"/>
@@ -22321,7 +22471,7 @@
       </w:pPr>
     </w:p>
   </w:comment>
-  <w:comment w:initials="HCGG" w:author="Heydy Cristina Gonzalez Garcia" w:date="2025-10-01T23:01:00Z" w:id="49">
+  <w:comment w:id="44" w:author="Heydy Cristina Gonzalez Garcia" w:date="2025-10-01T23:01:00Z" w:initials="HCGG">
     <w:p>
       <w:pPr>
         <w:pStyle w:val="Textocomentario"/>
@@ -22335,7 +22485,7 @@
       <w:r>
         <w:t xml:space="preserve">URL IMAGEN: </w:t>
       </w:r>
-      <w:hyperlink w:history="1" w:anchor="fromView=search&amp;page=1&amp;position=0&amp;uuid=13451ba4-1118-432c-8b39-6fe80cfaac48&amp;query=PAQUETES+CON+ESCUDO+CUIDADO" r:id="rId25">
+      <w:hyperlink r:id="rId25" w:anchor="fromView=search&amp;page=1&amp;position=0&amp;uuid=13451ba4-1118-432c-8b39-6fe80cfaac48&amp;query=PAQUETES+CON+ESCUDO+CUIDADO" w:history="1">
         <w:r>
           <w:rPr>
             <w:rStyle w:val="Hipervnculo"/>
@@ -22350,7 +22500,7 @@
       </w:pPr>
     </w:p>
   </w:comment>
-  <w:comment w:initials="HCGG" w:author="Heydy Cristina Gonzalez Garcia" w:date="2025-10-01T22:59:00Z" w:id="50">
+  <w:comment w:id="45" w:author="Heydy Cristina Gonzalez Garcia" w:date="2025-10-01T22:59:00Z" w:initials="HCGG">
     <w:p>
       <w:pPr>
         <w:pStyle w:val="Textocomentario"/>
@@ -22364,7 +22514,7 @@
       <w:r>
         <w:t xml:space="preserve">URL IMAGEN: </w:t>
       </w:r>
-      <w:hyperlink w:history="1" w:anchor="from_element=cross_selling__vector" r:id="rId26">
+      <w:hyperlink r:id="rId26" w:anchor="from_element=cross_selling__vector" w:history="1">
         <w:r>
           <w:rPr>
             <w:rStyle w:val="Hipervnculo"/>
@@ -22379,7 +22529,7 @@
       </w:pPr>
     </w:p>
   </w:comment>
-  <w:comment w:initials="HCGG" w:author="Heydy Cristina Gonzalez Garcia" w:date="2025-10-01T23:03:00Z" w:id="51">
+  <w:comment w:id="46" w:author="Heydy Cristina Gonzalez Garcia" w:date="2025-10-01T23:03:00Z" w:initials="HCGG">
     <w:p>
       <w:pPr>
         <w:pStyle w:val="Textocomentario"/>
@@ -22393,7 +22543,7 @@
       <w:r>
         <w:t xml:space="preserve">URL IMAGEN: </w:t>
       </w:r>
-      <w:hyperlink w:history="1" w:anchor="from_element=cross_selling__vector" r:id="rId27">
+      <w:hyperlink r:id="rId27" w:anchor="from_element=cross_selling__vector" w:history="1">
         <w:r>
           <w:rPr>
             <w:rStyle w:val="Hipervnculo"/>
@@ -22408,7 +22558,7 @@
       </w:pPr>
     </w:p>
   </w:comment>
-  <w:comment w:initials="HCGG" w:author="Heydy Cristina Gonzalez Garcia" w:date="2025-10-01T23:07:00Z" w:id="52">
+  <w:comment w:id="47" w:author="Heydy Cristina Gonzalez Garcia" w:date="2025-10-01T23:07:00Z" w:initials="HCGG">
     <w:p>
       <w:pPr>
         <w:pStyle w:val="Textocomentario"/>
@@ -22422,7 +22572,7 @@
       <w:r>
         <w:t xml:space="preserve">URL IMAGEN: </w:t>
       </w:r>
-      <w:hyperlink w:history="1" w:anchor="from_element=cross_selling__vector" r:id="rId28">
+      <w:hyperlink r:id="rId28" w:anchor="from_element=cross_selling__vector" w:history="1">
         <w:r>
           <w:rPr>
             <w:rStyle w:val="Hipervnculo"/>
@@ -22437,7 +22587,7 @@
       </w:pPr>
     </w:p>
   </w:comment>
-  <w:comment w:initials="HCGG" w:author="Heydy Cristina Gonzalez Garcia" w:date="2025-10-01T23:11:00Z" w:id="53">
+  <w:comment w:id="48" w:author="Heydy Cristina Gonzalez Garcia" w:date="2025-10-01T23:11:00Z" w:initials="HCGG">
     <w:p>
       <w:pPr>
         <w:pStyle w:val="Textocomentario"/>
@@ -22453,7 +22603,7 @@
       </w:r>
     </w:p>
   </w:comment>
-  <w:comment w:initials="HCGG" w:author="Heydy Cristina Gonzalez Garcia" w:date="2025-10-01T23:16:00Z" w:id="54">
+  <w:comment w:id="49" w:author="Heydy Cristina Gonzalez Garcia" w:date="2025-10-01T23:16:00Z" w:initials="HCGG">
     <w:p>
       <w:pPr>
         <w:pStyle w:val="Textocomentario"/>
@@ -22467,7 +22617,7 @@
       <w:r>
         <w:t xml:space="preserve">URL IMAGEN: </w:t>
       </w:r>
-      <w:hyperlink w:history="1" w:anchor="fromView=search&amp;page=1&amp;position=10&amp;uuid=e7fc4075-8b15-4a33-ad4a-5cd21a425ce5&amp;query=ISO+28000" r:id="rId29">
+      <w:hyperlink r:id="rId29" w:anchor="fromView=search&amp;page=1&amp;position=10&amp;uuid=e7fc4075-8b15-4a33-ad4a-5cd21a425ce5&amp;query=ISO+28000" w:history="1">
         <w:r>
           <w:rPr>
             <w:rStyle w:val="Hipervnculo"/>
@@ -22490,7 +22640,7 @@
       </w:pPr>
     </w:p>
   </w:comment>
-  <w:comment w:initials="HCGG" w:author="Heydy Cristina Gonzalez Garcia" w:date="2025-10-01T23:18:00Z" w:id="55">
+  <w:comment w:id="50" w:author="Heydy Cristina Gonzalez Garcia" w:date="2025-10-01T23:18:00Z" w:initials="HCGG">
     <w:p>
       <w:pPr>
         <w:pStyle w:val="Textocomentario"/>
@@ -22504,7 +22654,7 @@
       <w:r>
         <w:t xml:space="preserve">URL IMAGEN: </w:t>
       </w:r>
-      <w:hyperlink w:history="1" w:anchor="fromView=search&amp;page=1&amp;position=0&amp;uuid=43c70206-45fb-4ba6-b9a5-26c97ef09a6e&amp;query=ISO+28000+CADENA+SUMINISTRO" r:id="rId30">
+      <w:hyperlink r:id="rId30" w:anchor="fromView=search&amp;page=1&amp;position=0&amp;uuid=43c70206-45fb-4ba6-b9a5-26c97ef09a6e&amp;query=ISO+28000+CADENA+SUMINISTRO" w:history="1">
         <w:r>
           <w:rPr>
             <w:rStyle w:val="Hipervnculo"/>
@@ -22519,7 +22669,7 @@
       </w:pPr>
     </w:p>
   </w:comment>
-  <w:comment w:initials="HCGG" w:author="Heydy Cristina Gonzalez Garcia" w:date="2025-10-01T23:22:00Z" w:id="56">
+  <w:comment w:id="51" w:author="Heydy Cristina Gonzalez Garcia" w:date="2025-10-01T23:22:00Z" w:initials="HCGG">
     <w:p>
       <w:pPr>
         <w:pStyle w:val="Textocomentario"/>
@@ -22533,7 +22683,7 @@
       <w:r>
         <w:t xml:space="preserve">URL IMAGEN: </w:t>
       </w:r>
-      <w:hyperlink w:history="1" w:anchor="fromView=search&amp;page=1&amp;position=5&amp;uuid=cbc44a2d-aa1c-4e72-937c-95a370507b2d&amp;query=CERTIFICACION+BASC+SEGURIDAD" r:id="rId31">
+      <w:hyperlink r:id="rId31" w:anchor="fromView=search&amp;page=1&amp;position=5&amp;uuid=cbc44a2d-aa1c-4e72-937c-95a370507b2d&amp;query=CERTIFICACION+BASC+SEGURIDAD" w:history="1">
         <w:r>
           <w:rPr>
             <w:rStyle w:val="Hipervnculo"/>
@@ -22548,7 +22698,7 @@
       </w:pPr>
     </w:p>
   </w:comment>
-  <w:comment w:initials="HCGG" w:author="Heydy Cristina Gonzalez Garcia" w:date="2025-10-01T23:25:00Z" w:id="57">
+  <w:comment w:id="52" w:author="Heydy Cristina Gonzalez Garcia" w:date="2025-10-01T23:25:00Z" w:initials="HCGG">
     <w:p>
       <w:pPr>
         <w:pStyle w:val="Textocomentario"/>
@@ -22562,7 +22712,7 @@
       <w:r>
         <w:t xml:space="preserve">URL IMAGEN: </w:t>
       </w:r>
-      <w:hyperlink w:history="1" w:anchor="fromView=search&amp;page=1&amp;position=14&amp;uuid=717ba3e8-3a8c-4155-ae30-c86456150f8e&amp;query=ADUANA+LOGISTICA+PUERTO" r:id="rId32">
+      <w:hyperlink r:id="rId32" w:anchor="fromView=search&amp;page=1&amp;position=14&amp;uuid=717ba3e8-3a8c-4155-ae30-c86456150f8e&amp;query=ADUANA+LOGISTICA+PUERTO" w:history="1">
         <w:r>
           <w:rPr>
             <w:rStyle w:val="Hipervnculo"/>
@@ -22577,7 +22727,7 @@
       </w:pPr>
     </w:p>
   </w:comment>
-  <w:comment w:initials="HCGG" w:author="Heydy Cristina Gonzalez Garcia" w:date="2025-10-01T23:29:00Z" w:id="58">
+  <w:comment w:id="53" w:author="Heydy Cristina Gonzalez Garcia" w:date="2025-10-01T23:29:00Z" w:initials="HCGG">
     <w:p>
       <w:pPr>
         <w:pStyle w:val="Textocomentario"/>
@@ -22593,7 +22743,7 @@
       </w:r>
     </w:p>
   </w:comment>
-  <w:comment w:initials="HCGG" w:author="Heydy Cristina Gonzalez Garcia" w:date="2025-10-01T23:31:00Z" w:id="59">
+  <w:comment w:id="54" w:author="Heydy Cristina Gonzalez Garcia" w:date="2025-10-01T23:31:00Z" w:initials="HCGG">
     <w:p>
       <w:pPr>
         <w:pStyle w:val="Textocomentario"/>
@@ -22607,7 +22757,7 @@
       <w:r>
         <w:t xml:space="preserve">URL IMAGEN: </w:t>
       </w:r>
-      <w:hyperlink w:history="1" r:id="rId33">
+      <w:hyperlink r:id="rId33" w:history="1">
         <w:r>
           <w:rPr>
             <w:rStyle w:val="Hipervnculo"/>
@@ -22622,7 +22772,7 @@
       </w:pPr>
     </w:p>
   </w:comment>
-  <w:comment w:initials="HCGG" w:author="Heydy Cristina Gonzalez Garcia" w:date="2025-10-01T23:32:00Z" w:id="60">
+  <w:comment w:id="55" w:author="Heydy Cristina Gonzalez Garcia" w:date="2025-10-01T23:32:00Z" w:initials="HCGG">
     <w:p>
       <w:pPr>
         <w:pStyle w:val="Textocomentario"/>
@@ -22636,7 +22786,7 @@
       <w:r>
         <w:t xml:space="preserve">URL IMAGEN: </w:t>
       </w:r>
-      <w:hyperlink w:history="1" w:anchor="fromView=search&amp;page=1&amp;position=12&amp;uuid=54b3cd15-97ed-44f6-9bf2-3f562bf36c49&amp;query=ICONO+PROCEDIMIENTO+OPERATIVO" r:id="rId34">
+      <w:hyperlink r:id="rId34" w:anchor="fromView=search&amp;page=1&amp;position=12&amp;uuid=54b3cd15-97ed-44f6-9bf2-3f562bf36c49&amp;query=ICONO+PROCEDIMIENTO+OPERATIVO" w:history="1">
         <w:r>
           <w:rPr>
             <w:rStyle w:val="Hipervnculo"/>
@@ -22651,7 +22801,7 @@
       </w:pPr>
     </w:p>
   </w:comment>
-  <w:comment w:initials="HCGG" w:author="Heydy Cristina Gonzalez Garcia" w:date="2025-10-01T23:35:00Z" w:id="61">
+  <w:comment w:id="56" w:author="Heydy Cristina Gonzalez Garcia" w:date="2025-10-01T23:35:00Z" w:initials="HCGG">
     <w:p>
       <w:pPr>
         <w:pStyle w:val="Textocomentario"/>
@@ -22665,7 +22815,7 @@
       <w:r>
         <w:t xml:space="preserve">URL ICONO: </w:t>
       </w:r>
-      <w:hyperlink w:history="1" w:anchor="fromView=search&amp;page=1&amp;position=9&amp;uuid=c1281716-4edb-4064-a305-8a9c1945dba5&amp;query=ICONO+DOCUMENTOS+DE+CONTROL+LISTA+DE+CHEQUEO" r:id="rId35">
+      <w:hyperlink r:id="rId35" w:anchor="fromView=search&amp;page=1&amp;position=9&amp;uuid=c1281716-4edb-4064-a305-8a9c1945dba5&amp;query=ICONO+DOCUMENTOS+DE+CONTROL+LISTA+DE+CHEQUEO" w:history="1">
         <w:r>
           <w:rPr>
             <w:rStyle w:val="Hipervnculo"/>
@@ -22680,7 +22830,7 @@
       </w:pPr>
     </w:p>
   </w:comment>
-  <w:comment w:initials="HCGG" w:author="Heydy Cristina Gonzalez Garcia" w:date="2025-10-01T23:37:00Z" w:id="62">
+  <w:comment w:id="57" w:author="Heydy Cristina Gonzalez Garcia" w:date="2025-10-01T23:37:00Z" w:initials="HCGG">
     <w:p>
       <w:pPr>
         <w:pStyle w:val="Textocomentario"/>
@@ -22694,7 +22844,7 @@
       <w:r>
         <w:t xml:space="preserve">URL ICONO: </w:t>
       </w:r>
-      <w:hyperlink w:history="1" w:anchor="from_element=cross_selling__vector" r:id="rId36">
+      <w:hyperlink r:id="rId36" w:anchor="from_element=cross_selling__vector" w:history="1">
         <w:r>
           <w:rPr>
             <w:rStyle w:val="Hipervnculo"/>
@@ -22709,7 +22859,7 @@
       </w:pPr>
     </w:p>
   </w:comment>
-  <w:comment w:initials="HCGG" w:author="Heydy Cristina Gonzalez Garcia" w:date="2025-10-01T23:38:00Z" w:id="63">
+  <w:comment w:id="58" w:author="Heydy Cristina Gonzalez Garcia" w:date="2025-10-01T23:38:00Z" w:initials="HCGG">
     <w:p>
       <w:pPr>
         <w:pStyle w:val="Textocomentario"/>
@@ -22723,7 +22873,7 @@
       <w:r>
         <w:t xml:space="preserve">URL IMAGEN: </w:t>
       </w:r>
-      <w:hyperlink w:history="1" w:anchor="from_element=cross_selling__vector" r:id="rId37">
+      <w:hyperlink r:id="rId37" w:anchor="from_element=cross_selling__vector" w:history="1">
         <w:r>
           <w:rPr>
             <w:rStyle w:val="Hipervnculo"/>
@@ -22738,7 +22888,7 @@
       </w:pPr>
     </w:p>
   </w:comment>
-  <w:comment w:initials="HCGG" w:author="Heydy Cristina Gonzalez Garcia" w:date="2025-10-01T23:41:00Z" w:id="64">
+  <w:comment w:id="59" w:author="Heydy Cristina Gonzalez Garcia" w:date="2025-10-01T23:41:00Z" w:initials="HCGG">
     <w:p>
       <w:pPr>
         <w:pStyle w:val="Textocomentario"/>
@@ -22752,7 +22902,7 @@
       <w:r>
         <w:t xml:space="preserve">URL IMAGEN: </w:t>
       </w:r>
-      <w:hyperlink w:history="1" w:anchor="fromView=search&amp;page=1&amp;position=23&amp;uuid=3a86bfbb-9344-4138-883e-5957c7e26e91&amp;query=ICONO+DIRECCION+CALIDAD" r:id="rId38">
+      <w:hyperlink r:id="rId38" w:anchor="fromView=search&amp;page=1&amp;position=23&amp;uuid=3a86bfbb-9344-4138-883e-5957c7e26e91&amp;query=ICONO+DIRECCION+CALIDAD" w:history="1">
         <w:r>
           <w:rPr>
             <w:rStyle w:val="Hipervnculo"/>
@@ -22767,7 +22917,7 @@
       </w:pPr>
     </w:p>
   </w:comment>
-  <w:comment w:initials="HCGG" w:author="Heydy Cristina Gonzalez Garcia" w:date="2025-10-02T06:53:00Z" w:id="65">
+  <w:comment w:id="60" w:author="Heydy Cristina Gonzalez Garcia" w:date="2025-10-02T06:53:00Z" w:initials="HCGG">
     <w:p>
       <w:pPr>
         <w:pStyle w:val="Textocomentario"/>
@@ -22783,7 +22933,7 @@
       </w:r>
     </w:p>
   </w:comment>
-  <w:comment w:initials="HCGG" w:author="Heydy Cristina Gonzalez Garcia" w:date="2025-10-02T07:26:00Z" w:id="66">
+  <w:comment w:id="61" w:author="Heydy Cristina Gonzalez Garcia" w:date="2025-10-02T07:26:00Z" w:initials="HCGG">
     <w:p>
       <w:pPr>
         <w:pStyle w:val="Textocomentario"/>
@@ -22797,7 +22947,7 @@
       <w:r>
         <w:t xml:space="preserve">URL IMAGEN: </w:t>
       </w:r>
-      <w:hyperlink w:history="1" w:anchor="from_element=cross_selling__vector" r:id="rId39">
+      <w:hyperlink r:id="rId39" w:anchor="from_element=cross_selling__vector" w:history="1">
         <w:r>
           <w:rPr>
             <w:rStyle w:val="Hipervnculo"/>
@@ -22812,7 +22962,7 @@
       </w:pPr>
     </w:p>
   </w:comment>
-  <w:comment w:initials="HCGG" w:author="Heydy Cristina Gonzalez Garcia" w:date="2025-10-02T07:30:00Z" w:id="67">
+  <w:comment w:id="62" w:author="Heydy Cristina Gonzalez Garcia" w:date="2025-10-02T07:30:00Z" w:initials="HCGG">
     <w:p>
       <w:pPr>
         <w:pStyle w:val="Textocomentario"/>
@@ -22827,7 +22977,7 @@
       <w:r>
         <w:t xml:space="preserve">URL IMAGEN: </w:t>
       </w:r>
-      <w:hyperlink w:history="1" w:anchor="from_element=cross_selling__vector" r:id="rId40">
+      <w:hyperlink r:id="rId40" w:anchor="from_element=cross_selling__vector" w:history="1">
         <w:r>
           <w:rPr>
             <w:rStyle w:val="Hipervnculo"/>
@@ -22843,160 +22993,120 @@
       </w:pPr>
     </w:p>
   </w:comment>
-  <w:comment xmlns:w="http://schemas.openxmlformats.org/wordprocessingml/2006/main" w:initials="HCGG" w:author="Heydy Cristina Gonzalez Garcia" w:date="10/02/2025 00:36:00" w:id="68">
-    <w:p xmlns:w14="http://schemas.microsoft.com/office/word/2010/wordml">
-      <w:pPr>
-        <w:pStyle w:val="CommentText"/>
-      </w:pPr>
-      <w:r>
-        <w:rPr>
-          <w:rStyle w:val="CommentReference"/>
-        </w:rPr>
+  <w:comment w:id="63" w:author="Heydy Cristina Gonzalez Garcia" w:date="1900-01-01T00:00:00Z" w:initials="HCGG">
+    <w:p>
+      <w:r>
         <w:annotationRef/>
       </w:r>
       <w:r>
         <w:t xml:space="preserve">Se recomienda diseñar una INFOGRAFIA PUNTOS CALIENTES, utilizando esta figura como ejemplo de referencia: </w:t>
       </w:r>
-      <w:hyperlink xmlns:r="http://schemas.openxmlformats.org/officeDocument/2006/relationships" r:id="Ra52be5934c0f41b0">
+      <w:hyperlink r:id="rId41" w:anchor="from_element=cross_selling__vector">
         <w:r>
-          <w:rPr>
-            <w:rStyle w:val="Hyperlink"/>
-          </w:rPr>
           <w:t>https://www.freepik.es/vector-premium/bandera-vectorial-pdca-concepto-metodo-gestion-empresarial_30162595.htm#from_element=cross_selling__vector</w:t>
         </w:r>
       </w:hyperlink>
     </w:p>
-    <w:p xmlns:w14="http://schemas.microsoft.com/office/word/2010/wordml">
-      <w:pPr>
-        <w:pStyle w:val="CommentText"/>
-      </w:pPr>
-    </w:p>
-    <w:p xmlns:w14="http://schemas.microsoft.com/office/word/2010/wordml">
-      <w:pPr>
-        <w:pStyle w:val="CommentText"/>
-      </w:pPr>
+    <w:p/>
+    <w:p>
       <w:r>
         <w:t>TEXTO PARA LOS PUNTOS CALIENTES:</w:t>
       </w:r>
     </w:p>
-    <w:p xmlns:w14="http://schemas.microsoft.com/office/word/2010/wordml">
-      <w:pPr>
-        <w:pStyle w:val="CommentText"/>
-      </w:pPr>
-      <w:r>
-        <w:rPr>
-          <w:b w:val="1"/>
-          <w:bCs w:val="1"/>
-          <w:i w:val="1"/>
-          <w:iCs w:val="1"/>
+    <w:p>
+      <w:r>
+        <w:rPr>
+          <w:b/>
+          <w:bCs/>
+          <w:i/>
+          <w:iCs/>
         </w:rPr>
         <w:t>Plan</w:t>
       </w:r>
       <w:r>
         <w:rPr>
-          <w:b w:val="1"/>
-          <w:bCs w:val="1"/>
+          <w:b/>
+          <w:bCs/>
         </w:rPr>
         <w:t xml:space="preserve"> (Planear)</w:t>
       </w:r>
     </w:p>
-    <w:p xmlns:w14="http://schemas.microsoft.com/office/word/2010/wordml">
-      <w:pPr>
-        <w:pStyle w:val="CommentText"/>
-      </w:pPr>
+    <w:p>
       <w:r>
         <w:t>Identificar oportunidades de mejora, definir problemas o áreas críticas y establecer objetivos claros y alcanzables.</w:t>
       </w:r>
     </w:p>
-    <w:p xmlns:w14="http://schemas.microsoft.com/office/word/2010/wordml">
-      <w:pPr>
-        <w:pStyle w:val="CommentText"/>
-      </w:pPr>
-      <w:r>
-        <w:rPr>
-          <w:b w:val="1"/>
-          <w:bCs w:val="1"/>
-          <w:i w:val="1"/>
-          <w:iCs w:val="1"/>
+    <w:p>
+      <w:r>
+        <w:rPr>
+          <w:b/>
+          <w:bCs/>
+          <w:i/>
+          <w:iCs/>
         </w:rPr>
         <w:t>Do</w:t>
       </w:r>
       <w:r>
         <w:rPr>
-          <w:b w:val="1"/>
-          <w:bCs w:val="1"/>
+          <w:b/>
+          <w:bCs/>
         </w:rPr>
         <w:t xml:space="preserve"> (Hacer)</w:t>
       </w:r>
     </w:p>
-    <w:p xmlns:w14="http://schemas.microsoft.com/office/word/2010/wordml">
-      <w:pPr>
-        <w:pStyle w:val="CommentText"/>
-      </w:pPr>
+    <w:p>
       <w:r>
         <w:t>Implementar el plan de mejora en una escala controlada para evaluar su efectividad.</w:t>
       </w:r>
     </w:p>
-    <w:p xmlns:w14="http://schemas.microsoft.com/office/word/2010/wordml">
-      <w:pPr>
-        <w:pStyle w:val="CommentText"/>
-      </w:pPr>
-      <w:r>
-        <w:rPr>
-          <w:b w:val="1"/>
-          <w:bCs w:val="1"/>
-          <w:i w:val="1"/>
-          <w:iCs w:val="1"/>
+    <w:p>
+      <w:r>
+        <w:rPr>
+          <w:b/>
+          <w:bCs/>
+          <w:i/>
+          <w:iCs/>
         </w:rPr>
         <w:t>Check</w:t>
       </w:r>
       <w:r>
         <w:rPr>
-          <w:b w:val="1"/>
-          <w:bCs w:val="1"/>
+          <w:b/>
+          <w:bCs/>
         </w:rPr>
         <w:t xml:space="preserve"> (Verificar)</w:t>
       </w:r>
     </w:p>
-    <w:p xmlns:w14="http://schemas.microsoft.com/office/word/2010/wordml">
-      <w:pPr>
-        <w:pStyle w:val="CommentText"/>
-      </w:pPr>
+    <w:p>
       <w:r>
         <w:t>Evaluar los resultados obtenidos mediante indicadores y compararlos con los objetivos definidos en la fase de planificación.</w:t>
       </w:r>
     </w:p>
-    <w:p xmlns:w14="http://schemas.microsoft.com/office/word/2010/wordml">
-      <w:pPr>
-        <w:pStyle w:val="CommentText"/>
-      </w:pPr>
-      <w:r>
-        <w:rPr>
-          <w:b w:val="1"/>
-          <w:bCs w:val="1"/>
-          <w:i w:val="1"/>
-          <w:iCs w:val="1"/>
+    <w:p>
+      <w:r>
+        <w:rPr>
+          <w:b/>
+          <w:bCs/>
+          <w:i/>
+          <w:iCs/>
         </w:rPr>
         <w:t xml:space="preserve">Act </w:t>
       </w:r>
       <w:r>
         <w:rPr>
-          <w:b w:val="1"/>
-          <w:bCs w:val="1"/>
+          <w:b/>
+          <w:bCs/>
         </w:rPr>
         <w:t>(Actuar)</w:t>
       </w:r>
     </w:p>
-    <w:p xmlns:w14="http://schemas.microsoft.com/office/word/2010/wordml">
-      <w:pPr>
-        <w:pStyle w:val="CommentText"/>
-      </w:pPr>
+    <w:p>
       <w:r>
         <w:t>Estandarizar las mejoras exitosas, corregir desviaciones y ajustar procesos para asegurar su implementación permanente.</w:t>
       </w:r>
     </w:p>
   </w:comment>
-  <w:comment w:initials="HCGG" w:author="Heydy Cristina Gonzalez Garcia" w:date="2025-10-02T08:02:00Z" w:id="69">
+  <w:comment w:id="64" w:author="Heydy Cristina Gonzalez Garcia" w:date="2025-10-02T08:02:00Z" w:initials="HCGG">
     <w:p>
       <w:pPr>
         <w:pStyle w:val="Textocomentario"/>
@@ -23012,7 +23122,7 @@
       </w:r>
     </w:p>
   </w:comment>
-  <w:comment w:initials="HCGG" w:author="Heydy Cristina Gonzalez Garcia" w:date="2025-10-02T15:19:00Z" w:id="70">
+  <w:comment w:id="65" w:author="Heydy Cristina Gonzalez Garcia" w:date="2025-10-02T15:19:00Z" w:initials="HCGG">
     <w:p>
       <w:pPr>
         <w:pStyle w:val="Textocomentario"/>
@@ -23026,7 +23136,7 @@
       <w:r>
         <w:t xml:space="preserve">URL IMAGEN: </w:t>
       </w:r>
-      <w:hyperlink w:history="1" r:id="rId42">
+      <w:hyperlink r:id="rId42" w:anchor="from_element=cross_selling__photo" w:history="1">
         <w:r>
           <w:rPr>
             <w:rStyle w:val="Hipervnculo"/>
@@ -23051,7 +23161,7 @@
       </w:pPr>
     </w:p>
   </w:comment>
-  <w:comment w:initials="HCGG" w:author="Heydy Cristina Gonzalez Garcia" w:date="2025-10-02T15:26:00Z" w:id="71">
+  <w:comment w:id="66" w:author="Heydy Cristina Gonzalez Garcia" w:date="2025-10-02T15:26:00Z" w:initials="HCGG">
     <w:p>
       <w:pPr>
         <w:pStyle w:val="Textocomentario"/>
@@ -23065,7 +23175,7 @@
       <w:r>
         <w:t xml:space="preserve">URL IMAGEN: </w:t>
       </w:r>
-      <w:hyperlink w:history="1" r:id="rId43">
+      <w:hyperlink r:id="rId43" w:anchor="fromView=search&amp;page=1&amp;position=10&amp;uuid=640894a5-dcce-409d-8dac-32a1a084e072&amp;query=KAIZEN" w:history="1">
         <w:r>
           <w:rPr>
             <w:rStyle w:val="Hipervnculo"/>
@@ -23080,7 +23190,7 @@
       </w:pPr>
     </w:p>
   </w:comment>
-  <w:comment w:initials="HCGG" w:author="Heydy Cristina Gonzalez Garcia" w:date="2025-10-02T15:32:00Z" w:id="72">
+  <w:comment w:id="67" w:author="Heydy Cristina Gonzalez Garcia" w:date="2025-10-02T15:32:00Z" w:initials="HCGG">
     <w:p>
       <w:pPr>
         <w:pStyle w:val="Ttulo2"/>
@@ -23107,7 +23217,7 @@
       </w:pPr>
     </w:p>
   </w:comment>
-  <w:comment w:initials="HCGG" w:author="Heydy Cristina Gonzalez Garcia" w:date="2025-10-02T15:56:00Z" w:id="73">
+  <w:comment w:id="68" w:author="Heydy Cristina Gonzalez Garcia" w:date="2025-10-02T15:56:00Z" w:initials="HCGG">
     <w:p>
       <w:pPr>
         <w:pStyle w:val="Textocomentario"/>
@@ -23123,7 +23233,7 @@
       </w:r>
     </w:p>
   </w:comment>
-  <w:comment w:initials="HCGG" w:author="Heydy Cristina Gonzalez Garcia" w:date="2025-10-02T16:04:00Z" w:id="74">
+  <w:comment w:id="69" w:author="Heydy Cristina Gonzalez Garcia" w:date="2025-10-02T16:04:00Z" w:initials="HCGG">
     <w:p>
       <w:pPr>
         <w:pStyle w:val="Textocomentario"/>
@@ -23137,7 +23247,7 @@
       <w:r>
         <w:t xml:space="preserve">URL IMAGEN: </w:t>
       </w:r>
-      <w:hyperlink w:history="1" r:id="rId44">
+      <w:hyperlink r:id="rId44" w:anchor="from_element=cross_selling__vector" w:history="1">
         <w:r>
           <w:rPr>
             <w:rStyle w:val="Hipervnculo"/>
@@ -23152,7 +23262,7 @@
       </w:pPr>
     </w:p>
   </w:comment>
-  <w:comment w:initials="HCGG" w:author="Heydy Cristina Gonzalez Garcia" w:date="2025-10-02T16:08:00Z" w:id="75">
+  <w:comment w:id="70" w:author="Heydy Cristina Gonzalez Garcia" w:date="2025-10-02T16:08:00Z" w:initials="HCGG">
     <w:p>
       <w:pPr>
         <w:pStyle w:val="Textocomentario"/>
@@ -23168,7 +23278,7 @@
       </w:r>
     </w:p>
   </w:comment>
-  <w:comment w:initials="HCGG" w:author="Heydy Cristina Gonzalez Garcia" w:date="2025-10-02T16:08:00Z" w:id="76">
+  <w:comment w:id="71" w:author="Heydy Cristina Gonzalez Garcia" w:date="2025-10-02T16:08:00Z" w:initials="HCGG">
     <w:p>
       <w:pPr>
         <w:pStyle w:val="Textocomentario"/>
@@ -23182,7 +23292,7 @@
       <w:r>
         <w:t xml:space="preserve">URL IMAGEN: </w:t>
       </w:r>
-      <w:hyperlink w:history="1" r:id="rId45">
+      <w:hyperlink r:id="rId45" w:anchor="from_element=cross_selling__vector" w:history="1">
         <w:r>
           <w:rPr>
             <w:rStyle w:val="Hipervnculo"/>
@@ -23197,7 +23307,7 @@
       </w:pPr>
     </w:p>
   </w:comment>
-  <w:comment w:initials="HCGG" w:author="Heydy Cristina Gonzalez Garcia" w:date="2025-10-02T16:10:00Z" w:id="77">
+  <w:comment w:id="72" w:author="Heydy Cristina Gonzalez Garcia" w:date="2025-10-02T16:10:00Z" w:initials="HCGG">
     <w:p>
       <w:pPr>
         <w:pStyle w:val="Textocomentario"/>
@@ -23211,7 +23321,7 @@
       <w:r>
         <w:t xml:space="preserve">URL IMAGEN: </w:t>
       </w:r>
-      <w:hyperlink w:history="1" r:id="rId46">
+      <w:hyperlink r:id="rId46" w:anchor="from_element=cross_selling__vector" w:history="1">
         <w:r>
           <w:rPr>
             <w:rStyle w:val="Hipervnculo"/>
@@ -23226,7 +23336,7 @@
       </w:pPr>
     </w:p>
   </w:comment>
-  <w:comment w:initials="HCGG" w:author="Heydy Cristina Gonzalez Garcia" w:date="2025-10-02T16:11:00Z" w:id="78">
+  <w:comment w:id="73" w:author="Heydy Cristina Gonzalez Garcia" w:date="2025-10-02T16:11:00Z" w:initials="HCGG">
     <w:p>
       <w:pPr>
         <w:pStyle w:val="Textocomentario"/>
@@ -23240,7 +23350,7 @@
       <w:r>
         <w:t xml:space="preserve">URL IMAGEN: </w:t>
       </w:r>
-      <w:hyperlink w:history="1" r:id="rId47">
+      <w:hyperlink r:id="rId47" w:anchor="fromView=search&amp;page=1&amp;position=0&amp;uuid=07232689-18b7-45a1-bddf-25c79c40345c&amp;query=REALISTAS+en+el+plan" w:history="1">
         <w:r>
           <w:rPr>
             <w:rStyle w:val="Hipervnculo"/>
@@ -23255,7 +23365,7 @@
       </w:pPr>
     </w:p>
   </w:comment>
-  <w:comment w:initials="HCGG" w:author="Heydy Cristina Gonzalez Garcia" w:date="2025-10-02T16:13:00Z" w:id="79">
+  <w:comment w:id="74" w:author="Heydy Cristina Gonzalez Garcia" w:date="2025-10-02T16:13:00Z" w:initials="HCGG">
     <w:p>
       <w:pPr>
         <w:pStyle w:val="Textocomentario"/>
@@ -23269,7 +23379,7 @@
       <w:r>
         <w:t xml:space="preserve">URL IMAGEN: </w:t>
       </w:r>
-      <w:hyperlink w:history="1" r:id="rId48">
+      <w:hyperlink r:id="rId48" w:anchor="from_element=cross_selling__vector" w:history="1">
         <w:r>
           <w:rPr>
             <w:rStyle w:val="Hipervnculo"/>
@@ -23284,7 +23394,7 @@
       </w:pPr>
     </w:p>
   </w:comment>
-  <w:comment w:initials="HCGG" w:author="Heydy Cristina Gonzalez Garcia" w:date="2025-10-02T16:25:00Z" w:id="80">
+  <w:comment w:id="75" w:author="Heydy Cristina Gonzalez Garcia" w:date="2025-10-02T16:25:00Z" w:initials="HCGG">
     <w:p>
       <w:pPr>
         <w:pStyle w:val="Ttulo2"/>
@@ -23316,7 +23426,7 @@
       </w:pPr>
     </w:p>
   </w:comment>
-  <w:comment w:initials="HCGG" w:author="Heydy Cristina Gonzalez Garcia" w:date="2025-10-02T16:48:00Z" w:id="81">
+  <w:comment w:id="76" w:author="Heydy Cristina Gonzalez Garcia" w:date="2025-10-02T16:48:00Z" w:initials="HCGG">
     <w:p>
       <w:pPr>
         <w:pStyle w:val="Ttulo2"/>
@@ -23343,7 +23453,7 @@
       </w:pPr>
     </w:p>
   </w:comment>
-  <w:comment w:initials="HCGG" w:author="Heydy Cristina Gonzalez Garcia" w:date="2025-10-02T16:51:00Z" w:id="82">
+  <w:comment w:id="77" w:author="Heydy Cristina Gonzalez Garcia" w:date="2025-10-02T16:51:00Z" w:initials="HCGG">
     <w:p>
       <w:pPr>
         <w:pStyle w:val="Textocomentario"/>
@@ -23357,7 +23467,7 @@
       <w:r>
         <w:t xml:space="preserve">URL IMAGEN: </w:t>
       </w:r>
-      <w:hyperlink w:history="1" r:id="rId49">
+      <w:hyperlink r:id="rId49" w:anchor="fromView=search&amp;page=1&amp;position=13&amp;uuid=0af7e414-00e9-46b5-b780-964991a22cf0&amp;query=introduccion+informe+tecnico" w:history="1">
         <w:r>
           <w:rPr>
             <w:rStyle w:val="Hipervnculo"/>
@@ -23372,7 +23482,7 @@
       </w:pPr>
     </w:p>
   </w:comment>
-  <w:comment w:initials="HCGG" w:author="Heydy Cristina Gonzalez Garcia" w:date="2025-10-02T16:54:00Z" w:id="83">
+  <w:comment w:id="78" w:author="Heydy Cristina Gonzalez Garcia" w:date="2025-10-02T16:54:00Z" w:initials="HCGG">
     <w:p>
       <w:pPr>
         <w:pStyle w:val="Textocomentario"/>
@@ -23386,7 +23496,7 @@
       <w:r>
         <w:t xml:space="preserve">URL IMAGEN: </w:t>
       </w:r>
-      <w:hyperlink w:history="1" r:id="rId50">
+      <w:hyperlink r:id="rId50" w:anchor="fromView=search&amp;page=1&amp;position=2&amp;uuid=f53caae6-71e2-4c1d-aa5a-953e93d14172&amp;query=DESARROLLO+informe+tecnico" w:history="1">
         <w:r>
           <w:rPr>
             <w:rStyle w:val="Hipervnculo"/>
@@ -23401,7 +23511,7 @@
       </w:pPr>
     </w:p>
   </w:comment>
-  <w:comment w:initials="HCGG" w:author="Heydy Cristina Gonzalez Garcia" w:date="2025-10-02T16:57:00Z" w:id="84">
+  <w:comment w:id="79" w:author="Heydy Cristina Gonzalez Garcia" w:date="2025-10-02T16:57:00Z" w:initials="HCGG">
     <w:p>
       <w:pPr>
         <w:pStyle w:val="Textocomentario"/>
@@ -23415,7 +23525,7 @@
       <w:r>
         <w:t xml:space="preserve">URL IMAGEN: </w:t>
       </w:r>
-      <w:hyperlink w:history="1" r:id="rId51">
+      <w:hyperlink r:id="rId51" w:anchor="from_element=cross_selling__vector" w:history="1">
         <w:r>
           <w:rPr>
             <w:rStyle w:val="Hipervnculo"/>
@@ -23430,7 +23540,7 @@
       </w:pPr>
     </w:p>
   </w:comment>
-  <w:comment w:initials="HCGG" w:author="Heydy Cristina Gonzalez Garcia" w:date="2025-10-02T16:58:00Z" w:id="85">
+  <w:comment w:id="80" w:author="Heydy Cristina Gonzalez Garcia" w:date="2025-10-02T16:58:00Z" w:initials="HCGG">
     <w:p>
       <w:pPr>
         <w:pStyle w:val="Textocomentario"/>
@@ -23444,7 +23554,7 @@
       <w:r>
         <w:t xml:space="preserve">URL IMAGEN: </w:t>
       </w:r>
-      <w:hyperlink w:history="1" r:id="rId52">
+      <w:hyperlink r:id="rId52" w:anchor="from_element=cross_selling__vector" w:history="1">
         <w:r>
           <w:rPr>
             <w:rStyle w:val="Hipervnculo"/>
@@ -23459,7 +23569,7 @@
       </w:pPr>
     </w:p>
   </w:comment>
-  <w:comment w:initials="HCGG" w:author="Heydy Cristina Gonzalez Garcia" w:date="2025-10-02T16:59:00Z" w:id="86">
+  <w:comment w:id="81" w:author="Heydy Cristina Gonzalez Garcia" w:date="2025-10-02T16:59:00Z" w:initials="HCGG">
     <w:p>
       <w:pPr>
         <w:pStyle w:val="Textocomentario"/>
@@ -23473,7 +23583,7 @@
       <w:r>
         <w:t xml:space="preserve">URL IMAGEN: </w:t>
       </w:r>
-      <w:hyperlink w:history="1" r:id="rId53">
+      <w:hyperlink r:id="rId53" w:anchor="fromView=search&amp;page=1&amp;position=0&amp;uuid=a63a99c4-c49a-4c3e-9e7d-e4f8853a4ce8&amp;query=ANEXOS+Y+BIBLIOGRAFIA+informe+tecnico" w:history="1">
         <w:r>
           <w:rPr>
             <w:rStyle w:val="Hipervnculo"/>
@@ -23488,7 +23598,7 @@
       </w:pPr>
     </w:p>
   </w:comment>
-  <w:comment w:initials="HCGG" w:author="Heydy Cristina Gonzalez Garcia" w:date="2025-10-02T17:07:00Z" w:id="87">
+  <w:comment w:id="82" w:author="Heydy Cristina Gonzalez Garcia" w:date="2025-10-02T17:07:00Z" w:initials="HCGG">
     <w:p>
       <w:pPr>
         <w:pStyle w:val="Textocomentario"/>
@@ -23504,7 +23614,7 @@
       </w:r>
     </w:p>
   </w:comment>
-  <w:comment w:initials="HCGG" w:author="Heydy Cristina Gonzalez Garcia" w:date="2025-10-02T17:10:00Z" w:id="88">
+  <w:comment w:id="83" w:author="Heydy Cristina Gonzalez Garcia" w:date="2025-10-02T17:10:00Z" w:initials="HCGG">
     <w:p>
       <w:pPr>
         <w:pStyle w:val="Textocomentario"/>
@@ -23518,7 +23628,7 @@
       <w:r>
         <w:t xml:space="preserve">URL IMAGEN: </w:t>
       </w:r>
-      <w:hyperlink w:history="1" r:id="rId54">
+      <w:hyperlink r:id="rId54" w:anchor="fromView=search&amp;page=1&amp;position=2&amp;uuid=aa5bd09f-aaf5-47f6-8850-ce416bbdc7c4&amp;query=grafico+de+barras+informe+logistica" w:history="1">
         <w:r>
           <w:rPr>
             <w:rStyle w:val="Hipervnculo"/>
@@ -23533,7 +23643,7 @@
       </w:pPr>
     </w:p>
   </w:comment>
-  <w:comment w:initials="HCGG" w:author="Heydy Cristina Gonzalez Garcia" w:date="2025-10-02T17:42:00Z" w:id="89">
+  <w:comment w:id="84" w:author="Heydy Cristina Gonzalez Garcia" w:date="2025-10-02T17:42:00Z" w:initials="HCGG">
     <w:p>
       <w:pPr>
         <w:pStyle w:val="Textocomentario"/>
@@ -23547,7 +23657,7 @@
       <w:r>
         <w:t xml:space="preserve">URL IMAGEN: </w:t>
       </w:r>
-      <w:hyperlink w:history="1" r:id="rId55">
+      <w:hyperlink r:id="rId55" w:anchor="fromView=search&amp;page=1&amp;position=14&amp;uuid=cb5f2986-19af-4ea6-8165-695d01a4e7cb&amp;query=GRAFICO+DE+LINEAS+TENDENCIAS" w:history="1">
         <w:r>
           <w:rPr>
             <w:rStyle w:val="Hipervnculo"/>
@@ -23562,7 +23672,7 @@
       </w:pPr>
     </w:p>
   </w:comment>
-  <w:comment w:initials="HCGG" w:author="Heydy Cristina Gonzalez Garcia" w:date="2025-10-02T17:23:00Z" w:id="90">
+  <w:comment w:id="85" w:author="Heydy Cristina Gonzalez Garcia" w:date="2025-10-02T17:23:00Z" w:initials="HCGG">
     <w:p>
       <w:pPr>
         <w:pStyle w:val="Textocomentario"/>
@@ -23576,7 +23686,7 @@
       <w:r>
         <w:t xml:space="preserve">URL IMAGEN: </w:t>
       </w:r>
-      <w:hyperlink w:history="1" r:id="rId56">
+      <w:hyperlink r:id="rId56" w:anchor="from_element=cross_selling__photo" w:history="1">
         <w:r>
           <w:rPr>
             <w:rStyle w:val="Hipervnculo"/>
@@ -23591,7 +23701,7 @@
       </w:pPr>
     </w:p>
   </w:comment>
-  <w:comment w:initials="HCGG" w:author="Heydy Cristina Gonzalez Garcia" w:date="2025-10-02T17:25:00Z" w:id="91">
+  <w:comment w:id="86" w:author="Heydy Cristina Gonzalez Garcia" w:date="2025-10-02T17:25:00Z" w:initials="HCGG">
     <w:p>
       <w:pPr>
         <w:pStyle w:val="Textocomentario"/>
@@ -23605,7 +23715,7 @@
       <w:r>
         <w:t xml:space="preserve">URL IMAGEN: </w:t>
       </w:r>
-      <w:hyperlink w:history="1" r:id="rId57">
+      <w:hyperlink r:id="rId57" w:anchor="from_element=cross_selling__psd" w:history="1">
         <w:r>
           <w:rPr>
             <w:rStyle w:val="Hipervnculo"/>
@@ -23620,7 +23730,7 @@
       </w:pPr>
     </w:p>
   </w:comment>
-  <w:comment w:initials="HCGG" w:author="Heydy Cristina Gonzalez Garcia" w:date="2025-10-02T17:31:00Z" w:id="92">
+  <w:comment w:id="87" w:author="Heydy Cristina Gonzalez Garcia" w:date="2025-10-02T17:31:00Z" w:initials="HCGG">
     <w:p>
       <w:pPr>
         <w:pStyle w:val="Textocomentario"/>
@@ -23634,7 +23744,7 @@
       <w:r>
         <w:t xml:space="preserve">URL IMAGEN: </w:t>
       </w:r>
-      <w:hyperlink w:history="1" r:id="rId58">
+      <w:hyperlink r:id="rId58" w:anchor="fromView=search&amp;page=1&amp;position=11&amp;uuid=caa660c8-b0fc-4df8-94a7-43666367652b&amp;query=MAPAS+DE+CALOR+LOGISTICA+TRANSPORTE" w:history="1">
         <w:r>
           <w:rPr>
             <w:rStyle w:val="Hipervnculo"/>
@@ -23649,7 +23759,7 @@
       </w:pPr>
     </w:p>
   </w:comment>
-  <w:comment w:initials="HCGG" w:author="Heydy Cristina Gonzalez Garcia" w:date="2025-10-02T17:41:00Z" w:id="93">
+  <w:comment w:id="88" w:author="Heydy Cristina Gonzalez Garcia" w:date="2025-10-02T17:41:00Z" w:initials="HCGG">
     <w:p>
       <w:pPr>
         <w:pStyle w:val="Textocomentario"/>
@@ -23663,7 +23773,7 @@
       <w:r>
         <w:t xml:space="preserve">URL IMAGEN: </w:t>
       </w:r>
-      <w:hyperlink w:history="1" r:id="rId59">
+      <w:hyperlink r:id="rId59" w:anchor="fromView=search&amp;page=1&amp;position=9&amp;uuid=cfe359aa-74b1-4ed7-95e2-eaf307c43179&amp;query=TABLAS+FILAS+Y+COLUMNAS+INFORME" w:history="1">
         <w:r>
           <w:rPr>
             <w:rStyle w:val="Hipervnculo"/>
@@ -23678,156 +23788,119 @@
       </w:pPr>
     </w:p>
   </w:comment>
-  <w:comment xmlns:w="http://schemas.openxmlformats.org/wordprocessingml/2006/main" w:initials="HCGG" w:author="Heydy Cristina Gonzalez Garcia" w:date="10/02/2025 10:49:00" w:id="95">
-    <w:p xmlns:w14="http://schemas.microsoft.com/office/word/2010/wordml">
-      <w:pPr>
-        <w:pStyle w:val="CommentText"/>
-      </w:pPr>
-      <w:r>
-        <w:rPr>
-          <w:rStyle w:val="CommentReference"/>
-        </w:rPr>
+  <w:comment w:id="90" w:author="Heydy Cristina Gonzalez Garcia" w:date="1900-01-01T00:00:00Z" w:initials="HCGG">
+    <w:p>
+      <w:r>
         <w:annotationRef/>
       </w:r>
       <w:r>
         <w:t>TEXTO ALTERNATIVO: El componente formativo “Ejecución del plan diagnóstico de procesos operativos de transporte” ofrece una aproximación integral a los conocimientos fundamentales sobre la gestión de los procesos operativos y la planificación de la operación en el transporte. Este módulo analiza detalladamente el proceso operativo, resaltando sus tipos, características y etapas en cuanto a su aplicabilidad y eficiencia, y se desglosan los diagramas de flujo como herramienta clave para la visualización de procedimientos.</w:t>
       </w:r>
     </w:p>
-    <w:p xmlns:w14="http://schemas.microsoft.com/office/word/2010/wordml">
-      <w:pPr>
-        <w:pStyle w:val="CommentText"/>
-      </w:pPr>
+    <w:p>
       <w:r>
         <w:t>Asimismo, se estudian los elementos que conforman el plan operativo, su estructura, características y criterios de evaluación. La propuesta profundiza en la normatividad vigente que regula el transporte, así como en los sistemas de gestión de calidad que garantizan el aseguramiento de la operación y la mejora continua.</w:t>
       </w:r>
     </w:p>
-    <w:p xmlns:w14="http://schemas.microsoft.com/office/word/2010/wordml">
-      <w:pPr>
-        <w:pStyle w:val="CommentText"/>
-      </w:pPr>
-      <w:r>
-        <w:t>Además, se destacan las metodologías para el diagnóstico de procesos, junto con la elaboración del informe técnico, enfatizando la presentación de resultados y conclusiones com</w:t>
-      </w:r>
-      <w:r>
-        <w:t>o soporte para la toma de decisiones y la optimización de las operaciones de transporte.</w:t>
-      </w:r>
-    </w:p>
-    <w:p xmlns:w14="http://schemas.microsoft.com/office/word/2010/wordml">
-      <w:pPr>
-        <w:pStyle w:val="CommentText"/>
-      </w:pPr>
-    </w:p>
+    <w:p>
+      <w:r>
+        <w:t>Además, se destacan las metodologías para el diagnóstico de procesos, junto con la elaboración del informe técnico, enfatizando la presentación de resultados y conclusiones como soporte para la toma de decisiones y la optimización de las operaciones de transporte.</w:t>
+      </w:r>
+    </w:p>
+    <w:p/>
   </w:comment>
 </w:comments>
 </file>
 
 <file path=word/commentsExtended.xml><?xml version="1.0" encoding="utf-8"?>
-<w15:commentsEx xmlns:mc="http://schemas.openxmlformats.org/markup-compatibility/2006" xmlns:w15="http://schemas.microsoft.com/office/word/2012/wordml" mc:Ignorable="w15">
-  <w15:commentEx w15:done="0" w15:paraId="4D6D00E0"/>
-  <w15:commentEx w15:done="0" w15:paraId="548AEFA4"/>
-  <w15:commentEx w15:done="0" w15:paraId="723EA87A"/>
-  <w15:commentEx w15:done="0" w15:paraId="7B0D3D39"/>
-  <w15:commentEx w15:done="0" w15:paraId="51FBAA22"/>
-  <w15:commentEx w15:done="0" w15:paraId="4B1A4EE5"/>
-  <w15:commentEx w15:done="0" w15:paraId="6659E715"/>
-  <w15:commentEx w15:done="0" w15:paraId="5F93CE64"/>
-  <w15:commentEx w15:done="0" w15:paraId="4775AAE3"/>
-  <w15:commentEx w15:done="0" w15:paraId="0E908337"/>
-  <w15:commentEx w15:done="0" w15:paraId="6B6FBA6B"/>
-  <w15:commentEx w15:done="0" w15:paraId="0B765311"/>
-  <w15:commentEx w15:done="0" w15:paraId="6D68D10A"/>
-  <w15:commentEx w15:done="0" w15:paraId="629A55F5"/>
-  <w15:commentEx w15:done="0" w15:paraId="60DE3C9B"/>
-  <w15:commentEx w15:done="0" w15:paraId="2C42ABDE"/>
-  <w15:commentEx w15:done="0" w15:paraId="3AE46434"/>
-  <w15:commentEx w15:done="0" w15:paraId="2FEAA701"/>
-  <w15:commentEx w15:done="0" w15:paraId="011D43C9"/>
-  <w15:commentEx w15:done="0" w15:paraId="60BDE542"/>
-  <w15:commentEx w15:done="0" w15:paraId="2BA7616B"/>
-  <w15:commentEx w15:done="0" w15:paraId="36D187F9"/>
-  <w15:commentEx w15:done="0" w15:paraId="54850EDF"/>
-  <w15:commentEx w15:done="0" w15:paraId="40FFD6E6"/>
-  <w15:commentEx w15:done="0" w15:paraId="118363E9"/>
-  <w15:commentEx w15:done="0" w15:paraId="4419C172"/>
-  <w15:commentEx w15:done="0" w15:paraId="4770499E"/>
-  <w15:commentEx w15:done="0" w15:paraId="1E6907F0"/>
-  <w15:commentEx w15:done="0" w15:paraId="491308ED"/>
-  <w15:commentEx w15:done="0" w15:paraId="28E6CFAD"/>
-  <w15:commentEx w15:done="0" w15:paraId="7523AC21"/>
-  <w15:commentEx w15:done="0" w15:paraId="4F471FE8"/>
-  <w15:commentEx w15:done="0" w15:paraId="55BA1A3E"/>
-  <w15:commentEx w15:done="0" w15:paraId="4F77F6F3"/>
-  <w15:commentEx w15:done="0" w15:paraId="42F4601E"/>
-  <w15:commentEx w15:done="0" w15:paraId="003F607D"/>
-  <w15:commentEx w15:done="0" w15:paraId="22E5E564"/>
-  <w15:commentEx w15:done="0" w15:paraId="54B0DFE9"/>
-  <w15:commentEx w15:done="0" w15:paraId="29FA19C4"/>
-  <w15:commentEx w15:done="0" w15:paraId="58DB883A"/>
-  <w15:commentEx w15:done="0" w15:paraId="7B01F902"/>
-  <w15:commentEx w15:done="0" w15:paraId="10F92605"/>
-  <w15:commentEx w15:done="0" w15:paraId="45FD0A60"/>
-  <w15:commentEx w15:done="0" w15:paraId="7FF692FB"/>
-  <w15:commentEx w15:done="0" w15:paraId="1587CFF5"/>
-  <w15:commentEx w15:done="0" w15:paraId="5F137BD8"/>
-  <w15:commentEx w15:done="0" w15:paraId="56AA7631"/>
-  <w15:commentEx w15:done="0" w15:paraId="4EE89E0F"/>
-  <w15:commentEx w15:done="0" w15:paraId="53EB14F8"/>
-  <w15:commentEx w15:done="0" w15:paraId="131BEA53"/>
-  <w15:commentEx w15:done="0" w15:paraId="2A9C0C0B"/>
-  <w15:commentEx w15:done="0" w15:paraId="14C14736"/>
-  <w15:commentEx w15:done="0" w15:paraId="31FC1D2A"/>
-  <w15:commentEx w15:done="0" w15:paraId="70E1E2EB"/>
-  <w15:commentEx w15:done="0" w15:paraId="29B4BE98"/>
-  <w15:commentEx w15:done="0" w15:paraId="062B3460"/>
-  <w15:commentEx w15:done="0" w15:paraId="0ABB0D0C"/>
-  <w15:commentEx w15:done="0" w15:paraId="1EFC4A00"/>
-  <w15:commentEx w15:done="0" w15:paraId="15CA2754"/>
-  <w15:commentEx w15:done="0" w15:paraId="78A29785"/>
-  <w15:commentEx w15:done="0" w15:paraId="2A59244E"/>
-  <w15:commentEx w15:done="0" w15:paraId="79CAE16B"/>
-  <w15:commentEx w15:done="0" w15:paraId="755BBD0A"/>
-  <w15:commentEx w15:done="0" w15:paraId="6E12C5E6"/>
-  <w15:commentEx w15:done="0" w15:paraId="217BE9F4"/>
-  <w15:commentEx w15:done="0" w15:paraId="5AF93F93"/>
-  <w15:commentEx w15:done="0" w15:paraId="21517604"/>
-  <w15:commentEx w15:done="0" w15:paraId="66D8DA52"/>
-  <w15:commentEx w15:done="0" w15:paraId="44FD1F7D"/>
-  <w15:commentEx w15:done="0" w15:paraId="462527AC"/>
-  <w15:commentEx w15:done="0" w15:paraId="715FD02F"/>
-  <w15:commentEx w15:done="0" w15:paraId="2AAF86F4"/>
-  <w15:commentEx w15:done="0" w15:paraId="39B460C1"/>
-  <w15:commentEx w15:done="0" w15:paraId="616581BA"/>
-  <w15:commentEx w15:done="0" w15:paraId="25F20885"/>
-  <w15:commentEx w15:done="0" w15:paraId="4C7FAF76"/>
-  <w15:commentEx w15:done="0" w15:paraId="11654C66"/>
-  <w15:commentEx w15:done="0" w15:paraId="110E6F91"/>
-  <w15:commentEx w15:done="0" w15:paraId="3DE122E3"/>
-  <w15:commentEx w15:done="0" w15:paraId="188ADC69"/>
-  <w15:commentEx w15:done="0" w15:paraId="630A08E6"/>
-  <w15:commentEx w15:done="0" w15:paraId="035B4EA1"/>
+<w15:commentsEx xmlns:wpc="http://schemas.microsoft.com/office/word/2010/wordprocessingCanvas" xmlns:cx="http://schemas.microsoft.com/office/drawing/2014/chartex" xmlns:cx1="http://schemas.microsoft.com/office/drawing/2015/9/8/chartex" xmlns:cx2="http://schemas.microsoft.com/office/drawing/2015/10/21/chartex" xmlns:cx3="http://schemas.microsoft.com/office/drawing/2016/5/9/chartex" xmlns:cx4="http://schemas.microsoft.com/office/drawing/2016/5/10/chartex" xmlns:cx5="http://schemas.microsoft.com/office/drawing/2016/5/11/chartex" xmlns:cx6="http://schemas.microsoft.com/office/drawing/2016/5/12/chartex" xmlns:cx7="http://schemas.microsoft.com/office/drawing/2016/5/13/chartex" xmlns:cx8="http://schemas.microsoft.com/office/drawing/2016/5/14/chartex" xmlns:mc="http://schemas.openxmlformats.org/markup-compatibility/2006" xmlns:aink="http://schemas.microsoft.com/office/drawing/2016/ink" xmlns:am3d="http://schemas.microsoft.com/office/drawing/2017/model3d" xmlns:o="urn:schemas-microsoft-com:office:office" xmlns:oel="http://schemas.microsoft.com/office/2019/extlst" xmlns:r="http://schemas.openxmlformats.org/officeDocument/2006/relationships" xmlns:m="http://schemas.openxmlformats.org/officeDocument/2006/math" xmlns:v="urn:schemas-microsoft-com:vml" xmlns:wp14="http://schemas.microsoft.com/office/word/2010/wordprocessingDrawing" xmlns:wp="http://schemas.openxmlformats.org/drawingml/2006/wordprocessingDrawing" xmlns:w10="urn:schemas-microsoft-com:office:word" xmlns:w="http://schemas.openxmlformats.org/wordprocessingml/2006/main" xmlns:w14="http://schemas.microsoft.com/office/word/2010/wordml" xmlns:w15="http://schemas.microsoft.com/office/word/2012/wordml" xmlns:w16cex="http://schemas.microsoft.com/office/word/2018/wordml/cex" xmlns:w16cid="http://schemas.microsoft.com/office/word/2016/wordml/cid" xmlns:w16="http://schemas.microsoft.com/office/word/2018/wordml" xmlns:w16du="http://schemas.microsoft.com/office/word/2023/wordml/word16du" xmlns:w16sdtdh="http://schemas.microsoft.com/office/word/2020/wordml/sdtdatahash" xmlns:w16sdtfl="http://schemas.microsoft.com/office/word/2024/wordml/sdtformatlock" xmlns:w16se="http://schemas.microsoft.com/office/word/2015/wordml/symex" xmlns:wpg="http://schemas.microsoft.com/office/word/2010/wordprocessingGroup" xmlns:wpi="http://schemas.microsoft.com/office/word/2010/wordprocessingInk" xmlns:wne="http://schemas.microsoft.com/office/word/2006/wordml" xmlns:wps="http://schemas.microsoft.com/office/word/2010/wordprocessingShape" mc:Ignorable="w14 w15 w16se w16cid w16 w16cex w16sdtdh w16sdtfl w16du wp14">
+  <w15:commentEx w15:paraId="4D6D00E0" w15:done="0"/>
+  <w15:commentEx w15:paraId="548AEFA4" w15:done="0"/>
+  <w15:commentEx w15:paraId="723EA87A" w15:done="0"/>
+  <w15:commentEx w15:paraId="7B0D3D39" w15:done="0"/>
+  <w15:commentEx w15:paraId="51FBAA22" w15:done="0"/>
+  <w15:commentEx w15:paraId="4B1A4EE5" w15:done="0"/>
+  <w15:commentEx w15:paraId="6659E715" w15:done="0"/>
+  <w15:commentEx w15:paraId="5F93CE64" w15:done="0"/>
+  <w15:commentEx w15:paraId="4775AAE3" w15:done="0"/>
+  <w15:commentEx w15:paraId="0E908337" w15:done="0"/>
+  <w15:commentEx w15:paraId="6B6FBA6B" w15:done="0"/>
+  <w15:commentEx w15:paraId="0B765311" w15:done="0"/>
+  <w15:commentEx w15:paraId="6D68D10A" w15:done="0"/>
+  <w15:commentEx w15:paraId="629A55F5" w15:done="0"/>
+  <w15:commentEx w15:paraId="60DE3C9B" w15:done="0"/>
+  <w15:commentEx w15:paraId="2C42ABDE" w15:done="0"/>
+  <w15:commentEx w15:paraId="3AE46434" w15:done="0"/>
+  <w15:commentEx w15:paraId="2FEAA701" w15:done="0"/>
+  <w15:commentEx w15:paraId="011D43C9" w15:done="0"/>
+  <w15:commentEx w15:paraId="60BDE542" w15:done="0"/>
+  <w15:commentEx w15:paraId="2BA7616B" w15:done="0"/>
+  <w15:commentEx w15:paraId="36D187F9" w15:done="0"/>
+  <w15:commentEx w15:paraId="54850EDF" w15:done="0"/>
+  <w15:commentEx w15:paraId="40FFD6E6" w15:done="0"/>
+  <w15:commentEx w15:paraId="118363E9" w15:done="0"/>
+  <w15:commentEx w15:paraId="4419C172" w15:done="0"/>
+  <w15:commentEx w15:paraId="4770499E" w15:done="0"/>
+  <w15:commentEx w15:paraId="1E6907F0" w15:done="0"/>
+  <w15:commentEx w15:paraId="491308ED" w15:done="0"/>
+  <w15:commentEx w15:paraId="28E6CFAD" w15:done="0"/>
+  <w15:commentEx w15:paraId="7523AC21" w15:done="0"/>
+  <w15:commentEx w15:paraId="4F471FE8" w15:done="0"/>
+  <w15:commentEx w15:paraId="55BA1A3E" w15:done="0"/>
+  <w15:commentEx w15:paraId="4F77F6F3" w15:done="0"/>
+  <w15:commentEx w15:paraId="42F4601E" w15:done="0"/>
+  <w15:commentEx w15:paraId="003F607D" w15:done="0"/>
+  <w15:commentEx w15:paraId="22E5E564" w15:done="0"/>
+  <w15:commentEx w15:paraId="54B0DFE9" w15:done="0"/>
+  <w15:commentEx w15:paraId="29FA19C4" w15:done="0"/>
+  <w15:commentEx w15:paraId="58DB883A" w15:done="0"/>
+  <w15:commentEx w15:paraId="7B01F902" w15:done="0"/>
+  <w15:commentEx w15:paraId="10F92605" w15:done="0"/>
+  <w15:commentEx w15:paraId="45FD0A60" w15:done="0"/>
+  <w15:commentEx w15:paraId="7FF692FB" w15:done="0"/>
+  <w15:commentEx w15:paraId="1587CFF5" w15:done="0"/>
+  <w15:commentEx w15:paraId="5F137BD8" w15:done="0"/>
+  <w15:commentEx w15:paraId="56AA7631" w15:done="0"/>
+  <w15:commentEx w15:paraId="4EE89E0F" w15:done="0"/>
+  <w15:commentEx w15:paraId="53EB14F8" w15:done="0"/>
+  <w15:commentEx w15:paraId="131BEA53" w15:done="0"/>
+  <w15:commentEx w15:paraId="2A9C0C0B" w15:done="0"/>
+  <w15:commentEx w15:paraId="14C14736" w15:done="0"/>
+  <w15:commentEx w15:paraId="31FC1D2A" w15:done="0"/>
+  <w15:commentEx w15:paraId="70E1E2EB" w15:done="0"/>
+  <w15:commentEx w15:paraId="29B4BE98" w15:done="0"/>
+  <w15:commentEx w15:paraId="062B3460" w15:done="0"/>
+  <w15:commentEx w15:paraId="0ABB0D0C" w15:done="0"/>
+  <w15:commentEx w15:paraId="1EFC4A00" w15:done="0"/>
+  <w15:commentEx w15:paraId="15CA2754" w15:done="0"/>
+  <w15:commentEx w15:paraId="78A29785" w15:done="0"/>
+  <w15:commentEx w15:paraId="2A59244E" w15:done="0"/>
+  <w15:commentEx w15:paraId="79CAE16B" w15:done="0"/>
+  <w15:commentEx w15:paraId="755BBD0A" w15:done="0"/>
+  <w15:commentEx w15:paraId="6E12C5E6" w15:done="0"/>
+  <w15:commentEx w15:paraId="217BE9F4" w15:done="0"/>
+  <w15:commentEx w15:paraId="5AF93F93" w15:done="0"/>
+  <w15:commentEx w15:paraId="21517604" w15:done="0"/>
+  <w15:commentEx w15:paraId="66D8DA52" w15:done="0"/>
+  <w15:commentEx w15:paraId="44FD1F7D" w15:done="0"/>
+  <w15:commentEx w15:paraId="462527AC" w15:done="0"/>
+  <w15:commentEx w15:paraId="715FD02F" w15:done="0"/>
+  <w15:commentEx w15:paraId="2AAF86F4" w15:done="0"/>
+  <w15:commentEx w15:paraId="39B460C1" w15:done="0"/>
+  <w15:commentEx w15:paraId="616581BA" w15:done="0"/>
+  <w15:commentEx w15:paraId="25F20885" w15:done="0"/>
+  <w15:commentEx w15:paraId="4C7FAF76" w15:done="0"/>
+  <w15:commentEx w15:paraId="11654C66" w15:done="0"/>
+  <w15:commentEx w15:paraId="110E6F91" w15:done="0"/>
+  <w15:commentEx w15:paraId="3DE122E3" w15:done="0"/>
+  <w15:commentEx w15:paraId="188ADC69" w15:done="0"/>
+  <w15:commentEx w15:paraId="630A08E6" w15:done="0"/>
+  <w15:commentEx w15:paraId="035B4EA1" w15:done="0"/>
 </w15:commentsEx>
 </file>
 
-<file path=word/commentsExtensible.xml><?xml version="1.0" encoding="utf-8"?>
-<w16cex:commentsExtensible xmlns:w16="http://schemas.microsoft.com/office/word/2018/wordml" xmlns:w16cex="http://schemas.microsoft.com/office/word/2018/wordml/cex" xmlns:mc="http://schemas.openxmlformats.org/markup-compatibility/2006" mc:Ignorable="w16 w16cex">
-  <w16cex:commentExtensible w16cex:durableId="001514C4" w16cex:dateUtc="2025-07-17T04:05:00Z"/>
-  <w16cex:commentExtensible w16cex:durableId="51ECBAFC" w16cex:dateUtc="2025-07-17T04:05:00Z"/>
-  <w16cex:commentExtensible w16cex:durableId="257F0846" w16cex:dateUtc="2025-08-07T16:52:00Z"/>
-  <w16cex:commentExtensible w16cex:durableId="293D37C4" w16cex:dateUtc="2025-08-07T17:15:00Z"/>
-  <w16cex:commentExtensible w16cex:durableId="1EBB81A5" w16cex:dateUtc="2025-08-07T18:39:00Z"/>
-  <w16cex:commentExtensible w16cex:durableId="0CEF1D76" w16cex:dateUtc="2025-07-17T04:03:00Z"/>
-  <w16cex:commentExtensible w16cex:durableId="6C0AA62D" w16cex:dateUtc="2025-07-17T04:03:00Z"/>
-  <w16cex:commentExtensible w16cex:durableId="7053FB5C" w16cex:dateUtc="2025-07-17T04:02:00Z"/>
-  <w16cex:commentExtensible w16cex:durableId="4EF03920" w16cex:dateUtc="2025-07-17T04:00:00Z"/>
-  <w16cex:commentExtensible w16cex:durableId="29BAD091" w16cex:dateUtc="2025-07-17T04:00:00Z"/>
-  <w16cex:commentExtensible w16cex:durableId="716339BC" w16cex:dateUtc="2025-07-17T03:56:00Z"/>
-  <w16cex:commentExtensible w16cex:durableId="6B44FADF" w16cex:dateUtc="2025-08-07T18:56:00Z"/>
-  <w16cex:commentExtensible w16cex:durableId="7444144B" w16cex:dateUtc="2025-08-07T19:06:00Z"/>
-</w16cex:commentsExtensible>
-</file>
-
 <file path=word/commentsIds.xml><?xml version="1.0" encoding="utf-8"?>
-<w16cid:commentsIds xmlns:mc="http://schemas.openxmlformats.org/markup-compatibility/2006" xmlns:w16cid="http://schemas.microsoft.com/office/word/2016/wordml/cid" mc:Ignorable="w16cid">
+<w16cid:commentsIds xmlns:wpc="http://schemas.microsoft.com/office/word/2010/wordprocessingCanvas" xmlns:cx="http://schemas.microsoft.com/office/drawing/2014/chartex" xmlns:cx1="http://schemas.microsoft.com/office/drawing/2015/9/8/chartex" xmlns:cx2="http://schemas.microsoft.com/office/drawing/2015/10/21/chartex" xmlns:cx3="http://schemas.microsoft.com/office/drawing/2016/5/9/chartex" xmlns:cx4="http://schemas.microsoft.com/office/drawing/2016/5/10/chartex" xmlns:cx5="http://schemas.microsoft.com/office/drawing/2016/5/11/chartex" xmlns:cx6="http://schemas.microsoft.com/office/drawing/2016/5/12/chartex" xmlns:cx7="http://schemas.microsoft.com/office/drawing/2016/5/13/chartex" xmlns:cx8="http://schemas.microsoft.com/office/drawing/2016/5/14/chartex" xmlns:mc="http://schemas.openxmlformats.org/markup-compatibility/2006" xmlns:aink="http://schemas.microsoft.com/office/drawing/2016/ink" xmlns:am3d="http://schemas.microsoft.com/office/drawing/2017/model3d" xmlns:o="urn:schemas-microsoft-com:office:office" xmlns:oel="http://schemas.microsoft.com/office/2019/extlst" xmlns:r="http://schemas.openxmlformats.org/officeDocument/2006/relationships" xmlns:m="http://schemas.openxmlformats.org/officeDocument/2006/math" xmlns:v="urn:schemas-microsoft-com:vml" xmlns:wp14="http://schemas.microsoft.com/office/word/2010/wordprocessingDrawing" xmlns:wp="http://schemas.openxmlformats.org/drawingml/2006/wordprocessingDrawing" xmlns:w10="urn:schemas-microsoft-com:office:word" xmlns:w="http://schemas.openxmlformats.org/wordprocessingml/2006/main" xmlns:w14="http://schemas.microsoft.com/office/word/2010/wordml" xmlns:w15="http://schemas.microsoft.com/office/word/2012/wordml" xmlns:w16cex="http://schemas.microsoft.com/office/word/2018/wordml/cex" xmlns:w16cid="http://schemas.microsoft.com/office/word/2016/wordml/cid" xmlns:w16="http://schemas.microsoft.com/office/word/2018/wordml" xmlns:w16du="http://schemas.microsoft.com/office/word/2023/wordml/word16du" xmlns:w16sdtdh="http://schemas.microsoft.com/office/word/2020/wordml/sdtdatahash" xmlns:w16sdtfl="http://schemas.microsoft.com/office/word/2024/wordml/sdtformatlock" xmlns:w16se="http://schemas.microsoft.com/office/word/2015/wordml/symex" xmlns:wpg="http://schemas.microsoft.com/office/word/2010/wordprocessingGroup" xmlns:wpi="http://schemas.microsoft.com/office/word/2010/wordprocessingInk" xmlns:wne="http://schemas.microsoft.com/office/word/2006/wordml" xmlns:wps="http://schemas.microsoft.com/office/word/2010/wordprocessingShape" mc:Ignorable="w14 w15 w16se w16cid w16 w16cex w16sdtdh w16sdtfl w16du wp14">
   <w16cid:commentId w16cid:paraId="4D6D00E0" w16cid:durableId="2C8624A1"/>
   <w16cid:commentId w16cid:paraId="548AEFA4" w16cid:durableId="2C862813"/>
   <w16cid:commentId w16cid:paraId="723EA87A" w16cid:durableId="2C8627FA"/>
@@ -23885,6 +23958,7 @@
   <w16cid:commentId w16cid:paraId="29B4BE98" w16cid:durableId="2C88A897"/>
   <w16cid:commentId w16cid:paraId="062B3460" w16cid:durableId="2C88AA19"/>
   <w16cid:commentId w16cid:paraId="0ABB0D0C" w16cid:durableId="2C88B02A"/>
+  <w16cid:commentId w16cid:paraId="1EFC4A00" w16cid:durableId="251AE5E7"/>
   <w16cid:commentId w16cid:paraId="15CA2754" w16cid:durableId="2C891829"/>
   <w16cid:commentId w16cid:paraId="78A29785" w16cid:durableId="2C891994"/>
   <w16cid:commentId w16cid:paraId="2A59244E" w16cid:durableId="2C891F23"/>
@@ -23909,12 +23983,11 @@
   <w16cid:commentId w16cid:paraId="188ADC69" w16cid:durableId="2C893567"/>
   <w16cid:commentId w16cid:paraId="630A08E6" w16cid:durableId="2C8937DE"/>
   <w16cid:commentId w16cid:paraId="035B4EA1" w16cid:durableId="2C8939A5"/>
-  <w16cid:commentId w16cid:paraId="1EFC4A00" w16cid:durableId="251AE5E7"/>
 </w16cid:commentsIds>
 </file>
 
 <file path=word/endnotes.xml><?xml version="1.0" encoding="utf-8"?>
-<w:endnotes xmlns:wpc="http://schemas.microsoft.com/office/word/2010/wordprocessingCanvas" xmlns:cx="http://schemas.microsoft.com/office/drawing/2014/chartex" xmlns:cx1="http://schemas.microsoft.com/office/drawing/2015/9/8/chartex" xmlns:cx2="http://schemas.microsoft.com/office/drawing/2015/10/21/chartex" xmlns:cx3="http://schemas.microsoft.com/office/drawing/2016/5/9/chartex" xmlns:cx4="http://schemas.microsoft.com/office/drawing/2016/5/10/chartex" xmlns:cx5="http://schemas.microsoft.com/office/drawing/2016/5/11/chartex" xmlns:cx6="http://schemas.microsoft.com/office/drawing/2016/5/12/chartex" xmlns:cx7="http://schemas.microsoft.com/office/drawing/2016/5/13/chartex" xmlns:cx8="http://schemas.microsoft.com/office/drawing/2016/5/14/chartex" xmlns:mc="http://schemas.openxmlformats.org/markup-compatibility/2006" xmlns:aink="http://schemas.microsoft.com/office/drawing/2016/ink" xmlns:am3d="http://schemas.microsoft.com/office/drawing/2017/model3d" xmlns:o="urn:schemas-microsoft-com:office:office" xmlns:r="http://schemas.openxmlformats.org/officeDocument/2006/relationships" xmlns:m="http://schemas.openxmlformats.org/officeDocument/2006/math" xmlns:v="urn:schemas-microsoft-com:vml" xmlns:wp14="http://schemas.microsoft.com/office/word/2010/wordprocessingDrawing" xmlns:wp="http://schemas.openxmlformats.org/drawingml/2006/wordprocessingDrawing" xmlns:w10="urn:schemas-microsoft-com:office:word" xmlns:w="http://schemas.openxmlformats.org/wordprocessingml/2006/main" xmlns:w14="http://schemas.microsoft.com/office/word/2010/wordml" xmlns:w15="http://schemas.microsoft.com/office/word/2012/wordml" xmlns:w16cid="http://schemas.microsoft.com/office/word/2016/wordml/cid" xmlns:w16se="http://schemas.microsoft.com/office/word/2015/wordml/symex" xmlns:wpg="http://schemas.microsoft.com/office/word/2010/wordprocessingGroup" xmlns:wpi="http://schemas.microsoft.com/office/word/2010/wordprocessingInk" xmlns:wne="http://schemas.microsoft.com/office/word/2006/wordml" xmlns:wps="http://schemas.microsoft.com/office/word/2010/wordprocessingShape" mc:Ignorable="w14 w15 w16se w16cid wp14">
+<w:endnotes xmlns:wpc="http://schemas.microsoft.com/office/word/2010/wordprocessingCanvas" xmlns:cx="http://schemas.microsoft.com/office/drawing/2014/chartex" xmlns:cx1="http://schemas.microsoft.com/office/drawing/2015/9/8/chartex" xmlns:cx2="http://schemas.microsoft.com/office/drawing/2015/10/21/chartex" xmlns:cx3="http://schemas.microsoft.com/office/drawing/2016/5/9/chartex" xmlns:cx4="http://schemas.microsoft.com/office/drawing/2016/5/10/chartex" xmlns:cx5="http://schemas.microsoft.com/office/drawing/2016/5/11/chartex" xmlns:cx6="http://schemas.microsoft.com/office/drawing/2016/5/12/chartex" xmlns:cx7="http://schemas.microsoft.com/office/drawing/2016/5/13/chartex" xmlns:cx8="http://schemas.microsoft.com/office/drawing/2016/5/14/chartex" xmlns:mc="http://schemas.openxmlformats.org/markup-compatibility/2006" xmlns:aink="http://schemas.microsoft.com/office/drawing/2016/ink" xmlns:am3d="http://schemas.microsoft.com/office/drawing/2017/model3d" xmlns:o="urn:schemas-microsoft-com:office:office" xmlns:oel="http://schemas.microsoft.com/office/2019/extlst" xmlns:r="http://schemas.openxmlformats.org/officeDocument/2006/relationships" xmlns:m="http://schemas.openxmlformats.org/officeDocument/2006/math" xmlns:v="urn:schemas-microsoft-com:vml" xmlns:wp14="http://schemas.microsoft.com/office/word/2010/wordprocessingDrawing" xmlns:wp="http://schemas.openxmlformats.org/drawingml/2006/wordprocessingDrawing" xmlns:w10="urn:schemas-microsoft-com:office:word" xmlns:w="http://schemas.openxmlformats.org/wordprocessingml/2006/main" xmlns:w14="http://schemas.microsoft.com/office/word/2010/wordml" xmlns:w15="http://schemas.microsoft.com/office/word/2012/wordml" xmlns:w16cex="http://schemas.microsoft.com/office/word/2018/wordml/cex" xmlns:w16cid="http://schemas.microsoft.com/office/word/2016/wordml/cid" xmlns:w16="http://schemas.microsoft.com/office/word/2018/wordml" xmlns:w16du="http://schemas.microsoft.com/office/word/2023/wordml/word16du" xmlns:w16sdtdh="http://schemas.microsoft.com/office/word/2020/wordml/sdtdatahash" xmlns:w16sdtfl="http://schemas.microsoft.com/office/word/2024/wordml/sdtformatlock" xmlns:w16se="http://schemas.microsoft.com/office/word/2015/wordml/symex" xmlns:wpg="http://schemas.microsoft.com/office/word/2010/wordprocessingGroup" xmlns:wpi="http://schemas.microsoft.com/office/word/2010/wordprocessingInk" xmlns:wne="http://schemas.microsoft.com/office/word/2006/wordml" xmlns:wps="http://schemas.microsoft.com/office/word/2010/wordprocessingShape" mc:Ignorable="w14 w15 w16se w16cid w16 w16cex w16sdtdh w16sdtfl w16du wp14">
   <w:endnote w:type="separator" w:id="-1">
     <w:p>
       <w:pPr>
@@ -23939,7 +24012,7 @@
 </file>
 
 <file path=word/footer1.xml><?xml version="1.0" encoding="utf-8"?>
-<w:ftr xmlns:wpc="http://schemas.microsoft.com/office/word/2010/wordprocessingCanvas" xmlns:cx="http://schemas.microsoft.com/office/drawing/2014/chartex" xmlns:cx1="http://schemas.microsoft.com/office/drawing/2015/9/8/chartex" xmlns:cx2="http://schemas.microsoft.com/office/drawing/2015/10/21/chartex" xmlns:cx3="http://schemas.microsoft.com/office/drawing/2016/5/9/chartex" xmlns:cx4="http://schemas.microsoft.com/office/drawing/2016/5/10/chartex" xmlns:cx5="http://schemas.microsoft.com/office/drawing/2016/5/11/chartex" xmlns:cx6="http://schemas.microsoft.com/office/drawing/2016/5/12/chartex" xmlns:cx7="http://schemas.microsoft.com/office/drawing/2016/5/13/chartex" xmlns:cx8="http://schemas.microsoft.com/office/drawing/2016/5/14/chartex" xmlns:mc="http://schemas.openxmlformats.org/markup-compatibility/2006" xmlns:aink="http://schemas.microsoft.com/office/drawing/2016/ink" xmlns:am3d="http://schemas.microsoft.com/office/drawing/2017/model3d" xmlns:o="urn:schemas-microsoft-com:office:office" xmlns:r="http://schemas.openxmlformats.org/officeDocument/2006/relationships" xmlns:m="http://schemas.openxmlformats.org/officeDocument/2006/math" xmlns:v="urn:schemas-microsoft-com:vml" xmlns:wp14="http://schemas.microsoft.com/office/word/2010/wordprocessingDrawing" xmlns:wp="http://schemas.openxmlformats.org/drawingml/2006/wordprocessingDrawing" xmlns:w10="urn:schemas-microsoft-com:office:word" xmlns:w="http://schemas.openxmlformats.org/wordprocessingml/2006/main" xmlns:w14="http://schemas.microsoft.com/office/word/2010/wordml" xmlns:w15="http://schemas.microsoft.com/office/word/2012/wordml" xmlns:w16cid="http://schemas.microsoft.com/office/word/2016/wordml/cid" xmlns:w16se="http://schemas.microsoft.com/office/word/2015/wordml/symex" xmlns:wpg="http://schemas.microsoft.com/office/word/2010/wordprocessingGroup" xmlns:wpi="http://schemas.microsoft.com/office/word/2010/wordprocessingInk" xmlns:wne="http://schemas.microsoft.com/office/word/2006/wordml" xmlns:wps="http://schemas.microsoft.com/office/word/2010/wordprocessingShape" mc:Ignorable="w14 w15 w16se w16cid wp14">
+<w:ftr xmlns:wpc="http://schemas.microsoft.com/office/word/2010/wordprocessingCanvas" xmlns:cx="http://schemas.microsoft.com/office/drawing/2014/chartex" xmlns:cx1="http://schemas.microsoft.com/office/drawing/2015/9/8/chartex" xmlns:cx2="http://schemas.microsoft.com/office/drawing/2015/10/21/chartex" xmlns:cx3="http://schemas.microsoft.com/office/drawing/2016/5/9/chartex" xmlns:cx4="http://schemas.microsoft.com/office/drawing/2016/5/10/chartex" xmlns:cx5="http://schemas.microsoft.com/office/drawing/2016/5/11/chartex" xmlns:cx6="http://schemas.microsoft.com/office/drawing/2016/5/12/chartex" xmlns:cx7="http://schemas.microsoft.com/office/drawing/2016/5/13/chartex" xmlns:cx8="http://schemas.microsoft.com/office/drawing/2016/5/14/chartex" xmlns:mc="http://schemas.openxmlformats.org/markup-compatibility/2006" xmlns:aink="http://schemas.microsoft.com/office/drawing/2016/ink" xmlns:am3d="http://schemas.microsoft.com/office/drawing/2017/model3d" xmlns:o="urn:schemas-microsoft-com:office:office" xmlns:oel="http://schemas.microsoft.com/office/2019/extlst" xmlns:r="http://schemas.openxmlformats.org/officeDocument/2006/relationships" xmlns:m="http://schemas.openxmlformats.org/officeDocument/2006/math" xmlns:v="urn:schemas-microsoft-com:vml" xmlns:wp14="http://schemas.microsoft.com/office/word/2010/wordprocessingDrawing" xmlns:wp="http://schemas.openxmlformats.org/drawingml/2006/wordprocessingDrawing" xmlns:w10="urn:schemas-microsoft-com:office:word" xmlns:w="http://schemas.openxmlformats.org/wordprocessingml/2006/main" xmlns:w14="http://schemas.microsoft.com/office/word/2010/wordml" xmlns:w15="http://schemas.microsoft.com/office/word/2012/wordml" xmlns:w16cex="http://schemas.microsoft.com/office/word/2018/wordml/cex" xmlns:w16cid="http://schemas.microsoft.com/office/word/2016/wordml/cid" xmlns:w16="http://schemas.microsoft.com/office/word/2018/wordml" xmlns:w16du="http://schemas.microsoft.com/office/word/2023/wordml/word16du" xmlns:w16sdtdh="http://schemas.microsoft.com/office/word/2020/wordml/sdtdatahash" xmlns:w16sdtfl="http://schemas.microsoft.com/office/word/2024/wordml/sdtformatlock" xmlns:w16se="http://schemas.microsoft.com/office/word/2015/wordml/symex" xmlns:wpg="http://schemas.microsoft.com/office/word/2010/wordprocessingGroup" xmlns:wpi="http://schemas.microsoft.com/office/word/2010/wordprocessingInk" xmlns:wne="http://schemas.microsoft.com/office/word/2006/wordml" xmlns:wps="http://schemas.microsoft.com/office/word/2010/wordprocessingShape" mc:Ignorable="w14 w15 w16se w16cid w16 w16cex w16sdtdh w16sdtfl w16du wp14">
   <w:p>
     <w:pPr>
       <w:pBdr>
@@ -23970,7 +24043,7 @@
       <w:ind w:left="-2" w:hanging="2"/>
       <w:jc w:val="right"/>
       <w:rPr>
-        <w:rFonts w:ascii="Times New Roman" w:hAnsi="Times New Roman" w:eastAsia="Times New Roman" w:cs="Times New Roman"/>
+        <w:rFonts w:ascii="Times New Roman" w:eastAsia="Times New Roman" w:hAnsi="Times New Roman" w:cs="Times New Roman"/>
         <w:sz w:val="24"/>
         <w:szCs w:val="24"/>
       </w:rPr>
@@ -23980,7 +24053,7 @@
     <w:pPr>
       <w:spacing w:line="240" w:lineRule="auto"/>
       <w:rPr>
-        <w:rFonts w:ascii="Times New Roman" w:hAnsi="Times New Roman" w:eastAsia="Times New Roman" w:cs="Times New Roman"/>
+        <w:rFonts w:ascii="Times New Roman" w:eastAsia="Times New Roman" w:hAnsi="Times New Roman" w:cs="Times New Roman"/>
         <w:sz w:val="24"/>
         <w:szCs w:val="24"/>
       </w:rPr>
@@ -24038,7 +24111,7 @@
 </file>
 
 <file path=word/footnotes.xml><?xml version="1.0" encoding="utf-8"?>
-<w:footnotes xmlns:wpc="http://schemas.microsoft.com/office/word/2010/wordprocessingCanvas" xmlns:cx="http://schemas.microsoft.com/office/drawing/2014/chartex" xmlns:cx1="http://schemas.microsoft.com/office/drawing/2015/9/8/chartex" xmlns:cx2="http://schemas.microsoft.com/office/drawing/2015/10/21/chartex" xmlns:cx3="http://schemas.microsoft.com/office/drawing/2016/5/9/chartex" xmlns:cx4="http://schemas.microsoft.com/office/drawing/2016/5/10/chartex" xmlns:cx5="http://schemas.microsoft.com/office/drawing/2016/5/11/chartex" xmlns:cx6="http://schemas.microsoft.com/office/drawing/2016/5/12/chartex" xmlns:cx7="http://schemas.microsoft.com/office/drawing/2016/5/13/chartex" xmlns:cx8="http://schemas.microsoft.com/office/drawing/2016/5/14/chartex" xmlns:mc="http://schemas.openxmlformats.org/markup-compatibility/2006" xmlns:aink="http://schemas.microsoft.com/office/drawing/2016/ink" xmlns:am3d="http://schemas.microsoft.com/office/drawing/2017/model3d" xmlns:o="urn:schemas-microsoft-com:office:office" xmlns:r="http://schemas.openxmlformats.org/officeDocument/2006/relationships" xmlns:m="http://schemas.openxmlformats.org/officeDocument/2006/math" xmlns:v="urn:schemas-microsoft-com:vml" xmlns:wp14="http://schemas.microsoft.com/office/word/2010/wordprocessingDrawing" xmlns:wp="http://schemas.openxmlformats.org/drawingml/2006/wordprocessingDrawing" xmlns:w10="urn:schemas-microsoft-com:office:word" xmlns:w="http://schemas.openxmlformats.org/wordprocessingml/2006/main" xmlns:w14="http://schemas.microsoft.com/office/word/2010/wordml" xmlns:w15="http://schemas.microsoft.com/office/word/2012/wordml" xmlns:w16cid="http://schemas.microsoft.com/office/word/2016/wordml/cid" xmlns:w16se="http://schemas.microsoft.com/office/word/2015/wordml/symex" xmlns:wpg="http://schemas.microsoft.com/office/word/2010/wordprocessingGroup" xmlns:wpi="http://schemas.microsoft.com/office/word/2010/wordprocessingInk" xmlns:wne="http://schemas.microsoft.com/office/word/2006/wordml" xmlns:wps="http://schemas.microsoft.com/office/word/2010/wordprocessingShape" mc:Ignorable="w14 w15 w16se w16cid wp14">
+<w:footnotes xmlns:wpc="http://schemas.microsoft.com/office/word/2010/wordprocessingCanvas" xmlns:cx="http://schemas.microsoft.com/office/drawing/2014/chartex" xmlns:cx1="http://schemas.microsoft.com/office/drawing/2015/9/8/chartex" xmlns:cx2="http://schemas.microsoft.com/office/drawing/2015/10/21/chartex" xmlns:cx3="http://schemas.microsoft.com/office/drawing/2016/5/9/chartex" xmlns:cx4="http://schemas.microsoft.com/office/drawing/2016/5/10/chartex" xmlns:cx5="http://schemas.microsoft.com/office/drawing/2016/5/11/chartex" xmlns:cx6="http://schemas.microsoft.com/office/drawing/2016/5/12/chartex" xmlns:cx7="http://schemas.microsoft.com/office/drawing/2016/5/13/chartex" xmlns:cx8="http://schemas.microsoft.com/office/drawing/2016/5/14/chartex" xmlns:mc="http://schemas.openxmlformats.org/markup-compatibility/2006" xmlns:aink="http://schemas.microsoft.com/office/drawing/2016/ink" xmlns:am3d="http://schemas.microsoft.com/office/drawing/2017/model3d" xmlns:o="urn:schemas-microsoft-com:office:office" xmlns:oel="http://schemas.microsoft.com/office/2019/extlst" xmlns:r="http://schemas.openxmlformats.org/officeDocument/2006/relationships" xmlns:m="http://schemas.openxmlformats.org/officeDocument/2006/math" xmlns:v="urn:schemas-microsoft-com:vml" xmlns:wp14="http://schemas.microsoft.com/office/word/2010/wordprocessingDrawing" xmlns:wp="http://schemas.openxmlformats.org/drawingml/2006/wordprocessingDrawing" xmlns:w10="urn:schemas-microsoft-com:office:word" xmlns:w="http://schemas.openxmlformats.org/wordprocessingml/2006/main" xmlns:w14="http://schemas.microsoft.com/office/word/2010/wordml" xmlns:w15="http://schemas.microsoft.com/office/word/2012/wordml" xmlns:w16cex="http://schemas.microsoft.com/office/word/2018/wordml/cex" xmlns:w16cid="http://schemas.microsoft.com/office/word/2016/wordml/cid" xmlns:w16="http://schemas.microsoft.com/office/word/2018/wordml" xmlns:w16du="http://schemas.microsoft.com/office/word/2023/wordml/word16du" xmlns:w16sdtdh="http://schemas.microsoft.com/office/word/2020/wordml/sdtdatahash" xmlns:w16sdtfl="http://schemas.microsoft.com/office/word/2024/wordml/sdtformatlock" xmlns:w16se="http://schemas.microsoft.com/office/word/2015/wordml/symex" xmlns:wpg="http://schemas.microsoft.com/office/word/2010/wordprocessingGroup" xmlns:wpi="http://schemas.microsoft.com/office/word/2010/wordprocessingInk" xmlns:wne="http://schemas.microsoft.com/office/word/2006/wordml" xmlns:wps="http://schemas.microsoft.com/office/word/2010/wordprocessingShape" mc:Ignorable="w14 w15 w16se w16cid w16 w16cex w16sdtdh w16sdtfl w16du wp14">
   <w:footnote w:type="separator" w:id="-1">
     <w:p>
       <w:pPr>
@@ -24063,7 +24136,7 @@
 </file>
 
 <file path=word/header1.xml><?xml version="1.0" encoding="utf-8"?>
-<w:hdr xmlns:wpc="http://schemas.microsoft.com/office/word/2010/wordprocessingCanvas" xmlns:cx="http://schemas.microsoft.com/office/drawing/2014/chartex" xmlns:cx1="http://schemas.microsoft.com/office/drawing/2015/9/8/chartex" xmlns:cx2="http://schemas.microsoft.com/office/drawing/2015/10/21/chartex" xmlns:cx3="http://schemas.microsoft.com/office/drawing/2016/5/9/chartex" xmlns:cx4="http://schemas.microsoft.com/office/drawing/2016/5/10/chartex" xmlns:cx5="http://schemas.microsoft.com/office/drawing/2016/5/11/chartex" xmlns:cx6="http://schemas.microsoft.com/office/drawing/2016/5/12/chartex" xmlns:cx7="http://schemas.microsoft.com/office/drawing/2016/5/13/chartex" xmlns:cx8="http://schemas.microsoft.com/office/drawing/2016/5/14/chartex" xmlns:mc="http://schemas.openxmlformats.org/markup-compatibility/2006" xmlns:aink="http://schemas.microsoft.com/office/drawing/2016/ink" xmlns:am3d="http://schemas.microsoft.com/office/drawing/2017/model3d" xmlns:o="urn:schemas-microsoft-com:office:office" xmlns:r="http://schemas.openxmlformats.org/officeDocument/2006/relationships" xmlns:m="http://schemas.openxmlformats.org/officeDocument/2006/math" xmlns:v="urn:schemas-microsoft-com:vml" xmlns:wp14="http://schemas.microsoft.com/office/word/2010/wordprocessingDrawing" xmlns:wp="http://schemas.openxmlformats.org/drawingml/2006/wordprocessingDrawing" xmlns:w10="urn:schemas-microsoft-com:office:word" xmlns:w="http://schemas.openxmlformats.org/wordprocessingml/2006/main" xmlns:w14="http://schemas.microsoft.com/office/word/2010/wordml" xmlns:w15="http://schemas.microsoft.com/office/word/2012/wordml" xmlns:w16cid="http://schemas.microsoft.com/office/word/2016/wordml/cid" xmlns:w16se="http://schemas.microsoft.com/office/word/2015/wordml/symex" xmlns:wpg="http://schemas.microsoft.com/office/word/2010/wordprocessingGroup" xmlns:wpi="http://schemas.microsoft.com/office/word/2010/wordprocessingInk" xmlns:wne="http://schemas.microsoft.com/office/word/2006/wordml" xmlns:wps="http://schemas.microsoft.com/office/word/2010/wordprocessingShape" xmlns:a="http://schemas.openxmlformats.org/drawingml/2006/main" xmlns:adec="http://schemas.microsoft.com/office/drawing/2017/decorative" xmlns:pic="http://schemas.openxmlformats.org/drawingml/2006/picture" xmlns:a14="http://schemas.microsoft.com/office/drawing/2010/main" mc:Ignorable="w14 w15 w16se w16cid wp14">
+<w:hdr xmlns:wpc="http://schemas.microsoft.com/office/word/2010/wordprocessingCanvas" xmlns:cx="http://schemas.microsoft.com/office/drawing/2014/chartex" xmlns:cx1="http://schemas.microsoft.com/office/drawing/2015/9/8/chartex" xmlns:cx2="http://schemas.microsoft.com/office/drawing/2015/10/21/chartex" xmlns:cx3="http://schemas.microsoft.com/office/drawing/2016/5/9/chartex" xmlns:cx4="http://schemas.microsoft.com/office/drawing/2016/5/10/chartex" xmlns:cx5="http://schemas.microsoft.com/office/drawing/2016/5/11/chartex" xmlns:cx6="http://schemas.microsoft.com/office/drawing/2016/5/12/chartex" xmlns:cx7="http://schemas.microsoft.com/office/drawing/2016/5/13/chartex" xmlns:cx8="http://schemas.microsoft.com/office/drawing/2016/5/14/chartex" xmlns:mc="http://schemas.openxmlformats.org/markup-compatibility/2006" xmlns:aink="http://schemas.microsoft.com/office/drawing/2016/ink" xmlns:am3d="http://schemas.microsoft.com/office/drawing/2017/model3d" xmlns:o="urn:schemas-microsoft-com:office:office" xmlns:oel="http://schemas.microsoft.com/office/2019/extlst" xmlns:r="http://schemas.openxmlformats.org/officeDocument/2006/relationships" xmlns:m="http://schemas.openxmlformats.org/officeDocument/2006/math" xmlns:v="urn:schemas-microsoft-com:vml" xmlns:wp14="http://schemas.microsoft.com/office/word/2010/wordprocessingDrawing" xmlns:wp="http://schemas.openxmlformats.org/drawingml/2006/wordprocessingDrawing" xmlns:w10="urn:schemas-microsoft-com:office:word" xmlns:w="http://schemas.openxmlformats.org/wordprocessingml/2006/main" xmlns:w14="http://schemas.microsoft.com/office/word/2010/wordml" xmlns:w15="http://schemas.microsoft.com/office/word/2012/wordml" xmlns:w16cex="http://schemas.microsoft.com/office/word/2018/wordml/cex" xmlns:w16cid="http://schemas.microsoft.com/office/word/2016/wordml/cid" xmlns:w16="http://schemas.microsoft.com/office/word/2018/wordml" xmlns:w16du="http://schemas.microsoft.com/office/word/2023/wordml/word16du" xmlns:w16sdtdh="http://schemas.microsoft.com/office/word/2020/wordml/sdtdatahash" xmlns:w16sdtfl="http://schemas.microsoft.com/office/word/2024/wordml/sdtformatlock" xmlns:w16se="http://schemas.microsoft.com/office/word/2015/wordml/symex" xmlns:wpg="http://schemas.microsoft.com/office/word/2010/wordprocessingGroup" xmlns:wpi="http://schemas.microsoft.com/office/word/2010/wordprocessingInk" xmlns:wne="http://schemas.microsoft.com/office/word/2006/wordml" xmlns:wps="http://schemas.microsoft.com/office/word/2010/wordprocessingShape" mc:Ignorable="w14 w15 w16se w16cid w16 w16cex w16sdtdh w16sdtfl w16du wp14">
   <w:p>
     <w:pPr>
       <w:pBdr>
@@ -24178,7 +24251,7 @@
 </file>
 
 <file path=word/numbering.xml><?xml version="1.0" encoding="utf-8"?>
-<w:numbering xmlns:wpc="http://schemas.microsoft.com/office/word/2010/wordprocessingCanvas" xmlns:cx="http://schemas.microsoft.com/office/drawing/2014/chartex" xmlns:cx1="http://schemas.microsoft.com/office/drawing/2015/9/8/chartex" xmlns:cx2="http://schemas.microsoft.com/office/drawing/2015/10/21/chartex" xmlns:cx3="http://schemas.microsoft.com/office/drawing/2016/5/9/chartex" xmlns:cx4="http://schemas.microsoft.com/office/drawing/2016/5/10/chartex" xmlns:cx5="http://schemas.microsoft.com/office/drawing/2016/5/11/chartex" xmlns:cx6="http://schemas.microsoft.com/office/drawing/2016/5/12/chartex" xmlns:cx7="http://schemas.microsoft.com/office/drawing/2016/5/13/chartex" xmlns:cx8="http://schemas.microsoft.com/office/drawing/2016/5/14/chartex" xmlns:mc="http://schemas.openxmlformats.org/markup-compatibility/2006" xmlns:aink="http://schemas.microsoft.com/office/drawing/2016/ink" xmlns:am3d="http://schemas.microsoft.com/office/drawing/2017/model3d" xmlns:o="urn:schemas-microsoft-com:office:office" xmlns:r="http://schemas.openxmlformats.org/officeDocument/2006/relationships" xmlns:m="http://schemas.openxmlformats.org/officeDocument/2006/math" xmlns:v="urn:schemas-microsoft-com:vml" xmlns:wp14="http://schemas.microsoft.com/office/word/2010/wordprocessingDrawing" xmlns:wp="http://schemas.openxmlformats.org/drawingml/2006/wordprocessingDrawing" xmlns:w10="urn:schemas-microsoft-com:office:word" xmlns:w="http://schemas.openxmlformats.org/wordprocessingml/2006/main" xmlns:w14="http://schemas.microsoft.com/office/word/2010/wordml" xmlns:w15="http://schemas.microsoft.com/office/word/2012/wordml" xmlns:w16cid="http://schemas.microsoft.com/office/word/2016/wordml/cid" xmlns:w16se="http://schemas.microsoft.com/office/word/2015/wordml/symex" xmlns:wpg="http://schemas.microsoft.com/office/word/2010/wordprocessingGroup" xmlns:wpi="http://schemas.microsoft.com/office/word/2010/wordprocessingInk" xmlns:wne="http://schemas.microsoft.com/office/word/2006/wordml" xmlns:wps="http://schemas.microsoft.com/office/word/2010/wordprocessingShape" mc:Ignorable="w14 w15 w16se w16cid wp14">
+<w:numbering xmlns:wpc="http://schemas.microsoft.com/office/word/2010/wordprocessingCanvas" xmlns:cx="http://schemas.microsoft.com/office/drawing/2014/chartex" xmlns:cx1="http://schemas.microsoft.com/office/drawing/2015/9/8/chartex" xmlns:cx2="http://schemas.microsoft.com/office/drawing/2015/10/21/chartex" xmlns:cx3="http://schemas.microsoft.com/office/drawing/2016/5/9/chartex" xmlns:cx4="http://schemas.microsoft.com/office/drawing/2016/5/10/chartex" xmlns:cx5="http://schemas.microsoft.com/office/drawing/2016/5/11/chartex" xmlns:cx6="http://schemas.microsoft.com/office/drawing/2016/5/12/chartex" xmlns:cx7="http://schemas.microsoft.com/office/drawing/2016/5/13/chartex" xmlns:cx8="http://schemas.microsoft.com/office/drawing/2016/5/14/chartex" xmlns:mc="http://schemas.openxmlformats.org/markup-compatibility/2006" xmlns:aink="http://schemas.microsoft.com/office/drawing/2016/ink" xmlns:am3d="http://schemas.microsoft.com/office/drawing/2017/model3d" xmlns:o="urn:schemas-microsoft-com:office:office" xmlns:oel="http://schemas.microsoft.com/office/2019/extlst" xmlns:r="http://schemas.openxmlformats.org/officeDocument/2006/relationships" xmlns:m="http://schemas.openxmlformats.org/officeDocument/2006/math" xmlns:v="urn:schemas-microsoft-com:vml" xmlns:wp14="http://schemas.microsoft.com/office/word/2010/wordprocessingDrawing" xmlns:wp="http://schemas.openxmlformats.org/drawingml/2006/wordprocessingDrawing" xmlns:w10="urn:schemas-microsoft-com:office:word" xmlns:w="http://schemas.openxmlformats.org/wordprocessingml/2006/main" xmlns:w14="http://schemas.microsoft.com/office/word/2010/wordml" xmlns:w15="http://schemas.microsoft.com/office/word/2012/wordml" xmlns:w16cex="http://schemas.microsoft.com/office/word/2018/wordml/cex" xmlns:w16cid="http://schemas.microsoft.com/office/word/2016/wordml/cid" xmlns:w16="http://schemas.microsoft.com/office/word/2018/wordml" xmlns:w16du="http://schemas.microsoft.com/office/word/2023/wordml/word16du" xmlns:w16sdtdh="http://schemas.microsoft.com/office/word/2020/wordml/sdtdatahash" xmlns:w16sdtfl="http://schemas.microsoft.com/office/word/2024/wordml/sdtformatlock" xmlns:w16se="http://schemas.microsoft.com/office/word/2015/wordml/symex" xmlns:wpg="http://schemas.microsoft.com/office/word/2010/wordprocessingGroup" xmlns:wpi="http://schemas.microsoft.com/office/word/2010/wordprocessingInk" xmlns:wne="http://schemas.microsoft.com/office/word/2006/wordml" xmlns:wps="http://schemas.microsoft.com/office/word/2010/wordprocessingShape" mc:Ignorable="w14 w15 w16se w16cid w16 w16cex w16sdtdh w16sdtfl w16du wp14">
   <w:abstractNum w:abstractNumId="0" w15:restartNumberingAfterBreak="0">
     <w:nsid w:val="00822853"/>
     <w:multiLevelType w:val="multilevel"/>
@@ -24531,7 +24604,7 @@
         <w:ind w:left="1440" w:hanging="360"/>
       </w:pPr>
       <w:rPr>
-        <w:rFonts w:hint="default" w:ascii="Courier New" w:hAnsi="Courier New" w:cs="Courier New"/>
+        <w:rFonts w:ascii="Courier New" w:hAnsi="Courier New" w:cs="Courier New" w:hint="default"/>
       </w:rPr>
     </w:lvl>
     <w:lvl w:ilvl="1" w:tplc="0C0A0003" w:tentative="1">
@@ -24543,7 +24616,7 @@
         <w:ind w:left="2160" w:hanging="360"/>
       </w:pPr>
       <w:rPr>
-        <w:rFonts w:hint="default" w:ascii="Courier New" w:hAnsi="Courier New" w:cs="Courier New"/>
+        <w:rFonts w:ascii="Courier New" w:hAnsi="Courier New" w:cs="Courier New" w:hint="default"/>
       </w:rPr>
     </w:lvl>
     <w:lvl w:ilvl="2" w:tplc="0C0A0005" w:tentative="1">
@@ -24555,7 +24628,7 @@
         <w:ind w:left="2880" w:hanging="360"/>
       </w:pPr>
       <w:rPr>
-        <w:rFonts w:hint="default" w:ascii="Wingdings" w:hAnsi="Wingdings"/>
+        <w:rFonts w:ascii="Wingdings" w:hAnsi="Wingdings" w:hint="default"/>
       </w:rPr>
     </w:lvl>
     <w:lvl w:ilvl="3" w:tplc="0C0A0001" w:tentative="1">
@@ -24567,7 +24640,7 @@
         <w:ind w:left="3600" w:hanging="360"/>
       </w:pPr>
       <w:rPr>
-        <w:rFonts w:hint="default" w:ascii="Symbol" w:hAnsi="Symbol"/>
+        <w:rFonts w:ascii="Symbol" w:hAnsi="Symbol" w:hint="default"/>
       </w:rPr>
     </w:lvl>
     <w:lvl w:ilvl="4" w:tplc="0C0A0003" w:tentative="1">
@@ -24579,7 +24652,7 @@
         <w:ind w:left="4320" w:hanging="360"/>
       </w:pPr>
       <w:rPr>
-        <w:rFonts w:hint="default" w:ascii="Courier New" w:hAnsi="Courier New" w:cs="Courier New"/>
+        <w:rFonts w:ascii="Courier New" w:hAnsi="Courier New" w:cs="Courier New" w:hint="default"/>
       </w:rPr>
     </w:lvl>
     <w:lvl w:ilvl="5" w:tplc="0C0A0005" w:tentative="1">
@@ -24591,7 +24664,7 @@
         <w:ind w:left="5040" w:hanging="360"/>
       </w:pPr>
       <w:rPr>
-        <w:rFonts w:hint="default" w:ascii="Wingdings" w:hAnsi="Wingdings"/>
+        <w:rFonts w:ascii="Wingdings" w:hAnsi="Wingdings" w:hint="default"/>
       </w:rPr>
     </w:lvl>
     <w:lvl w:ilvl="6" w:tplc="0C0A0001" w:tentative="1">
@@ -24603,7 +24676,7 @@
         <w:ind w:left="5760" w:hanging="360"/>
       </w:pPr>
       <w:rPr>
-        <w:rFonts w:hint="default" w:ascii="Symbol" w:hAnsi="Symbol"/>
+        <w:rFonts w:ascii="Symbol" w:hAnsi="Symbol" w:hint="default"/>
       </w:rPr>
     </w:lvl>
     <w:lvl w:ilvl="7" w:tplc="0C0A0003" w:tentative="1">
@@ -24615,7 +24688,7 @@
         <w:ind w:left="6480" w:hanging="360"/>
       </w:pPr>
       <w:rPr>
-        <w:rFonts w:hint="default" w:ascii="Courier New" w:hAnsi="Courier New" w:cs="Courier New"/>
+        <w:rFonts w:ascii="Courier New" w:hAnsi="Courier New" w:cs="Courier New" w:hint="default"/>
       </w:rPr>
     </w:lvl>
     <w:lvl w:ilvl="8" w:tplc="0C0A0005" w:tentative="1">
@@ -24627,7 +24700,7 @@
         <w:ind w:left="7200" w:hanging="360"/>
       </w:pPr>
       <w:rPr>
-        <w:rFonts w:hint="default" w:ascii="Wingdings" w:hAnsi="Wingdings"/>
+        <w:rFonts w:ascii="Wingdings" w:hAnsi="Wingdings" w:hint="default"/>
       </w:rPr>
     </w:lvl>
   </w:abstractNum>
@@ -24644,7 +24717,7 @@
         <w:ind w:left="720" w:hanging="360"/>
       </w:pPr>
       <w:rPr>
-        <w:rFonts w:hint="default" w:ascii="Symbol" w:hAnsi="Symbol"/>
+        <w:rFonts w:ascii="Symbol" w:hAnsi="Symbol" w:hint="default"/>
       </w:rPr>
     </w:lvl>
     <w:lvl w:ilvl="1" w:tplc="0C0A0003" w:tentative="1">
@@ -24656,7 +24729,7 @@
         <w:ind w:left="1440" w:hanging="360"/>
       </w:pPr>
       <w:rPr>
-        <w:rFonts w:hint="default" w:ascii="Courier New" w:hAnsi="Courier New" w:cs="Courier New"/>
+        <w:rFonts w:ascii="Courier New" w:hAnsi="Courier New" w:cs="Courier New" w:hint="default"/>
       </w:rPr>
     </w:lvl>
     <w:lvl w:ilvl="2" w:tplc="0C0A0005" w:tentative="1">
@@ -24668,7 +24741,7 @@
         <w:ind w:left="2160" w:hanging="360"/>
       </w:pPr>
       <w:rPr>
-        <w:rFonts w:hint="default" w:ascii="Wingdings" w:hAnsi="Wingdings"/>
+        <w:rFonts w:ascii="Wingdings" w:hAnsi="Wingdings" w:hint="default"/>
       </w:rPr>
     </w:lvl>
     <w:lvl w:ilvl="3" w:tplc="0C0A0001" w:tentative="1">
@@ -24680,7 +24753,7 @@
         <w:ind w:left="2880" w:hanging="360"/>
       </w:pPr>
       <w:rPr>
-        <w:rFonts w:hint="default" w:ascii="Symbol" w:hAnsi="Symbol"/>
+        <w:rFonts w:ascii="Symbol" w:hAnsi="Symbol" w:hint="default"/>
       </w:rPr>
     </w:lvl>
     <w:lvl w:ilvl="4" w:tplc="0C0A0003" w:tentative="1">
@@ -24692,7 +24765,7 @@
         <w:ind w:left="3600" w:hanging="360"/>
       </w:pPr>
       <w:rPr>
-        <w:rFonts w:hint="default" w:ascii="Courier New" w:hAnsi="Courier New" w:cs="Courier New"/>
+        <w:rFonts w:ascii="Courier New" w:hAnsi="Courier New" w:cs="Courier New" w:hint="default"/>
       </w:rPr>
     </w:lvl>
     <w:lvl w:ilvl="5" w:tplc="0C0A0005" w:tentative="1">
@@ -24704,7 +24777,7 @@
         <w:ind w:left="4320" w:hanging="360"/>
       </w:pPr>
       <w:rPr>
-        <w:rFonts w:hint="default" w:ascii="Wingdings" w:hAnsi="Wingdings"/>
+        <w:rFonts w:ascii="Wingdings" w:hAnsi="Wingdings" w:hint="default"/>
       </w:rPr>
     </w:lvl>
     <w:lvl w:ilvl="6" w:tplc="0C0A0001" w:tentative="1">
@@ -24716,7 +24789,7 @@
         <w:ind w:left="5040" w:hanging="360"/>
       </w:pPr>
       <w:rPr>
-        <w:rFonts w:hint="default" w:ascii="Symbol" w:hAnsi="Symbol"/>
+        <w:rFonts w:ascii="Symbol" w:hAnsi="Symbol" w:hint="default"/>
       </w:rPr>
     </w:lvl>
     <w:lvl w:ilvl="7" w:tplc="0C0A0003" w:tentative="1">
@@ -24728,7 +24801,7 @@
         <w:ind w:left="5760" w:hanging="360"/>
       </w:pPr>
       <w:rPr>
-        <w:rFonts w:hint="default" w:ascii="Courier New" w:hAnsi="Courier New" w:cs="Courier New"/>
+        <w:rFonts w:ascii="Courier New" w:hAnsi="Courier New" w:cs="Courier New" w:hint="default"/>
       </w:rPr>
     </w:lvl>
     <w:lvl w:ilvl="8" w:tplc="0C0A0005" w:tentative="1">
@@ -24740,7 +24813,7 @@
         <w:ind w:left="6480" w:hanging="360"/>
       </w:pPr>
       <w:rPr>
-        <w:rFonts w:hint="default" w:ascii="Wingdings" w:hAnsi="Wingdings"/>
+        <w:rFonts w:ascii="Wingdings" w:hAnsi="Wingdings" w:hint="default"/>
       </w:rPr>
     </w:lvl>
   </w:abstractNum>
@@ -24757,7 +24830,7 @@
         <w:ind w:left="720" w:hanging="360"/>
       </w:pPr>
       <w:rPr>
-        <w:rFonts w:hint="default" w:ascii="Symbol" w:hAnsi="Symbol"/>
+        <w:rFonts w:ascii="Symbol" w:hAnsi="Symbol" w:hint="default"/>
         <w:color w:val="auto"/>
         <w:w w:val="100"/>
         <w:sz w:val="24"/>
@@ -24773,7 +24846,7 @@
         <w:ind w:left="1440" w:hanging="360"/>
       </w:pPr>
       <w:rPr>
-        <w:rFonts w:hint="default" w:ascii="Courier New" w:hAnsi="Courier New" w:cs="Courier New"/>
+        <w:rFonts w:ascii="Courier New" w:hAnsi="Courier New" w:cs="Courier New" w:hint="default"/>
       </w:rPr>
     </w:lvl>
     <w:lvl w:ilvl="2" w:tplc="0C0A0005" w:tentative="1">
@@ -24785,7 +24858,7 @@
         <w:ind w:left="2160" w:hanging="360"/>
       </w:pPr>
       <w:rPr>
-        <w:rFonts w:hint="default" w:ascii="Wingdings" w:hAnsi="Wingdings"/>
+        <w:rFonts w:ascii="Wingdings" w:hAnsi="Wingdings" w:hint="default"/>
       </w:rPr>
     </w:lvl>
     <w:lvl w:ilvl="3" w:tplc="0C0A0001" w:tentative="1">
@@ -24797,7 +24870,7 @@
         <w:ind w:left="2880" w:hanging="360"/>
       </w:pPr>
       <w:rPr>
-        <w:rFonts w:hint="default" w:ascii="Symbol" w:hAnsi="Symbol"/>
+        <w:rFonts w:ascii="Symbol" w:hAnsi="Symbol" w:hint="default"/>
       </w:rPr>
     </w:lvl>
     <w:lvl w:ilvl="4" w:tplc="0C0A0003" w:tentative="1">
@@ -24809,7 +24882,7 @@
         <w:ind w:left="3600" w:hanging="360"/>
       </w:pPr>
       <w:rPr>
-        <w:rFonts w:hint="default" w:ascii="Courier New" w:hAnsi="Courier New" w:cs="Courier New"/>
+        <w:rFonts w:ascii="Courier New" w:hAnsi="Courier New" w:cs="Courier New" w:hint="default"/>
       </w:rPr>
     </w:lvl>
     <w:lvl w:ilvl="5" w:tplc="0C0A0005" w:tentative="1">
@@ -24821,7 +24894,7 @@
         <w:ind w:left="4320" w:hanging="360"/>
       </w:pPr>
       <w:rPr>
-        <w:rFonts w:hint="default" w:ascii="Wingdings" w:hAnsi="Wingdings"/>
+        <w:rFonts w:ascii="Wingdings" w:hAnsi="Wingdings" w:hint="default"/>
       </w:rPr>
     </w:lvl>
     <w:lvl w:ilvl="6" w:tplc="0C0A0001" w:tentative="1">
@@ -24833,7 +24906,7 @@
         <w:ind w:left="5040" w:hanging="360"/>
       </w:pPr>
       <w:rPr>
-        <w:rFonts w:hint="default" w:ascii="Symbol" w:hAnsi="Symbol"/>
+        <w:rFonts w:ascii="Symbol" w:hAnsi="Symbol" w:hint="default"/>
       </w:rPr>
     </w:lvl>
     <w:lvl w:ilvl="7" w:tplc="0C0A0003" w:tentative="1">
@@ -24845,7 +24918,7 @@
         <w:ind w:left="5760" w:hanging="360"/>
       </w:pPr>
       <w:rPr>
-        <w:rFonts w:hint="default" w:ascii="Courier New" w:hAnsi="Courier New" w:cs="Courier New"/>
+        <w:rFonts w:ascii="Courier New" w:hAnsi="Courier New" w:cs="Courier New" w:hint="default"/>
       </w:rPr>
     </w:lvl>
     <w:lvl w:ilvl="8" w:tplc="0C0A0005" w:tentative="1">
@@ -24857,7 +24930,7 @@
         <w:ind w:left="6480" w:hanging="360"/>
       </w:pPr>
       <w:rPr>
-        <w:rFonts w:hint="default" w:ascii="Wingdings" w:hAnsi="Wingdings"/>
+        <w:rFonts w:ascii="Wingdings" w:hAnsi="Wingdings" w:hint="default"/>
       </w:rPr>
     </w:lvl>
   </w:abstractNum>
@@ -24874,7 +24947,7 @@
         <w:ind w:left="1440" w:hanging="360"/>
       </w:pPr>
       <w:rPr>
-        <w:rFonts w:hint="default" w:ascii="Courier New" w:hAnsi="Courier New" w:cs="Courier New"/>
+        <w:rFonts w:ascii="Courier New" w:hAnsi="Courier New" w:cs="Courier New" w:hint="default"/>
         <w:color w:val="auto"/>
         <w:w w:val="100"/>
         <w:sz w:val="24"/>
@@ -24890,7 +24963,7 @@
         <w:ind w:left="2160" w:hanging="360"/>
       </w:pPr>
       <w:rPr>
-        <w:rFonts w:hint="default" w:ascii="Courier New" w:hAnsi="Courier New" w:cs="Courier New"/>
+        <w:rFonts w:ascii="Courier New" w:hAnsi="Courier New" w:cs="Courier New" w:hint="default"/>
       </w:rPr>
     </w:lvl>
     <w:lvl w:ilvl="2" w:tplc="FFFFFFFF" w:tentative="1">
@@ -24902,7 +24975,7 @@
         <w:ind w:left="2880" w:hanging="360"/>
       </w:pPr>
       <w:rPr>
-        <w:rFonts w:hint="default" w:ascii="Wingdings" w:hAnsi="Wingdings"/>
+        <w:rFonts w:ascii="Wingdings" w:hAnsi="Wingdings" w:hint="default"/>
       </w:rPr>
     </w:lvl>
     <w:lvl w:ilvl="3" w:tplc="FFFFFFFF" w:tentative="1">
@@ -24914,7 +24987,7 @@
         <w:ind w:left="3600" w:hanging="360"/>
       </w:pPr>
       <w:rPr>
-        <w:rFonts w:hint="default" w:ascii="Symbol" w:hAnsi="Symbol"/>
+        <w:rFonts w:ascii="Symbol" w:hAnsi="Symbol" w:hint="default"/>
       </w:rPr>
     </w:lvl>
     <w:lvl w:ilvl="4" w:tplc="FFFFFFFF" w:tentative="1">
@@ -24926,7 +24999,7 @@
         <w:ind w:left="4320" w:hanging="360"/>
       </w:pPr>
       <w:rPr>
-        <w:rFonts w:hint="default" w:ascii="Courier New" w:hAnsi="Courier New" w:cs="Courier New"/>
+        <w:rFonts w:ascii="Courier New" w:hAnsi="Courier New" w:cs="Courier New" w:hint="default"/>
       </w:rPr>
     </w:lvl>
     <w:lvl w:ilvl="5" w:tplc="FFFFFFFF" w:tentative="1">
@@ -24938,7 +25011,7 @@
         <w:ind w:left="5040" w:hanging="360"/>
       </w:pPr>
       <w:rPr>
-        <w:rFonts w:hint="default" w:ascii="Wingdings" w:hAnsi="Wingdings"/>
+        <w:rFonts w:ascii="Wingdings" w:hAnsi="Wingdings" w:hint="default"/>
       </w:rPr>
     </w:lvl>
     <w:lvl w:ilvl="6" w:tplc="FFFFFFFF" w:tentative="1">
@@ -24950,7 +25023,7 @@
         <w:ind w:left="5760" w:hanging="360"/>
       </w:pPr>
       <w:rPr>
-        <w:rFonts w:hint="default" w:ascii="Symbol" w:hAnsi="Symbol"/>
+        <w:rFonts w:ascii="Symbol" w:hAnsi="Symbol" w:hint="default"/>
       </w:rPr>
     </w:lvl>
     <w:lvl w:ilvl="7" w:tplc="FFFFFFFF" w:tentative="1">
@@ -24962,7 +25035,7 @@
         <w:ind w:left="6480" w:hanging="360"/>
       </w:pPr>
       <w:rPr>
-        <w:rFonts w:hint="default" w:ascii="Courier New" w:hAnsi="Courier New" w:cs="Courier New"/>
+        <w:rFonts w:ascii="Courier New" w:hAnsi="Courier New" w:cs="Courier New" w:hint="default"/>
       </w:rPr>
     </w:lvl>
     <w:lvl w:ilvl="8" w:tplc="FFFFFFFF" w:tentative="1">
@@ -24974,7 +25047,7 @@
         <w:ind w:left="7200" w:hanging="360"/>
       </w:pPr>
       <w:rPr>
-        <w:rFonts w:hint="default" w:ascii="Wingdings" w:hAnsi="Wingdings"/>
+        <w:rFonts w:ascii="Wingdings" w:hAnsi="Wingdings" w:hint="default"/>
       </w:rPr>
     </w:lvl>
   </w:abstractNum>
@@ -25077,7 +25150,7 @@
         <w:ind w:left="720" w:hanging="360"/>
       </w:pPr>
       <w:rPr>
-        <w:rFonts w:hint="default" w:ascii="Symbol" w:hAnsi="Symbol"/>
+        <w:rFonts w:ascii="Symbol" w:hAnsi="Symbol" w:hint="default"/>
         <w:color w:val="auto"/>
         <w:w w:val="100"/>
         <w:sz w:val="24"/>
@@ -25093,7 +25166,7 @@
         <w:ind w:left="1440" w:hanging="360"/>
       </w:pPr>
       <w:rPr>
-        <w:rFonts w:hint="default" w:ascii="Courier New" w:hAnsi="Courier New" w:cs="Courier New"/>
+        <w:rFonts w:ascii="Courier New" w:hAnsi="Courier New" w:cs="Courier New" w:hint="default"/>
       </w:rPr>
     </w:lvl>
     <w:lvl w:ilvl="2" w:tplc="FFFFFFFF" w:tentative="1">
@@ -25105,7 +25178,7 @@
         <w:ind w:left="2160" w:hanging="360"/>
       </w:pPr>
       <w:rPr>
-        <w:rFonts w:hint="default" w:ascii="Wingdings" w:hAnsi="Wingdings"/>
+        <w:rFonts w:ascii="Wingdings" w:hAnsi="Wingdings" w:hint="default"/>
       </w:rPr>
     </w:lvl>
     <w:lvl w:ilvl="3" w:tplc="FFFFFFFF" w:tentative="1">
@@ -25117,7 +25190,7 @@
         <w:ind w:left="2880" w:hanging="360"/>
       </w:pPr>
       <w:rPr>
-        <w:rFonts w:hint="default" w:ascii="Symbol" w:hAnsi="Symbol"/>
+        <w:rFonts w:ascii="Symbol" w:hAnsi="Symbol" w:hint="default"/>
       </w:rPr>
     </w:lvl>
     <w:lvl w:ilvl="4" w:tplc="FFFFFFFF" w:tentative="1">
@@ -25129,7 +25202,7 @@
         <w:ind w:left="3600" w:hanging="360"/>
       </w:pPr>
       <w:rPr>
-        <w:rFonts w:hint="default" w:ascii="Courier New" w:hAnsi="Courier New" w:cs="Courier New"/>
+        <w:rFonts w:ascii="Courier New" w:hAnsi="Courier New" w:cs="Courier New" w:hint="default"/>
       </w:rPr>
     </w:lvl>
     <w:lvl w:ilvl="5" w:tplc="FFFFFFFF" w:tentative="1">
@@ -25141,7 +25214,7 @@
         <w:ind w:left="4320" w:hanging="360"/>
       </w:pPr>
       <w:rPr>
-        <w:rFonts w:hint="default" w:ascii="Wingdings" w:hAnsi="Wingdings"/>
+        <w:rFonts w:ascii="Wingdings" w:hAnsi="Wingdings" w:hint="default"/>
       </w:rPr>
     </w:lvl>
     <w:lvl w:ilvl="6" w:tplc="FFFFFFFF" w:tentative="1">
@@ -25153,7 +25226,7 @@
         <w:ind w:left="5040" w:hanging="360"/>
       </w:pPr>
       <w:rPr>
-        <w:rFonts w:hint="default" w:ascii="Symbol" w:hAnsi="Symbol"/>
+        <w:rFonts w:ascii="Symbol" w:hAnsi="Symbol" w:hint="default"/>
       </w:rPr>
     </w:lvl>
     <w:lvl w:ilvl="7" w:tplc="FFFFFFFF" w:tentative="1">
@@ -25165,7 +25238,7 @@
         <w:ind w:left="5760" w:hanging="360"/>
       </w:pPr>
       <w:rPr>
-        <w:rFonts w:hint="default" w:ascii="Courier New" w:hAnsi="Courier New" w:cs="Courier New"/>
+        <w:rFonts w:ascii="Courier New" w:hAnsi="Courier New" w:cs="Courier New" w:hint="default"/>
       </w:rPr>
     </w:lvl>
     <w:lvl w:ilvl="8" w:tplc="FFFFFFFF" w:tentative="1">
@@ -25177,7 +25250,7 @@
         <w:ind w:left="6480" w:hanging="360"/>
       </w:pPr>
       <w:rPr>
-        <w:rFonts w:hint="default" w:ascii="Wingdings" w:hAnsi="Wingdings"/>
+        <w:rFonts w:ascii="Wingdings" w:hAnsi="Wingdings" w:hint="default"/>
       </w:rPr>
     </w:lvl>
   </w:abstractNum>
@@ -25479,7 +25552,7 @@
         <w:ind w:left="720" w:hanging="360"/>
       </w:pPr>
       <w:rPr>
-        <w:rFonts w:hint="default" w:ascii="Symbol" w:hAnsi="Symbol"/>
+        <w:rFonts w:ascii="Symbol" w:hAnsi="Symbol" w:hint="default"/>
         <w:color w:val="auto"/>
         <w:w w:val="100"/>
         <w:sz w:val="24"/>
@@ -25495,7 +25568,7 @@
         <w:ind w:left="1440" w:hanging="360"/>
       </w:pPr>
       <w:rPr>
-        <w:rFonts w:hint="default" w:ascii="Courier New" w:hAnsi="Courier New" w:cs="Courier New"/>
+        <w:rFonts w:ascii="Courier New" w:hAnsi="Courier New" w:cs="Courier New" w:hint="default"/>
       </w:rPr>
     </w:lvl>
     <w:lvl w:ilvl="2" w:tplc="0C0A0005" w:tentative="1">
@@ -25507,7 +25580,7 @@
         <w:ind w:left="2160" w:hanging="360"/>
       </w:pPr>
       <w:rPr>
-        <w:rFonts w:hint="default" w:ascii="Wingdings" w:hAnsi="Wingdings"/>
+        <w:rFonts w:ascii="Wingdings" w:hAnsi="Wingdings" w:hint="default"/>
       </w:rPr>
     </w:lvl>
     <w:lvl w:ilvl="3" w:tplc="0C0A0001" w:tentative="1">
@@ -25519,7 +25592,7 @@
         <w:ind w:left="2880" w:hanging="360"/>
       </w:pPr>
       <w:rPr>
-        <w:rFonts w:hint="default" w:ascii="Symbol" w:hAnsi="Symbol"/>
+        <w:rFonts w:ascii="Symbol" w:hAnsi="Symbol" w:hint="default"/>
       </w:rPr>
     </w:lvl>
     <w:lvl w:ilvl="4" w:tplc="0C0A0003" w:tentative="1">
@@ -25531,7 +25604,7 @@
         <w:ind w:left="3600" w:hanging="360"/>
       </w:pPr>
       <w:rPr>
-        <w:rFonts w:hint="default" w:ascii="Courier New" w:hAnsi="Courier New" w:cs="Courier New"/>
+        <w:rFonts w:ascii="Courier New" w:hAnsi="Courier New" w:cs="Courier New" w:hint="default"/>
       </w:rPr>
     </w:lvl>
     <w:lvl w:ilvl="5" w:tplc="0C0A0005" w:tentative="1">
@@ -25543,7 +25616,7 @@
         <w:ind w:left="4320" w:hanging="360"/>
       </w:pPr>
       <w:rPr>
-        <w:rFonts w:hint="default" w:ascii="Wingdings" w:hAnsi="Wingdings"/>
+        <w:rFonts w:ascii="Wingdings" w:hAnsi="Wingdings" w:hint="default"/>
       </w:rPr>
     </w:lvl>
     <w:lvl w:ilvl="6" w:tplc="0C0A0001" w:tentative="1">
@@ -25555,7 +25628,7 @@
         <w:ind w:left="5040" w:hanging="360"/>
       </w:pPr>
       <w:rPr>
-        <w:rFonts w:hint="default" w:ascii="Symbol" w:hAnsi="Symbol"/>
+        <w:rFonts w:ascii="Symbol" w:hAnsi="Symbol" w:hint="default"/>
       </w:rPr>
     </w:lvl>
     <w:lvl w:ilvl="7" w:tplc="0C0A0003" w:tentative="1">
@@ -25567,7 +25640,7 @@
         <w:ind w:left="5760" w:hanging="360"/>
       </w:pPr>
       <w:rPr>
-        <w:rFonts w:hint="default" w:ascii="Courier New" w:hAnsi="Courier New" w:cs="Courier New"/>
+        <w:rFonts w:ascii="Courier New" w:hAnsi="Courier New" w:cs="Courier New" w:hint="default"/>
       </w:rPr>
     </w:lvl>
     <w:lvl w:ilvl="8" w:tplc="0C0A0005" w:tentative="1">
@@ -25579,7 +25652,7 @@
         <w:ind w:left="6480" w:hanging="360"/>
       </w:pPr>
       <w:rPr>
-        <w:rFonts w:hint="default" w:ascii="Wingdings" w:hAnsi="Wingdings"/>
+        <w:rFonts w:ascii="Wingdings" w:hAnsi="Wingdings" w:hint="default"/>
       </w:rPr>
     </w:lvl>
   </w:abstractNum>
@@ -25596,7 +25669,7 @@
         <w:ind w:left="1440" w:hanging="360"/>
       </w:pPr>
       <w:rPr>
-        <w:rFonts w:hint="default" w:ascii="Courier New" w:hAnsi="Courier New" w:cs="Courier New"/>
+        <w:rFonts w:ascii="Courier New" w:hAnsi="Courier New" w:cs="Courier New" w:hint="default"/>
       </w:rPr>
     </w:lvl>
     <w:lvl w:ilvl="1" w:tplc="0C0A0003" w:tentative="1">
@@ -25608,7 +25681,7 @@
         <w:ind w:left="2160" w:hanging="360"/>
       </w:pPr>
       <w:rPr>
-        <w:rFonts w:hint="default" w:ascii="Courier New" w:hAnsi="Courier New" w:cs="Courier New"/>
+        <w:rFonts w:ascii="Courier New" w:hAnsi="Courier New" w:cs="Courier New" w:hint="default"/>
       </w:rPr>
     </w:lvl>
     <w:lvl w:ilvl="2" w:tplc="0C0A0005" w:tentative="1">
@@ -25620,7 +25693,7 @@
         <w:ind w:left="2880" w:hanging="360"/>
       </w:pPr>
       <w:rPr>
-        <w:rFonts w:hint="default" w:ascii="Wingdings" w:hAnsi="Wingdings"/>
+        <w:rFonts w:ascii="Wingdings" w:hAnsi="Wingdings" w:hint="default"/>
       </w:rPr>
     </w:lvl>
     <w:lvl w:ilvl="3" w:tplc="0C0A0001" w:tentative="1">
@@ -25632,7 +25705,7 @@
         <w:ind w:left="3600" w:hanging="360"/>
       </w:pPr>
       <w:rPr>
-        <w:rFonts w:hint="default" w:ascii="Symbol" w:hAnsi="Symbol"/>
+        <w:rFonts w:ascii="Symbol" w:hAnsi="Symbol" w:hint="default"/>
       </w:rPr>
     </w:lvl>
     <w:lvl w:ilvl="4" w:tplc="0C0A0003" w:tentative="1">
@@ -25644,7 +25717,7 @@
         <w:ind w:left="4320" w:hanging="360"/>
       </w:pPr>
       <w:rPr>
-        <w:rFonts w:hint="default" w:ascii="Courier New" w:hAnsi="Courier New" w:cs="Courier New"/>
+        <w:rFonts w:ascii="Courier New" w:hAnsi="Courier New" w:cs="Courier New" w:hint="default"/>
       </w:rPr>
     </w:lvl>
     <w:lvl w:ilvl="5" w:tplc="0C0A0005" w:tentative="1">
@@ -25656,7 +25729,7 @@
         <w:ind w:left="5040" w:hanging="360"/>
       </w:pPr>
       <w:rPr>
-        <w:rFonts w:hint="default" w:ascii="Wingdings" w:hAnsi="Wingdings"/>
+        <w:rFonts w:ascii="Wingdings" w:hAnsi="Wingdings" w:hint="default"/>
       </w:rPr>
     </w:lvl>
     <w:lvl w:ilvl="6" w:tplc="0C0A0001" w:tentative="1">
@@ -25668,7 +25741,7 @@
         <w:ind w:left="5760" w:hanging="360"/>
       </w:pPr>
       <w:rPr>
-        <w:rFonts w:hint="default" w:ascii="Symbol" w:hAnsi="Symbol"/>
+        <w:rFonts w:ascii="Symbol" w:hAnsi="Symbol" w:hint="default"/>
       </w:rPr>
     </w:lvl>
     <w:lvl w:ilvl="7" w:tplc="0C0A0003" w:tentative="1">
@@ -25680,7 +25753,7 @@
         <w:ind w:left="6480" w:hanging="360"/>
       </w:pPr>
       <w:rPr>
-        <w:rFonts w:hint="default" w:ascii="Courier New" w:hAnsi="Courier New" w:cs="Courier New"/>
+        <w:rFonts w:ascii="Courier New" w:hAnsi="Courier New" w:cs="Courier New" w:hint="default"/>
       </w:rPr>
     </w:lvl>
     <w:lvl w:ilvl="8" w:tplc="0C0A0005" w:tentative="1">
@@ -25692,7 +25765,7 @@
         <w:ind w:left="7200" w:hanging="360"/>
       </w:pPr>
       <w:rPr>
-        <w:rFonts w:hint="default" w:ascii="Wingdings" w:hAnsi="Wingdings"/>
+        <w:rFonts w:ascii="Wingdings" w:hAnsi="Wingdings" w:hint="default"/>
       </w:rPr>
     </w:lvl>
   </w:abstractNum>
@@ -25709,7 +25782,7 @@
         <w:ind w:left="360" w:hanging="360"/>
       </w:pPr>
       <w:rPr>
-        <w:rFonts w:hint="default" w:ascii="Symbol" w:hAnsi="Symbol"/>
+        <w:rFonts w:ascii="Symbol" w:hAnsi="Symbol" w:hint="default"/>
       </w:rPr>
     </w:lvl>
     <w:lvl w:ilvl="1" w:tplc="0C0A0003" w:tentative="1">
@@ -25721,7 +25794,7 @@
         <w:ind w:left="1080" w:hanging="360"/>
       </w:pPr>
       <w:rPr>
-        <w:rFonts w:hint="default" w:ascii="Courier New" w:hAnsi="Courier New" w:cs="Courier New"/>
+        <w:rFonts w:ascii="Courier New" w:hAnsi="Courier New" w:cs="Courier New" w:hint="default"/>
       </w:rPr>
     </w:lvl>
     <w:lvl w:ilvl="2" w:tplc="0C0A0005" w:tentative="1">
@@ -25733,7 +25806,7 @@
         <w:ind w:left="1800" w:hanging="360"/>
       </w:pPr>
       <w:rPr>
-        <w:rFonts w:hint="default" w:ascii="Wingdings" w:hAnsi="Wingdings"/>
+        <w:rFonts w:ascii="Wingdings" w:hAnsi="Wingdings" w:hint="default"/>
       </w:rPr>
     </w:lvl>
     <w:lvl w:ilvl="3" w:tplc="0C0A0001" w:tentative="1">
@@ -25745,7 +25818,7 @@
         <w:ind w:left="2520" w:hanging="360"/>
       </w:pPr>
       <w:rPr>
-        <w:rFonts w:hint="default" w:ascii="Symbol" w:hAnsi="Symbol"/>
+        <w:rFonts w:ascii="Symbol" w:hAnsi="Symbol" w:hint="default"/>
       </w:rPr>
     </w:lvl>
     <w:lvl w:ilvl="4" w:tplc="0C0A0003" w:tentative="1">
@@ -25757,7 +25830,7 @@
         <w:ind w:left="3240" w:hanging="360"/>
       </w:pPr>
       <w:rPr>
-        <w:rFonts w:hint="default" w:ascii="Courier New" w:hAnsi="Courier New" w:cs="Courier New"/>
+        <w:rFonts w:ascii="Courier New" w:hAnsi="Courier New" w:cs="Courier New" w:hint="default"/>
       </w:rPr>
     </w:lvl>
     <w:lvl w:ilvl="5" w:tplc="0C0A0005" w:tentative="1">
@@ -25769,7 +25842,7 @@
         <w:ind w:left="3960" w:hanging="360"/>
       </w:pPr>
       <w:rPr>
-        <w:rFonts w:hint="default" w:ascii="Wingdings" w:hAnsi="Wingdings"/>
+        <w:rFonts w:ascii="Wingdings" w:hAnsi="Wingdings" w:hint="default"/>
       </w:rPr>
     </w:lvl>
     <w:lvl w:ilvl="6" w:tplc="0C0A0001" w:tentative="1">
@@ -25781,7 +25854,7 @@
         <w:ind w:left="4680" w:hanging="360"/>
       </w:pPr>
       <w:rPr>
-        <w:rFonts w:hint="default" w:ascii="Symbol" w:hAnsi="Symbol"/>
+        <w:rFonts w:ascii="Symbol" w:hAnsi="Symbol" w:hint="default"/>
       </w:rPr>
     </w:lvl>
     <w:lvl w:ilvl="7" w:tplc="0C0A0003" w:tentative="1">
@@ -25793,7 +25866,7 @@
         <w:ind w:left="5400" w:hanging="360"/>
       </w:pPr>
       <w:rPr>
-        <w:rFonts w:hint="default" w:ascii="Courier New" w:hAnsi="Courier New" w:cs="Courier New"/>
+        <w:rFonts w:ascii="Courier New" w:hAnsi="Courier New" w:cs="Courier New" w:hint="default"/>
       </w:rPr>
     </w:lvl>
     <w:lvl w:ilvl="8" w:tplc="0C0A0005" w:tentative="1">
@@ -25805,7 +25878,7 @@
         <w:ind w:left="6120" w:hanging="360"/>
       </w:pPr>
       <w:rPr>
-        <w:rFonts w:hint="default" w:ascii="Wingdings" w:hAnsi="Wingdings"/>
+        <w:rFonts w:ascii="Wingdings" w:hAnsi="Wingdings" w:hint="default"/>
       </w:rPr>
     </w:lvl>
   </w:abstractNum>
@@ -25822,7 +25895,7 @@
         <w:ind w:left="720" w:hanging="360"/>
       </w:pPr>
       <w:rPr>
-        <w:rFonts w:hint="default" w:ascii="Symbol" w:hAnsi="Symbol"/>
+        <w:rFonts w:ascii="Symbol" w:hAnsi="Symbol" w:hint="default"/>
         <w:color w:val="auto"/>
         <w:w w:val="100"/>
         <w:sz w:val="24"/>
@@ -25838,7 +25911,7 @@
         <w:ind w:left="1440" w:hanging="360"/>
       </w:pPr>
       <w:rPr>
-        <w:rFonts w:hint="default" w:ascii="Courier New" w:hAnsi="Courier New" w:cs="Courier New"/>
+        <w:rFonts w:ascii="Courier New" w:hAnsi="Courier New" w:cs="Courier New" w:hint="default"/>
       </w:rPr>
     </w:lvl>
     <w:lvl w:ilvl="2" w:tplc="0C0A0005" w:tentative="1">
@@ -25850,7 +25923,7 @@
         <w:ind w:left="2160" w:hanging="360"/>
       </w:pPr>
       <w:rPr>
-        <w:rFonts w:hint="default" w:ascii="Wingdings" w:hAnsi="Wingdings"/>
+        <w:rFonts w:ascii="Wingdings" w:hAnsi="Wingdings" w:hint="default"/>
       </w:rPr>
     </w:lvl>
     <w:lvl w:ilvl="3" w:tplc="0C0A0001" w:tentative="1">
@@ -25862,7 +25935,7 @@
         <w:ind w:left="2880" w:hanging="360"/>
       </w:pPr>
       <w:rPr>
-        <w:rFonts w:hint="default" w:ascii="Symbol" w:hAnsi="Symbol"/>
+        <w:rFonts w:ascii="Symbol" w:hAnsi="Symbol" w:hint="default"/>
       </w:rPr>
     </w:lvl>
     <w:lvl w:ilvl="4" w:tplc="0C0A0003" w:tentative="1">
@@ -25874,7 +25947,7 @@
         <w:ind w:left="3600" w:hanging="360"/>
       </w:pPr>
       <w:rPr>
-        <w:rFonts w:hint="default" w:ascii="Courier New" w:hAnsi="Courier New" w:cs="Courier New"/>
+        <w:rFonts w:ascii="Courier New" w:hAnsi="Courier New" w:cs="Courier New" w:hint="default"/>
       </w:rPr>
     </w:lvl>
     <w:lvl w:ilvl="5" w:tplc="0C0A0005" w:tentative="1">
@@ -25886,7 +25959,7 @@
         <w:ind w:left="4320" w:hanging="360"/>
       </w:pPr>
       <w:rPr>
-        <w:rFonts w:hint="default" w:ascii="Wingdings" w:hAnsi="Wingdings"/>
+        <w:rFonts w:ascii="Wingdings" w:hAnsi="Wingdings" w:hint="default"/>
       </w:rPr>
     </w:lvl>
     <w:lvl w:ilvl="6" w:tplc="0C0A0001" w:tentative="1">
@@ -25898,7 +25971,7 @@
         <w:ind w:left="5040" w:hanging="360"/>
       </w:pPr>
       <w:rPr>
-        <w:rFonts w:hint="default" w:ascii="Symbol" w:hAnsi="Symbol"/>
+        <w:rFonts w:ascii="Symbol" w:hAnsi="Symbol" w:hint="default"/>
       </w:rPr>
     </w:lvl>
     <w:lvl w:ilvl="7" w:tplc="0C0A0003" w:tentative="1">
@@ -25910,7 +25983,7 @@
         <w:ind w:left="5760" w:hanging="360"/>
       </w:pPr>
       <w:rPr>
-        <w:rFonts w:hint="default" w:ascii="Courier New" w:hAnsi="Courier New" w:cs="Courier New"/>
+        <w:rFonts w:ascii="Courier New" w:hAnsi="Courier New" w:cs="Courier New" w:hint="default"/>
       </w:rPr>
     </w:lvl>
     <w:lvl w:ilvl="8" w:tplc="0C0A0005" w:tentative="1">
@@ -25922,7 +25995,7 @@
         <w:ind w:left="6480" w:hanging="360"/>
       </w:pPr>
       <w:rPr>
-        <w:rFonts w:hint="default" w:ascii="Wingdings" w:hAnsi="Wingdings"/>
+        <w:rFonts w:ascii="Wingdings" w:hAnsi="Wingdings" w:hint="default"/>
       </w:rPr>
     </w:lvl>
   </w:abstractNum>
@@ -25939,7 +26012,7 @@
         <w:ind w:left="720" w:hanging="360"/>
       </w:pPr>
       <w:rPr>
-        <w:rFonts w:hint="default" w:ascii="Symbol" w:hAnsi="Symbol"/>
+        <w:rFonts w:ascii="Symbol" w:hAnsi="Symbol" w:hint="default"/>
         <w:color w:val="auto"/>
         <w:w w:val="100"/>
         <w:sz w:val="24"/>
@@ -25955,7 +26028,7 @@
         <w:ind w:left="1440" w:hanging="360"/>
       </w:pPr>
       <w:rPr>
-        <w:rFonts w:hint="default" w:ascii="Courier New" w:hAnsi="Courier New" w:cs="Courier New"/>
+        <w:rFonts w:ascii="Courier New" w:hAnsi="Courier New" w:cs="Courier New" w:hint="default"/>
       </w:rPr>
     </w:lvl>
     <w:lvl w:ilvl="2" w:tplc="0C0A0005" w:tentative="1">
@@ -25967,7 +26040,7 @@
         <w:ind w:left="2160" w:hanging="360"/>
       </w:pPr>
       <w:rPr>
-        <w:rFonts w:hint="default" w:ascii="Wingdings" w:hAnsi="Wingdings"/>
+        <w:rFonts w:ascii="Wingdings" w:hAnsi="Wingdings" w:hint="default"/>
       </w:rPr>
     </w:lvl>
     <w:lvl w:ilvl="3" w:tplc="0C0A0001" w:tentative="1">
@@ -25979,7 +26052,7 @@
         <w:ind w:left="2880" w:hanging="360"/>
       </w:pPr>
       <w:rPr>
-        <w:rFonts w:hint="default" w:ascii="Symbol" w:hAnsi="Symbol"/>
+        <w:rFonts w:ascii="Symbol" w:hAnsi="Symbol" w:hint="default"/>
       </w:rPr>
     </w:lvl>
     <w:lvl w:ilvl="4" w:tplc="0C0A0003" w:tentative="1">
@@ -25991,7 +26064,7 @@
         <w:ind w:left="3600" w:hanging="360"/>
       </w:pPr>
       <w:rPr>
-        <w:rFonts w:hint="default" w:ascii="Courier New" w:hAnsi="Courier New" w:cs="Courier New"/>
+        <w:rFonts w:ascii="Courier New" w:hAnsi="Courier New" w:cs="Courier New" w:hint="default"/>
       </w:rPr>
     </w:lvl>
     <w:lvl w:ilvl="5" w:tplc="0C0A0005" w:tentative="1">
@@ -26003,7 +26076,7 @@
         <w:ind w:left="4320" w:hanging="360"/>
       </w:pPr>
       <w:rPr>
-        <w:rFonts w:hint="default" w:ascii="Wingdings" w:hAnsi="Wingdings"/>
+        <w:rFonts w:ascii="Wingdings" w:hAnsi="Wingdings" w:hint="default"/>
       </w:rPr>
     </w:lvl>
     <w:lvl w:ilvl="6" w:tplc="0C0A0001" w:tentative="1">
@@ -26015,7 +26088,7 @@
         <w:ind w:left="5040" w:hanging="360"/>
       </w:pPr>
       <w:rPr>
-        <w:rFonts w:hint="default" w:ascii="Symbol" w:hAnsi="Symbol"/>
+        <w:rFonts w:ascii="Symbol" w:hAnsi="Symbol" w:hint="default"/>
       </w:rPr>
     </w:lvl>
     <w:lvl w:ilvl="7" w:tplc="0C0A0003" w:tentative="1">
@@ -26027,7 +26100,7 @@
         <w:ind w:left="5760" w:hanging="360"/>
       </w:pPr>
       <w:rPr>
-        <w:rFonts w:hint="default" w:ascii="Courier New" w:hAnsi="Courier New" w:cs="Courier New"/>
+        <w:rFonts w:ascii="Courier New" w:hAnsi="Courier New" w:cs="Courier New" w:hint="default"/>
       </w:rPr>
     </w:lvl>
     <w:lvl w:ilvl="8" w:tplc="0C0A0005" w:tentative="1">
@@ -26039,7 +26112,7 @@
         <w:ind w:left="6480" w:hanging="360"/>
       </w:pPr>
       <w:rPr>
-        <w:rFonts w:hint="default" w:ascii="Wingdings" w:hAnsi="Wingdings"/>
+        <w:rFonts w:ascii="Wingdings" w:hAnsi="Wingdings" w:hint="default"/>
       </w:rPr>
     </w:lvl>
   </w:abstractNum>
@@ -26172,7 +26245,7 @@
         <w:ind w:left="720" w:hanging="360"/>
       </w:pPr>
       <w:rPr>
-        <w:rFonts w:hint="default" w:ascii="Symbol" w:hAnsi="Symbol"/>
+        <w:rFonts w:ascii="Symbol" w:hAnsi="Symbol" w:hint="default"/>
         <w:sz w:val="20"/>
       </w:rPr>
     </w:lvl>
@@ -26188,7 +26261,7 @@
         <w:ind w:left="1440" w:hanging="360"/>
       </w:pPr>
       <w:rPr>
-        <w:rFonts w:hint="default" w:ascii="Courier New" w:hAnsi="Courier New"/>
+        <w:rFonts w:ascii="Courier New" w:hAnsi="Courier New" w:hint="default"/>
         <w:sz w:val="20"/>
       </w:rPr>
     </w:lvl>
@@ -26204,7 +26277,7 @@
         <w:ind w:left="2160" w:hanging="360"/>
       </w:pPr>
       <w:rPr>
-        <w:rFonts w:hint="default" w:ascii="Wingdings" w:hAnsi="Wingdings"/>
+        <w:rFonts w:ascii="Wingdings" w:hAnsi="Wingdings" w:hint="default"/>
         <w:sz w:val="20"/>
       </w:rPr>
     </w:lvl>
@@ -26220,7 +26293,7 @@
         <w:ind w:left="2880" w:hanging="360"/>
       </w:pPr>
       <w:rPr>
-        <w:rFonts w:hint="default" w:ascii="Wingdings" w:hAnsi="Wingdings"/>
+        <w:rFonts w:ascii="Wingdings" w:hAnsi="Wingdings" w:hint="default"/>
         <w:sz w:val="20"/>
       </w:rPr>
     </w:lvl>
@@ -26236,7 +26309,7 @@
         <w:ind w:left="3600" w:hanging="360"/>
       </w:pPr>
       <w:rPr>
-        <w:rFonts w:hint="default" w:ascii="Wingdings" w:hAnsi="Wingdings"/>
+        <w:rFonts w:ascii="Wingdings" w:hAnsi="Wingdings" w:hint="default"/>
         <w:sz w:val="20"/>
       </w:rPr>
     </w:lvl>
@@ -26252,7 +26325,7 @@
         <w:ind w:left="4320" w:hanging="360"/>
       </w:pPr>
       <w:rPr>
-        <w:rFonts w:hint="default" w:ascii="Wingdings" w:hAnsi="Wingdings"/>
+        <w:rFonts w:ascii="Wingdings" w:hAnsi="Wingdings" w:hint="default"/>
         <w:sz w:val="20"/>
       </w:rPr>
     </w:lvl>
@@ -26268,7 +26341,7 @@
         <w:ind w:left="5040" w:hanging="360"/>
       </w:pPr>
       <w:rPr>
-        <w:rFonts w:hint="default" w:ascii="Wingdings" w:hAnsi="Wingdings"/>
+        <w:rFonts w:ascii="Wingdings" w:hAnsi="Wingdings" w:hint="default"/>
         <w:sz w:val="20"/>
       </w:rPr>
     </w:lvl>
@@ -26284,7 +26357,7 @@
         <w:ind w:left="5760" w:hanging="360"/>
       </w:pPr>
       <w:rPr>
-        <w:rFonts w:hint="default" w:ascii="Wingdings" w:hAnsi="Wingdings"/>
+        <w:rFonts w:ascii="Wingdings" w:hAnsi="Wingdings" w:hint="default"/>
         <w:sz w:val="20"/>
       </w:rPr>
     </w:lvl>
@@ -26300,7 +26373,7 @@
         <w:ind w:left="6480" w:hanging="360"/>
       </w:pPr>
       <w:rPr>
-        <w:rFonts w:hint="default" w:ascii="Wingdings" w:hAnsi="Wingdings"/>
+        <w:rFonts w:ascii="Wingdings" w:hAnsi="Wingdings" w:hint="default"/>
         <w:sz w:val="20"/>
       </w:rPr>
     </w:lvl>
@@ -26544,7 +26617,7 @@
         <w:ind w:left="720" w:hanging="360"/>
       </w:pPr>
       <w:rPr>
-        <w:rFonts w:hint="default" w:ascii="Symbol" w:hAnsi="Symbol"/>
+        <w:rFonts w:ascii="Symbol" w:hAnsi="Symbol" w:hint="default"/>
         <w:color w:val="auto"/>
         <w:w w:val="100"/>
         <w:sz w:val="24"/>
@@ -26560,7 +26633,7 @@
         <w:ind w:left="1440" w:hanging="360"/>
       </w:pPr>
       <w:rPr>
-        <w:rFonts w:hint="default" w:ascii="Courier New" w:hAnsi="Courier New" w:cs="Courier New"/>
+        <w:rFonts w:ascii="Courier New" w:hAnsi="Courier New" w:cs="Courier New" w:hint="default"/>
       </w:rPr>
     </w:lvl>
     <w:lvl w:ilvl="2" w:tplc="0C0A0005" w:tentative="1">
@@ -26572,7 +26645,7 @@
         <w:ind w:left="2160" w:hanging="360"/>
       </w:pPr>
       <w:rPr>
-        <w:rFonts w:hint="default" w:ascii="Wingdings" w:hAnsi="Wingdings"/>
+        <w:rFonts w:ascii="Wingdings" w:hAnsi="Wingdings" w:hint="default"/>
       </w:rPr>
     </w:lvl>
     <w:lvl w:ilvl="3" w:tplc="0C0A0001" w:tentative="1">
@@ -26584,7 +26657,7 @@
         <w:ind w:left="2880" w:hanging="360"/>
       </w:pPr>
       <w:rPr>
-        <w:rFonts w:hint="default" w:ascii="Symbol" w:hAnsi="Symbol"/>
+        <w:rFonts w:ascii="Symbol" w:hAnsi="Symbol" w:hint="default"/>
       </w:rPr>
     </w:lvl>
     <w:lvl w:ilvl="4" w:tplc="0C0A0003" w:tentative="1">
@@ -26596,7 +26669,7 @@
         <w:ind w:left="3600" w:hanging="360"/>
       </w:pPr>
       <w:rPr>
-        <w:rFonts w:hint="default" w:ascii="Courier New" w:hAnsi="Courier New" w:cs="Courier New"/>
+        <w:rFonts w:ascii="Courier New" w:hAnsi="Courier New" w:cs="Courier New" w:hint="default"/>
       </w:rPr>
     </w:lvl>
     <w:lvl w:ilvl="5" w:tplc="0C0A0005" w:tentative="1">
@@ -26608,7 +26681,7 @@
         <w:ind w:left="4320" w:hanging="360"/>
       </w:pPr>
       <w:rPr>
-        <w:rFonts w:hint="default" w:ascii="Wingdings" w:hAnsi="Wingdings"/>
+        <w:rFonts w:ascii="Wingdings" w:hAnsi="Wingdings" w:hint="default"/>
       </w:rPr>
     </w:lvl>
     <w:lvl w:ilvl="6" w:tplc="0C0A0001" w:tentative="1">
@@ -26620,7 +26693,7 @@
         <w:ind w:left="5040" w:hanging="360"/>
       </w:pPr>
       <w:rPr>
-        <w:rFonts w:hint="default" w:ascii="Symbol" w:hAnsi="Symbol"/>
+        <w:rFonts w:ascii="Symbol" w:hAnsi="Symbol" w:hint="default"/>
       </w:rPr>
     </w:lvl>
     <w:lvl w:ilvl="7" w:tplc="0C0A0003" w:tentative="1">
@@ -26632,7 +26705,7 @@
         <w:ind w:left="5760" w:hanging="360"/>
       </w:pPr>
       <w:rPr>
-        <w:rFonts w:hint="default" w:ascii="Courier New" w:hAnsi="Courier New" w:cs="Courier New"/>
+        <w:rFonts w:ascii="Courier New" w:hAnsi="Courier New" w:cs="Courier New" w:hint="default"/>
       </w:rPr>
     </w:lvl>
     <w:lvl w:ilvl="8" w:tplc="0C0A0005" w:tentative="1">
@@ -26644,7 +26717,7 @@
         <w:ind w:left="6480" w:hanging="360"/>
       </w:pPr>
       <w:rPr>
-        <w:rFonts w:hint="default" w:ascii="Wingdings" w:hAnsi="Wingdings"/>
+        <w:rFonts w:ascii="Wingdings" w:hAnsi="Wingdings" w:hint="default"/>
       </w:rPr>
     </w:lvl>
   </w:abstractNum>
@@ -26774,7 +26847,7 @@
         <w:ind w:left="720" w:hanging="360"/>
       </w:pPr>
       <w:rPr>
-        <w:rFonts w:hint="default" w:ascii="Symbol" w:hAnsi="Symbol"/>
+        <w:rFonts w:ascii="Symbol" w:hAnsi="Symbol" w:hint="default"/>
         <w:color w:val="auto"/>
         <w:w w:val="100"/>
         <w:sz w:val="24"/>
@@ -26790,7 +26863,7 @@
         <w:ind w:left="1440" w:hanging="360"/>
       </w:pPr>
       <w:rPr>
-        <w:rFonts w:hint="default" w:ascii="Courier New" w:hAnsi="Courier New" w:cs="Courier New"/>
+        <w:rFonts w:ascii="Courier New" w:hAnsi="Courier New" w:cs="Courier New" w:hint="default"/>
       </w:rPr>
     </w:lvl>
     <w:lvl w:ilvl="2" w:tplc="0C0A0005" w:tentative="1">
@@ -26802,7 +26875,7 @@
         <w:ind w:left="2160" w:hanging="360"/>
       </w:pPr>
       <w:rPr>
-        <w:rFonts w:hint="default" w:ascii="Wingdings" w:hAnsi="Wingdings"/>
+        <w:rFonts w:ascii="Wingdings" w:hAnsi="Wingdings" w:hint="default"/>
       </w:rPr>
     </w:lvl>
     <w:lvl w:ilvl="3" w:tplc="0C0A0001" w:tentative="1">
@@ -26814,7 +26887,7 @@
         <w:ind w:left="2880" w:hanging="360"/>
       </w:pPr>
       <w:rPr>
-        <w:rFonts w:hint="default" w:ascii="Symbol" w:hAnsi="Symbol"/>
+        <w:rFonts w:ascii="Symbol" w:hAnsi="Symbol" w:hint="default"/>
       </w:rPr>
     </w:lvl>
     <w:lvl w:ilvl="4" w:tplc="0C0A0003" w:tentative="1">
@@ -26826,7 +26899,7 @@
         <w:ind w:left="3600" w:hanging="360"/>
       </w:pPr>
       <w:rPr>
-        <w:rFonts w:hint="default" w:ascii="Courier New" w:hAnsi="Courier New" w:cs="Courier New"/>
+        <w:rFonts w:ascii="Courier New" w:hAnsi="Courier New" w:cs="Courier New" w:hint="default"/>
       </w:rPr>
     </w:lvl>
     <w:lvl w:ilvl="5" w:tplc="0C0A0005" w:tentative="1">
@@ -26838,7 +26911,7 @@
         <w:ind w:left="4320" w:hanging="360"/>
       </w:pPr>
       <w:rPr>
-        <w:rFonts w:hint="default" w:ascii="Wingdings" w:hAnsi="Wingdings"/>
+        <w:rFonts w:ascii="Wingdings" w:hAnsi="Wingdings" w:hint="default"/>
       </w:rPr>
     </w:lvl>
     <w:lvl w:ilvl="6" w:tplc="0C0A0001" w:tentative="1">
@@ -26850,7 +26923,7 @@
         <w:ind w:left="5040" w:hanging="360"/>
       </w:pPr>
       <w:rPr>
-        <w:rFonts w:hint="default" w:ascii="Symbol" w:hAnsi="Symbol"/>
+        <w:rFonts w:ascii="Symbol" w:hAnsi="Symbol" w:hint="default"/>
       </w:rPr>
     </w:lvl>
     <w:lvl w:ilvl="7" w:tplc="0C0A0003" w:tentative="1">
@@ -26862,7 +26935,7 @@
         <w:ind w:left="5760" w:hanging="360"/>
       </w:pPr>
       <w:rPr>
-        <w:rFonts w:hint="default" w:ascii="Courier New" w:hAnsi="Courier New" w:cs="Courier New"/>
+        <w:rFonts w:ascii="Courier New" w:hAnsi="Courier New" w:cs="Courier New" w:hint="default"/>
       </w:rPr>
     </w:lvl>
     <w:lvl w:ilvl="8" w:tplc="0C0A0005" w:tentative="1">
@@ -26874,7 +26947,7 @@
         <w:ind w:left="6480" w:hanging="360"/>
       </w:pPr>
       <w:rPr>
-        <w:rFonts w:hint="default" w:ascii="Wingdings" w:hAnsi="Wingdings"/>
+        <w:rFonts w:ascii="Wingdings" w:hAnsi="Wingdings" w:hint="default"/>
       </w:rPr>
     </w:lvl>
   </w:abstractNum>
@@ -27004,7 +27077,7 @@
         <w:ind w:left="720" w:hanging="360"/>
       </w:pPr>
       <w:rPr>
-        <w:rFonts w:hint="default" w:ascii="Symbol" w:hAnsi="Symbol"/>
+        <w:rFonts w:ascii="Symbol" w:hAnsi="Symbol" w:hint="default"/>
         <w:color w:val="auto"/>
         <w:w w:val="100"/>
         <w:sz w:val="24"/>
@@ -27020,7 +27093,7 @@
         <w:ind w:left="1440" w:hanging="360"/>
       </w:pPr>
       <w:rPr>
-        <w:rFonts w:hint="default" w:ascii="Courier New" w:hAnsi="Courier New" w:cs="Courier New"/>
+        <w:rFonts w:ascii="Courier New" w:hAnsi="Courier New" w:cs="Courier New" w:hint="default"/>
       </w:rPr>
     </w:lvl>
     <w:lvl w:ilvl="2" w:tplc="0C0A0005" w:tentative="1">
@@ -27032,7 +27105,7 @@
         <w:ind w:left="2160" w:hanging="360"/>
       </w:pPr>
       <w:rPr>
-        <w:rFonts w:hint="default" w:ascii="Wingdings" w:hAnsi="Wingdings"/>
+        <w:rFonts w:ascii="Wingdings" w:hAnsi="Wingdings" w:hint="default"/>
       </w:rPr>
     </w:lvl>
     <w:lvl w:ilvl="3" w:tplc="0C0A0001" w:tentative="1">
@@ -27044,7 +27117,7 @@
         <w:ind w:left="2880" w:hanging="360"/>
       </w:pPr>
       <w:rPr>
-        <w:rFonts w:hint="default" w:ascii="Symbol" w:hAnsi="Symbol"/>
+        <w:rFonts w:ascii="Symbol" w:hAnsi="Symbol" w:hint="default"/>
       </w:rPr>
     </w:lvl>
     <w:lvl w:ilvl="4" w:tplc="0C0A0003" w:tentative="1">
@@ -27056,7 +27129,7 @@
         <w:ind w:left="3600" w:hanging="360"/>
       </w:pPr>
       <w:rPr>
-        <w:rFonts w:hint="default" w:ascii="Courier New" w:hAnsi="Courier New" w:cs="Courier New"/>
+        <w:rFonts w:ascii="Courier New" w:hAnsi="Courier New" w:cs="Courier New" w:hint="default"/>
       </w:rPr>
     </w:lvl>
     <w:lvl w:ilvl="5" w:tplc="0C0A0005" w:tentative="1">
@@ -27068,7 +27141,7 @@
         <w:ind w:left="4320" w:hanging="360"/>
       </w:pPr>
       <w:rPr>
-        <w:rFonts w:hint="default" w:ascii="Wingdings" w:hAnsi="Wingdings"/>
+        <w:rFonts w:ascii="Wingdings" w:hAnsi="Wingdings" w:hint="default"/>
       </w:rPr>
     </w:lvl>
     <w:lvl w:ilvl="6" w:tplc="0C0A0001" w:tentative="1">
@@ -27080,7 +27153,7 @@
         <w:ind w:left="5040" w:hanging="360"/>
       </w:pPr>
       <w:rPr>
-        <w:rFonts w:hint="default" w:ascii="Symbol" w:hAnsi="Symbol"/>
+        <w:rFonts w:ascii="Symbol" w:hAnsi="Symbol" w:hint="default"/>
       </w:rPr>
     </w:lvl>
     <w:lvl w:ilvl="7" w:tplc="0C0A0003" w:tentative="1">
@@ -27092,7 +27165,7 @@
         <w:ind w:left="5760" w:hanging="360"/>
       </w:pPr>
       <w:rPr>
-        <w:rFonts w:hint="default" w:ascii="Courier New" w:hAnsi="Courier New" w:cs="Courier New"/>
+        <w:rFonts w:ascii="Courier New" w:hAnsi="Courier New" w:cs="Courier New" w:hint="default"/>
       </w:rPr>
     </w:lvl>
     <w:lvl w:ilvl="8" w:tplc="0C0A0005" w:tentative="1">
@@ -27104,7 +27177,7 @@
         <w:ind w:left="6480" w:hanging="360"/>
       </w:pPr>
       <w:rPr>
-        <w:rFonts w:hint="default" w:ascii="Wingdings" w:hAnsi="Wingdings"/>
+        <w:rFonts w:ascii="Wingdings" w:hAnsi="Wingdings" w:hint="default"/>
       </w:rPr>
     </w:lvl>
   </w:abstractNum>
@@ -27121,7 +27194,7 @@
         <w:ind w:left="720" w:hanging="360"/>
       </w:pPr>
       <w:rPr>
-        <w:rFonts w:hint="default" w:ascii="Symbol" w:hAnsi="Symbol"/>
+        <w:rFonts w:ascii="Symbol" w:hAnsi="Symbol" w:hint="default"/>
         <w:color w:val="auto"/>
         <w:w w:val="100"/>
         <w:sz w:val="24"/>
@@ -27137,7 +27210,7 @@
         <w:ind w:left="1440" w:hanging="360"/>
       </w:pPr>
       <w:rPr>
-        <w:rFonts w:hint="default" w:ascii="Courier New" w:hAnsi="Courier New" w:cs="Courier New"/>
+        <w:rFonts w:ascii="Courier New" w:hAnsi="Courier New" w:cs="Courier New" w:hint="default"/>
       </w:rPr>
     </w:lvl>
     <w:lvl w:ilvl="2" w:tplc="0C0A0005" w:tentative="1">
@@ -27149,7 +27222,7 @@
         <w:ind w:left="2160" w:hanging="360"/>
       </w:pPr>
       <w:rPr>
-        <w:rFonts w:hint="default" w:ascii="Wingdings" w:hAnsi="Wingdings"/>
+        <w:rFonts w:ascii="Wingdings" w:hAnsi="Wingdings" w:hint="default"/>
       </w:rPr>
     </w:lvl>
     <w:lvl w:ilvl="3" w:tplc="0C0A0001" w:tentative="1">
@@ -27161,7 +27234,7 @@
         <w:ind w:left="2880" w:hanging="360"/>
       </w:pPr>
       <w:rPr>
-        <w:rFonts w:hint="default" w:ascii="Symbol" w:hAnsi="Symbol"/>
+        <w:rFonts w:ascii="Symbol" w:hAnsi="Symbol" w:hint="default"/>
       </w:rPr>
     </w:lvl>
     <w:lvl w:ilvl="4" w:tplc="0C0A0003" w:tentative="1">
@@ -27173,7 +27246,7 @@
         <w:ind w:left="3600" w:hanging="360"/>
       </w:pPr>
       <w:rPr>
-        <w:rFonts w:hint="default" w:ascii="Courier New" w:hAnsi="Courier New" w:cs="Courier New"/>
+        <w:rFonts w:ascii="Courier New" w:hAnsi="Courier New" w:cs="Courier New" w:hint="default"/>
       </w:rPr>
     </w:lvl>
     <w:lvl w:ilvl="5" w:tplc="0C0A0005" w:tentative="1">
@@ -27185,7 +27258,7 @@
         <w:ind w:left="4320" w:hanging="360"/>
       </w:pPr>
       <w:rPr>
-        <w:rFonts w:hint="default" w:ascii="Wingdings" w:hAnsi="Wingdings"/>
+        <w:rFonts w:ascii="Wingdings" w:hAnsi="Wingdings" w:hint="default"/>
       </w:rPr>
     </w:lvl>
     <w:lvl w:ilvl="6" w:tplc="0C0A0001" w:tentative="1">
@@ -27197,7 +27270,7 @@
         <w:ind w:left="5040" w:hanging="360"/>
       </w:pPr>
       <w:rPr>
-        <w:rFonts w:hint="default" w:ascii="Symbol" w:hAnsi="Symbol"/>
+        <w:rFonts w:ascii="Symbol" w:hAnsi="Symbol" w:hint="default"/>
       </w:rPr>
     </w:lvl>
     <w:lvl w:ilvl="7" w:tplc="0C0A0003" w:tentative="1">
@@ -27209,7 +27282,7 @@
         <w:ind w:left="5760" w:hanging="360"/>
       </w:pPr>
       <w:rPr>
-        <w:rFonts w:hint="default" w:ascii="Courier New" w:hAnsi="Courier New" w:cs="Courier New"/>
+        <w:rFonts w:ascii="Courier New" w:hAnsi="Courier New" w:cs="Courier New" w:hint="default"/>
       </w:rPr>
     </w:lvl>
     <w:lvl w:ilvl="8" w:tplc="0C0A0005" w:tentative="1">
@@ -27221,7 +27294,7 @@
         <w:ind w:left="6480" w:hanging="360"/>
       </w:pPr>
       <w:rPr>
-        <w:rFonts w:hint="default" w:ascii="Wingdings" w:hAnsi="Wingdings"/>
+        <w:rFonts w:ascii="Wingdings" w:hAnsi="Wingdings" w:hint="default"/>
       </w:rPr>
     </w:lvl>
   </w:abstractNum>
@@ -27351,7 +27424,7 @@
         <w:ind w:left="360" w:hanging="360"/>
       </w:pPr>
       <w:rPr>
-        <w:rFonts w:hint="default" w:ascii="Symbol" w:hAnsi="Symbol"/>
+        <w:rFonts w:ascii="Symbol" w:hAnsi="Symbol" w:hint="default"/>
       </w:rPr>
     </w:lvl>
     <w:lvl w:ilvl="1" w:tplc="0C0A0003" w:tentative="1">
@@ -27363,7 +27436,7 @@
         <w:ind w:left="1080" w:hanging="360"/>
       </w:pPr>
       <w:rPr>
-        <w:rFonts w:hint="default" w:ascii="Courier New" w:hAnsi="Courier New" w:cs="Courier New"/>
+        <w:rFonts w:ascii="Courier New" w:hAnsi="Courier New" w:cs="Courier New" w:hint="default"/>
       </w:rPr>
     </w:lvl>
     <w:lvl w:ilvl="2" w:tplc="0C0A0005" w:tentative="1">
@@ -27375,7 +27448,7 @@
         <w:ind w:left="1800" w:hanging="360"/>
       </w:pPr>
       <w:rPr>
-        <w:rFonts w:hint="default" w:ascii="Wingdings" w:hAnsi="Wingdings"/>
+        <w:rFonts w:ascii="Wingdings" w:hAnsi="Wingdings" w:hint="default"/>
       </w:rPr>
     </w:lvl>
     <w:lvl w:ilvl="3" w:tplc="0C0A0001" w:tentative="1">
@@ -27387,7 +27460,7 @@
         <w:ind w:left="2520" w:hanging="360"/>
       </w:pPr>
       <w:rPr>
-        <w:rFonts w:hint="default" w:ascii="Symbol" w:hAnsi="Symbol"/>
+        <w:rFonts w:ascii="Symbol" w:hAnsi="Symbol" w:hint="default"/>
       </w:rPr>
     </w:lvl>
     <w:lvl w:ilvl="4" w:tplc="0C0A0003" w:tentative="1">
@@ -27399,7 +27472,7 @@
         <w:ind w:left="3240" w:hanging="360"/>
       </w:pPr>
       <w:rPr>
-        <w:rFonts w:hint="default" w:ascii="Courier New" w:hAnsi="Courier New" w:cs="Courier New"/>
+        <w:rFonts w:ascii="Courier New" w:hAnsi="Courier New" w:cs="Courier New" w:hint="default"/>
       </w:rPr>
     </w:lvl>
     <w:lvl w:ilvl="5" w:tplc="0C0A0005" w:tentative="1">
@@ -27411,7 +27484,7 @@
         <w:ind w:left="3960" w:hanging="360"/>
       </w:pPr>
       <w:rPr>
-        <w:rFonts w:hint="default" w:ascii="Wingdings" w:hAnsi="Wingdings"/>
+        <w:rFonts w:ascii="Wingdings" w:hAnsi="Wingdings" w:hint="default"/>
       </w:rPr>
     </w:lvl>
     <w:lvl w:ilvl="6" w:tplc="0C0A0001" w:tentative="1">
@@ -27423,7 +27496,7 @@
         <w:ind w:left="4680" w:hanging="360"/>
       </w:pPr>
       <w:rPr>
-        <w:rFonts w:hint="default" w:ascii="Symbol" w:hAnsi="Symbol"/>
+        <w:rFonts w:ascii="Symbol" w:hAnsi="Symbol" w:hint="default"/>
       </w:rPr>
     </w:lvl>
     <w:lvl w:ilvl="7" w:tplc="0C0A0003" w:tentative="1">
@@ -27435,7 +27508,7 @@
         <w:ind w:left="5400" w:hanging="360"/>
       </w:pPr>
       <w:rPr>
-        <w:rFonts w:hint="default" w:ascii="Courier New" w:hAnsi="Courier New" w:cs="Courier New"/>
+        <w:rFonts w:ascii="Courier New" w:hAnsi="Courier New" w:cs="Courier New" w:hint="default"/>
       </w:rPr>
     </w:lvl>
     <w:lvl w:ilvl="8" w:tplc="0C0A0005" w:tentative="1">
@@ -27447,7 +27520,7 @@
         <w:ind w:left="6120" w:hanging="360"/>
       </w:pPr>
       <w:rPr>
-        <w:rFonts w:hint="default" w:ascii="Wingdings" w:hAnsi="Wingdings"/>
+        <w:rFonts w:ascii="Wingdings" w:hAnsi="Wingdings" w:hint="default"/>
       </w:rPr>
     </w:lvl>
   </w:abstractNum>
@@ -27550,7 +27623,7 @@
         <w:ind w:left="720" w:hanging="360"/>
       </w:pPr>
       <w:rPr>
-        <w:rFonts w:hint="default" w:ascii="Symbol" w:hAnsi="Symbol"/>
+        <w:rFonts w:ascii="Symbol" w:hAnsi="Symbol" w:hint="default"/>
         <w:color w:val="auto"/>
         <w:w w:val="100"/>
         <w:sz w:val="24"/>
@@ -27566,7 +27639,7 @@
         <w:ind w:left="1440" w:hanging="360"/>
       </w:pPr>
       <w:rPr>
-        <w:rFonts w:hint="default" w:ascii="Courier New" w:hAnsi="Courier New" w:cs="Courier New"/>
+        <w:rFonts w:ascii="Courier New" w:hAnsi="Courier New" w:cs="Courier New" w:hint="default"/>
       </w:rPr>
     </w:lvl>
     <w:lvl w:ilvl="2" w:tplc="0C0A0005" w:tentative="1">
@@ -27578,7 +27651,7 @@
         <w:ind w:left="2160" w:hanging="360"/>
       </w:pPr>
       <w:rPr>
-        <w:rFonts w:hint="default" w:ascii="Wingdings" w:hAnsi="Wingdings"/>
+        <w:rFonts w:ascii="Wingdings" w:hAnsi="Wingdings" w:hint="default"/>
       </w:rPr>
     </w:lvl>
     <w:lvl w:ilvl="3" w:tplc="0C0A0001" w:tentative="1">
@@ -27590,7 +27663,7 @@
         <w:ind w:left="2880" w:hanging="360"/>
       </w:pPr>
       <w:rPr>
-        <w:rFonts w:hint="default" w:ascii="Symbol" w:hAnsi="Symbol"/>
+        <w:rFonts w:ascii="Symbol" w:hAnsi="Symbol" w:hint="default"/>
       </w:rPr>
     </w:lvl>
     <w:lvl w:ilvl="4" w:tplc="0C0A0003" w:tentative="1">
@@ -27602,7 +27675,7 @@
         <w:ind w:left="3600" w:hanging="360"/>
       </w:pPr>
       <w:rPr>
-        <w:rFonts w:hint="default" w:ascii="Courier New" w:hAnsi="Courier New" w:cs="Courier New"/>
+        <w:rFonts w:ascii="Courier New" w:hAnsi="Courier New" w:cs="Courier New" w:hint="default"/>
       </w:rPr>
     </w:lvl>
     <w:lvl w:ilvl="5" w:tplc="0C0A0005" w:tentative="1">
@@ -27614,7 +27687,7 @@
         <w:ind w:left="4320" w:hanging="360"/>
       </w:pPr>
       <w:rPr>
-        <w:rFonts w:hint="default" w:ascii="Wingdings" w:hAnsi="Wingdings"/>
+        <w:rFonts w:ascii="Wingdings" w:hAnsi="Wingdings" w:hint="default"/>
       </w:rPr>
     </w:lvl>
     <w:lvl w:ilvl="6" w:tplc="0C0A0001" w:tentative="1">
@@ -27626,7 +27699,7 @@
         <w:ind w:left="5040" w:hanging="360"/>
       </w:pPr>
       <w:rPr>
-        <w:rFonts w:hint="default" w:ascii="Symbol" w:hAnsi="Symbol"/>
+        <w:rFonts w:ascii="Symbol" w:hAnsi="Symbol" w:hint="default"/>
       </w:rPr>
     </w:lvl>
     <w:lvl w:ilvl="7" w:tplc="0C0A0003" w:tentative="1">
@@ -27638,7 +27711,7 @@
         <w:ind w:left="5760" w:hanging="360"/>
       </w:pPr>
       <w:rPr>
-        <w:rFonts w:hint="default" w:ascii="Courier New" w:hAnsi="Courier New" w:cs="Courier New"/>
+        <w:rFonts w:ascii="Courier New" w:hAnsi="Courier New" w:cs="Courier New" w:hint="default"/>
       </w:rPr>
     </w:lvl>
     <w:lvl w:ilvl="8" w:tplc="0C0A0005" w:tentative="1">
@@ -27650,7 +27723,7 @@
         <w:ind w:left="6480" w:hanging="360"/>
       </w:pPr>
       <w:rPr>
-        <w:rFonts w:hint="default" w:ascii="Wingdings" w:hAnsi="Wingdings"/>
+        <w:rFonts w:ascii="Wingdings" w:hAnsi="Wingdings" w:hint="default"/>
       </w:rPr>
     </w:lvl>
   </w:abstractNum>
@@ -27769,100 +27842,100 @@
       </w:rPr>
     </w:lvl>
   </w:abstractNum>
-  <w:num w:numId="1">
+  <w:num w:numId="1" w16cid:durableId="256866215">
     <w:abstractNumId w:val="29"/>
   </w:num>
-  <w:num w:numId="2">
+  <w:num w:numId="2" w16cid:durableId="728110195">
     <w:abstractNumId w:val="7"/>
   </w:num>
-  <w:num w:numId="3">
+  <w:num w:numId="3" w16cid:durableId="707682115">
     <w:abstractNumId w:val="9"/>
   </w:num>
-  <w:num w:numId="4">
+  <w:num w:numId="4" w16cid:durableId="243029429">
     <w:abstractNumId w:val="8"/>
   </w:num>
-  <w:num w:numId="5">
+  <w:num w:numId="5" w16cid:durableId="1154876224">
     <w:abstractNumId w:val="23"/>
   </w:num>
-  <w:num w:numId="6">
+  <w:num w:numId="6" w16cid:durableId="1334794491">
     <w:abstractNumId w:val="30"/>
   </w:num>
-  <w:num w:numId="7">
+  <w:num w:numId="7" w16cid:durableId="486825363">
     <w:abstractNumId w:val="26"/>
   </w:num>
-  <w:num w:numId="8">
+  <w:num w:numId="8" w16cid:durableId="300816966">
     <w:abstractNumId w:val="5"/>
   </w:num>
-  <w:num w:numId="9">
+  <w:num w:numId="9" w16cid:durableId="1162040086">
     <w:abstractNumId w:val="15"/>
   </w:num>
-  <w:num w:numId="10">
+  <w:num w:numId="10" w16cid:durableId="988167500">
     <w:abstractNumId w:val="16"/>
   </w:num>
-  <w:num w:numId="11">
+  <w:num w:numId="11" w16cid:durableId="1481116034">
     <w:abstractNumId w:val="25"/>
   </w:num>
-  <w:num w:numId="12">
+  <w:num w:numId="12" w16cid:durableId="78865627">
     <w:abstractNumId w:val="21"/>
   </w:num>
-  <w:num w:numId="13">
+  <w:num w:numId="13" w16cid:durableId="2055035225">
     <w:abstractNumId w:val="3"/>
   </w:num>
-  <w:num w:numId="14">
+  <w:num w:numId="14" w16cid:durableId="1027297623">
     <w:abstractNumId w:val="13"/>
   </w:num>
-  <w:num w:numId="15">
+  <w:num w:numId="15" w16cid:durableId="1999454877">
     <w:abstractNumId w:val="6"/>
   </w:num>
-  <w:num w:numId="16">
+  <w:num w:numId="16" w16cid:durableId="146098427">
     <w:abstractNumId w:val="12"/>
   </w:num>
-  <w:num w:numId="17">
+  <w:num w:numId="17" w16cid:durableId="2006202969">
     <w:abstractNumId w:val="17"/>
   </w:num>
-  <w:num w:numId="18">
+  <w:num w:numId="18" w16cid:durableId="662704145">
     <w:abstractNumId w:val="2"/>
   </w:num>
-  <w:num w:numId="19">
+  <w:num w:numId="19" w16cid:durableId="633099084">
     <w:abstractNumId w:val="1"/>
   </w:num>
-  <w:num w:numId="20">
+  <w:num w:numId="20" w16cid:durableId="1584871799">
     <w:abstractNumId w:val="24"/>
   </w:num>
-  <w:num w:numId="21">
+  <w:num w:numId="21" w16cid:durableId="945622167">
     <w:abstractNumId w:val="22"/>
   </w:num>
-  <w:num w:numId="22">
+  <w:num w:numId="22" w16cid:durableId="1512720638">
     <w:abstractNumId w:val="19"/>
   </w:num>
-  <w:num w:numId="23">
+  <w:num w:numId="23" w16cid:durableId="2138911737">
     <w:abstractNumId w:val="10"/>
   </w:num>
-  <w:num w:numId="24">
+  <w:num w:numId="24" w16cid:durableId="869220315">
     <w:abstractNumId w:val="31"/>
   </w:num>
-  <w:num w:numId="25">
+  <w:num w:numId="25" w16cid:durableId="1145700675">
     <w:abstractNumId w:val="27"/>
   </w:num>
-  <w:num w:numId="26">
+  <w:num w:numId="26" w16cid:durableId="1723795699">
     <w:abstractNumId w:val="11"/>
   </w:num>
-  <w:num w:numId="27">
+  <w:num w:numId="27" w16cid:durableId="214241933">
     <w:abstractNumId w:val="0"/>
   </w:num>
-  <w:num w:numId="28">
+  <w:num w:numId="28" w16cid:durableId="1034430524">
     <w:abstractNumId w:val="20"/>
   </w:num>
-  <w:num w:numId="29">
+  <w:num w:numId="29" w16cid:durableId="1374959381">
     <w:abstractNumId w:val="14"/>
   </w:num>
-  <w:num w:numId="30">
+  <w:num w:numId="30" w16cid:durableId="1064645623">
     <w:abstractNumId w:val="28"/>
   </w:num>
-  <w:num w:numId="31">
+  <w:num w:numId="31" w16cid:durableId="998845136">
     <w:abstractNumId w:val="18"/>
   </w:num>
-  <w:num w:numId="32">
+  <w:num w:numId="32" w16cid:durableId="1446147530">
     <w:abstractNumId w:val="4"/>
   </w:num>
   <w:numIdMacAtCleanup w:val="30"/>
@@ -27870,7 +27943,7 @@
 </file>
 
 <file path=word/people.xml><?xml version="1.0" encoding="utf-8"?>
-<w15:people xmlns:wpc="http://schemas.microsoft.com/office/word/2010/wordprocessingCanvas" xmlns:cx="http://schemas.microsoft.com/office/drawing/2014/chartex" xmlns:cx1="http://schemas.microsoft.com/office/drawing/2015/9/8/chartex" xmlns:cx2="http://schemas.microsoft.com/office/drawing/2015/10/21/chartex" xmlns:cx3="http://schemas.microsoft.com/office/drawing/2016/5/9/chartex" xmlns:cx4="http://schemas.microsoft.com/office/drawing/2016/5/10/chartex" xmlns:cx5="http://schemas.microsoft.com/office/drawing/2016/5/11/chartex" xmlns:cx6="http://schemas.microsoft.com/office/drawing/2016/5/12/chartex" xmlns:cx7="http://schemas.microsoft.com/office/drawing/2016/5/13/chartex" xmlns:cx8="http://schemas.microsoft.com/office/drawing/2016/5/14/chartex" xmlns:mc="http://schemas.openxmlformats.org/markup-compatibility/2006" xmlns:aink="http://schemas.microsoft.com/office/drawing/2016/ink" xmlns:am3d="http://schemas.microsoft.com/office/drawing/2017/model3d" xmlns:o="urn:schemas-microsoft-com:office:office" xmlns:r="http://schemas.openxmlformats.org/officeDocument/2006/relationships" xmlns:m="http://schemas.openxmlformats.org/officeDocument/2006/math" xmlns:v="urn:schemas-microsoft-com:vml" xmlns:wp14="http://schemas.microsoft.com/office/word/2010/wordprocessingDrawing" xmlns:wp="http://schemas.openxmlformats.org/drawingml/2006/wordprocessingDrawing" xmlns:w10="urn:schemas-microsoft-com:office:word" xmlns:w="http://schemas.openxmlformats.org/wordprocessingml/2006/main" xmlns:w14="http://schemas.microsoft.com/office/word/2010/wordml" xmlns:w15="http://schemas.microsoft.com/office/word/2012/wordml" xmlns:w16cid="http://schemas.microsoft.com/office/word/2016/wordml/cid" xmlns:w16se="http://schemas.microsoft.com/office/word/2015/wordml/symex" xmlns:wpg="http://schemas.microsoft.com/office/word/2010/wordprocessingGroup" xmlns:wpi="http://schemas.microsoft.com/office/word/2010/wordprocessingInk" xmlns:wne="http://schemas.microsoft.com/office/word/2006/wordml" xmlns:wps="http://schemas.microsoft.com/office/word/2010/wordprocessingShape" mc:Ignorable="w14 w15 w16se w16cid wp14">
+<w15:people xmlns:wpc="http://schemas.microsoft.com/office/word/2010/wordprocessingCanvas" xmlns:cx="http://schemas.microsoft.com/office/drawing/2014/chartex" xmlns:cx1="http://schemas.microsoft.com/office/drawing/2015/9/8/chartex" xmlns:cx2="http://schemas.microsoft.com/office/drawing/2015/10/21/chartex" xmlns:cx3="http://schemas.microsoft.com/office/drawing/2016/5/9/chartex" xmlns:cx4="http://schemas.microsoft.com/office/drawing/2016/5/10/chartex" xmlns:cx5="http://schemas.microsoft.com/office/drawing/2016/5/11/chartex" xmlns:cx6="http://schemas.microsoft.com/office/drawing/2016/5/12/chartex" xmlns:cx7="http://schemas.microsoft.com/office/drawing/2016/5/13/chartex" xmlns:cx8="http://schemas.microsoft.com/office/drawing/2016/5/14/chartex" xmlns:mc="http://schemas.openxmlformats.org/markup-compatibility/2006" xmlns:aink="http://schemas.microsoft.com/office/drawing/2016/ink" xmlns:am3d="http://schemas.microsoft.com/office/drawing/2017/model3d" xmlns:o="urn:schemas-microsoft-com:office:office" xmlns:oel="http://schemas.microsoft.com/office/2019/extlst" xmlns:r="http://schemas.openxmlformats.org/officeDocument/2006/relationships" xmlns:m="http://schemas.openxmlformats.org/officeDocument/2006/math" xmlns:v="urn:schemas-microsoft-com:vml" xmlns:wp14="http://schemas.microsoft.com/office/word/2010/wordprocessingDrawing" xmlns:wp="http://schemas.openxmlformats.org/drawingml/2006/wordprocessingDrawing" xmlns:w10="urn:schemas-microsoft-com:office:word" xmlns:w="http://schemas.openxmlformats.org/wordprocessingml/2006/main" xmlns:w14="http://schemas.microsoft.com/office/word/2010/wordml" xmlns:w15="http://schemas.microsoft.com/office/word/2012/wordml" xmlns:w16cex="http://schemas.microsoft.com/office/word/2018/wordml/cex" xmlns:w16cid="http://schemas.microsoft.com/office/word/2016/wordml/cid" xmlns:w16="http://schemas.microsoft.com/office/word/2018/wordml" xmlns:w16du="http://schemas.microsoft.com/office/word/2023/wordml/word16du" xmlns:w16sdtdh="http://schemas.microsoft.com/office/word/2020/wordml/sdtdatahash" xmlns:w16sdtfl="http://schemas.microsoft.com/office/word/2024/wordml/sdtformatlock" xmlns:w16se="http://schemas.microsoft.com/office/word/2015/wordml/symex" xmlns:wpg="http://schemas.microsoft.com/office/word/2010/wordprocessingGroup" xmlns:wpi="http://schemas.microsoft.com/office/word/2010/wordprocessingInk" xmlns:wne="http://schemas.microsoft.com/office/word/2006/wordml" xmlns:wps="http://schemas.microsoft.com/office/word/2010/wordprocessingShape" mc:Ignorable="w14 w15 w16se w16cid w16 w16cex w16sdtdh w16sdtfl w16du wp14">
   <w15:person w15:author="Heydy Cristina Gonzalez Garcia">
     <w15:presenceInfo w15:providerId="None" w15:userId="Heydy Cristina Gonzalez Garcia"/>
   </w15:person>
@@ -27878,11 +27951,11 @@
 </file>
 
 <file path=word/styles.xml><?xml version="1.0" encoding="utf-8"?>
-<w:styles xmlns:mc="http://schemas.openxmlformats.org/markup-compatibility/2006" xmlns:r="http://schemas.openxmlformats.org/officeDocument/2006/relationships" xmlns:w="http://schemas.openxmlformats.org/wordprocessingml/2006/main" xmlns:w14="http://schemas.microsoft.com/office/word/2010/wordml" xmlns:w15="http://schemas.microsoft.com/office/word/2012/wordml" xmlns:w16cid="http://schemas.microsoft.com/office/word/2016/wordml/cid" xmlns:w16se="http://schemas.microsoft.com/office/word/2015/wordml/symex" mc:Ignorable="w14 w15 w16se w16cid">
+<w:styles xmlns:mc="http://schemas.openxmlformats.org/markup-compatibility/2006" xmlns:r="http://schemas.openxmlformats.org/officeDocument/2006/relationships" xmlns:w="http://schemas.openxmlformats.org/wordprocessingml/2006/main" xmlns:w14="http://schemas.microsoft.com/office/word/2010/wordml" xmlns:w15="http://schemas.microsoft.com/office/word/2012/wordml" xmlns:w16cex="http://schemas.microsoft.com/office/word/2018/wordml/cex" xmlns:w16cid="http://schemas.microsoft.com/office/word/2016/wordml/cid" xmlns:w16="http://schemas.microsoft.com/office/word/2018/wordml" xmlns:w16du="http://schemas.microsoft.com/office/word/2023/wordml/word16du" xmlns:w16sdtdh="http://schemas.microsoft.com/office/word/2020/wordml/sdtdatahash" xmlns:w16sdtfl="http://schemas.microsoft.com/office/word/2024/wordml/sdtformatlock" xmlns:w16se="http://schemas.microsoft.com/office/word/2015/wordml/symex" mc:Ignorable="w14 w15 w16se w16cid w16 w16cex w16sdtdh w16sdtfl w16du">
   <w:docDefaults>
     <w:rPrDefault>
       <w:rPr>
-        <w:rFonts w:ascii="Arial" w:hAnsi="Arial" w:eastAsia="Arial" w:cs="Arial"/>
+        <w:rFonts w:ascii="Arial" w:eastAsia="Arial" w:hAnsi="Arial" w:cs="Arial"/>
         <w:sz w:val="22"/>
         <w:szCs w:val="22"/>
         <w:lang w:val="es-CO" w:eastAsia="es-CO" w:bidi="ar-SA"/>
@@ -27894,17 +27967,17 @@
       </w:pPr>
     </w:pPrDefault>
   </w:docDefaults>
-  <w:latentStyles w:defLockedState="0" w:defUIPriority="99" w:defSemiHidden="0" w:defUnhideWhenUsed="0" w:defQFormat="0" w:count="377">
+  <w:latentStyles w:defLockedState="0" w:defUIPriority="99" w:defSemiHidden="0" w:defUnhideWhenUsed="0" w:defQFormat="0" w:count="376">
     <w:lsdException w:name="Normal" w:uiPriority="0" w:qFormat="1"/>
     <w:lsdException w:name="heading 1" w:uiPriority="9" w:qFormat="1"/>
-    <w:lsdException w:name="heading 2" w:uiPriority="9" w:semiHidden="1" w:unhideWhenUsed="1" w:qFormat="1"/>
-    <w:lsdException w:name="heading 3" w:uiPriority="9" w:semiHidden="1" w:unhideWhenUsed="1" w:qFormat="1"/>
-    <w:lsdException w:name="heading 4" w:uiPriority="9" w:semiHidden="1" w:unhideWhenUsed="1" w:qFormat="1"/>
-    <w:lsdException w:name="heading 5" w:uiPriority="9" w:semiHidden="1" w:unhideWhenUsed="1" w:qFormat="1"/>
-    <w:lsdException w:name="heading 6" w:uiPriority="9" w:semiHidden="1" w:unhideWhenUsed="1" w:qFormat="1"/>
-    <w:lsdException w:name="heading 7" w:uiPriority="9" w:semiHidden="1" w:unhideWhenUsed="1" w:qFormat="1"/>
-    <w:lsdException w:name="heading 8" w:uiPriority="9" w:semiHidden="1" w:unhideWhenUsed="1" w:qFormat="1"/>
-    <w:lsdException w:name="heading 9" w:uiPriority="9" w:semiHidden="1" w:unhideWhenUsed="1" w:qFormat="1"/>
+    <w:lsdException w:name="heading 2" w:semiHidden="1" w:uiPriority="9" w:unhideWhenUsed="1" w:qFormat="1"/>
+    <w:lsdException w:name="heading 3" w:semiHidden="1" w:uiPriority="9" w:unhideWhenUsed="1" w:qFormat="1"/>
+    <w:lsdException w:name="heading 4" w:semiHidden="1" w:uiPriority="9" w:unhideWhenUsed="1" w:qFormat="1"/>
+    <w:lsdException w:name="heading 5" w:semiHidden="1" w:uiPriority="9" w:unhideWhenUsed="1" w:qFormat="1"/>
+    <w:lsdException w:name="heading 6" w:semiHidden="1" w:uiPriority="9" w:unhideWhenUsed="1" w:qFormat="1"/>
+    <w:lsdException w:name="heading 7" w:semiHidden="1" w:uiPriority="9" w:unhideWhenUsed="1" w:qFormat="1"/>
+    <w:lsdException w:name="heading 8" w:semiHidden="1" w:uiPriority="9" w:unhideWhenUsed="1" w:qFormat="1"/>
+    <w:lsdException w:name="heading 9" w:semiHidden="1" w:uiPriority="9" w:unhideWhenUsed="1" w:qFormat="1"/>
     <w:lsdException w:name="index 1" w:semiHidden="1" w:unhideWhenUsed="1"/>
     <w:lsdException w:name="index 2" w:semiHidden="1" w:unhideWhenUsed="1"/>
     <w:lsdException w:name="index 3" w:semiHidden="1" w:unhideWhenUsed="1"/>
@@ -27914,22 +27987,22 @@
     <w:lsdException w:name="index 7" w:semiHidden="1" w:unhideWhenUsed="1"/>
     <w:lsdException w:name="index 8" w:semiHidden="1" w:unhideWhenUsed="1"/>
     <w:lsdException w:name="index 9" w:semiHidden="1" w:unhideWhenUsed="1"/>
-    <w:lsdException w:name="toc 1" w:uiPriority="39" w:semiHidden="1" w:unhideWhenUsed="1"/>
-    <w:lsdException w:name="toc 2" w:uiPriority="39" w:semiHidden="1" w:unhideWhenUsed="1"/>
-    <w:lsdException w:name="toc 3" w:uiPriority="39" w:semiHidden="1" w:unhideWhenUsed="1"/>
-    <w:lsdException w:name="toc 4" w:uiPriority="39" w:semiHidden="1" w:unhideWhenUsed="1"/>
-    <w:lsdException w:name="toc 5" w:uiPriority="39" w:semiHidden="1" w:unhideWhenUsed="1"/>
-    <w:lsdException w:name="toc 6" w:uiPriority="39" w:semiHidden="1" w:unhideWhenUsed="1"/>
-    <w:lsdException w:name="toc 7" w:uiPriority="39" w:semiHidden="1" w:unhideWhenUsed="1"/>
-    <w:lsdException w:name="toc 8" w:uiPriority="39" w:semiHidden="1" w:unhideWhenUsed="1"/>
-    <w:lsdException w:name="toc 9" w:uiPriority="39" w:semiHidden="1" w:unhideWhenUsed="1"/>
+    <w:lsdException w:name="toc 1" w:semiHidden="1" w:uiPriority="39" w:unhideWhenUsed="1"/>
+    <w:lsdException w:name="toc 2" w:semiHidden="1" w:uiPriority="39" w:unhideWhenUsed="1"/>
+    <w:lsdException w:name="toc 3" w:semiHidden="1" w:uiPriority="39" w:unhideWhenUsed="1"/>
+    <w:lsdException w:name="toc 4" w:semiHidden="1" w:uiPriority="39" w:unhideWhenUsed="1"/>
+    <w:lsdException w:name="toc 5" w:semiHidden="1" w:uiPriority="39" w:unhideWhenUsed="1"/>
+    <w:lsdException w:name="toc 6" w:semiHidden="1" w:uiPriority="39" w:unhideWhenUsed="1"/>
+    <w:lsdException w:name="toc 7" w:semiHidden="1" w:uiPriority="39" w:unhideWhenUsed="1"/>
+    <w:lsdException w:name="toc 8" w:semiHidden="1" w:uiPriority="39" w:unhideWhenUsed="1"/>
+    <w:lsdException w:name="toc 9" w:semiHidden="1" w:uiPriority="39" w:unhideWhenUsed="1"/>
     <w:lsdException w:name="Normal Indent" w:semiHidden="1" w:unhideWhenUsed="1"/>
     <w:lsdException w:name="footnote text" w:semiHidden="1" w:unhideWhenUsed="1"/>
     <w:lsdException w:name="annotation text" w:semiHidden="1" w:unhideWhenUsed="1"/>
     <w:lsdException w:name="header" w:semiHidden="1" w:unhideWhenUsed="1"/>
     <w:lsdException w:name="footer" w:semiHidden="1" w:unhideWhenUsed="1"/>
     <w:lsdException w:name="index heading" w:semiHidden="1" w:unhideWhenUsed="1"/>
-    <w:lsdException w:name="caption" w:uiPriority="35" w:semiHidden="1" w:unhideWhenUsed="1" w:qFormat="1"/>
+    <w:lsdException w:name="caption" w:semiHidden="1" w:uiPriority="35" w:unhideWhenUsed="1" w:qFormat="1"/>
     <w:lsdException w:name="table of figures" w:semiHidden="1" w:unhideWhenUsed="1"/>
     <w:lsdException w:name="envelope address" w:semiHidden="1" w:unhideWhenUsed="1"/>
     <w:lsdException w:name="envelope return" w:semiHidden="1" w:unhideWhenUsed="1"/>
@@ -27960,7 +28033,7 @@
     <w:lsdException w:name="Title" w:uiPriority="10" w:qFormat="1"/>
     <w:lsdException w:name="Closing" w:semiHidden="1" w:unhideWhenUsed="1"/>
     <w:lsdException w:name="Signature" w:semiHidden="1" w:unhideWhenUsed="1"/>
-    <w:lsdException w:name="Default Paragraph Font" w:uiPriority="1" w:semiHidden="1" w:unhideWhenUsed="1"/>
+    <w:lsdException w:name="Default Paragraph Font" w:semiHidden="1" w:uiPriority="1" w:unhideWhenUsed="1"/>
     <w:lsdException w:name="Body Text" w:semiHidden="1" w:unhideWhenUsed="1"/>
     <w:lsdException w:name="Body Text Indent" w:semiHidden="1" w:unhideWhenUsed="1"/>
     <w:lsdException w:name="List Continue" w:semiHidden="1" w:unhideWhenUsed="1"/>
@@ -28160,8 +28233,8 @@
     <w:lsdException w:name="Subtle Reference" w:uiPriority="31" w:qFormat="1"/>
     <w:lsdException w:name="Intense Reference" w:uiPriority="32" w:qFormat="1"/>
     <w:lsdException w:name="Book Title" w:uiPriority="33" w:qFormat="1"/>
-    <w:lsdException w:name="Bibliography" w:uiPriority="37" w:semiHidden="1" w:unhideWhenUsed="1"/>
-    <w:lsdException w:name="TOC Heading" w:uiPriority="39" w:semiHidden="1" w:unhideWhenUsed="1" w:qFormat="1"/>
+    <w:lsdException w:name="Bibliography" w:semiHidden="1" w:uiPriority="37" w:unhideWhenUsed="1"/>
+    <w:lsdException w:name="TOC Heading" w:semiHidden="1" w:uiPriority="39" w:unhideWhenUsed="1" w:qFormat="1"/>
     <w:lsdException w:name="Plain Table 1" w:uiPriority="41"/>
     <w:lsdException w:name="Plain Table 2" w:uiPriority="42"/>
     <w:lsdException w:name="Plain Table 3" w:uiPriority="43"/>
@@ -28271,9 +28344,8 @@
     <w:lsdException w:name="Hashtag" w:semiHidden="1" w:unhideWhenUsed="1"/>
     <w:lsdException w:name="Unresolved Mention" w:semiHidden="1" w:unhideWhenUsed="1"/>
     <w:lsdException w:name="Smart Link" w:semiHidden="1" w:unhideWhenUsed="1"/>
-    <w:lsdException w:name="Smart Link Error" w:semiHidden="1" w:unhideWhenUsed="1"/>
   </w:latentStyles>
-  <w:style w:type="paragraph" w:styleId="Normal" w:default="1">
+  <w:style w:type="paragraph" w:default="1" w:styleId="Normal">
     <w:name w:val="Normal"/>
     <w:qFormat/>
     <w:rsid w:val="00280F84"/>
@@ -28389,13 +28461,13 @@
       <w:color w:val="666666"/>
     </w:rPr>
   </w:style>
-  <w:style w:type="character" w:styleId="Fuentedeprrafopredeter" w:default="1">
+  <w:style w:type="character" w:default="1" w:styleId="Fuentedeprrafopredeter">
     <w:name w:val="Default Paragraph Font"/>
     <w:uiPriority w:val="1"/>
     <w:semiHidden/>
     <w:unhideWhenUsed/>
   </w:style>
-  <w:style w:type="table" w:styleId="Tablanormal" w:default="1">
+  <w:style w:type="table" w:default="1" w:styleId="Tablanormal">
     <w:name w:val="Normal Table"/>
     <w:uiPriority w:val="99"/>
     <w:semiHidden/>
@@ -28410,13 +28482,13 @@
       </w:tblCellMar>
     </w:tblPr>
   </w:style>
-  <w:style w:type="numbering" w:styleId="Sinlista" w:default="1">
+  <w:style w:type="numbering" w:default="1" w:styleId="Sinlista">
     <w:name w:val="No List"/>
     <w:uiPriority w:val="99"/>
     <w:semiHidden/>
     <w:unhideWhenUsed/>
   </w:style>
-  <w:style w:type="table" w:styleId="TableNormal1" w:customStyle="1">
+  <w:style w:type="table" w:customStyle="1" w:styleId="TableNormal1">
     <w:name w:val="Table Normal1"/>
     <w:tblPr>
       <w:tblCellMar>
@@ -28443,7 +28515,7 @@
       <w:szCs w:val="52"/>
     </w:rPr>
   </w:style>
-  <w:style w:type="table" w:styleId="TableNormal2" w:customStyle="1">
+  <w:style w:type="table" w:customStyle="1" w:styleId="TableNormal2">
     <w:name w:val="Table Normal2"/>
     <w:tblPr>
       <w:tblCellMar>
@@ -28471,7 +28543,7 @@
       <w:szCs w:val="30"/>
     </w:rPr>
   </w:style>
-  <w:style w:type="table" w:styleId="21" w:customStyle="1">
+  <w:style w:type="table" w:customStyle="1" w:styleId="21">
     <w:name w:val="21"/>
     <w:basedOn w:val="Tablanormal"/>
     <w:tblPr>
@@ -28485,7 +28557,7 @@
       </w:tblCellMar>
     </w:tblPr>
   </w:style>
-  <w:style w:type="table" w:styleId="20" w:customStyle="1">
+  <w:style w:type="table" w:customStyle="1" w:styleId="20">
     <w:name w:val="20"/>
     <w:basedOn w:val="Tablanormal"/>
     <w:tblPr>
@@ -28499,7 +28571,7 @@
       </w:tblCellMar>
     </w:tblPr>
   </w:style>
-  <w:style w:type="table" w:styleId="19" w:customStyle="1">
+  <w:style w:type="table" w:customStyle="1" w:styleId="19">
     <w:name w:val="19"/>
     <w:basedOn w:val="Tablanormal"/>
     <w:tblPr>
@@ -28523,12 +28595,12 @@
     </w:pPr>
     <w:tblPr>
       <w:tblBorders>
-        <w:top w:val="single" w:color="auto" w:sz="4" w:space="0"/>
-        <w:left w:val="single" w:color="auto" w:sz="4" w:space="0"/>
-        <w:bottom w:val="single" w:color="auto" w:sz="4" w:space="0"/>
-        <w:right w:val="single" w:color="auto" w:sz="4" w:space="0"/>
-        <w:insideH w:val="single" w:color="auto" w:sz="4" w:space="0"/>
-        <w:insideV w:val="single" w:color="auto" w:sz="4" w:space="0"/>
+        <w:top w:val="single" w:sz="4" w:space="0" w:color="auto"/>
+        <w:left w:val="single" w:sz="4" w:space="0" w:color="auto"/>
+        <w:bottom w:val="single" w:sz="4" w:space="0" w:color="auto"/>
+        <w:right w:val="single" w:sz="4" w:space="0" w:color="auto"/>
+        <w:insideH w:val="single" w:sz="4" w:space="0" w:color="auto"/>
+        <w:insideV w:val="single" w:sz="4" w:space="0" w:color="auto"/>
       </w:tblBorders>
     </w:tblPr>
   </w:style>
@@ -28547,7 +28619,7 @@
       <w:spacing w:line="240" w:lineRule="auto"/>
     </w:pPr>
   </w:style>
-  <w:style w:type="character" w:styleId="EncabezadoCar" w:customStyle="1">
+  <w:style w:type="character" w:customStyle="1" w:styleId="EncabezadoCar">
     <w:name w:val="Encabezado Car"/>
     <w:basedOn w:val="Fuentedeprrafopredeter"/>
     <w:link w:val="Encabezado"/>
@@ -28569,7 +28641,7 @@
       <w:spacing w:line="240" w:lineRule="auto"/>
     </w:pPr>
   </w:style>
-  <w:style w:type="character" w:styleId="PiedepginaCar" w:customStyle="1">
+  <w:style w:type="character" w:customStyle="1" w:styleId="PiedepginaCar">
     <w:name w:val="Pie de página Car"/>
     <w:basedOn w:val="Fuentedeprrafopredeter"/>
     <w:link w:val="Piedepgina"/>
@@ -28586,12 +28658,12 @@
       <w:spacing w:before="100" w:beforeAutospacing="1" w:after="100" w:afterAutospacing="1" w:line="240" w:lineRule="auto"/>
     </w:pPr>
     <w:rPr>
-      <w:rFonts w:ascii="Times New Roman" w:hAnsi="Times New Roman" w:eastAsia="Times New Roman" w:cs="Times New Roman"/>
+      <w:rFonts w:ascii="Times New Roman" w:eastAsia="Times New Roman" w:hAnsi="Times New Roman" w:cs="Times New Roman"/>
       <w:sz w:val="24"/>
       <w:szCs w:val="24"/>
     </w:rPr>
   </w:style>
-  <w:style w:type="character" w:styleId="Listavistosa-nfasis1Car" w:customStyle="1">
+  <w:style w:type="character" w:customStyle="1" w:styleId="Listavistosa-nfasis1Car">
     <w:name w:val="Lista vistosa - Énfasis 1 Car"/>
     <w:link w:val="Listavistosa-nfasis1"/>
     <w:uiPriority w:val="34"/>
@@ -28632,7 +28704,7 @@
       <w:tblPr/>
       <w:tcPr>
         <w:tcBorders>
-          <w:bottom w:val="single" w:color="FFFFFF" w:themeColor="background1" w:sz="12" w:space="0"/>
+          <w:bottom w:val="single" w:sz="12" w:space="0" w:color="FFFFFF" w:themeColor="background1"/>
         </w:tcBorders>
         <w:shd w:val="clear" w:color="auto" w:fill="9E3A38" w:themeFill="accent2" w:themeFillShade="CC"/>
       </w:tcPr>
@@ -28641,7 +28713,7 @@
       <w:tblPr/>
       <w:tcPr>
         <w:tcBorders>
-          <w:top w:val="single" w:color="000000" w:themeColor="text1" w:sz="12" w:space="0"/>
+          <w:top w:val="single" w:sz="12" w:space="0" w:color="000000" w:themeColor="text1"/>
         </w:tcBorders>
         <w:shd w:val="clear" w:color="auto" w:fill="FFFFFF" w:themeFill="background1"/>
       </w:tcPr>
@@ -28689,7 +28761,7 @@
       <w:u w:val="single"/>
     </w:rPr>
   </w:style>
-  <w:style w:type="character" w:styleId="Mencinsinresolver1" w:customStyle="1">
+  <w:style w:type="character" w:customStyle="1" w:styleId="Mencinsinresolver1">
     <w:name w:val="Mención sin resolver1"/>
     <w:basedOn w:val="Fuentedeprrafopredeter"/>
     <w:uiPriority w:val="99"/>
@@ -28730,7 +28802,7 @@
       <w:szCs w:val="18"/>
     </w:rPr>
   </w:style>
-  <w:style w:type="character" w:styleId="TextodegloboCar" w:customStyle="1">
+  <w:style w:type="character" w:customStyle="1" w:styleId="TextodegloboCar">
     <w:name w:val="Texto de globo Car"/>
     <w:basedOn w:val="Fuentedeprrafopredeter"/>
     <w:link w:val="Textodeglobo"/>
@@ -28770,7 +28842,7 @@
       <w:szCs w:val="20"/>
     </w:rPr>
   </w:style>
-  <w:style w:type="character" w:styleId="TextocomentarioCar" w:customStyle="1">
+  <w:style w:type="character" w:customStyle="1" w:styleId="TextocomentarioCar">
     <w:name w:val="Texto comentario Car"/>
     <w:basedOn w:val="Fuentedeprrafopredeter"/>
     <w:link w:val="Textocomentario"/>
@@ -28795,7 +28867,7 @@
       <w:bCs/>
     </w:rPr>
   </w:style>
-  <w:style w:type="character" w:styleId="AsuntodelcomentarioCar" w:customStyle="1">
+  <w:style w:type="character" w:customStyle="1" w:styleId="AsuntodelcomentarioCar">
     <w:name w:val="Asunto del comentario Car"/>
     <w:basedOn w:val="TextocomentarioCar"/>
     <w:link w:val="Asuntodelcomentario"/>
@@ -28809,7 +28881,7 @@
       <w:szCs w:val="20"/>
     </w:rPr>
   </w:style>
-  <w:style w:type="table" w:styleId="18" w:customStyle="1">
+  <w:style w:type="table" w:customStyle="1" w:styleId="18">
     <w:name w:val="18"/>
     <w:basedOn w:val="TableNormal2"/>
     <w:pPr>
@@ -28832,7 +28904,7 @@
       <w:shd w:val="clear" w:color="auto" w:fill="EDF2F8"/>
     </w:tcPr>
   </w:style>
-  <w:style w:type="table" w:styleId="17" w:customStyle="1">
+  <w:style w:type="table" w:customStyle="1" w:styleId="17">
     <w:name w:val="17"/>
     <w:basedOn w:val="TableNormal2"/>
     <w:pPr>
@@ -28855,7 +28927,7 @@
       <w:shd w:val="clear" w:color="auto" w:fill="EDF2F8"/>
     </w:tcPr>
   </w:style>
-  <w:style w:type="table" w:styleId="16" w:customStyle="1">
+  <w:style w:type="table" w:customStyle="1" w:styleId="16">
     <w:name w:val="16"/>
     <w:basedOn w:val="TableNormal2"/>
     <w:pPr>
@@ -28878,7 +28950,7 @@
       <w:shd w:val="clear" w:color="auto" w:fill="EDF2F8"/>
     </w:tcPr>
   </w:style>
-  <w:style w:type="table" w:styleId="15" w:customStyle="1">
+  <w:style w:type="table" w:customStyle="1" w:styleId="15">
     <w:name w:val="15"/>
     <w:basedOn w:val="TableNormal2"/>
     <w:pPr>
@@ -28901,7 +28973,7 @@
       <w:shd w:val="clear" w:color="auto" w:fill="EDF2F8"/>
     </w:tcPr>
   </w:style>
-  <w:style w:type="table" w:styleId="14" w:customStyle="1">
+  <w:style w:type="table" w:customStyle="1" w:styleId="14">
     <w:name w:val="14"/>
     <w:basedOn w:val="TableNormal2"/>
     <w:tblPr>
@@ -28913,7 +28985,7 @@
       </w:tblCellMar>
     </w:tblPr>
   </w:style>
-  <w:style w:type="table" w:styleId="13" w:customStyle="1">
+  <w:style w:type="table" w:customStyle="1" w:styleId="13">
     <w:name w:val="13"/>
     <w:basedOn w:val="TableNormal2"/>
     <w:tblPr>
@@ -28927,7 +28999,7 @@
       </w:tblCellMar>
     </w:tblPr>
   </w:style>
-  <w:style w:type="table" w:styleId="12" w:customStyle="1">
+  <w:style w:type="table" w:customStyle="1" w:styleId="12">
     <w:name w:val="12"/>
     <w:basedOn w:val="TableNormal2"/>
     <w:tblPr>
@@ -28941,7 +29013,7 @@
       </w:tblCellMar>
     </w:tblPr>
   </w:style>
-  <w:style w:type="table" w:styleId="11" w:customStyle="1">
+  <w:style w:type="table" w:customStyle="1" w:styleId="11">
     <w:name w:val="11"/>
     <w:basedOn w:val="TableNormal2"/>
     <w:tblPr>
@@ -28953,7 +29025,7 @@
       </w:tblCellMar>
     </w:tblPr>
   </w:style>
-  <w:style w:type="table" w:styleId="10" w:customStyle="1">
+  <w:style w:type="table" w:customStyle="1" w:styleId="10">
     <w:name w:val="10"/>
     <w:basedOn w:val="TableNormal2"/>
     <w:tblPr>
@@ -28965,7 +29037,7 @@
       </w:tblCellMar>
     </w:tblPr>
   </w:style>
-  <w:style w:type="table" w:styleId="9" w:customStyle="1">
+  <w:style w:type="table" w:customStyle="1" w:styleId="9">
     <w:name w:val="9"/>
     <w:basedOn w:val="TableNormal2"/>
     <w:pPr>
@@ -28988,7 +29060,7 @@
       <w:shd w:val="clear" w:color="auto" w:fill="EDF2F8"/>
     </w:tcPr>
   </w:style>
-  <w:style w:type="table" w:styleId="8" w:customStyle="1">
+  <w:style w:type="table" w:customStyle="1" w:styleId="8">
     <w:name w:val="8"/>
     <w:basedOn w:val="TableNormal2"/>
     <w:pPr>
@@ -29011,7 +29083,7 @@
       <w:shd w:val="clear" w:color="auto" w:fill="EDF2F8"/>
     </w:tcPr>
   </w:style>
-  <w:style w:type="table" w:styleId="7" w:customStyle="1">
+  <w:style w:type="table" w:customStyle="1" w:styleId="7">
     <w:name w:val="7"/>
     <w:basedOn w:val="TableNormal2"/>
     <w:pPr>
@@ -29034,7 +29106,7 @@
       <w:shd w:val="clear" w:color="auto" w:fill="EDF2F8"/>
     </w:tcPr>
   </w:style>
-  <w:style w:type="table" w:styleId="6" w:customStyle="1">
+  <w:style w:type="table" w:customStyle="1" w:styleId="6">
     <w:name w:val="6"/>
     <w:basedOn w:val="TableNormal2"/>
     <w:pPr>
@@ -29057,7 +29129,7 @@
       <w:shd w:val="clear" w:color="auto" w:fill="EDF2F8"/>
     </w:tcPr>
   </w:style>
-  <w:style w:type="table" w:styleId="5" w:customStyle="1">
+  <w:style w:type="table" w:customStyle="1" w:styleId="5">
     <w:name w:val="5"/>
     <w:basedOn w:val="TableNormal2"/>
     <w:pPr>
@@ -29080,7 +29152,7 @@
       <w:shd w:val="clear" w:color="auto" w:fill="EDF2F8"/>
     </w:tcPr>
   </w:style>
-  <w:style w:type="table" w:styleId="4" w:customStyle="1">
+  <w:style w:type="table" w:customStyle="1" w:styleId="4">
     <w:name w:val="4"/>
     <w:basedOn w:val="TableNormal2"/>
     <w:pPr>
@@ -29103,7 +29175,7 @@
       <w:shd w:val="clear" w:color="auto" w:fill="EDF2F8"/>
     </w:tcPr>
   </w:style>
-  <w:style w:type="table" w:styleId="3" w:customStyle="1">
+  <w:style w:type="table" w:customStyle="1" w:styleId="3">
     <w:name w:val="3"/>
     <w:basedOn w:val="TableNormal2"/>
     <w:pPr>
@@ -29126,7 +29198,7 @@
       <w:shd w:val="clear" w:color="auto" w:fill="EDF2F8"/>
     </w:tcPr>
   </w:style>
-  <w:style w:type="table" w:styleId="2" w:customStyle="1">
+  <w:style w:type="table" w:customStyle="1" w:styleId="2">
     <w:name w:val="2"/>
     <w:basedOn w:val="TableNormal2"/>
     <w:pPr>
@@ -29149,7 +29221,7 @@
       <w:shd w:val="clear" w:color="auto" w:fill="EDF2F8"/>
     </w:tcPr>
   </w:style>
-  <w:style w:type="table" w:styleId="1" w:customStyle="1">
+  <w:style w:type="table" w:customStyle="1" w:styleId="1">
     <w:name w:val="1"/>
     <w:basedOn w:val="TableNormal2"/>
     <w:pPr>
@@ -29172,7 +29244,7 @@
       <w:shd w:val="clear" w:color="auto" w:fill="EDF2F8"/>
     </w:tcPr>
   </w:style>
-  <w:style w:type="character" w:styleId="Mencinsinresolver2" w:customStyle="1">
+  <w:style w:type="character" w:customStyle="1" w:styleId="Mencinsinresolver2">
     <w:name w:val="Mención sin resolver2"/>
     <w:basedOn w:val="Fuentedeprrafopredeter"/>
     <w:uiPriority w:val="99"/>
@@ -29552,8 +29624,19 @@
 </file>
 
 <file path=customXml/item1.xml><?xml version="1.0" encoding="utf-8"?>
-<ct:contentTypeSchema xmlns:ct="http://schemas.microsoft.com/office/2006/metadata/contentType" xmlns:ma="http://schemas.microsoft.com/office/2006/metadata/properties/metaAttributes" ct:_="" ma:_="" ma:contentTypeName="Document" ma:contentTypeID="0x010100FC2B1768DD5A774EB396CCAB0DE361C1" ma:contentTypeVersion="12" ma:contentTypeDescription="Create a new document." ma:contentTypeScope="" ma:versionID="e457f0353dff4793ff65ec06f81c05a6">
-  <xsd:schema xmlns:xsd="http://www.w3.org/2001/XMLSchema" xmlns:xs="http://www.w3.org/2001/XMLSchema" xmlns:p="http://schemas.microsoft.com/office/2006/metadata/properties" xmlns:ns2="a70d3c18-0869-45a1-9f75-4b4b8f0f32be" xmlns:ns3="adccf511-daff-4bcb-9072-914cedbf4c7e" targetNamespace="http://schemas.microsoft.com/office/2006/metadata/properties" ma:root="true" ma:fieldsID="77b2bbbf03d6b979ebc72b50604a95f1" ns2:_="" ns3:_="">
+<p:properties xmlns:p="http://schemas.microsoft.com/office/2006/metadata/properties" xmlns:xsi="http://www.w3.org/2001/XMLSchema-instance" xmlns:pc="http://schemas.microsoft.com/office/infopath/2007/PartnerControls">
+  <documentManagement>
+    <TaxCatchAll xmlns="adccf511-daff-4bcb-9072-914cedbf4c7e" xsi:nil="true"/>
+    <lcf76f155ced4ddcb4097134ff3c332f xmlns="a70d3c18-0869-45a1-9f75-4b4b8f0f32be">
+      <Terms xmlns="http://schemas.microsoft.com/office/infopath/2007/PartnerControls"/>
+    </lcf76f155ced4ddcb4097134ff3c332f>
+  </documentManagement>
+</p:properties>
+</file>
+
+<file path=customXml/item2.xml><?xml version="1.0" encoding="utf-8"?>
+<ct:contentTypeSchema xmlns:ct="http://schemas.microsoft.com/office/2006/metadata/contentType" xmlns:ma="http://schemas.microsoft.com/office/2006/metadata/properties/metaAttributes" ct:_="" ma:_="" ma:contentTypeName="Documento" ma:contentTypeID="0x010100FC2B1768DD5A774EB396CCAB0DE361C1" ma:contentTypeVersion="12" ma:contentTypeDescription="Crear nuevo documento." ma:contentTypeScope="" ma:versionID="73bbb3c317121ea3087ce0564dba81cf">
+  <xsd:schema xmlns:xsd="http://www.w3.org/2001/XMLSchema" xmlns:xs="http://www.w3.org/2001/XMLSchema" xmlns:p="http://schemas.microsoft.com/office/2006/metadata/properties" xmlns:ns2="a70d3c18-0869-45a1-9f75-4b4b8f0f32be" xmlns:ns3="adccf511-daff-4bcb-9072-914cedbf4c7e" targetNamespace="http://schemas.microsoft.com/office/2006/metadata/properties" ma:root="true" ma:fieldsID="89b5199a66abea40ca7ec6b263fc5e35" ns2:_="" ns3:_="">
     <xsd:import namespace="a70d3c18-0869-45a1-9f75-4b4b8f0f32be"/>
     <xsd:import namespace="adccf511-daff-4bcb-9072-914cedbf4c7e"/>
     <xsd:element name="properties">
@@ -29618,7 +29701,7 @@
         <xsd:restriction base="dms:Unknown"/>
       </xsd:simpleType>
     </xsd:element>
-    <xsd:element name="lcf76f155ced4ddcb4097134ff3c332f" ma:index="16" nillable="true" ma:taxonomy="true" ma:internalName="lcf76f155ced4ddcb4097134ff3c332f" ma:taxonomyFieldName="MediaServiceImageTags" ma:displayName="Image Tags" ma:readOnly="false" ma:fieldId="{5cf76f15-5ced-4ddc-b409-7134ff3c332f}" ma:taxonomyMulti="true" ma:sspId="d33c8c81-5745-4931-bcc4-c2aeafe86780" ma:termSetId="09814cd3-568e-fe90-9814-8d621ff8fb84" ma:anchorId="fba54fb3-c3e1-fe81-a776-ca4b69148c4d" ma:open="true" ma:isKeyword="false">
+    <xsd:element name="lcf76f155ced4ddcb4097134ff3c332f" ma:index="16" nillable="true" ma:taxonomy="true" ma:internalName="lcf76f155ced4ddcb4097134ff3c332f" ma:taxonomyFieldName="MediaServiceImageTags" ma:displayName="Etiquetas de imagen" ma:readOnly="false" ma:fieldId="{5cf76f15-5ced-4ddc-b409-7134ff3c332f}" ma:taxonomyMulti="true" ma:sspId="d33c8c81-5745-4931-bcc4-c2aeafe86780" ma:termSetId="09814cd3-568e-fe90-9814-8d621ff8fb84" ma:anchorId="fba54fb3-c3e1-fe81-a776-ca4b69148c4d" ma:open="true" ma:isKeyword="false">
       <xsd:complexType>
         <xsd:sequence>
           <xsd:element ref="pc:Terms" minOccurs="0" maxOccurs="1"/>
@@ -29662,8 +29745,8 @@
         <xsd:element ref="dc:creator" minOccurs="0" maxOccurs="1"/>
         <xsd:element ref="dcterms:created" minOccurs="0" maxOccurs="1"/>
         <xsd:element ref="dc:identifier" minOccurs="0" maxOccurs="1"/>
-        <xsd:element name="contentType" minOccurs="0" maxOccurs="1" type="xsd:string" ma:index="0" ma:displayName="Content Type"/>
-        <xsd:element ref="dc:title" minOccurs="0" maxOccurs="1" ma:index="4" ma:displayName="Title"/>
+        <xsd:element name="contentType" minOccurs="0" maxOccurs="1" type="xsd:string" ma:index="0" ma:displayName="Tipo de contenido"/>
+        <xsd:element ref="dc:title" minOccurs="0" maxOccurs="1" ma:index="4" ma:displayName="Título"/>
         <xsd:element ref="dc:subject" minOccurs="0" maxOccurs="1"/>
         <xsd:element ref="dc:description" minOccurs="0" maxOccurs="1"/>
         <xsd:element name="keywords" minOccurs="0" maxOccurs="1" type="xsd:string"/>
@@ -29752,21 +29835,8 @@
 </ct:contentTypeSchema>
 </file>
 
-<file path=customXml/item2.xml><?xml version="1.0" encoding="utf-8"?>
-<p:properties xmlns:p="http://schemas.microsoft.com/office/2006/metadata/properties" xmlns:xsi="http://www.w3.org/2001/XMLSchema-instance" xmlns:pc="http://schemas.microsoft.com/office/infopath/2007/PartnerControls">
-  <documentManagement>
-    <TaxCatchAll xmlns="adccf511-daff-4bcb-9072-914cedbf4c7e" xsi:nil="true"/>
-    <lcf76f155ced4ddcb4097134ff3c332f xmlns="a70d3c18-0869-45a1-9f75-4b4b8f0f32be">
-      <Terms xmlns="http://schemas.microsoft.com/office/infopath/2007/PartnerControls"/>
-    </lcf76f155ced4ddcb4097134ff3c332f>
-  </documentManagement>
-</p:properties>
-</file>
-
 <file path=customXml/item3.xml><?xml version="1.0" encoding="utf-8"?>
-<go:gDocsCustomXmlDataStorage xmlns:go="http://customooxmlschemas.google.com/" xmlns:r="http://schemas.openxmlformats.org/officeDocument/2006/relationships">
-  <go:docsCustomData xmlns:go="http://customooxmlschemas.google.com/" roundtripDataSignature="AMtx7mgVwfTnThMJ3osM2v0+q+LoagmeAQ==">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</go:docsCustomData>
-</go:gDocsCustomXmlDataStorage>
+<b:Sources xmlns:b="http://schemas.openxmlformats.org/officeDocument/2006/bibliography" xmlns="http://schemas.openxmlformats.org/officeDocument/2006/bibliography" SelectedStyle="\APASixthEditionOfficeOnline.xsl" StyleName="APA" Version="6"/>
 </file>
 
 <file path=customXml/item4.xml><?xml version="1.0" encoding="utf-8"?>
@@ -29779,14 +29849,12 @@
 </file>
 
 <file path=customXml/item5.xml><?xml version="1.0" encoding="utf-8"?>
-<b:Sources xmlns:b="http://schemas.openxmlformats.org/officeDocument/2006/bibliography" xmlns="http://schemas.openxmlformats.org/officeDocument/2006/bibliography" SelectedStyle="\APASixthEditionOfficeOnline.xsl" StyleName="APA" Version="6"/>
+<go:gDocsCustomXmlDataStorage xmlns:go="http://customooxmlschemas.google.com/" xmlns:r="http://schemas.openxmlformats.org/officeDocument/2006/relationships">
+  <go:docsCustomData xmlns:go="http://customooxmlschemas.google.com/" roundtripDataSignature="AMtx7mgVwfTnThMJ3osM2v0+q+LoagmeAQ==">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</go:docsCustomData>
+</go:gDocsCustomXmlDataStorage>
 </file>
 
 <file path=customXml/itemProps1.xml><?xml version="1.0" encoding="utf-8"?>
-<ds:datastoreItem xmlns:ds="http://schemas.openxmlformats.org/officeDocument/2006/customXml" ds:itemID="{4FE1E3EA-0DFC-4A3C-81AE-A97767AE4752}"/>
-</file>
-
-<file path=customXml/itemProps2.xml><?xml version="1.0" encoding="utf-8"?>
 <ds:datastoreItem xmlns:ds="http://schemas.openxmlformats.org/officeDocument/2006/customXml" ds:itemID="{F37F9110-465B-45DF-8B3C-CE0F643F750C}">
   <ds:schemaRefs>
     <ds:schemaRef ds:uri="http://schemas.microsoft.com/office/2006/metadata/properties"/>
@@ -29797,11 +29865,14 @@
 </ds:datastoreItem>
 </file>
 
+<file path=customXml/itemProps2.xml><?xml version="1.0" encoding="utf-8"?>
+<ds:datastoreItem xmlns:ds="http://schemas.openxmlformats.org/officeDocument/2006/customXml" ds:itemID="{16345DE4-06F8-4964-8918-6D80A706CD75}"/>
+</file>
+
 <file path=customXml/itemProps3.xml><?xml version="1.0" encoding="utf-8"?>
-<ds:datastoreItem xmlns:ds="http://schemas.openxmlformats.org/officeDocument/2006/customXml" ds:itemID="{11111111-1234-1234-1234-123412341234}">
+<ds:datastoreItem xmlns:ds="http://schemas.openxmlformats.org/officeDocument/2006/customXml" ds:itemID="{2C5633F0-6BF3-4855-BB0D-2569BE3AEA34}">
   <ds:schemaRefs>
-    <ds:schemaRef ds:uri="http://customooxmlschemas.google.com/"/>
-    <ds:schemaRef ds:uri="http://schemas.openxmlformats.org/officeDocument/2006/relationships"/>
+    <ds:schemaRef ds:uri="http://schemas.openxmlformats.org/officeDocument/2006/bibliography"/>
   </ds:schemaRefs>
 </ds:datastoreItem>
 </file>
@@ -29815,9 +29886,10 @@
 </file>
 
 <file path=customXml/itemProps5.xml><?xml version="1.0" encoding="utf-8"?>
-<ds:datastoreItem xmlns:ds="http://schemas.openxmlformats.org/officeDocument/2006/customXml" ds:itemID="{2C5633F0-6BF3-4855-BB0D-2569BE3AEA34}">
+<ds:datastoreItem xmlns:ds="http://schemas.openxmlformats.org/officeDocument/2006/customXml" ds:itemID="{11111111-1234-1234-1234-123412341234}">
   <ds:schemaRefs>
-    <ds:schemaRef ds:uri="http://schemas.openxmlformats.org/officeDocument/2006/bibliography"/>
+    <ds:schemaRef ds:uri="http://customooxmlschemas.google.com/"/>
+    <ds:schemaRef ds:uri="http://schemas.openxmlformats.org/officeDocument/2006/relationships"/>
   </ds:schemaRefs>
 </ds:datastoreItem>
 </file>